--- a/zht/docx/032.content.docx
+++ b/zht/docx/032.content.docx
@@ -149,27 +149,7 @@
         <w:rPr>
           <w:lang w:val="zh_TW" w:bidi="zh_TW"/>
         </w:rPr>
-        <w:t>fang</w:t>
-      </w:r>
-      <w:r>
-        <w:rPr>
-          <w:lang w:val="zh_TW" w:bidi="zh_TW"/>
-        </w:rPr>
-      </w:r>
-    </w:p>
-    <w:p>
-      <w:pPr/>
-      <w:r>
-        <w:rPr>
-          <w:lang w:val="zh_TW" w:bidi="zh_TW"/>
-        </w:rPr>
-      </w:r>
-      <w:r>
-        <w:rPr>
-          <w:i/>
-          <w:lang w:val="zh_TW" w:bidi="zh_TW"/>
-        </w:rPr>
-        <w:t>房角石, 房屋與住處</w:t>
+        <w:t>fa</w:t>
       </w:r>
       <w:r>
         <w:rPr>
@@ -232,7 +212,7 @@
         <w:rPr>
           <w:lang w:val="zh_TW" w:bidi="zh_TW"/>
         </w:rPr>
-        <w:t>房角石</w:t>
+        <w:t>法利賽人</w:t>
       </w:r>
       <w:r>
         <w:rPr>
@@ -251,7 +231,7 @@
         <w:rPr>
           <w:lang w:val="zh_TW" w:bidi="zh_TW"/>
         </w:rPr>
-        <w:t>新約中用以描述耶穌崇高地位的術語。</w:t>
+        <w:t>在新約時期活躍於巴勒斯坦的宗教派別。福音書一直都將法利賽人描繪為耶穌的對手。一般認為，法利賽人在第一世紀初代表主流猶太教，並且他們有一系列特徵，在道德上令人反感。因此，大多數聖經字典和類似的參考書籍，都將法利賽人描繪為貪婪、偽善、缺乏正義感、過分關注律法的字面細節，並且不注意舊約的屬靈意義。人們認為，這些特徵和其他特徵進一步廣泛塑造猶太教。</w:t>
       </w:r>
     </w:p>
     <w:p>
@@ -265,7 +245,84 @@
         <w:rPr>
           <w:lang w:val="zh_TW" w:bidi="zh_TW"/>
         </w:rPr>
-        <w:t>耶穌在凶惡園戶的比喻中使用這個詞來指自己（</w:t>
+        <w:t>這種對法利賽人猶太教的普遍看法，存在幾個問題。首先，福音書本身提供了一些重要信息，似乎與這種觀點不一致。其次，拉比猶太教的主要文獻（如米示拿、塔木德和米大示）都是正面且值得讚美的。第三，尤其是自從死海古卷出土後，越來越清楚的是，在公元70年之前，法利賽人只在一個高度多元化的社會中構成一個小運動；無論他們的受歡迎程度和影響力如何，都很難被視為猶太教的代表。</w:t>
+      </w:r>
+    </w:p>
+    <w:p>
+      <w:pPr>
+        <w:pStyle w:val="Heading3"/>
+      </w:pPr>
+      <w:r>
+        <w:rPr>
+          <w:lang w:val="zh_TW" w:bidi="zh_TW"/>
+        </w:rPr>
+        <w:t>起源</w:t>
+      </w:r>
+    </w:p>
+    <w:p>
+      <w:pPr/>
+      <w:r>
+        <w:rPr>
+          <w:lang w:val="zh_TW" w:bidi="zh_TW"/>
+        </w:rPr>
+      </w:r>
+      <w:r>
+        <w:rPr>
+          <w:lang w:val="zh_TW" w:bidi="zh_TW"/>
+        </w:rPr>
+        <w:t>法利賽人的起源不甚明確。根據猶太傳統，法利賽（即拉比）猶太教可以追溯到以斯拉和公元前五世紀文士運動的開端。在另一個極端，一些學者認為，公元前二世紀前的歷史文獻沒有明確提到法利賽人，因此法利賽主義是在馬加比起義（公元前167年）後突然出現的。許多專家認為，也許早在公元前三世紀，就可以找到法利賽主義初期形式的證據（如在《約書亞</w:t>
+      </w:r>
+      <w:r>
+        <w:rPr>
+          <w:lang w:val="zh_TW" w:bidi="zh_TW"/>
+        </w:rPr>
+        <w:t>〔</w:t>
+      </w:r>
+      <w:r>
+        <w:rPr>
+          <w:lang w:val="zh_TW" w:bidi="zh_TW"/>
+        </w:rPr>
+        <w:t>耶穌</w:t>
+      </w:r>
+      <w:r>
+        <w:rPr>
+          <w:lang w:val="zh_TW" w:bidi="zh_TW"/>
+        </w:rPr>
+        <w:t>〕</w:t>
+      </w:r>
+      <w:r>
+        <w:rPr>
+          <w:lang w:val="zh_TW" w:bidi="zh_TW"/>
+        </w:rPr>
+        <w:t>便西拉智訓》中，又稱《便西拉智訓》，天主教譯為《德訓篇》）。此外，與文士工作相關的思想活動，可能確實與法利賽人的發展有關。此外，在馬加比起義之前，一些法利賽人獨特的關注，很可能與哈西典人（「忠心的一群」，反對猶太社會受希臘影響的傳統主義者）的發展有關。</w:t>
+      </w:r>
+    </w:p>
+    <w:p>
+      <w:pPr/>
+      <w:r>
+        <w:rPr>
+          <w:lang w:val="zh_TW" w:bidi="zh_TW"/>
+        </w:rPr>
+      </w:r>
+      <w:r>
+        <w:rPr>
+          <w:lang w:val="zh_TW" w:bidi="zh_TW"/>
+        </w:rPr>
+        <w:t>根據一種流行且合理的解釋，哈西典對馬加比統治者感到失望，因為他們的行為在幾方面傷害了猶太人的感情。一些哈西典人與國家分離，發展成為不願屈從的教派，例如愛色尼派。留下來的則試圖對猶太生活施加影響，並發展成為法利賽教派。</w:t>
+      </w:r>
+    </w:p>
+    <w:p>
+      <w:pPr/>
+      <w:r>
+        <w:rPr>
+          <w:lang w:val="zh_TW" w:bidi="zh_TW"/>
+        </w:rPr>
+      </w:r>
+      <w:r>
+        <w:rPr>
+          <w:lang w:val="zh_TW" w:bidi="zh_TW"/>
+        </w:rPr>
+        <w:t>在接下來的一個世紀，法利賽人的政治影響力不大，但無疑在猶太事務中扮演了重要角色。在新約時代，他們受廣泛認可為宗教領袖。約瑟夫告訴我們，他屬於這個教派，他在公元一世紀末寫道，法利賽人「說服了許多的民眾，無論是敬拜、祈禱或獻祭，民眾都完全遵照他們的指示而行；甚至有多個城市都因為他們在生活上及言行上的高尚德行而頒發證書給他們」（猶太古史記 18.15）。我們無法確定這一描述是否適用於公元70年之前的時期，但福音書本身的證據在某程度上證實了這一點。比如，稅吏和法利賽人的比喻（</w:t>
       </w:r>
       <w:hyperlink r:id="rId13">
         <w:r>
@@ -276,14 +333,39 @@
             <w:color w:val="0000EE"/>
             <w:u w:val="single"/>
           </w:rPr>
-          <w:t>太21:42</w:t>
+          <w:t>路18:9–14</w:t>
         </w:r>
       </w:hyperlink>
       <w:r>
         <w:rPr>
           <w:lang w:val="zh_TW" w:bidi="zh_TW"/>
         </w:rPr>
-        <w:t>；</w:t>
+        <w:t>）雖然譴責法利賽人，但其意義在於我們理解它所宣告的角色逆轉：回家時被稱為義人的，是邪惡的稅吏，而不是通常被認為是義人那位。</w:t>
+      </w:r>
+    </w:p>
+    <w:p>
+      <w:pPr>
+        <w:pStyle w:val="Heading3"/>
+      </w:pPr>
+      <w:r>
+        <w:rPr>
+          <w:lang w:val="zh_TW" w:bidi="zh_TW"/>
+        </w:rPr>
+        <w:t>基本特徵</w:t>
+      </w:r>
+    </w:p>
+    <w:p>
+      <w:pPr/>
+      <w:r>
+        <w:rPr>
+          <w:lang w:val="zh_TW" w:bidi="zh_TW"/>
+        </w:rPr>
+      </w:r>
+      <w:r>
+        <w:rPr>
+          <w:lang w:val="zh_TW" w:bidi="zh_TW"/>
+        </w:rPr>
+        <w:t>學者對法利賽人有何基本特徵，存在嚴重分歧，因此無法準確描述法利賽人。有些人強調「分離」的概念，部分原因是基於名字的假定詞源（來自希伯來文parush：「分離者」，雖然也有其他建議）。一個更為細緻的觀點則強調法利賽人對儀式、禮儀潔淨的關注（參</w:t>
       </w:r>
       <w:hyperlink r:id="rId14">
         <w:r>
@@ -294,14 +376,42 @@
             <w:color w:val="0000EE"/>
             <w:u w:val="single"/>
           </w:rPr>
-          <w:t>可12:10</w:t>
+          <w:t>可7:1–4</w:t>
         </w:r>
       </w:hyperlink>
       <w:r>
         <w:rPr>
           <w:lang w:val="zh_TW" w:bidi="zh_TW"/>
         </w:rPr>
-        <w:t>；</w:t>
+        <w:t>）。一些證據表明，法利賽人希望將祭司儀式普遍應用於民眾（這一因素可能有助解釋，為何法利賽較易適應公元70年後聖殿及聖殿獻祭的缺失）。還有一種觀點認為，法利賽人是學者階層，他們與文士（律法專家）之間的密切聯繫使這觀點更為可信，因為後來許多拉比文獻反映了他們對知識追求，特別是關於妥拉意義和應用的詳細邏輯論證中。</w:t>
+      </w:r>
+    </w:p>
+    <w:p>
+      <w:pPr/>
+      <w:r>
+        <w:rPr>
+          <w:lang w:val="zh_TW" w:bidi="zh_TW"/>
+        </w:rPr>
+      </w:r>
+      <w:r>
+        <w:rPr>
+          <w:lang w:val="zh_TW" w:bidi="zh_TW"/>
+        </w:rPr>
+        <w:t>這些不同的方法並不是互相排斥的。此外，人們似乎普遍認同法利賽主義的一個基本神學信念，即他們堅持兩重律法概念：成書妥拉（舊約，主要是摩西五經）和口傳妥拉（由許多代拉比傳下來的傳統）。這無疑是一個特徵，將他們與撒都該人區分（參約瑟夫的《猶太古史記》13.297–98）。後者只接受摩西之書的權柄，並強烈主張法利賽人對口傳傳統的重視，代表了無法辯護的創新。這些傳統試圖規範人們在神面前的生活，隨著時間的推移變得越來越詳細，最終整理成一部單一文件，即米示拿（約公元210年）。在其發展過程中的某個時候，出現了一種觀點，即口傳律法本身是由神賜給摩西的，因此與聖經同有神聖的權柄。</w:t>
+      </w:r>
+    </w:p>
+    <w:p>
+      <w:pPr/>
+      <w:r>
+        <w:rPr>
+          <w:lang w:val="zh_TW" w:bidi="zh_TW"/>
+        </w:rPr>
+      </w:r>
+      <w:r>
+        <w:rPr>
+          <w:lang w:val="zh_TW" w:bidi="zh_TW"/>
+        </w:rPr>
+        <w:t>仔細查看新約，有助於理解這一特徵的本質，這特徵最能解釋法利賽觀點與福音信息之間的衝突。比如，使徒保羅強調他使徒宣講的獨特性，將其與他年輕時熱心追求的「祖宗的遺傳」進行對比（</w:t>
       </w:r>
       <w:hyperlink r:id="rId15">
         <w:r>
@@ -312,14 +422,14 @@
             <w:color w:val="0000EE"/>
             <w:u w:val="single"/>
           </w:rPr>
-          <w:t>路20:17</w:t>
+          <w:t>加1:14</w:t>
         </w:r>
       </w:hyperlink>
       <w:r>
         <w:rPr>
           <w:lang w:val="zh_TW" w:bidi="zh_TW"/>
         </w:rPr>
-        <w:t>）。此比喻的背景是耶穌在耶路撒冷最後的事工期間，潔淨聖殿後，猶太宗教領袖質疑祂的行動。耶穌用比喻回應他們，象徵性地描述了耶穌與這些領袖的關係。比喻中，猶太宗教領袖被描繪為看守葡萄園的惡園戶，葡萄園象徵神的百姓。惡園戶拒絕尊敬園主（代表神），最終殺害了園主的兒子（象徵耶穌）。比喻預言了耶穌的受死，耶穌引用猶太領袖熟悉的經文</w:t>
+        <w:t>）。特別具啟發性的是</w:t>
       </w:r>
       <w:hyperlink r:id="rId16">
         <w:r>
@@ -330,14 +440,38 @@
             <w:color w:val="0000EE"/>
             <w:u w:val="single"/>
           </w:rPr>
-          <w:t>詩篇一一八篇22至23節</w:t>
+          <w:t>馬可福音第七章</w:t>
         </w:r>
       </w:hyperlink>
       <w:r>
         <w:rPr>
           <w:lang w:val="zh_TW" w:bidi="zh_TW"/>
         </w:rPr>
-        <w:t>（參</w:t>
+        <w:t>的關鍵段落，記載法利賽人向耶穌抱怨：「</w:t>
+      </w:r>
+      <w:r>
+        <w:rPr>
+          <w:lang w:val="zh_TW" w:bidi="zh_TW"/>
+        </w:rPr>
+        <w:t>你的門徒為甚麼不照古人的遺傳，用</w:t>
+      </w:r>
+      <w:r>
+        <w:rPr>
+          <w:lang w:val="zh_TW" w:bidi="zh_TW"/>
+        </w:rPr>
+        <w:t>『俗』</w:t>
+      </w:r>
+      <w:r>
+        <w:rPr>
+          <w:lang w:val="zh_TW" w:bidi="zh_TW"/>
+        </w:rPr>
+        <w:t>手吃飯呢？</w:t>
+      </w:r>
+      <w:r>
+        <w:rPr>
+          <w:lang w:val="zh_TW" w:bidi="zh_TW"/>
+        </w:rPr>
+        <w:t>」（第</w:t>
       </w:r>
       <w:hyperlink r:id="rId17">
         <w:r>
@@ -348,28 +482,14 @@
             <w:color w:val="0000EE"/>
             <w:u w:val="single"/>
           </w:rPr>
-          <w:t>賽28:16</w:t>
+          <w:t>5</w:t>
         </w:r>
       </w:hyperlink>
       <w:r>
         <w:rPr>
           <w:lang w:val="zh_TW" w:bidi="zh_TW"/>
         </w:rPr>
-        <w:t>），表明這段經文談及祂被棄絕與被高舉。雖然猶太領袖棄絕了耶穌，但神使祂成為房角石。</w:t>
-      </w:r>
-    </w:p>
-    <w:p>
-      <w:pPr/>
-      <w:r>
-        <w:rPr>
-          <w:lang w:val="zh_TW" w:bidi="zh_TW"/>
-        </w:rPr>
-      </w:r>
-      <w:r>
-        <w:rPr>
-          <w:lang w:val="zh_TW" w:bidi="zh_TW"/>
-        </w:rPr>
-        <w:t>其次，在</w:t>
+        <w:t>節）。基督的回答以嚴厲的指控反駁他們的批評：「你們是離棄神的誡命，拘守人的遺傳……這就是你們承接遺傳，廢了神的道」（第</w:t>
       </w:r>
       <w:hyperlink r:id="rId18">
         <w:r>
@@ -380,14 +500,14 @@
             <w:color w:val="0000EE"/>
             <w:u w:val="single"/>
           </w:rPr>
-          <w:t>使徒行傳四章11節</w:t>
+          <w:t>8</w:t>
         </w:r>
       </w:hyperlink>
       <w:r>
         <w:rPr>
           <w:lang w:val="zh_TW" w:bidi="zh_TW"/>
         </w:rPr>
-        <w:t>，彼得在耶路撒冷的猶太領袖前辯護時，也使用了這個詞。他解釋聖殿門口瘸腿的乞丐得醫治是因奉拿撒勒人耶穌基督的名，這位耶穌曾被他們釘十字架，但神使祂復活（</w:t>
+        <w:t>、</w:t>
       </w:r>
       <w:hyperlink r:id="rId19">
         <w:r>
@@ -398,14 +518,14 @@
             <w:color w:val="0000EE"/>
             <w:u w:val="single"/>
           </w:rPr>
-          <w:t>10</w:t>
+          <w:t>13</w:t>
         </w:r>
       </w:hyperlink>
       <w:r>
         <w:rPr>
           <w:lang w:val="zh_TW" w:bidi="zh_TW"/>
         </w:rPr>
-        <w:t>節）。彼得引用</w:t>
+        <w:t>節；參見</w:t>
       </w:r>
       <w:hyperlink r:id="rId20">
         <w:r>
@@ -416,14 +536,14 @@
             <w:color w:val="0000EE"/>
             <w:u w:val="single"/>
           </w:rPr>
-          <w:t>詩篇一一八篇22節</w:t>
+          <w:t>太15:1–6</w:t>
         </w:r>
       </w:hyperlink>
       <w:r>
         <w:rPr>
           <w:lang w:val="zh_TW" w:bidi="zh_TW"/>
         </w:rPr>
-        <w:t>，來確認這一事件符合聖經。他將被棄的石頭比作耶穌的受死，將成為房角石比作耶穌的復活與高舉，表明「房角石」象徵耶穌與父神同享的崇高地位。</w:t>
+        <w:t>）。</w:t>
       </w:r>
     </w:p>
     <w:p>
@@ -432,6 +552,12 @@
         <w:rPr>
           <w:lang w:val="zh_TW" w:bidi="zh_TW"/>
         </w:rPr>
+      </w:r>
+      <w:r>
+        <w:rPr>
+          <w:lang w:val="zh_TW" w:bidi="zh_TW"/>
+        </w:rPr>
+        <w:t>法利賽人重視他們對律法的解釋，此舉削弱了神啟示的權柄。更糟的是，這些解釋的巧妙之處在於，通過放寬神的標準來扭曲恩典的教義。耶穌在</w:t>
       </w:r>
       <w:hyperlink r:id="rId21">
         <w:r>
@@ -442,14 +568,28 @@
             <w:color w:val="0000EE"/>
             <w:u w:val="single"/>
           </w:rPr>
-          <w:t>彼前書二章6至7節</w:t>
+          <w:t>馬可福音七章10至12節</w:t>
         </w:r>
       </w:hyperlink>
       <w:r>
         <w:rPr>
           <w:lang w:val="zh_TW" w:bidi="zh_TW"/>
         </w:rPr>
-        <w:t>也提到房角石。在第</w:t>
+        <w:t>中使用的例子表明，一項拉比的規條——各耳板，使人們可以忽視第五誡並覺得這樣做是合理的。</w:t>
+      </w:r>
+    </w:p>
+    <w:p>
+      <w:pPr/>
+      <w:r>
+        <w:rPr>
+          <w:lang w:val="zh_TW" w:bidi="zh_TW"/>
+        </w:rPr>
+      </w:r>
+      <w:r>
+        <w:rPr>
+          <w:lang w:val="zh_TW" w:bidi="zh_TW"/>
+        </w:rPr>
+        <w:t>法利賽人的規條複雜繁多，但至少人們可以遵守。那些嚴格遵循拉比傳統的人，可能誤以為自己的行為滿足了神的要求（參保羅對自己悔改前態度的描述，</w:t>
       </w:r>
       <w:hyperlink r:id="rId22">
         <w:r>
@@ -460,16 +600,16 @@
             <w:color w:val="0000EE"/>
             <w:u w:val="single"/>
           </w:rPr>
-          <w:t>4</w:t>
+          <w:t>腓3:6</w:t>
         </w:r>
       </w:hyperlink>
       <w:r>
         <w:rPr>
           <w:lang w:val="zh_TW" w:bidi="zh_TW"/>
         </w:rPr>
-        <w:t>節中，彼得將</w:t>
-      </w:r>
-      <w:hyperlink r:id="rId20">
+        <w:t>），他們淡然面對自己的罪，並有著虛假的屬靈安全感，以致不必再依靠神的憐憫。這當然是稅吏和法利賽人比喻的要點（</w:t>
+      </w:r>
+      <w:hyperlink r:id="rId13">
         <w:r>
           <w:rPr>
             <w:lang w:val="zh_TW" w:bidi="zh_TW"/>
@@ -478,32 +618,26 @@
             <w:color w:val="0000EE"/>
             <w:u w:val="single"/>
           </w:rPr>
-          <w:t>詩篇一一八篇22節</w:t>
+          <w:t>路18:9–14</w:t>
         </w:r>
       </w:hyperlink>
       <w:r>
         <w:rPr>
           <w:lang w:val="zh_TW" w:bidi="zh_TW"/>
         </w:rPr>
-        <w:t>中被棄的石頭與</w:t>
-      </w:r>
-      <w:hyperlink r:id="rId17">
-        <w:r>
-          <w:rPr>
-            <w:lang w:val="zh_TW" w:bidi="zh_TW"/>
-          </w:rPr>
-          <w:rPr>
-            <w:color w:val="0000EE"/>
-            <w:u w:val="single"/>
-          </w:rPr>
-          <w:t>以賽亞書二十八章16節</w:t>
-        </w:r>
-      </w:hyperlink>
-      <w:r>
-        <w:rPr>
-          <w:lang w:val="zh_TW" w:bidi="zh_TW"/>
-        </w:rPr>
-        <w:t>中的「被揀選和寶貴的石頭」結合，並加入他自己經歷耶穌復活的生命見證。彼得鼓勵讀者來到耶穌面前，藉此成為靈宮，被建造成為神的居所。這個意象用來突顯耶穌的崇高本質。在第</w:t>
+        <w:t>）。相比之下，耶穌要求的公義遠高於法利賽人：「要完全，</w:t>
+      </w:r>
+      <w:r>
+        <w:rPr>
+          <w:lang w:val="zh_TW" w:bidi="zh_TW"/>
+        </w:rPr>
+        <w:t>像你們的天父完全一樣</w:t>
+      </w:r>
+      <w:r>
+        <w:rPr>
+          <w:lang w:val="zh_TW" w:bidi="zh_TW"/>
+        </w:rPr>
+        <w:t>」（</w:t>
       </w:r>
       <w:hyperlink r:id="rId23">
         <w:r>
@@ -514,32 +648,14 @@
             <w:color w:val="0000EE"/>
             <w:u w:val="single"/>
           </w:rPr>
-          <w:t>6</w:t>
+          <w:t>太5:48</w:t>
         </w:r>
       </w:hyperlink>
       <w:r>
         <w:rPr>
           <w:lang w:val="zh_TW" w:bidi="zh_TW"/>
         </w:rPr>
-        <w:t>節中，彼得引用</w:t>
-      </w:r>
-      <w:hyperlink r:id="rId17">
-        <w:r>
-          <w:rPr>
-            <w:lang w:val="zh_TW" w:bidi="zh_TW"/>
-          </w:rPr>
-          <w:rPr>
-            <w:color w:val="0000EE"/>
-            <w:u w:val="single"/>
-          </w:rPr>
-          <w:t>以賽亞書二十八章16節</w:t>
-        </w:r>
-      </w:hyperlink>
-      <w:r>
-        <w:rPr>
-          <w:lang w:val="zh_TW" w:bidi="zh_TW"/>
-        </w:rPr>
-        <w:t>，論到「被揀選和寶貴的房角石」，並將其與信徒聯繫起來。而第</w:t>
+        <w:t>；參</w:t>
       </w:r>
       <w:hyperlink r:id="rId24">
         <w:r>
@@ -550,50 +666,14 @@
             <w:color w:val="0000EE"/>
             <w:u w:val="single"/>
           </w:rPr>
-          <w:t>7至8</w:t>
+          <w:t>20節</w:t>
         </w:r>
       </w:hyperlink>
       <w:r>
         <w:rPr>
           <w:lang w:val="zh_TW" w:bidi="zh_TW"/>
         </w:rPr>
-        <w:t>節則引用</w:t>
-      </w:r>
-      <w:hyperlink r:id="rId20">
-        <w:r>
-          <w:rPr>
-            <w:lang w:val="zh_TW" w:bidi="zh_TW"/>
-          </w:rPr>
-          <w:rPr>
-            <w:color w:val="0000EE"/>
-            <w:u w:val="single"/>
-          </w:rPr>
-          <w:t>詩篇一一八篇22節</w:t>
-        </w:r>
-      </w:hyperlink>
-      <w:r>
-        <w:rPr>
-          <w:lang w:val="zh_TW" w:bidi="zh_TW"/>
-        </w:rPr>
-        <w:t>和</w:t>
-      </w:r>
-      <w:hyperlink r:id="rId25">
-        <w:r>
-          <w:rPr>
-            <w:lang w:val="zh_TW" w:bidi="zh_TW"/>
-          </w:rPr>
-          <w:rPr>
-            <w:color w:val="0000EE"/>
-            <w:u w:val="single"/>
-          </w:rPr>
-          <w:t>以賽亞書八章14節</w:t>
-        </w:r>
-      </w:hyperlink>
-      <w:r>
-        <w:rPr>
-          <w:lang w:val="zh_TW" w:bidi="zh_TW"/>
-        </w:rPr>
-        <w:t>，提到絆腳的石頭，並將其與不信者聯繫起來。彼得的目的是向讀者顯明耶穌崇高的地位，並鼓勵他們記念蒙召歸向的主。</w:t>
+        <w:t>）。</w:t>
       </w:r>
     </w:p>
     <w:p>
@@ -605,818 +685,6 @@
       </w:r>
       <w:r>
         <w:rPr>
-          <w:lang w:val="zh_TW" w:bidi="zh_TW"/>
-        </w:rPr>
-        <w:t>顯然，舊約中關於房角石的概念在新約中應用在耶穌身上，是為了強調祂與父神同享的崇高地位，並藉此鼓勵信徒。在</w:t>
-      </w:r>
-      <w:hyperlink r:id="rId26">
-        <w:r>
-          <w:rPr>
-            <w:lang w:val="zh_TW" w:bidi="zh_TW"/>
-          </w:rPr>
-          <w:rPr>
-            <w:color w:val="0000EE"/>
-            <w:u w:val="single"/>
-          </w:rPr>
-          <w:t>以弗所書二章20節</w:t>
-        </w:r>
-      </w:hyperlink>
-      <w:r>
-        <w:rPr>
-          <w:lang w:val="zh_TW" w:bidi="zh_TW"/>
-        </w:rPr>
-        <w:t>中，也簡要提到基督耶穌是建立教會的房角石。</w:t>
-      </w:r>
-      <w:r>
-        <w:rPr>
-          <w:lang w:val="zh_TW" w:bidi="zh_TW"/>
-        </w:rPr>
-      </w:r>
-      <w:r>
-        <w:rPr>
-          <w:lang w:val="zh_TW" w:bidi="zh_TW"/>
-        </w:rPr>
-      </w:r>
-    </w:p>
-    <w:p>
-      <w:pPr/>
-      <w:r>
-        <w:rPr>
-          <w:lang w:val="zh_TW" w:bidi="zh_TW"/>
-        </w:rPr>
-      </w:r>
-    </w:p>
-    <w:p>
-      <w:pPr>
-        <w:pStyle w:val="Heading2"/>
-      </w:pPr>
-      <w:r>
-        <w:rPr>
-          <w:lang w:val="zh_TW" w:bidi="zh_TW"/>
-        </w:rPr>
-        <w:t>房屋與住處</w:t>
-      </w:r>
-      <w:r>
-        <w:rPr>
-          <w:lang w:val="zh_TW" w:bidi="zh_TW"/>
-        </w:rPr>
-      </w:r>
-    </w:p>
-    <w:p>
-      <w:pPr/>
-      <w:r>
-        <w:rPr>
-          <w:lang w:val="zh_TW" w:bidi="zh_TW"/>
-        </w:rPr>
-      </w:r>
-      <w:r>
-        <w:rPr>
-          <w:lang w:val="zh_TW" w:bidi="zh_TW"/>
-        </w:rPr>
-        <w:t>概述</w:t>
-      </w:r>
-    </w:p>
-    <w:p>
-      <w:pPr>
-        <w:pStyle w:val="ListBullet"/>
-        <w:spacing w:line="240" w:lineRule="auto"/>
-        <w:ind w:left="720"/>
-      </w:pPr>
-      <w:r>
-        <w:rPr>
-          <w:lang w:val="zh_TW" w:bidi="zh_TW"/>
-        </w:rPr>
-      </w:r>
-      <w:r>
-        <w:rPr>
-          <w:lang w:val="zh_TW" w:bidi="zh_TW"/>
-        </w:rPr>
-        <w:t>青銅器時代中期的房屋</w:t>
-      </w:r>
-    </w:p>
-    <w:p>
-      <w:pPr>
-        <w:pStyle w:val="ListBullet"/>
-        <w:spacing w:line="240" w:lineRule="auto"/>
-        <w:ind w:left="720"/>
-      </w:pPr>
-      <w:r>
-        <w:rPr>
-          <w:lang w:val="zh_TW" w:bidi="zh_TW"/>
-        </w:rPr>
-      </w:r>
-      <w:r>
-        <w:rPr>
-          <w:lang w:val="zh_TW" w:bidi="zh_TW"/>
-        </w:rPr>
-        <w:t>青銅器時代晚期的房屋</w:t>
-      </w:r>
-    </w:p>
-    <w:p>
-      <w:pPr>
-        <w:pStyle w:val="ListBullet"/>
-        <w:spacing w:line="240" w:lineRule="auto"/>
-        <w:ind w:left="720"/>
-      </w:pPr>
-      <w:r>
-        <w:rPr>
-          <w:lang w:val="zh_TW" w:bidi="zh_TW"/>
-        </w:rPr>
-      </w:r>
-      <w:r>
-        <w:rPr>
-          <w:lang w:val="zh_TW" w:bidi="zh_TW"/>
-        </w:rPr>
-        <w:t>鐵器時代的以色列人的房屋</w:t>
-      </w:r>
-    </w:p>
-    <w:p>
-      <w:pPr>
-        <w:pStyle w:val="ListBullet"/>
-        <w:spacing w:line="240" w:lineRule="auto"/>
-        <w:ind w:left="720"/>
-      </w:pPr>
-      <w:r>
-        <w:rPr>
-          <w:lang w:val="zh_TW" w:bidi="zh_TW"/>
-        </w:rPr>
-      </w:r>
-      <w:r>
-        <w:rPr>
-          <w:lang w:val="zh_TW" w:bidi="zh_TW"/>
-        </w:rPr>
-        <w:t>新約時代的房屋</w:t>
-      </w:r>
-    </w:p>
-    <w:p>
-      <w:pPr>
-        <w:pStyle w:val="Heading3"/>
-      </w:pPr>
-      <w:r>
-        <w:rPr>
-          <w:lang w:val="zh_TW" w:bidi="zh_TW"/>
-        </w:rPr>
-        <w:t>青銅器時代中期的房屋（約公元前1800–1500年）</w:t>
-      </w:r>
-    </w:p>
-    <w:p>
-      <w:pPr/>
-      <w:r>
-        <w:rPr>
-          <w:lang w:val="zh_TW" w:bidi="zh_TW"/>
-        </w:rPr>
-      </w:r>
-      <w:r>
-        <w:rPr>
-          <w:lang w:val="zh_TW" w:bidi="zh_TW"/>
-        </w:rPr>
-        <w:t>以色列人早期的祖先大多住在帳篷或臨時住所中，但青銅器時代中期的迦南人（以色列人來到他們的土地上）則住在優渥的堅固房屋中，這種房屋是由幾個房間圍繞著庭院建造的。</w:t>
-      </w:r>
-    </w:p>
-    <w:p>
-      <w:pPr/>
-      <w:r>
-        <w:rPr>
-          <w:lang w:val="zh_TW" w:bidi="zh_TW"/>
-        </w:rPr>
-      </w:r>
-      <w:r>
-        <w:rPr>
-          <w:lang w:val="zh_TW" w:bidi="zh_TW"/>
-        </w:rPr>
-        <w:t>這種新型房屋的最簡單的形式是有一個庭院，庭院的一側有一個單間房，通常位於庭院的西側，以避免西風將煙霧吹入房間。儲存穀物的倉庫通常在房間內，而不是在庭院中。這種單間房屋最好的例子是在別是巴西北的納吉拉遺址（Tell Nagila）發現的，可追溯到約公元前1700年。三座這樣的房屋有一個10乘7英尺（3乘2.1米）的房間和一個10乘16英尺（3乘4.9米）的庭院。有時房間內有隔板，牆壁由粗石和泥磚砌成，外屋塗上泥灰，牆壁厚度不足以支撐第二層樓。房屋緊密相連，以利用共同的後牆，庭院的入口大致在平行的街道上。每棟房子沿著牆壁都有一個石頭和黏土製成的長凳。</w:t>
-      </w:r>
-    </w:p>
-    <w:p>
-      <w:pPr/>
-      <w:r>
-        <w:rPr>
-          <w:lang w:val="zh_TW" w:bidi="zh_TW"/>
-        </w:rPr>
-      </w:r>
-      <w:r>
-        <w:rPr>
-          <w:lang w:val="zh_TW" w:bidi="zh_TW"/>
-        </w:rPr>
-        <w:t>有時候，幾個房間會建在庭院的一側。這樣的例子有迄今為止發現的最宏偉的房子來自伯美森廢丘（Tell Beit Mirsim），建於約公元前1600年，可能是當地總督或貴族的住宅。庭院西側有不少於六個房間，庭院大小約為35乘19英尺（10.7乘5.8米）。有屋頂的居住空間，包括底層和二樓，約為1,500平方英尺（139平方米）；根據四周牆壁的厚度推測，應該有二樓。地面可能有多種用途，包括兩個馬廄房間和兩個儲藏區。其他不那麼宏偉的庭院房屋的變體，只有一側有房間，來自同一個遺址的E層（約公元前1700年）。</w:t>
-      </w:r>
-    </w:p>
-    <w:p>
-      <w:pPr/>
-      <w:r>
-        <w:rPr>
-          <w:lang w:val="zh_TW" w:bidi="zh_TW"/>
-        </w:rPr>
-      </w:r>
-      <w:r>
-        <w:rPr>
-          <w:lang w:val="zh_TW" w:bidi="zh_TW"/>
-        </w:rPr>
-        <w:t>青銅時代中期的第二種類型房屋是有一個屋頂的大廳，兩側有房間。這種房屋的一個很好的例子來自伯美森廢丘，約公元前1800年。這個有屋頂的長方形大廳內有三塊沿長軸排列的大平石，用來作為木製屋頂支架的地基。在遺址中發現了木製的椽子和覆蓋著泥土的蘆葦屋頂。西側的三個房間都從大廳進入。石基和泥磚牆足以支撐第二層，並可通過外部木樓梯或梯子到達二樓。地面由泥土、灰燼和稻草鋪成，並仔細磨平。</w:t>
-      </w:r>
-    </w:p>
-    <w:p>
-      <w:pPr/>
-      <w:r>
-        <w:rPr>
-          <w:lang w:val="zh_TW" w:bidi="zh_TW"/>
-        </w:rPr>
-      </w:r>
-      <w:r>
-        <w:rPr>
-          <w:lang w:val="zh_TW" w:bidi="zh_TW"/>
-        </w:rPr>
-        <w:t>第三種類型的房屋由一個開放的庭院和庭院兩側相鄰的房間組成。一個很好的例子來自伯美森廢丘，建在有屋頂大廳的房屋遺址上。屋頂大廳改造成庭院。他納遺址（Tell Taanach）的一座房屋，來自青銅時代中期IIB期（約公元前1700年），結構非常堅固，牆壁厚度超過三英尺（0.9米），用砂漿砌成。庭院內有一口水池，東側房間內發現了一個烤爐。地面鋪有灰泥，總面積約為2,300平方英尺（214平方米）。內部有樓梯通往二樓。</w:t>
-      </w:r>
-    </w:p>
-    <w:p>
-      <w:pPr/>
-      <w:r>
-        <w:rPr>
-          <w:lang w:val="zh_TW" w:bidi="zh_TW"/>
-        </w:rPr>
-      </w:r>
-      <w:r>
-        <w:rPr>
-          <w:lang w:val="zh_TW" w:bidi="zh_TW"/>
-        </w:rPr>
-        <w:t>在一些房屋中，房間位於庭院的兩側。伯示麥（魯梅拉遺址〔Tell er-Rumeilah〕）和米吉多提供了很好的例子。在伯示麥，城牆構成了房屋的南牆，房間位於庭院的東側和西側。入口從街道進入其中一個房間，穿過庭院才能進入其他房間。外牆厚度超過三英尺（91.4厘米），內牆厚度為一英尺半（45.7厘米）。牆壁塗有泥和石灰灰泥。</w:t>
-      </w:r>
-    </w:p>
-    <w:p>
-      <w:pPr/>
-      <w:r>
-        <w:rPr>
-          <w:lang w:val="zh_TW" w:bidi="zh_TW"/>
-        </w:rPr>
-      </w:r>
-      <w:r>
-        <w:rPr>
-          <w:lang w:val="zh_TW" w:bidi="zh_TW"/>
-        </w:rPr>
-        <w:t>在米吉多，房屋是靠北城牆而建。在第十二層（約公元前1750–1700年），發現了三座保存完好的這類房屋。這些房屋由與城牆成直角的牆壁分隔，每座房屋只有一扇門通往街道，經過一個房間，進入房屋後再通往鋪有小石頭和鵝卵石的庭院。庭院裡有烤爐，其中一座房屋有一口水池。</w:t>
-      </w:r>
-    </w:p>
-    <w:p>
-      <w:pPr/>
-      <w:r>
-        <w:rPr>
-          <w:lang w:val="zh_TW" w:bidi="zh_TW"/>
-        </w:rPr>
-      </w:r>
-      <w:r>
-        <w:rPr>
-          <w:lang w:val="zh_TW" w:bidi="zh_TW"/>
-        </w:rPr>
-        <w:t>第四種類型的青銅時代中期房屋在庭院的三側有房間。這些房間的大小和用途差異很大。公元前1600年左右的一個很好的例子來自米吉多第九層。這座房屋的尺寸為42乘39英尺（12.8乘11.9米），包含九個大小不一的房間。庭院鋪有石灰，中央有一個大烤爐，另一個烤爐則在東側的房間內。每個房間都有一扇通向庭院的門。這座房屋像青銅時代中期的其他房屋一樣，地板下有墓葬（參</w:t>
-      </w:r>
-      <w:hyperlink r:id="rId27">
-        <w:r>
-          <w:rPr>
-            <w:lang w:val="zh_TW" w:bidi="zh_TW"/>
-          </w:rPr>
-          <w:rPr>
-            <w:color w:val="0000EE"/>
-            <w:u w:val="single"/>
-          </w:rPr>
-          <w:t>撒上25:1；</w:t>
-        </w:r>
-      </w:hyperlink>
-      <w:hyperlink r:id="rId28">
-        <w:r>
-          <w:rPr>
-            <w:lang w:val="zh_TW" w:bidi="zh_TW"/>
-          </w:rPr>
-          <w:rPr>
-            <w:color w:val="0000EE"/>
-            <w:u w:val="single"/>
-          </w:rPr>
-          <w:t>王上2:34</w:t>
-        </w:r>
-      </w:hyperlink>
-      <w:r>
-        <w:rPr>
-          <w:lang w:val="zh_TW" w:bidi="zh_TW"/>
-        </w:rPr>
-        <w:t>，有關鐵器時代的聖經參考）。</w:t>
-      </w:r>
-    </w:p>
-    <w:p>
-      <w:pPr/>
-      <w:r>
-        <w:rPr>
-          <w:lang w:val="zh_TW" w:bidi="zh_TW"/>
-        </w:rPr>
-      </w:r>
-      <w:r>
-        <w:rPr>
-          <w:lang w:val="zh_TW" w:bidi="zh_TW"/>
-        </w:rPr>
-        <w:t>在青銅時代中期，巴勒斯坦房屋的多樣性表明其繁榮程度遠高於青銅時代初期。房屋和墓葬中都出土了大量優雅且製作精良的家居用品。</w:t>
-      </w:r>
-    </w:p>
-    <w:p>
-      <w:pPr>
-        <w:pStyle w:val="Heading3"/>
-      </w:pPr>
-      <w:r>
-        <w:rPr>
-          <w:lang w:val="zh_TW" w:bidi="zh_TW"/>
-        </w:rPr>
-        <w:t>青銅器時代晚期的房屋（約公元前1550–1200年）</w:t>
-      </w:r>
-    </w:p>
-    <w:p>
-      <w:pPr/>
-      <w:r>
-        <w:rPr>
-          <w:lang w:val="zh_TW" w:bidi="zh_TW"/>
-        </w:rPr>
-      </w:r>
-      <w:r>
-        <w:rPr>
-          <w:lang w:val="zh_TW" w:bidi="zh_TW"/>
-        </w:rPr>
-        <w:t>這一時期的信息有限，部分原因是挖掘過程中的偶然意外，部分原因是在時代結束時，許多遺址遭到以色列人、海上民族、埃及人和其他人的嚴重破壞。</w:t>
-      </w:r>
-    </w:p>
-    <w:p>
-      <w:pPr>
-        <w:pStyle w:val="Heading3"/>
-      </w:pPr>
-      <w:r>
-        <w:rPr>
-          <w:lang w:val="zh_TW" w:bidi="zh_TW"/>
-        </w:rPr>
-        <w:t>鐵器時代的以色列人的房屋（約公元前1200–600年）</w:t>
-      </w:r>
-    </w:p>
-    <w:p>
-      <w:pPr/>
-      <w:r>
-        <w:rPr>
-          <w:lang w:val="zh_TW" w:bidi="zh_TW"/>
-        </w:rPr>
-      </w:r>
-      <w:r>
-        <w:rPr>
-          <w:lang w:val="zh_TW" w:bidi="zh_TW"/>
-        </w:rPr>
-        <w:t>這一時期出土了許多民宅建築的範例。以色列人的建築起初相當簡陋，但品質隨後有所提高。因此，在公元前12世紀的卡斯勒遺址（Tell Qasil），發現了一些簡陋房屋，這些房屋設有一個庭院，一側有單間房。在當代的伯示麥，有一座較大的房子，地基由大型未切割石頭建成，庭院約34乘20英尺（10.4乘6.1米），一側有三個房間，大小為11乘10½英尺（3.4乘3.2米）。庭院和其中兩個房間內都用粗糙的石頭鋪地。在夏瑣發現了一座約公元前900年的房屋，該房屋有一個庭院，一側有房間。庭院的一半被覆蓋，屋頂由石柱支撐。這些石柱是巴勒斯坦鐵器時代房屋的典型特徵，並且在全國各地的遺址中都有發現。</w:t>
-      </w:r>
-    </w:p>
-    <w:p>
-      <w:pPr/>
-      <w:r>
-        <w:rPr>
-          <w:lang w:val="zh_TW" w:bidi="zh_TW"/>
-        </w:rPr>
-      </w:r>
-      <w:r>
-        <w:rPr>
-          <w:lang w:val="zh_TW" w:bidi="zh_TW"/>
-        </w:rPr>
-        <w:t>猶大和以色列王時代最常見的房屋類型是三面建有房間的庭院式房屋。這種房屋有時被稱為「四房屋（four-room house）」。沿庭院短軸建造了一個長房間，另兩間房間分別位於庭院長軸的兩側。庭院被兩排延伸到庭院長軸的柱子分成三部分，這些柱子支撐屋頂，並為半高或全高的牆壁提供支撐。房屋的入口位於街道上，進入房屋的入口可從街道通向庭院，庭院中通常有烤爐和穀倉，但具體位置可能有所不同。這樣的框架可以通過在庭院長軸現有房間外添加一排房間來擴展。有許多方法可以將長房間分隔成較小的房間。有些牆壁足夠堅固，還可以加建第二層樓。在示劍出土的四間房屋就是一個範例，這座房屋後來被擴建，約可追溯至公元前748–724年。庭院內有一個儲物箱、一個開放式的大壁爐、一個磨盤（手磨）、石磨和放置在石基座上的陶罐底座。在新增的房間中，有一個從屋頂接水的裝置，並將水輸送到地下供水系統。一個房間內的大穀倉與廚房相連。</w:t>
-      </w:r>
-    </w:p>
-    <w:p>
-      <w:pPr/>
-      <w:r>
-        <w:rPr>
-          <w:lang w:val="zh_TW" w:bidi="zh_TW"/>
-        </w:rPr>
-      </w:r>
-      <w:r>
-        <w:rPr>
-          <w:lang w:val="zh_TW" w:bidi="zh_TW"/>
-        </w:rPr>
-        <w:t>有證據顯示較大的鐵器時代房屋有工業或商業用途。在</w:t>
-      </w:r>
-      <w:r>
-        <w:rPr>
-          <w:lang w:val="zh_TW" w:bidi="zh_TW"/>
-        </w:rPr>
-        <w:t>伯美森廢丘</w:t>
-      </w:r>
-      <w:r>
-        <w:rPr>
-          <w:lang w:val="zh_TW" w:bidi="zh_TW"/>
-        </w:rPr>
-        <w:t>發現的某些房屋內有染缸和織布機配件。在其它地方，大量的磨盤暗示這些地方可能是小麥加工業的中心。也有證據顯示有酒缸、陶器設備和商店。有些房屋設有專門用於宗教用途的房間，內有香爐、雕像、小型祭壇等。</w:t>
-      </w:r>
-    </w:p>
-    <w:p>
-      <w:pPr/>
-      <w:r>
-        <w:rPr>
-          <w:lang w:val="zh_TW" w:bidi="zh_TW"/>
-        </w:rPr>
-      </w:r>
-      <w:r>
-        <w:rPr>
-          <w:lang w:val="zh_TW" w:bidi="zh_TW"/>
-        </w:rPr>
-        <w:t>凱瑟琳·凱尼恩（Kathleen Kenyon）在耶路撒冷的挖掘工作中揭示了猶大末期的房屋。這些房屋相當小且設計不規則，但其總體設計與猶大山區遺址的房屋相同——庭院被一排支撐屋頂的石柱分隔。</w:t>
-      </w:r>
-    </w:p>
-    <w:p>
-      <w:pPr/>
-      <w:r>
-        <w:rPr>
-          <w:lang w:val="zh_TW" w:bidi="zh_TW"/>
-        </w:rPr>
-      </w:r>
-      <w:r>
-        <w:rPr>
-          <w:lang w:val="zh_TW" w:bidi="zh_TW"/>
-        </w:rPr>
-        <w:t>在一些城中，大房屋和小房屋之間的差異可能反映出先知們所提到的社會不平等現象。在公元前10和9世紀，有許多小房屋和少數大房屋的情況相當一致。到了公元前8世紀，在像得撒這樣的城，有三四個大房子和許多簡陋的建築。</w:t>
-      </w:r>
-    </w:p>
-    <w:p>
-      <w:pPr>
-        <w:pStyle w:val="Heading3"/>
-      </w:pPr>
-      <w:r>
-        <w:rPr>
-          <w:lang w:val="zh_TW" w:bidi="zh_TW"/>
-        </w:rPr>
-        <w:t>新約時代的房屋</w:t>
-      </w:r>
-    </w:p>
-    <w:p>
-      <w:pPr/>
-      <w:r>
-        <w:rPr>
-          <w:lang w:val="zh_TW" w:bidi="zh_TW"/>
-        </w:rPr>
-      </w:r>
-      <w:r>
-        <w:rPr>
-          <w:lang w:val="zh_TW" w:bidi="zh_TW"/>
-        </w:rPr>
-        <w:t>新約中提到房屋、屋頂、門、地基、樓房和燈。耶穌的一個比喻提到好的和壞的根基（</w:t>
-      </w:r>
-      <w:hyperlink r:id="rId29">
-        <w:r>
-          <w:rPr>
-            <w:lang w:val="zh_TW" w:bidi="zh_TW"/>
-          </w:rPr>
-          <w:rPr>
-            <w:color w:val="0000EE"/>
-            <w:u w:val="single"/>
-          </w:rPr>
-          <w:t>太7:25</w:t>
-        </w:r>
-      </w:hyperlink>
-      <w:r>
-        <w:rPr>
-          <w:lang w:val="zh_TW" w:bidi="zh_TW"/>
-        </w:rPr>
-        <w:t>）。在一次事件中，朋友們把一個癱瘓的人帶到屋頂，並拆開屋頂，把他送到耶穌所在的房子裡（</w:t>
-      </w:r>
-      <w:hyperlink r:id="rId30">
-        <w:r>
-          <w:rPr>
-            <w:lang w:val="zh_TW" w:bidi="zh_TW"/>
-          </w:rPr>
-          <w:rPr>
-            <w:color w:val="0000EE"/>
-            <w:u w:val="single"/>
-          </w:rPr>
-          <w:t>可2:4</w:t>
-        </w:r>
-      </w:hyperlink>
-      <w:r>
-        <w:rPr>
-          <w:lang w:val="zh_TW" w:bidi="zh_TW"/>
-        </w:rPr>
-        <w:t>）。耶穌提到從房上宣告的話（</w:t>
-      </w:r>
-      <w:hyperlink r:id="rId31">
-        <w:r>
-          <w:rPr>
-            <w:lang w:val="zh_TW" w:bidi="zh_TW"/>
-          </w:rPr>
-          <w:rPr>
-            <w:color w:val="0000EE"/>
-            <w:u w:val="single"/>
-          </w:rPr>
-          <w:t>太10:27</w:t>
-        </w:r>
-      </w:hyperlink>
-      <w:r>
-        <w:rPr>
-          <w:lang w:val="zh_TW" w:bidi="zh_TW"/>
-        </w:rPr>
-        <w:t>；</w:t>
-      </w:r>
-      <w:hyperlink r:id="rId32">
-        <w:r>
-          <w:rPr>
-            <w:lang w:val="zh_TW" w:bidi="zh_TW"/>
-          </w:rPr>
-          <w:rPr>
-            <w:color w:val="0000EE"/>
-            <w:u w:val="single"/>
-          </w:rPr>
-          <w:t>路12:3</w:t>
-        </w:r>
-      </w:hyperlink>
-      <w:r>
-        <w:rPr>
-          <w:lang w:val="zh_TW" w:bidi="zh_TW"/>
-        </w:rPr>
-        <w:t>），彼得上房頂禱告（</w:t>
-      </w:r>
-      <w:hyperlink r:id="rId33">
-        <w:r>
-          <w:rPr>
-            <w:lang w:val="zh_TW" w:bidi="zh_TW"/>
-          </w:rPr>
-          <w:rPr>
-            <w:color w:val="0000EE"/>
-            <w:u w:val="single"/>
-          </w:rPr>
-          <w:t>徒10:9</w:t>
-        </w:r>
-      </w:hyperlink>
-      <w:r>
-        <w:rPr>
-          <w:lang w:val="zh_TW" w:bidi="zh_TW"/>
-        </w:rPr>
-        <w:t>）。打掃屋子以尋找失物（</w:t>
-      </w:r>
-      <w:hyperlink r:id="rId34">
-        <w:r>
-          <w:rPr>
-            <w:lang w:val="zh_TW" w:bidi="zh_TW"/>
-          </w:rPr>
-          <w:rPr>
-            <w:color w:val="0000EE"/>
-            <w:u w:val="single"/>
-          </w:rPr>
-          <w:t>路15:8</w:t>
-        </w:r>
-      </w:hyperlink>
-      <w:r>
-        <w:rPr>
-          <w:lang w:val="zh_TW" w:bidi="zh_TW"/>
-        </w:rPr>
-        <w:t>），並用燈照亮（</w:t>
-      </w:r>
-      <w:hyperlink r:id="rId35">
-        <w:r>
-          <w:rPr>
-            <w:lang w:val="zh_TW" w:bidi="zh_TW"/>
-          </w:rPr>
-          <w:rPr>
-            <w:color w:val="0000EE"/>
-            <w:u w:val="single"/>
-          </w:rPr>
-          <w:t>太5:15</w:t>
-        </w:r>
-      </w:hyperlink>
-      <w:r>
-        <w:rPr>
-          <w:lang w:val="zh_TW" w:bidi="zh_TW"/>
-        </w:rPr>
-        <w:t>）。有幾處提到具體個人的房屋（</w:t>
-      </w:r>
-      <w:hyperlink r:id="rId36">
-        <w:r>
-          <w:rPr>
-            <w:lang w:val="zh_TW" w:bidi="zh_TW"/>
-          </w:rPr>
-          <w:rPr>
-            <w:color w:val="0000EE"/>
-            <w:u w:val="single"/>
-          </w:rPr>
-          <w:t>可8:3</w:t>
-        </w:r>
-      </w:hyperlink>
-      <w:r>
-        <w:rPr>
-          <w:lang w:val="zh_TW" w:bidi="zh_TW"/>
-        </w:rPr>
-        <w:t>；</w:t>
-      </w:r>
-      <w:hyperlink r:id="rId37">
-        <w:r>
-          <w:rPr>
-            <w:lang w:val="zh_TW" w:bidi="zh_TW"/>
-          </w:rPr>
-          <w:rPr>
-            <w:color w:val="0000EE"/>
-            <w:u w:val="single"/>
-          </w:rPr>
-          <w:t>路10:5</w:t>
-        </w:r>
-      </w:hyperlink>
-      <w:r>
-        <w:rPr>
-          <w:lang w:val="zh_TW" w:bidi="zh_TW"/>
-        </w:rPr>
-        <w:t>，</w:t>
-      </w:r>
-      <w:hyperlink r:id="rId38">
-        <w:r>
-          <w:rPr>
-            <w:lang w:val="zh_TW" w:bidi="zh_TW"/>
-          </w:rPr>
-          <w:rPr>
-            <w:color w:val="0000EE"/>
-            <w:u w:val="single"/>
-          </w:rPr>
-          <w:t>16:4</w:t>
-        </w:r>
-      </w:hyperlink>
-      <w:r>
-        <w:rPr>
-          <w:lang w:val="zh_TW" w:bidi="zh_TW"/>
-        </w:rPr>
-        <w:t>，</w:t>
-      </w:r>
-      <w:hyperlink r:id="rId39">
-        <w:r>
-          <w:rPr>
-            <w:lang w:val="zh_TW" w:bidi="zh_TW"/>
-          </w:rPr>
-          <w:rPr>
-            <w:color w:val="0000EE"/>
-            <w:u w:val="single"/>
-          </w:rPr>
-          <w:t>19:9</w:t>
-        </w:r>
-      </w:hyperlink>
-      <w:r>
-        <w:rPr>
-          <w:lang w:val="zh_TW" w:bidi="zh_TW"/>
-        </w:rPr>
-        <w:t>；</w:t>
-      </w:r>
-      <w:hyperlink r:id="rId40">
-        <w:r>
-          <w:rPr>
-            <w:lang w:val="zh_TW" w:bidi="zh_TW"/>
-          </w:rPr>
-          <w:rPr>
-            <w:color w:val="0000EE"/>
-            <w:u w:val="single"/>
-          </w:rPr>
-          <w:t>約11:20</w:t>
-        </w:r>
-      </w:hyperlink>
-      <w:r>
-        <w:rPr>
-          <w:lang w:val="zh_TW" w:bidi="zh_TW"/>
-        </w:rPr>
-        <w:t>；</w:t>
-      </w:r>
-      <w:hyperlink r:id="rId41">
-        <w:r>
-          <w:rPr>
-            <w:lang w:val="zh_TW" w:bidi="zh_TW"/>
-          </w:rPr>
-          <w:rPr>
-            <w:color w:val="0000EE"/>
-            <w:u w:val="single"/>
-          </w:rPr>
-          <w:t>徒4:34，</w:t>
-        </w:r>
-      </w:hyperlink>
-      <w:hyperlink r:id="rId42">
-        <w:r>
-          <w:rPr>
-            <w:lang w:val="zh_TW" w:bidi="zh_TW"/>
-          </w:rPr>
-          <w:rPr>
-            <w:color w:val="0000EE"/>
-            <w:u w:val="single"/>
-          </w:rPr>
-          <w:t>9:11</w:t>
-        </w:r>
-      </w:hyperlink>
-      <w:r>
-        <w:rPr>
-          <w:lang w:val="zh_TW" w:bidi="zh_TW"/>
-        </w:rPr>
-        <w:t>，</w:t>
-      </w:r>
-      <w:hyperlink r:id="rId43">
-        <w:r>
-          <w:rPr>
-            <w:lang w:val="zh_TW" w:bidi="zh_TW"/>
-          </w:rPr>
-          <w:rPr>
-            <w:color w:val="0000EE"/>
-            <w:u w:val="single"/>
-          </w:rPr>
-          <w:t>10:32</w:t>
-        </w:r>
-      </w:hyperlink>
-      <w:r>
-        <w:rPr>
-          <w:lang w:val="zh_TW" w:bidi="zh_TW"/>
-        </w:rPr>
-        <w:t>）。有些房屋有通往屋頂的外部樓梯。逾越節的晚餐是在這樣一間大的樓上房間裡準備的（</w:t>
-      </w:r>
-      <w:hyperlink r:id="rId44">
-        <w:r>
-          <w:rPr>
-            <w:lang w:val="zh_TW" w:bidi="zh_TW"/>
-          </w:rPr>
-          <w:rPr>
-            <w:color w:val="0000EE"/>
-            <w:u w:val="single"/>
-          </w:rPr>
-          <w:t>可14:12–15</w:t>
-        </w:r>
-      </w:hyperlink>
-      <w:r>
-        <w:rPr>
-          <w:lang w:val="zh_TW" w:bidi="zh_TW"/>
-        </w:rPr>
-        <w:t>）。耶穌死而復活後，門徒住在類似的房間裡（</w:t>
-      </w:r>
-      <w:hyperlink r:id="rId45">
-        <w:r>
-          <w:rPr>
-            <w:lang w:val="zh_TW" w:bidi="zh_TW"/>
-          </w:rPr>
-          <w:rPr>
-            <w:color w:val="0000EE"/>
-            <w:u w:val="single"/>
-          </w:rPr>
-          <w:t>徒1:13</w:t>
-        </w:r>
-      </w:hyperlink>
-      <w:r>
-        <w:rPr>
-          <w:lang w:val="zh_TW" w:bidi="zh_TW"/>
-        </w:rPr>
-        <w:t>）。在這樣的房屋裡有時會有僕人（</w:t>
-      </w:r>
-      <w:hyperlink r:id="rId46">
-        <w:r>
-          <w:rPr>
-            <w:lang w:val="zh_TW" w:bidi="zh_TW"/>
-          </w:rPr>
-          <w:rPr>
-            <w:color w:val="0000EE"/>
-            <w:u w:val="single"/>
-          </w:rPr>
-          <w:t>10:7</w:t>
-        </w:r>
-      </w:hyperlink>
-      <w:r>
-        <w:rPr>
-          <w:lang w:val="zh_TW" w:bidi="zh_TW"/>
-        </w:rPr>
-        <w:t>），有些有客房（</w:t>
-      </w:r>
-      <w:hyperlink r:id="rId47">
-        <w:r>
-          <w:rPr>
-            <w:lang w:val="zh_TW" w:bidi="zh_TW"/>
-          </w:rPr>
-          <w:rPr>
-            <w:color w:val="0000EE"/>
-            <w:u w:val="single"/>
-          </w:rPr>
-          <w:t>可14:14</w:t>
-        </w:r>
-      </w:hyperlink>
-      <w:r>
-        <w:rPr>
-          <w:lang w:val="zh_TW" w:bidi="zh_TW"/>
-        </w:rPr>
-        <w:t>）。我們從新約的資料得出結論，耶穌時代的房屋在大小和華麗程度上有多種多樣。在猶太或加利利的一條典型街道上，房屋從小房屋（25到30平方英尺或2.3到2.8平方米）到上層階級的豪宅不等，豪宅可能有兩層或更多層，並以柱子和建築裝飾點綴。</w:t>
-      </w:r>
-    </w:p>
-    <w:p>
-      <w:pPr/>
-      <w:r>
-        <w:rPr>
-          <w:lang w:val="zh_TW" w:bidi="zh_TW"/>
-        </w:rPr>
-      </w:r>
-      <w:r>
-        <w:rPr>
-          <w:lang w:val="zh_TW" w:bidi="zh_TW"/>
-        </w:rPr>
-        <w:t>要了解這些房屋的具體特徵，我們需要依靠考古和文學資料。拉比和約瑟夫的著作補充了許多細節。早期羅馬（希律王）時期（公元前37年–公元70年）的考古遺址發掘提供了更多具體的證據。耶路撒冷舊猶太區的發掘是一個豐富的資訊來源。一座約209平方碼的大房屋有一個中央庭院，內有三個烹飪爐和一個水池。一些牆壁上的大壁龕裡有破碎的陶器，可能是壁櫥。馬賽克地板和抹灰牆壁的痕跡展示了這座房屋的美麗。庭院外有幾個房間，可能多達十個。在更西邊的地方，尤其是在錫安山的亞蘭公墓區，發現了第二聖殿時期晚期的其它精美房屋遺跡，其中保存了獨特的鳥類壁畫。還有一些出土的房屋有純幾何圖案的馬賽克地板，這與遵守禁止描繪動物形象的禁令相一致。</w:t>
-      </w:r>
-    </w:p>
-    <w:p>
-      <w:pPr/>
-      <w:r>
-        <w:rPr>
-          <w:lang w:val="zh_TW" w:bidi="zh_TW"/>
-        </w:rPr>
-      </w:r>
-      <w:r>
-        <w:rPr>
           <w:i/>
           <w:lang w:val="zh_TW" w:bidi="zh_TW"/>
         </w:rPr>
@@ -1432,7 +700,91 @@
         <w:rPr>
           <w:lang w:val="zh_TW" w:bidi="zh_TW"/>
         </w:rPr>
-        <w:t>建築</w:t>
+        <w:t>愛色尼派</w:t>
+      </w:r>
+      <w:r>
+        <w:rPr>
+          <w:lang w:val="zh_TW" w:bidi="zh_TW"/>
+        </w:rPr>
+        <w:t>、</w:t>
+      </w:r>
+      <w:r>
+        <w:rPr>
+          <w:lang w:val="zh_TW" w:bidi="zh_TW"/>
+        </w:rPr>
+        <w:t>猶太人</w:t>
+      </w:r>
+      <w:r>
+        <w:rPr>
+          <w:lang w:val="zh_TW" w:bidi="zh_TW"/>
+        </w:rPr>
+        <w:t>、</w:t>
+      </w:r>
+      <w:r>
+        <w:rPr>
+          <w:lang w:val="zh_TW" w:bidi="zh_TW"/>
+        </w:rPr>
+        <w:t>猶太教</w:t>
+      </w:r>
+      <w:r>
+        <w:rPr>
+          <w:lang w:val="zh_TW" w:bidi="zh_TW"/>
+        </w:rPr>
+        <w:t>、</w:t>
+      </w:r>
+      <w:r>
+        <w:rPr>
+          <w:lang w:val="zh_TW" w:bidi="zh_TW"/>
+        </w:rPr>
+        <w:t>撒都該人</w:t>
+      </w:r>
+      <w:r>
+        <w:rPr>
+          <w:lang w:val="zh_TW" w:bidi="zh_TW"/>
+        </w:rPr>
+        <w:t>、</w:t>
+      </w:r>
+      <w:r>
+        <w:rPr>
+          <w:lang w:val="zh_TW" w:bidi="zh_TW"/>
+        </w:rPr>
+        <w:t>塔木德</w:t>
+      </w:r>
+      <w:r>
+        <w:rPr>
+          <w:lang w:val="zh_TW" w:bidi="zh_TW"/>
+        </w:rPr>
+        <w:t>、</w:t>
+      </w:r>
+      <w:r>
+        <w:rPr>
+          <w:lang w:val="zh_TW" w:bidi="zh_TW"/>
+        </w:rPr>
+        <w:t>妥拉</w:t>
+      </w:r>
+      <w:r>
+        <w:rPr>
+          <w:lang w:val="zh_TW" w:bidi="zh_TW"/>
+        </w:rPr>
+        <w:t>、</w:t>
+      </w:r>
+      <w:r>
+        <w:rPr>
+          <w:lang w:val="zh_TW" w:bidi="zh_TW"/>
+        </w:rPr>
+        <w:t>傳統</w:t>
+      </w:r>
+      <w:r>
+        <w:rPr>
+          <w:lang w:val="zh_TW" w:bidi="zh_TW"/>
+        </w:rPr>
+        <w:t>、</w:t>
+      </w:r>
+      <w:r>
+        <w:rPr>
+          <w:lang w:val="zh_TW" w:bidi="zh_TW"/>
+        </w:rPr>
+        <w:t>口傳傳統</w:t>
       </w:r>
       <w:r>
         <w:rPr>

--- a/zht/docx/032.content.docx
+++ b/zht/docx/032.content.docx
@@ -19,7 +19,7 @@
         <w:rPr>
           <w:lang w:val="zh_TW" w:bidi="zh_TW"/>
         </w:rPr>
-        <w:t>Resource: 聖經詞典 (Tyndale)</w:t>
+        <w:t>Resource: Tyndale Open Bible Dictionary</w:t>
       </w:r>
       <w:r>
         <w:rPr>
@@ -112,7 +112,7 @@
         <w:rPr>
           <w:lang w:val="zh_TW" w:bidi="zh_TW"/>
         </w:rPr>
-        <w:t>聖經詞典 (Tyndale)</w:t>
+        <w:t>Tyndale Open Bible Dictionary</w:t>
       </w:r>
     </w:p>
     <w:p>
@@ -149,7 +149,7 @@
         <w:rPr>
           <w:lang w:val="zh_TW" w:bidi="zh_TW"/>
         </w:rPr>
-        <w:t>fa</w:t>
+        <w:t>duo</w:t>
       </w:r>
       <w:r>
         <w:rPr>
@@ -212,12 +212,29 @@
         <w:rPr>
           <w:lang w:val="zh_TW" w:bidi="zh_TW"/>
         </w:rPr>
-        <w:t>法利賽人</w:t>
+        <w:t>多單</w:t>
       </w:r>
       <w:r>
         <w:rPr>
           <w:lang w:val="zh_TW" w:bidi="zh_TW"/>
         </w:rPr>
+      </w:r>
+    </w:p>
+    <w:p>
+      <w:pPr>
+        <w:pStyle w:val="Heading2"/>
+      </w:pPr>
+      <w:r>
+        <w:rPr>
+          <w:lang w:val="zh_TW" w:bidi="zh_TW"/>
+        </w:rPr>
+        <w:t>多單</w:t>
+      </w:r>
+      <w:r>
+        <w:rPr>
+          <w:lang w:val="zh_TW" w:bidi="zh_TW"/>
+        </w:rPr>
+        <w:t>*</w:t>
       </w:r>
     </w:p>
     <w:p>
@@ -231,98 +248,7 @@
         <w:rPr>
           <w:lang w:val="zh_TW" w:bidi="zh_TW"/>
         </w:rPr>
-        <w:t>在新約時期活躍於巴勒斯坦的宗教派別。福音書一直都將法利賽人描繪為耶穌的對手。一般認為，法利賽人在第一世紀初代表主流猶太教，並且他們有一系列特徵，在道德上令人反感。因此，大多數聖經字典和類似的參考書籍，都將法利賽人描繪為貪婪、偽善、缺乏正義感、過分關注律法的字面細節，並且不注意舊約的屬靈意義。人們認為，這些特徵和其他特徵進一步廣泛塑造猶太教。</w:t>
-      </w:r>
-    </w:p>
-    <w:p>
-      <w:pPr/>
-      <w:r>
-        <w:rPr>
-          <w:lang w:val="zh_TW" w:bidi="zh_TW"/>
-        </w:rPr>
-      </w:r>
-      <w:r>
-        <w:rPr>
-          <w:lang w:val="zh_TW" w:bidi="zh_TW"/>
-        </w:rPr>
-        <w:t>這種對法利賽人猶太教的普遍看法，存在幾個問題。首先，福音書本身提供了一些重要信息，似乎與這種觀點不一致。其次，拉比猶太教的主要文獻（如米示拿、塔木德和米大示）都是正面且值得讚美的。第三，尤其是自從死海古卷出土後，越來越清楚的是，在公元70年之前，法利賽人只在一個高度多元化的社會中構成一個小運動；無論他們的受歡迎程度和影響力如何，都很難被視為猶太教的代表。</w:t>
-      </w:r>
-    </w:p>
-    <w:p>
-      <w:pPr>
-        <w:pStyle w:val="Heading3"/>
-      </w:pPr>
-      <w:r>
-        <w:rPr>
-          <w:lang w:val="zh_TW" w:bidi="zh_TW"/>
-        </w:rPr>
-        <w:t>起源</w:t>
-      </w:r>
-    </w:p>
-    <w:p>
-      <w:pPr/>
-      <w:r>
-        <w:rPr>
-          <w:lang w:val="zh_TW" w:bidi="zh_TW"/>
-        </w:rPr>
-      </w:r>
-      <w:r>
-        <w:rPr>
-          <w:lang w:val="zh_TW" w:bidi="zh_TW"/>
-        </w:rPr>
-        <w:t>法利賽人的起源不甚明確。根據猶太傳統，法利賽（即拉比）猶太教可以追溯到以斯拉和公元前五世紀文士運動的開端。在另一個極端，一些學者認為，公元前二世紀前的歷史文獻沒有明確提到法利賽人，因此法利賽主義是在馬加比起義（公元前167年）後突然出現的。許多專家認為，也許早在公元前三世紀，就可以找到法利賽主義初期形式的證據（如在《約書亞</w:t>
-      </w:r>
-      <w:r>
-        <w:rPr>
-          <w:lang w:val="zh_TW" w:bidi="zh_TW"/>
-        </w:rPr>
-        <w:t>〔</w:t>
-      </w:r>
-      <w:r>
-        <w:rPr>
-          <w:lang w:val="zh_TW" w:bidi="zh_TW"/>
-        </w:rPr>
-        <w:t>耶穌</w:t>
-      </w:r>
-      <w:r>
-        <w:rPr>
-          <w:lang w:val="zh_TW" w:bidi="zh_TW"/>
-        </w:rPr>
-        <w:t>〕</w:t>
-      </w:r>
-      <w:r>
-        <w:rPr>
-          <w:lang w:val="zh_TW" w:bidi="zh_TW"/>
-        </w:rPr>
-        <w:t>便西拉智訓》中，又稱《便西拉智訓》，天主教譯為《德訓篇》）。此外，與文士工作相關的思想活動，可能確實與法利賽人的發展有關。此外，在馬加比起義之前，一些法利賽人獨特的關注，很可能與哈西典人（「忠心的一群」，反對猶太社會受希臘影響的傳統主義者）的發展有關。</w:t>
-      </w:r>
-    </w:p>
-    <w:p>
-      <w:pPr/>
-      <w:r>
-        <w:rPr>
-          <w:lang w:val="zh_TW" w:bidi="zh_TW"/>
-        </w:rPr>
-      </w:r>
-      <w:r>
-        <w:rPr>
-          <w:lang w:val="zh_TW" w:bidi="zh_TW"/>
-        </w:rPr>
-        <w:t>根據一種流行且合理的解釋，哈西典對馬加比統治者感到失望，因為他們的行為在幾方面傷害了猶太人的感情。一些哈西典人與國家分離，發展成為不願屈從的教派，例如愛色尼派。留下來的則試圖對猶太生活施加影響，並發展成為法利賽教派。</w:t>
-      </w:r>
-    </w:p>
-    <w:p>
-      <w:pPr/>
-      <w:r>
-        <w:rPr>
-          <w:lang w:val="zh_TW" w:bidi="zh_TW"/>
-        </w:rPr>
-      </w:r>
-      <w:r>
-        <w:rPr>
-          <w:lang w:val="zh_TW" w:bidi="zh_TW"/>
-        </w:rPr>
-        <w:t>在接下來的一個世紀，法利賽人的政治影響力不大，但無疑在猶太事務中扮演了重要角色。在新約時代，他們受廣泛認可為宗教領袖。約瑟夫告訴我們，他屬於這個教派，他在公元一世紀末寫道，法利賽人「說服了許多的民眾，無論是敬拜、祈禱或獻祭，民眾都完全遵照他們的指示而行；甚至有多個城市都因為他們在生活上及言行上的高尚德行而頒發證書給他們」（猶太古史記 18.15）。我們無法確定這一描述是否適用於公元70年之前的時期，但福音書本身的證據在某程度上證實了這一點。比如，稅吏和法利賽人的比喻（</w:t>
+        <w:t>挪亞兒子雅弗的後代（</w:t>
       </w:r>
       <w:hyperlink r:id="rId13">
         <w:r>
@@ -333,39 +259,26 @@
             <w:color w:val="0000EE"/>
             <w:u w:val="single"/>
           </w:rPr>
-          <w:t>路18:9–14</w:t>
+          <w:t>創10:4</w:t>
         </w:r>
       </w:hyperlink>
       <w:r>
         <w:rPr>
           <w:lang w:val="zh_TW" w:bidi="zh_TW"/>
         </w:rPr>
-        <w:t>）雖然譴責法利賽人，但其意義在於我們理解它所宣告的角色逆轉：回家時被稱為義人的，是邪惡的稅吏，而不是通常被認為是義人那位。</w:t>
-      </w:r>
-    </w:p>
-    <w:p>
-      <w:pPr>
-        <w:pStyle w:val="Heading3"/>
-      </w:pPr>
-      <w:r>
-        <w:rPr>
-          <w:lang w:val="zh_TW" w:bidi="zh_TW"/>
-        </w:rPr>
-        <w:t>基本特徵</w:t>
-      </w:r>
-    </w:p>
-    <w:p>
-      <w:pPr/>
-      <w:r>
-        <w:rPr>
-          <w:lang w:val="zh_TW" w:bidi="zh_TW"/>
-        </w:rPr>
+        <w:t>，譯註：英文譯本在此處通常作</w:t>
       </w:r>
       <w:r>
         <w:rPr>
           <w:lang w:val="zh_TW" w:bidi="zh_TW"/>
         </w:rPr>
-        <w:t>學者對法利賽人有何基本特徵，存在嚴重分歧，因此無法準確描述法利賽人。有些人強調「分離」的概念，部分原因是基於名字的假定詞源（來自希伯來文parush：「分離者」，雖然也有其他建議）。一個更為細緻的觀點則強調法利賽人對儀式、禮儀潔淨的關注（參</w:t>
+        <w:t>Rodanites</w:t>
+      </w:r>
+      <w:r>
+        <w:rPr>
+          <w:lang w:val="zh_TW" w:bidi="zh_TW"/>
+        </w:rPr>
+        <w:t>）。這個名字在</w:t>
       </w:r>
       <w:hyperlink r:id="rId14">
         <w:r>
@@ -376,415 +289,39 @@
             <w:color w:val="0000EE"/>
             <w:u w:val="single"/>
           </w:rPr>
-          <w:t>可7:1–4</w:t>
+          <w:t>歷代志上一章7節</w:t>
         </w:r>
       </w:hyperlink>
       <w:r>
         <w:rPr>
           <w:lang w:val="zh_TW" w:bidi="zh_TW"/>
         </w:rPr>
-        <w:t>）。一些證據表明，法利賽人希望將祭司儀式普遍應用於民眾（這一因素可能有助解釋，為何法利賽較易適應公元70年後聖殿及聖殿獻祭的缺失）。還有一種觀點認為，法利賽人是學者階層，他們與文士（律法專家）之間的密切聯繫使這觀點更為可信，因為後來許多拉比文獻反映了他們對知識追求，特別是關於妥拉意義和應用的詳細邏輯論證中。</w:t>
-      </w:r>
-    </w:p>
-    <w:p>
-      <w:pPr/>
-      <w:r>
-        <w:rPr>
-          <w:lang w:val="zh_TW" w:bidi="zh_TW"/>
-        </w:rPr>
+        <w:t>中被修正為多單（譯註：英文譯本在此處為</w:t>
       </w:r>
       <w:r>
         <w:rPr>
           <w:lang w:val="zh_TW" w:bidi="zh_TW"/>
         </w:rPr>
-        <w:t>這些不同的方法並不是互相排斥的。此外，人們似乎普遍認同法利賽主義的一個基本神學信念，即他們堅持兩重律法概念：成書妥拉（舊約，主要是摩西五經）和口傳妥拉（由許多代拉比傳下來的傳統）。這無疑是一個特徵，將他們與撒都該人區分（參約瑟夫的《猶太古史記》13.297–98）。後者只接受摩西之書的權柄，並強烈主張法利賽人對口傳傳統的重視，代表了無法辯護的創新。這些傳統試圖規範人們在神面前的生活，隨著時間的推移變得越來越詳細，最終整理成一部單一文件，即米示拿（約公元210年）。在其發展過程中的某個時候，出現了一種觀點，即口傳律法本身是由神賜給摩西的，因此與聖經同有神聖的權柄。</w:t>
+        <w:t>Dodanim</w:t>
       </w:r>
-    </w:p>
-    <w:p>
-      <w:pPr/>
-      <w:r>
-        <w:rPr>
-          <w:lang w:val="zh_TW" w:bidi="zh_TW"/>
-        </w:rPr>
-      </w:r>
-      <w:r>
-        <w:rPr>
-          <w:lang w:val="zh_TW" w:bidi="zh_TW"/>
-        </w:rPr>
-        <w:t>仔細查看新約，有助於理解這一特徵的本質，這特徵最能解釋法利賽觀點與福音信息之間的衝突。比如，使徒保羅強調他使徒宣講的獨特性，將其與他年輕時熱心追求的「祖宗的遺傳」進行對比（</w:t>
-      </w:r>
-      <w:hyperlink r:id="rId15">
-        <w:r>
-          <w:rPr>
-            <w:lang w:val="zh_TW" w:bidi="zh_TW"/>
-          </w:rPr>
-          <w:rPr>
-            <w:color w:val="0000EE"/>
-            <w:u w:val="single"/>
-          </w:rPr>
-          <w:t>加1:14</w:t>
-        </w:r>
-      </w:hyperlink>
-      <w:r>
-        <w:rPr>
-          <w:lang w:val="zh_TW" w:bidi="zh_TW"/>
-        </w:rPr>
-        <w:t>）。特別具啟發性的是</w:t>
-      </w:r>
-      <w:hyperlink r:id="rId16">
-        <w:r>
-          <w:rPr>
-            <w:lang w:val="zh_TW" w:bidi="zh_TW"/>
-          </w:rPr>
-          <w:rPr>
-            <w:color w:val="0000EE"/>
-            <w:u w:val="single"/>
-          </w:rPr>
-          <w:t>馬可福音第七章</w:t>
-        </w:r>
-      </w:hyperlink>
-      <w:r>
-        <w:rPr>
-          <w:lang w:val="zh_TW" w:bidi="zh_TW"/>
-        </w:rPr>
-        <w:t>的關鍵段落，記載法利賽人向耶穌抱怨：「</w:t>
-      </w:r>
-      <w:r>
-        <w:rPr>
-          <w:lang w:val="zh_TW" w:bidi="zh_TW"/>
-        </w:rPr>
-        <w:t>你的門徒為甚麼不照古人的遺傳，用</w:t>
-      </w:r>
-      <w:r>
-        <w:rPr>
-          <w:lang w:val="zh_TW" w:bidi="zh_TW"/>
-        </w:rPr>
-        <w:t>『俗』</w:t>
-      </w:r>
-      <w:r>
-        <w:rPr>
-          <w:lang w:val="zh_TW" w:bidi="zh_TW"/>
-        </w:rPr>
-        <w:t>手吃飯呢？</w:t>
-      </w:r>
-      <w:r>
-        <w:rPr>
-          <w:lang w:val="zh_TW" w:bidi="zh_TW"/>
-        </w:rPr>
-        <w:t>」（第</w:t>
-      </w:r>
-      <w:hyperlink r:id="rId17">
-        <w:r>
-          <w:rPr>
-            <w:lang w:val="zh_TW" w:bidi="zh_TW"/>
-          </w:rPr>
-          <w:rPr>
-            <w:color w:val="0000EE"/>
-            <w:u w:val="single"/>
-          </w:rPr>
-          <w:t>5</w:t>
-        </w:r>
-      </w:hyperlink>
-      <w:r>
-        <w:rPr>
-          <w:lang w:val="zh_TW" w:bidi="zh_TW"/>
-        </w:rPr>
-        <w:t>節）。基督的回答以嚴厲的指控反駁他們的批評：「你們是離棄神的誡命，拘守人的遺傳……這就是你們承接遺傳，廢了神的道」（第</w:t>
-      </w:r>
-      <w:hyperlink r:id="rId18">
-        <w:r>
-          <w:rPr>
-            <w:lang w:val="zh_TW" w:bidi="zh_TW"/>
-          </w:rPr>
-          <w:rPr>
-            <w:color w:val="0000EE"/>
-            <w:u w:val="single"/>
-          </w:rPr>
-          <w:t>8</w:t>
-        </w:r>
-      </w:hyperlink>
-      <w:r>
-        <w:rPr>
-          <w:lang w:val="zh_TW" w:bidi="zh_TW"/>
-        </w:rPr>
-        <w:t>、</w:t>
-      </w:r>
-      <w:hyperlink r:id="rId19">
-        <w:r>
-          <w:rPr>
-            <w:lang w:val="zh_TW" w:bidi="zh_TW"/>
-          </w:rPr>
-          <w:rPr>
-            <w:color w:val="0000EE"/>
-            <w:u w:val="single"/>
-          </w:rPr>
-          <w:t>13</w:t>
-        </w:r>
-      </w:hyperlink>
-      <w:r>
-        <w:rPr>
-          <w:lang w:val="zh_TW" w:bidi="zh_TW"/>
-        </w:rPr>
-        <w:t>節；參見</w:t>
-      </w:r>
-      <w:hyperlink r:id="rId20">
-        <w:r>
-          <w:rPr>
-            <w:lang w:val="zh_TW" w:bidi="zh_TW"/>
-          </w:rPr>
-          <w:rPr>
-            <w:color w:val="0000EE"/>
-            <w:u w:val="single"/>
-          </w:rPr>
-          <w:t>太15:1–6</w:t>
-        </w:r>
-      </w:hyperlink>
       <w:r>
         <w:rPr>
           <w:lang w:val="zh_TW" w:bidi="zh_TW"/>
         </w:rPr>
         <w:t>）。</w:t>
       </w:r>
-    </w:p>
-    <w:p>
-      <w:pPr/>
       <w:r>
         <w:rPr>
+          <w:i/>
           <w:lang w:val="zh_TW" w:bidi="zh_TW"/>
         </w:rPr>
+        <w:t>見</w:t>
       </w:r>
       <w:r>
         <w:rPr>
           <w:lang w:val="zh_TW" w:bidi="zh_TW"/>
         </w:rPr>
-        <w:t>法利賽人重視他們對律法的解釋，此舉削弱了神啟示的權柄。更糟的是，這些解釋的巧妙之處在於，通過放寬神的標準來扭曲恩典的教義。耶穌在</w:t>
-      </w:r>
-      <w:hyperlink r:id="rId21">
-        <w:r>
-          <w:rPr>
-            <w:lang w:val="zh_TW" w:bidi="zh_TW"/>
-          </w:rPr>
-          <w:rPr>
-            <w:color w:val="0000EE"/>
-            <w:u w:val="single"/>
-          </w:rPr>
-          <w:t>馬可福音七章10至12節</w:t>
-        </w:r>
-      </w:hyperlink>
-      <w:r>
-        <w:rPr>
-          <w:lang w:val="zh_TW" w:bidi="zh_TW"/>
-        </w:rPr>
-        <w:t>中使用的例子表明，一項拉比的規條——各耳板，使人們可以忽視第五誡並覺得這樣做是合理的。</w:t>
-      </w:r>
-    </w:p>
-    <w:p>
-      <w:pPr/>
-      <w:r>
-        <w:rPr>
-          <w:lang w:val="zh_TW" w:bidi="zh_TW"/>
-        </w:rPr>
-      </w:r>
-      <w:r>
-        <w:rPr>
-          <w:lang w:val="zh_TW" w:bidi="zh_TW"/>
-        </w:rPr>
-        <w:t>法利賽人的規條複雜繁多，但至少人們可以遵守。那些嚴格遵循拉比傳統的人，可能誤以為自己的行為滿足了神的要求（參保羅對自己悔改前態度的描述，</w:t>
-      </w:r>
-      <w:hyperlink r:id="rId22">
-        <w:r>
-          <w:rPr>
-            <w:lang w:val="zh_TW" w:bidi="zh_TW"/>
-          </w:rPr>
-          <w:rPr>
-            <w:color w:val="0000EE"/>
-            <w:u w:val="single"/>
-          </w:rPr>
-          <w:t>腓3:6</w:t>
-        </w:r>
-      </w:hyperlink>
-      <w:r>
-        <w:rPr>
-          <w:lang w:val="zh_TW" w:bidi="zh_TW"/>
-        </w:rPr>
-        <w:t>），他們淡然面對自己的罪，並有著虛假的屬靈安全感，以致不必再依靠神的憐憫。這當然是稅吏和法利賽人比喻的要點（</w:t>
-      </w:r>
-      <w:hyperlink r:id="rId13">
-        <w:r>
-          <w:rPr>
-            <w:lang w:val="zh_TW" w:bidi="zh_TW"/>
-          </w:rPr>
-          <w:rPr>
-            <w:color w:val="0000EE"/>
-            <w:u w:val="single"/>
-          </w:rPr>
-          <w:t>路18:9–14</w:t>
-        </w:r>
-      </w:hyperlink>
-      <w:r>
-        <w:rPr>
-          <w:lang w:val="zh_TW" w:bidi="zh_TW"/>
-        </w:rPr>
-        <w:t>）。相比之下，耶穌要求的公義遠高於法利賽人：「要完全，</w:t>
-      </w:r>
-      <w:r>
-        <w:rPr>
-          <w:lang w:val="zh_TW" w:bidi="zh_TW"/>
-        </w:rPr>
-        <w:t>像你們的天父完全一樣</w:t>
-      </w:r>
-      <w:r>
-        <w:rPr>
-          <w:lang w:val="zh_TW" w:bidi="zh_TW"/>
-        </w:rPr>
-        <w:t>」（</w:t>
-      </w:r>
-      <w:hyperlink r:id="rId23">
-        <w:r>
-          <w:rPr>
-            <w:lang w:val="zh_TW" w:bidi="zh_TW"/>
-          </w:rPr>
-          <w:rPr>
-            <w:color w:val="0000EE"/>
-            <w:u w:val="single"/>
-          </w:rPr>
-          <w:t>太5:48</w:t>
-        </w:r>
-      </w:hyperlink>
-      <w:r>
-        <w:rPr>
-          <w:lang w:val="zh_TW" w:bidi="zh_TW"/>
-        </w:rPr>
-        <w:t>；參</w:t>
-      </w:r>
-      <w:hyperlink r:id="rId24">
-        <w:r>
-          <w:rPr>
-            <w:lang w:val="zh_TW" w:bidi="zh_TW"/>
-          </w:rPr>
-          <w:rPr>
-            <w:color w:val="0000EE"/>
-            <w:u w:val="single"/>
-          </w:rPr>
-          <w:t>20節</w:t>
-        </w:r>
-      </w:hyperlink>
-      <w:r>
-        <w:rPr>
-          <w:lang w:val="zh_TW" w:bidi="zh_TW"/>
-        </w:rPr>
-        <w:t>）。</w:t>
-      </w:r>
-    </w:p>
-    <w:p>
-      <w:pPr/>
-      <w:r>
-        <w:rPr>
-          <w:lang w:val="zh_TW" w:bidi="zh_TW"/>
-        </w:rPr>
-      </w:r>
-      <w:r>
-        <w:rPr>
-          <w:i/>
-          <w:lang w:val="zh_TW" w:bidi="zh_TW"/>
-        </w:rPr>
-        <w:t>另見</w:t>
-      </w:r>
-      <w:r>
-        <w:rPr>
-          <w:lang w:val="zh_TW" w:bidi="zh_TW"/>
-        </w:rPr>
-        <w:t xml:space="preserve"> </w:t>
-      </w:r>
-      <w:r>
-        <w:rPr>
-          <w:lang w:val="zh_TW" w:bidi="zh_TW"/>
-        </w:rPr>
-        <w:t>愛色尼派</w:t>
-      </w:r>
-      <w:r>
-        <w:rPr>
-          <w:lang w:val="zh_TW" w:bidi="zh_TW"/>
-        </w:rPr>
-        <w:t>、</w:t>
-      </w:r>
-      <w:r>
-        <w:rPr>
-          <w:lang w:val="zh_TW" w:bidi="zh_TW"/>
-        </w:rPr>
-        <w:t>猶太人</w:t>
-      </w:r>
-      <w:r>
-        <w:rPr>
-          <w:lang w:val="zh_TW" w:bidi="zh_TW"/>
-        </w:rPr>
-        <w:t>、</w:t>
-      </w:r>
-      <w:r>
-        <w:rPr>
-          <w:lang w:val="zh_TW" w:bidi="zh_TW"/>
-        </w:rPr>
-        <w:t>猶太教</w:t>
-      </w:r>
-      <w:r>
-        <w:rPr>
-          <w:lang w:val="zh_TW" w:bidi="zh_TW"/>
-        </w:rPr>
-        <w:t>、</w:t>
-      </w:r>
-      <w:r>
-        <w:rPr>
-          <w:lang w:val="zh_TW" w:bidi="zh_TW"/>
-        </w:rPr>
-        <w:t>撒都該人</w:t>
-      </w:r>
-      <w:r>
-        <w:rPr>
-          <w:lang w:val="zh_TW" w:bidi="zh_TW"/>
-        </w:rPr>
-        <w:t>、</w:t>
-      </w:r>
-      <w:r>
-        <w:rPr>
-          <w:lang w:val="zh_TW" w:bidi="zh_TW"/>
-        </w:rPr>
-        <w:t>塔木德</w:t>
-      </w:r>
-      <w:r>
-        <w:rPr>
-          <w:lang w:val="zh_TW" w:bidi="zh_TW"/>
-        </w:rPr>
-        <w:t>、</w:t>
-      </w:r>
-      <w:r>
-        <w:rPr>
-          <w:lang w:val="zh_TW" w:bidi="zh_TW"/>
-        </w:rPr>
-        <w:t>妥拉</w:t>
-      </w:r>
-      <w:r>
-        <w:rPr>
-          <w:lang w:val="zh_TW" w:bidi="zh_TW"/>
-        </w:rPr>
-        <w:t>、</w:t>
-      </w:r>
-      <w:r>
-        <w:rPr>
-          <w:lang w:val="zh_TW" w:bidi="zh_TW"/>
-        </w:rPr>
-        <w:t>傳統</w:t>
-      </w:r>
-      <w:r>
-        <w:rPr>
-          <w:lang w:val="zh_TW" w:bidi="zh_TW"/>
-        </w:rPr>
-        <w:t>、</w:t>
-      </w:r>
-      <w:r>
-        <w:rPr>
-          <w:lang w:val="zh_TW" w:bidi="zh_TW"/>
-        </w:rPr>
-        <w:t>口傳傳統</w:t>
+        <w:t>多單</w:t>
       </w:r>
       <w:r>
         <w:rPr>

--- a/zht/docx/032.content.docx
+++ b/zht/docx/032.content.docx
@@ -149,7 +149,7 @@
         <w:rPr>
           <w:lang w:val="zh_TW" w:bidi="zh_TW"/>
         </w:rPr>
-        <w:t>duo</w:t>
+        <w:t>dui</w:t>
       </w:r>
       <w:r>
         <w:rPr>
@@ -212,29 +212,12 @@
         <w:rPr>
           <w:lang w:val="zh_TW" w:bidi="zh_TW"/>
         </w:rPr>
-        <w:t>多單</w:t>
-      </w:r>
-      <w:r>
-        <w:rPr>
-          <w:lang w:val="zh_TW" w:bidi="zh_TW"/>
-        </w:rPr>
-      </w:r>
-    </w:p>
-    <w:p>
-      <w:pPr>
-        <w:pStyle w:val="Heading2"/>
-      </w:pPr>
-      <w:r>
-        <w:rPr>
-          <w:lang w:val="zh_TW" w:bidi="zh_TW"/>
-        </w:rPr>
-        <w:t>多單</w:t>
-      </w:r>
-      <w:r>
-        <w:rPr>
-          <w:lang w:val="zh_TW" w:bidi="zh_TW"/>
-        </w:rPr>
-        <w:t>*</w:t>
+        <w:t>兌換銀錢的人，兌換銀錢</w:t>
+      </w:r>
+      <w:r>
+        <w:rPr>
+          <w:lang w:val="zh_TW" w:bidi="zh_TW"/>
+        </w:rPr>
       </w:r>
     </w:p>
     <w:p>
@@ -248,7 +231,35 @@
         <w:rPr>
           <w:lang w:val="zh_TW" w:bidi="zh_TW"/>
         </w:rPr>
-        <w:t>挪亞兒子雅弗的後代（</w:t>
+        <w:t>兌換銀錢的人是指從事與金錢相關工作的人。他們借出資金，兌換不同類型的貨幣，並發行新貨幣。</w:t>
+      </w:r>
+    </w:p>
+    <w:p>
+      <w:pPr/>
+      <w:r>
+        <w:rPr>
+          <w:lang w:val="zh_TW" w:bidi="zh_TW"/>
+        </w:rPr>
+      </w:r>
+      <w:r>
+        <w:rPr>
+          <w:lang w:val="zh_TW" w:bidi="zh_TW"/>
+        </w:rPr>
+        <w:t>隨著不同國家之間的貿易增長，人們需要一種簡便的方式來轉移資金。這促成了兌換銀錢行業的誕生。當硬幣在公元前七世紀首次製造時，兌換銀錢的人變得重要起來。他們負責將一種硬幣兌換成另一種貨幣。</w:t>
+      </w:r>
+    </w:p>
+    <w:p>
+      <w:pPr/>
+      <w:r>
+        <w:rPr>
+          <w:lang w:val="zh_TW" w:bidi="zh_TW"/>
+        </w:rPr>
+      </w:r>
+      <w:r>
+        <w:rPr>
+          <w:lang w:val="zh_TW" w:bidi="zh_TW"/>
+        </w:rPr>
+        <w:t>過去，王和女王控制所有貿易（</w:t>
       </w:r>
       <w:hyperlink r:id="rId13">
         <w:r>
@@ -259,27 +270,9 @@
             <w:color w:val="0000EE"/>
             <w:u w:val="single"/>
           </w:rPr>
-          <w:t>創10:4</w:t>
+          <w:t>撒下5:11；</w:t>
         </w:r>
       </w:hyperlink>
-      <w:r>
-        <w:rPr>
-          <w:lang w:val="zh_TW" w:bidi="zh_TW"/>
-        </w:rPr>
-        <w:t>，譯註：英文譯本在此處通常作</w:t>
-      </w:r>
-      <w:r>
-        <w:rPr>
-          <w:lang w:val="zh_TW" w:bidi="zh_TW"/>
-        </w:rPr>
-        <w:t>Rodanites</w:t>
-      </w:r>
-      <w:r>
-        <w:rPr>
-          <w:lang w:val="zh_TW" w:bidi="zh_TW"/>
-        </w:rPr>
-        <w:t>）。這個名字在</w:t>
-      </w:r>
       <w:hyperlink r:id="rId14">
         <w:r>
           <w:rPr>
@@ -289,39 +282,1140 @@
             <w:color w:val="0000EE"/>
             <w:u w:val="single"/>
           </w:rPr>
-          <w:t>歷代志上一章7節</w:t>
+          <w:t>王上10:14</w:t>
         </w:r>
       </w:hyperlink>
       <w:r>
         <w:rPr>
           <w:lang w:val="zh_TW" w:bidi="zh_TW"/>
         </w:rPr>
-        <w:t>中被修正為多單（譯註：英文譯本在此處為</w:t>
-      </w:r>
-      <w:r>
-        <w:rPr>
-          <w:lang w:val="zh_TW" w:bidi="zh_TW"/>
-        </w:rPr>
-        <w:t>Dodanim</w:t>
-      </w:r>
+        <w:t>–</w:t>
+      </w:r>
+      <w:hyperlink r:id="rId14">
+        <w:r>
+          <w:rPr>
+            <w:lang w:val="zh_TW" w:bidi="zh_TW"/>
+          </w:rPr>
+          <w:rPr>
+            <w:color w:val="0000EE"/>
+            <w:u w:val="single"/>
+          </w:rPr>
+          <w:t>29</w:t>
+        </w:r>
+      </w:hyperlink>
+      <w:r>
+        <w:rPr>
+          <w:lang w:val="zh_TW" w:bidi="zh_TW"/>
+        </w:rPr>
+        <w:t>）。但是後來這種情況發生了變化。一種類似於我們今天銀行業的新系統發展起來。</w:t>
+      </w:r>
+    </w:p>
+    <w:p>
+      <w:pPr/>
+      <w:r>
+        <w:rPr>
+          <w:lang w:val="zh_TW" w:bidi="zh_TW"/>
+        </w:rPr>
+      </w:r>
+      <w:r>
+        <w:rPr>
+          <w:lang w:val="zh_TW" w:bidi="zh_TW"/>
+        </w:rPr>
+        <w:t>在新約時代，兌換銀錢的人是銀行系統的一部分。他們的工作是將羅馬貨幣兌換成特別的聖殿用幣。人們需要這些特殊硬幣來支付聖殿稅。這種稅是以一種叫半舍客勒的硬幣支付的。新約聖經提到兌換銀錢的人的經文包括：</w:t>
+      </w:r>
+    </w:p>
+    <w:p>
+      <w:pPr>
+        <w:pStyle w:val="ListBullet"/>
+        <w:spacing w:line="240" w:lineRule="auto"/>
+        <w:ind w:left="720"/>
+      </w:pPr>
+      <w:r>
+        <w:rPr>
+          <w:lang w:val="zh_TW" w:bidi="zh_TW"/>
+        </w:rPr>
+      </w:r>
+      <w:hyperlink r:id="rId15">
+        <w:r>
+          <w:rPr>
+            <w:lang w:val="zh_TW" w:bidi="zh_TW"/>
+          </w:rPr>
+          <w:rPr>
+            <w:color w:val="0000EE"/>
+            <w:u w:val="single"/>
+          </w:rPr>
+          <w:t>馬太福音17:24</w:t>
+        </w:r>
+      </w:hyperlink>
+    </w:p>
+    <w:p>
+      <w:pPr>
+        <w:pStyle w:val="ListBullet"/>
+        <w:spacing w:line="240" w:lineRule="auto"/>
+        <w:ind w:left="720"/>
+      </w:pPr>
+      <w:r>
+        <w:rPr>
+          <w:lang w:val="zh_TW" w:bidi="zh_TW"/>
+        </w:rPr>
+      </w:r>
+      <w:hyperlink r:id="rId16">
+        <w:r>
+          <w:rPr>
+            <w:lang w:val="zh_TW" w:bidi="zh_TW"/>
+          </w:rPr>
+          <w:rPr>
+            <w:color w:val="0000EE"/>
+            <w:u w:val="single"/>
+          </w:rPr>
+          <w:t>馬太福音21:12</w:t>
+        </w:r>
+      </w:hyperlink>
+    </w:p>
+    <w:p>
+      <w:pPr>
+        <w:pStyle w:val="ListBullet"/>
+        <w:spacing w:line="240" w:lineRule="auto"/>
+        <w:ind w:left="720"/>
+      </w:pPr>
+      <w:r>
+        <w:rPr>
+          <w:lang w:val="zh_TW" w:bidi="zh_TW"/>
+        </w:rPr>
+      </w:r>
+      <w:hyperlink r:id="rId17">
+        <w:r>
+          <w:rPr>
+            <w:lang w:val="zh_TW" w:bidi="zh_TW"/>
+          </w:rPr>
+          <w:rPr>
+            <w:color w:val="0000EE"/>
+            <w:u w:val="single"/>
+          </w:rPr>
+          <w:t>馬太福音25:27</w:t>
+        </w:r>
+      </w:hyperlink>
+    </w:p>
+    <w:p>
+      <w:pPr>
+        <w:pStyle w:val="ListBullet"/>
+        <w:spacing w:line="240" w:lineRule="auto"/>
+        <w:ind w:left="720"/>
+      </w:pPr>
+      <w:r>
+        <w:rPr>
+          <w:lang w:val="zh_TW" w:bidi="zh_TW"/>
+        </w:rPr>
+      </w:r>
+      <w:hyperlink r:id="rId18">
+        <w:r>
+          <w:rPr>
+            <w:lang w:val="zh_TW" w:bidi="zh_TW"/>
+          </w:rPr>
+          <w:rPr>
+            <w:color w:val="0000EE"/>
+            <w:u w:val="single"/>
+          </w:rPr>
+          <w:t>馬可福音11:15</w:t>
+        </w:r>
+      </w:hyperlink>
+    </w:p>
+    <w:p>
+      <w:pPr>
+        <w:pStyle w:val="ListBullet"/>
+        <w:spacing w:line="240" w:lineRule="auto"/>
+        <w:ind w:left="720"/>
+      </w:pPr>
+      <w:r>
+        <w:rPr>
+          <w:lang w:val="zh_TW" w:bidi="zh_TW"/>
+        </w:rPr>
+      </w:r>
+      <w:hyperlink r:id="rId19">
+        <w:r>
+          <w:rPr>
+            <w:lang w:val="zh_TW" w:bidi="zh_TW"/>
+          </w:rPr>
+          <w:rPr>
+            <w:color w:val="0000EE"/>
+            <w:u w:val="single"/>
+          </w:rPr>
+          <w:t>路加福音19:23</w:t>
+        </w:r>
+      </w:hyperlink>
+    </w:p>
+    <w:p>
+      <w:pPr>
+        <w:pStyle w:val="ListBullet"/>
+        <w:spacing w:line="240" w:lineRule="auto"/>
+        <w:ind w:left="720"/>
+      </w:pPr>
+      <w:r>
+        <w:rPr>
+          <w:lang w:val="zh_TW" w:bidi="zh_TW"/>
+        </w:rPr>
+      </w:r>
+      <w:hyperlink r:id="rId20">
+        <w:r>
+          <w:rPr>
+            <w:lang w:val="zh_TW" w:bidi="zh_TW"/>
+          </w:rPr>
+          <w:rPr>
+            <w:color w:val="0000EE"/>
+            <w:u w:val="single"/>
+          </w:rPr>
+          <w:t>約翰福音2:14</w:t>
+        </w:r>
+      </w:hyperlink>
+      <w:r>
+        <w:rPr>
+          <w:lang w:val="zh_TW" w:bidi="zh_TW"/>
+        </w:rPr>
+        <w:t>–</w:t>
+      </w:r>
+      <w:hyperlink r:id="rId20">
+        <w:r>
+          <w:rPr>
+            <w:lang w:val="zh_TW" w:bidi="zh_TW"/>
+          </w:rPr>
+          <w:rPr>
+            <w:color w:val="0000EE"/>
+            <w:u w:val="single"/>
+          </w:rPr>
+          <w:t>15</w:t>
+        </w:r>
+      </w:hyperlink>
+    </w:p>
+    <w:p>
+      <w:pPr/>
+      <w:r>
+        <w:rPr>
+          <w:lang w:val="zh_TW" w:bidi="zh_TW"/>
+        </w:rPr>
+      </w:r>
+      <w:r>
+        <w:rPr>
+          <w:lang w:val="zh_TW" w:bidi="zh_TW"/>
+        </w:rPr>
+        <w:t>借款的人（借貸者）與提供信貸的人（債主）受到保護。借款人必須提供有價值的物品作為擔保，保證償還貸款。</w:t>
+      </w:r>
+    </w:p>
+    <w:p>
+      <w:pPr/>
+      <w:r>
+        <w:rPr>
+          <w:lang w:val="zh_TW" w:bidi="zh_TW"/>
+        </w:rPr>
+      </w:r>
+      <w:r>
+        <w:rPr>
+          <w:lang w:val="zh_TW" w:bidi="zh_TW"/>
+        </w:rPr>
+        <w:t>以色列的律法規定，借貸時不可收取利息（</w:t>
+      </w:r>
+      <w:hyperlink r:id="rId21">
+        <w:r>
+          <w:rPr>
+            <w:lang w:val="zh_TW" w:bidi="zh_TW"/>
+          </w:rPr>
+          <w:rPr>
+            <w:color w:val="0000EE"/>
+            <w:u w:val="single"/>
+          </w:rPr>
+          <w:t>出22:25；</w:t>
+        </w:r>
+      </w:hyperlink>
+      <w:hyperlink r:id="rId22">
+        <w:r>
+          <w:rPr>
+            <w:lang w:val="zh_TW" w:bidi="zh_TW"/>
+          </w:rPr>
+          <w:rPr>
+            <w:color w:val="0000EE"/>
+            <w:u w:val="single"/>
+          </w:rPr>
+          <w:t>申15:1–18</w:t>
+        </w:r>
+      </w:hyperlink>
+      <w:r>
+        <w:rPr>
+          <w:lang w:val="zh_TW" w:bidi="zh_TW"/>
+        </w:rPr>
+        <w:t>）。然而，一些人無視此律法，向借款人收取極高的利息。先知和領袖對這種行為提出譴責（</w:t>
+      </w:r>
+      <w:hyperlink r:id="rId23">
+        <w:r>
+          <w:rPr>
+            <w:lang w:val="zh_TW" w:bidi="zh_TW"/>
+          </w:rPr>
+          <w:rPr>
+            <w:color w:val="0000EE"/>
+            <w:u w:val="single"/>
+          </w:rPr>
+          <w:t>尼5:6</w:t>
+        </w:r>
+      </w:hyperlink>
+      <w:r>
+        <w:rPr>
+          <w:lang w:val="zh_TW" w:bidi="zh_TW"/>
+        </w:rPr>
+        <w:t>–</w:t>
+      </w:r>
+      <w:hyperlink r:id="rId23">
+        <w:r>
+          <w:rPr>
+            <w:lang w:val="zh_TW" w:bidi="zh_TW"/>
+          </w:rPr>
+          <w:rPr>
+            <w:color w:val="0000EE"/>
+            <w:u w:val="single"/>
+          </w:rPr>
+          <w:t>13；</w:t>
+        </w:r>
+      </w:hyperlink>
+      <w:hyperlink r:id="rId24">
+        <w:r>
+          <w:rPr>
+            <w:lang w:val="zh_TW" w:bidi="zh_TW"/>
+          </w:rPr>
+          <w:rPr>
+            <w:color w:val="0000EE"/>
+            <w:u w:val="single"/>
+          </w:rPr>
+          <w:t>結18:8、13、7，</w:t>
+        </w:r>
+      </w:hyperlink>
+      <w:hyperlink r:id="rId25">
+        <w:r>
+          <w:rPr>
+            <w:lang w:val="zh_TW" w:bidi="zh_TW"/>
+          </w:rPr>
+          <w:rPr>
+            <w:color w:val="0000EE"/>
+            <w:u w:val="single"/>
+          </w:rPr>
+          <w:t>22:12</w:t>
+        </w:r>
+      </w:hyperlink>
       <w:r>
         <w:rPr>
           <w:lang w:val="zh_TW" w:bidi="zh_TW"/>
         </w:rPr>
         <w:t>）。</w:t>
       </w:r>
+    </w:p>
+    <w:p>
+      <w:pPr/>
+      <w:r>
+        <w:rPr>
+          <w:lang w:val="zh_TW" w:bidi="zh_TW"/>
+        </w:rPr>
+      </w:r>
+      <w:r>
+        <w:rPr>
+          <w:lang w:val="zh_TW" w:bidi="zh_TW"/>
+        </w:rPr>
+        <w:t>以色列人經常害怕債主（</w:t>
+      </w:r>
+      <w:hyperlink r:id="rId26">
+        <w:r>
+          <w:rPr>
+            <w:lang w:val="zh_TW" w:bidi="zh_TW"/>
+          </w:rPr>
+          <w:rPr>
+            <w:color w:val="0000EE"/>
+            <w:u w:val="single"/>
+          </w:rPr>
+          <w:t>王下4:1；</w:t>
+        </w:r>
+      </w:hyperlink>
+      <w:hyperlink r:id="rId27">
+        <w:r>
+          <w:rPr>
+            <w:lang w:val="zh_TW" w:bidi="zh_TW"/>
+          </w:rPr>
+          <w:rPr>
+            <w:color w:val="0000EE"/>
+            <w:u w:val="single"/>
+          </w:rPr>
+          <w:t>詩109:11；</w:t>
+        </w:r>
+      </w:hyperlink>
+      <w:hyperlink r:id="rId28">
+        <w:r>
+          <w:rPr>
+            <w:lang w:val="zh_TW" w:bidi="zh_TW"/>
+          </w:rPr>
+          <w:rPr>
+            <w:color w:val="0000EE"/>
+            <w:u w:val="single"/>
+          </w:rPr>
+          <w:t>賽24:2，</w:t>
+        </w:r>
+      </w:hyperlink>
+      <w:hyperlink r:id="rId29">
+        <w:r>
+          <w:rPr>
+            <w:lang w:val="zh_TW" w:bidi="zh_TW"/>
+          </w:rPr>
+          <w:rPr>
+            <w:color w:val="0000EE"/>
+            <w:u w:val="single"/>
+          </w:rPr>
+          <w:t>50:1</w:t>
+        </w:r>
+      </w:hyperlink>
+      <w:r>
+        <w:rPr>
+          <w:lang w:val="zh_TW" w:bidi="zh_TW"/>
+        </w:rPr>
+        <w:t>）。債主可以進入欠債人的家中，取走用以償還債務的物品。他們甚至可以把孩子作為奴僕以抵償債務（</w:t>
+      </w:r>
+      <w:hyperlink r:id="rId26">
+        <w:r>
+          <w:rPr>
+            <w:lang w:val="zh_TW" w:bidi="zh_TW"/>
+          </w:rPr>
+          <w:rPr>
+            <w:color w:val="0000EE"/>
+            <w:u w:val="single"/>
+          </w:rPr>
+          <w:t>王下4:1；</w:t>
+        </w:r>
+      </w:hyperlink>
+      <w:hyperlink r:id="rId29">
+        <w:r>
+          <w:rPr>
+            <w:lang w:val="zh_TW" w:bidi="zh_TW"/>
+          </w:rPr>
+          <w:rPr>
+            <w:color w:val="0000EE"/>
+            <w:u w:val="single"/>
+          </w:rPr>
+          <w:t>賽50:1</w:t>
+        </w:r>
+      </w:hyperlink>
+      <w:r>
+        <w:rPr>
+          <w:lang w:val="zh_TW" w:bidi="zh_TW"/>
+        </w:rPr>
+        <w:t>）。在</w:t>
+      </w:r>
+      <w:hyperlink r:id="rId30">
+        <w:r>
+          <w:rPr>
+            <w:lang w:val="zh_TW" w:bidi="zh_TW"/>
+          </w:rPr>
+          <w:rPr>
+            <w:color w:val="0000EE"/>
+            <w:u w:val="single"/>
+          </w:rPr>
+          <w:t>路加福音七章41至42節</w:t>
+        </w:r>
+      </w:hyperlink>
+      <w:r>
+        <w:rPr>
+          <w:lang w:val="zh_TW" w:bidi="zh_TW"/>
+        </w:rPr>
+        <w:t>中，耶穌講述了一個關於仁慈債主的故事。這個故事被稱為比喻。類似的故事還記載於</w:t>
+      </w:r>
+      <w:hyperlink r:id="rId31">
+        <w:r>
+          <w:rPr>
+            <w:lang w:val="zh_TW" w:bidi="zh_TW"/>
+          </w:rPr>
+          <w:rPr>
+            <w:color w:val="0000EE"/>
+            <w:u w:val="single"/>
+          </w:rPr>
+          <w:t>馬太福音二十五章14至30節</w:t>
+        </w:r>
+      </w:hyperlink>
+      <w:r>
+        <w:rPr>
+          <w:lang w:val="zh_TW" w:bidi="zh_TW"/>
+        </w:rPr>
+        <w:t>和</w:t>
+      </w:r>
+      <w:hyperlink r:id="rId32">
+        <w:r>
+          <w:rPr>
+            <w:lang w:val="zh_TW" w:bidi="zh_TW"/>
+          </w:rPr>
+          <w:rPr>
+            <w:color w:val="0000EE"/>
+            <w:u w:val="single"/>
+          </w:rPr>
+          <w:t>路加福音十九章11至27節</w:t>
+        </w:r>
+      </w:hyperlink>
+      <w:r>
+        <w:rPr>
+          <w:lang w:val="zh_TW" w:bidi="zh_TW"/>
+        </w:rPr>
+        <w:t>。</w:t>
+      </w:r>
+    </w:p>
+    <w:p>
+      <w:pPr/>
+      <w:r>
+        <w:rPr>
+          <w:lang w:val="zh_TW" w:bidi="zh_TW"/>
+        </w:rPr>
+      </w:r>
       <w:r>
         <w:rPr>
           <w:i/>
           <w:lang w:val="zh_TW" w:bidi="zh_TW"/>
         </w:rPr>
+        <w:t>另見</w:t>
+      </w:r>
+      <w:r>
+        <w:rPr>
+          <w:lang w:val="zh_TW" w:bidi="zh_TW"/>
+        </w:rPr>
+        <w:t>銀子；</w:t>
+      </w:r>
+      <w:r>
+        <w:rPr>
+          <w:lang w:val="zh_TW" w:bidi="zh_TW"/>
+        </w:rPr>
+        <w:t>兌換銀錢的人</w:t>
+      </w:r>
+      <w:r>
+        <w:rPr>
+          <w:lang w:val="zh_TW" w:bidi="zh_TW"/>
+        </w:rPr>
+      </w:r>
+      <w:r>
+        <w:rPr>
+          <w:lang w:val="zh_TW" w:bidi="zh_TW"/>
+        </w:rPr>
+      </w:r>
+    </w:p>
+    <w:p>
+      <w:pPr/>
+      <w:r>
+        <w:rPr>
+          <w:lang w:val="zh_TW" w:bidi="zh_TW"/>
+        </w:rPr>
+      </w:r>
+    </w:p>
+    <w:p>
+      <w:pPr>
+        <w:pStyle w:val="Heading2"/>
+      </w:pPr>
+      <w:r>
+        <w:rPr>
+          <w:lang w:val="zh_TW" w:bidi="zh_TW"/>
+        </w:rPr>
+        <w:t>兌換銀錢之人</w:t>
+      </w:r>
+      <w:r>
+        <w:rPr>
+          <w:lang w:val="zh_TW" w:bidi="zh_TW"/>
+        </w:rPr>
+      </w:r>
+    </w:p>
+    <w:p>
+      <w:pPr/>
+      <w:r>
+        <w:rPr>
+          <w:lang w:val="zh_TW" w:bidi="zh_TW"/>
+        </w:rPr>
+      </w:r>
+      <w:r>
+        <w:rPr>
+          <w:lang w:val="zh_TW" w:bidi="zh_TW"/>
+        </w:rPr>
+        <w:t xml:space="preserve">古老的職業，負責執行許多現代銀行提供的服務，特別是在將一個國或省份的貨幣兌換成另一個國或省份的貨幣，或將小面額銀錢兌換成大面額銀錢，或反之的兌換業務。當然，這種服務是要收費的。 </w:t>
+      </w:r>
+    </w:p>
+    <w:p>
+      <w:pPr/>
+      <w:r>
+        <w:rPr>
+          <w:lang w:val="zh_TW" w:bidi="zh_TW"/>
+        </w:rPr>
+      </w:r>
+      <w:r>
+        <w:rPr>
+          <w:lang w:val="zh_TW" w:bidi="zh_TW"/>
+        </w:rPr>
+        <w:t>標準化銀錢的出現不早於公元前七世紀。在此之前，人們用稱重的銀塊來支付商品的要價（</w:t>
+      </w:r>
+      <w:hyperlink r:id="rId33">
+        <w:r>
+          <w:rPr>
+            <w:lang w:val="zh_TW" w:bidi="zh_TW"/>
+          </w:rPr>
+          <w:rPr>
+            <w:color w:val="0000EE"/>
+            <w:u w:val="single"/>
+          </w:rPr>
+          <w:t>創20:16</w:t>
+        </w:r>
+      </w:hyperlink>
+      <w:r>
+        <w:rPr>
+          <w:lang w:val="zh_TW" w:bidi="zh_TW"/>
+        </w:rPr>
+        <w:t>，</w:t>
+      </w:r>
+      <w:hyperlink r:id="rId34">
+        <w:r>
+          <w:rPr>
+            <w:lang w:val="zh_TW" w:bidi="zh_TW"/>
+          </w:rPr>
+          <w:rPr>
+            <w:color w:val="0000EE"/>
+            <w:u w:val="single"/>
+          </w:rPr>
+          <w:t>37:28</w:t>
+        </w:r>
+      </w:hyperlink>
+      <w:r>
+        <w:rPr>
+          <w:lang w:val="zh_TW" w:bidi="zh_TW"/>
+        </w:rPr>
+        <w:t>；</w:t>
+      </w:r>
+      <w:hyperlink r:id="rId35">
+        <w:r>
+          <w:rPr>
+            <w:lang w:val="zh_TW" w:bidi="zh_TW"/>
+          </w:rPr>
+          <w:rPr>
+            <w:color w:val="0000EE"/>
+            <w:u w:val="single"/>
+          </w:rPr>
+          <w:t>士17:2</w:t>
+        </w:r>
+      </w:hyperlink>
+      <w:r>
+        <w:rPr>
+          <w:lang w:val="zh_TW" w:bidi="zh_TW"/>
+        </w:rPr>
+        <w:t>）。小亞細亞地區採用了標準化銀錢的做法後，其它地區也開始效仿，但由於各國的銀錢不同，需要兌換銀錢之人來計算這些銀錢的等值兌換。</w:t>
+      </w:r>
+    </w:p>
+    <w:p>
+      <w:pPr/>
+      <w:r>
+        <w:rPr>
+          <w:lang w:val="zh_TW" w:bidi="zh_TW"/>
+        </w:rPr>
+      </w:r>
+      <w:r>
+        <w:rPr>
+          <w:lang w:val="zh_TW" w:bidi="zh_TW"/>
+        </w:rPr>
+        <w:t>這些程序在巴勒斯坦特別重要，因為每個成年猶太男子都必須繳納半舍客勒的奉獻（</w:t>
+      </w:r>
+      <w:hyperlink r:id="rId36">
+        <w:r>
+          <w:rPr>
+            <w:lang w:val="zh_TW" w:bidi="zh_TW"/>
+          </w:rPr>
+          <w:rPr>
+            <w:color w:val="0000EE"/>
+            <w:u w:val="single"/>
+          </w:rPr>
+          <w:t>出30:11–16</w:t>
+        </w:r>
+      </w:hyperlink>
+      <w:r>
+        <w:rPr>
+          <w:lang w:val="zh_TW" w:bidi="zh_TW"/>
+        </w:rPr>
+        <w:t>）。來自各國的猶太人來繳納這筆款項時，可能會帶來各種不同的銀錢。聖殿當局必須授權一種適合此用途的銀錢。這就是泰爾的銀幣，即半舍客勒或四德拉克馬（tetradrachma，參</w:t>
+      </w:r>
+      <w:hyperlink r:id="rId37">
+        <w:r>
+          <w:rPr>
+            <w:lang w:val="zh_TW" w:bidi="zh_TW"/>
+          </w:rPr>
+          <w:rPr>
+            <w:color w:val="0000EE"/>
+            <w:u w:val="single"/>
+          </w:rPr>
+          <w:t>太17:27</w:t>
+        </w:r>
+      </w:hyperlink>
+      <w:r>
+        <w:rPr>
+          <w:lang w:val="zh_TW" w:bidi="zh_TW"/>
+        </w:rPr>
+        <w:t>，彼得被告知用他在魚口中找到的一塊錢為耶穌和自己繳納聖殿稅）。米示拿指出（</w:t>
+      </w:r>
+      <w:r>
+        <w:rPr>
+          <w:i/>
+          <w:lang w:val="zh_TW" w:bidi="zh_TW"/>
+        </w:rPr>
+        <w:t>論半舍客勒的稅款〔Sheqalim〕</w:t>
+      </w:r>
+      <w:r>
+        <w:rPr>
+          <w:lang w:val="zh_TW" w:bidi="zh_TW"/>
+        </w:rPr>
+        <w:t>1:3），兌換銀錢之人在亞達月（逾越節前一個月）15日於各省徵收這項稅款。逾越節前十天，兌換銀錢之人移至聖殿的院子，以協助來自外邦的猶太人。</w:t>
+      </w:r>
+    </w:p>
+    <w:p>
+      <w:pPr/>
+      <w:r>
+        <w:rPr>
+          <w:lang w:val="zh_TW" w:bidi="zh_TW"/>
+        </w:rPr>
+      </w:r>
+      <w:r>
+        <w:rPr>
+          <w:lang w:val="zh_TW" w:bidi="zh_TW"/>
+        </w:rPr>
+        <w:t>耶穌在「潔淨聖殿」時遇到了聖殿院子裡的兌換銀錢之人（</w:t>
+      </w:r>
+      <w:hyperlink r:id="rId38">
+        <w:r>
+          <w:rPr>
+            <w:lang w:val="zh_TW" w:bidi="zh_TW"/>
+          </w:rPr>
+          <w:rPr>
+            <w:color w:val="0000EE"/>
+            <w:u w:val="single"/>
+          </w:rPr>
+          <w:t>太21:12–13</w:t>
+        </w:r>
+      </w:hyperlink>
+      <w:r>
+        <w:rPr>
+          <w:lang w:val="zh_TW" w:bidi="zh_TW"/>
+        </w:rPr>
+        <w:t>；</w:t>
+      </w:r>
+      <w:hyperlink r:id="rId39">
+        <w:r>
+          <w:rPr>
+            <w:lang w:val="zh_TW" w:bidi="zh_TW"/>
+          </w:rPr>
+          <w:rPr>
+            <w:color w:val="0000EE"/>
+            <w:u w:val="single"/>
+          </w:rPr>
+          <w:t>可11:15–16</w:t>
+        </w:r>
+      </w:hyperlink>
+      <w:r>
+        <w:rPr>
+          <w:lang w:val="zh_TW" w:bidi="zh_TW"/>
+        </w:rPr>
+        <w:t>；</w:t>
+      </w:r>
+      <w:hyperlink r:id="rId40">
+        <w:r>
+          <w:rPr>
+            <w:lang w:val="zh_TW" w:bidi="zh_TW"/>
+          </w:rPr>
+          <w:rPr>
+            <w:color w:val="0000EE"/>
+            <w:u w:val="single"/>
+          </w:rPr>
+          <w:t>路19:45–46</w:t>
+        </w:r>
+      </w:hyperlink>
+      <w:r>
+        <w:rPr>
+          <w:lang w:val="zh_TW" w:bidi="zh_TW"/>
+        </w:rPr>
+        <w:t>；</w:t>
+      </w:r>
+      <w:hyperlink r:id="rId41">
+        <w:r>
+          <w:rPr>
+            <w:lang w:val="zh_TW" w:bidi="zh_TW"/>
+          </w:rPr>
+          <w:rPr>
+            <w:color w:val="0000EE"/>
+            <w:u w:val="single"/>
+          </w:rPr>
+          <w:t>約2:13–22</w:t>
+        </w:r>
+      </w:hyperlink>
+      <w:r>
+        <w:rPr>
+          <w:lang w:val="zh_TW" w:bidi="zh_TW"/>
+        </w:rPr>
+        <w:t>）。耶穌採取這一行動的原因一直存在爭議。敬拜者需要兌換半舍客勒來繳納稅款，但在某些情況下他們也需要購買鳥類、動物或獻祭的餅。這種大規模的買賣和兌換活動似乎不適合在聖殿的院子內進行，因為這是一片神聖的區域（參</w:t>
+      </w:r>
+      <w:hyperlink r:id="rId42">
+        <w:r>
+          <w:rPr>
+            <w:lang w:val="zh_TW" w:bidi="zh_TW"/>
+          </w:rPr>
+          <w:rPr>
+            <w:color w:val="0000EE"/>
+            <w:u w:val="single"/>
+          </w:rPr>
+          <w:t>可11:16</w:t>
+        </w:r>
+      </w:hyperlink>
+      <w:r>
+        <w:rPr>
+          <w:lang w:val="zh_TW" w:bidi="zh_TW"/>
+        </w:rPr>
+        <w:t>），即便耶穌明顯認可繳納聖殿稅這事（</w:t>
+      </w:r>
+      <w:hyperlink r:id="rId43">
+        <w:r>
+          <w:rPr>
+            <w:lang w:val="zh_TW" w:bidi="zh_TW"/>
+          </w:rPr>
+          <w:rPr>
+            <w:color w:val="0000EE"/>
+            <w:u w:val="single"/>
+          </w:rPr>
+          <w:t>太8:4</w:t>
+        </w:r>
+      </w:hyperlink>
+      <w:r>
+        <w:rPr>
+          <w:lang w:val="zh_TW" w:bidi="zh_TW"/>
+        </w:rPr>
+        <w:t>，</w:t>
+      </w:r>
+      <w:hyperlink r:id="rId44">
+        <w:r>
+          <w:rPr>
+            <w:lang w:val="zh_TW" w:bidi="zh_TW"/>
+          </w:rPr>
+          <w:rPr>
+            <w:color w:val="0000EE"/>
+            <w:u w:val="single"/>
+          </w:rPr>
+          <w:t>17:24–26</w:t>
+        </w:r>
+      </w:hyperlink>
+      <w:r>
+        <w:rPr>
+          <w:lang w:val="zh_TW" w:bidi="zh_TW"/>
+        </w:rPr>
+        <w:t>；</w:t>
+      </w:r>
+      <w:hyperlink r:id="rId45">
+        <w:r>
+          <w:rPr>
+            <w:lang w:val="zh_TW" w:bidi="zh_TW"/>
+          </w:rPr>
+          <w:rPr>
+            <w:color w:val="0000EE"/>
+            <w:u w:val="single"/>
+          </w:rPr>
+          <w:t>可1:44；</w:t>
+        </w:r>
+      </w:hyperlink>
+      <w:hyperlink r:id="rId46">
+        <w:r>
+          <w:rPr>
+            <w:lang w:val="zh_TW" w:bidi="zh_TW"/>
+          </w:rPr>
+          <w:rPr>
+            <w:color w:val="0000EE"/>
+            <w:u w:val="single"/>
+          </w:rPr>
+          <w:t>路5:14</w:t>
+        </w:r>
+      </w:hyperlink>
+      <w:r>
+        <w:rPr>
+          <w:lang w:val="zh_TW" w:bidi="zh_TW"/>
+        </w:rPr>
+        <w:t>）。也有可能是兌換銀錢之人和那些出售獻祭的鳥類和動物的人，收取的費用過高，不論是為了他們自己的利益還是為了聖殿當局的利益。這些交易完全可以在離神聖區域適當的距離之外進行，這樣一來，與這類活動相關的討價還價和喧鬧聲，就不會不必要地干擾聖殿院子中的禱告和獻祭活動（參</w:t>
+      </w:r>
+      <w:hyperlink r:id="rId47">
+        <w:r>
+          <w:rPr>
+            <w:lang w:val="zh_TW" w:bidi="zh_TW"/>
+          </w:rPr>
+          <w:rPr>
+            <w:color w:val="0000EE"/>
+            <w:u w:val="single"/>
+          </w:rPr>
+          <w:t>耶7:11</w:t>
+        </w:r>
+      </w:hyperlink>
+      <w:r>
+        <w:rPr>
+          <w:lang w:val="zh_TW" w:bidi="zh_TW"/>
+        </w:rPr>
+        <w:t>）。</w:t>
+      </w:r>
+    </w:p>
+    <w:p>
+      <w:pPr/>
+      <w:r>
+        <w:rPr>
+          <w:lang w:val="zh_TW" w:bidi="zh_TW"/>
+        </w:rPr>
+      </w:r>
+      <w:r>
+        <w:rPr>
+          <w:i/>
+          <w:lang w:val="zh_TW" w:bidi="zh_TW"/>
+        </w:rPr>
+        <w:t>另見</w:t>
+      </w:r>
+      <w:r>
+        <w:rPr>
+          <w:lang w:val="zh_TW" w:bidi="zh_TW"/>
+        </w:rPr>
+        <w:t xml:space="preserve"> </w:t>
+      </w:r>
+      <w:r>
+        <w:rPr>
+          <w:lang w:val="zh_TW" w:bidi="zh_TW"/>
+        </w:rPr>
+        <w:t>銀錢</w:t>
+      </w:r>
+      <w:r>
+        <w:rPr>
+          <w:lang w:val="zh_TW" w:bidi="zh_TW"/>
+        </w:rPr>
+        <w:t>；</w:t>
+      </w:r>
+      <w:r>
+        <w:rPr>
+          <w:lang w:val="zh_TW" w:bidi="zh_TW"/>
+        </w:rPr>
+        <w:t>銀子</w:t>
+      </w:r>
+      <w:r>
+        <w:rPr>
+          <w:lang w:val="zh_TW" w:bidi="zh_TW"/>
+        </w:rPr>
+        <w:t>。</w:t>
+      </w:r>
+      <w:r>
+        <w:rPr>
+          <w:lang w:val="zh_TW" w:bidi="zh_TW"/>
+        </w:rPr>
+      </w:r>
+      <w:r>
+        <w:rPr>
+          <w:lang w:val="zh_TW" w:bidi="zh_TW"/>
+        </w:rPr>
+      </w:r>
+    </w:p>
+    <w:p>
+      <w:pPr/>
+      <w:r>
+        <w:rPr>
+          <w:lang w:val="zh_TW" w:bidi="zh_TW"/>
+        </w:rPr>
+      </w:r>
+    </w:p>
+    <w:p>
+      <w:pPr>
+        <w:pStyle w:val="Heading2"/>
+      </w:pPr>
+      <w:r>
+        <w:rPr>
+          <w:lang w:val="zh_TW" w:bidi="zh_TW"/>
+        </w:rPr>
+        <w:t>對觀福音書</w:t>
+      </w:r>
+      <w:r>
+        <w:rPr>
+          <w:lang w:val="zh_TW" w:bidi="zh_TW"/>
+        </w:rPr>
+      </w:r>
+    </w:p>
+    <w:p>
+      <w:pPr/>
+      <w:r>
+        <w:rPr>
+          <w:lang w:val="zh_TW" w:bidi="zh_TW"/>
+        </w:rPr>
+      </w:r>
+      <w:r>
+        <w:rPr>
+          <w:lang w:val="zh_TW" w:bidi="zh_TW"/>
+        </w:rPr>
+        <w:t>這個術語（字面意思是「相同的觀點」）適用與馬太福音、馬可福音和路加福音三卷福音書，因為它們在耶穌事工的描寫上從大致相同的角度出發，這與約翰福音的敘述風格截然不同。</w:t>
+      </w:r>
+    </w:p>
+    <w:p>
+      <w:pPr/>
+      <w:r>
+        <w:rPr>
+          <w:lang w:val="zh_TW" w:bidi="zh_TW"/>
+        </w:rPr>
+      </w:r>
+      <w:r>
+        <w:rPr>
+          <w:lang w:val="zh_TW" w:bidi="zh_TW"/>
+        </w:rPr>
+        <w:t>這三卷福音書的相似之處包括它們使用了相似的大綱：序言、施洗約翰的事工，耶穌的洗禮和受試探，耶穌在加利利的主要事工，祂在撒馬利亞、比利亞（Perea）和猶太鄉村的旅程和事工；以及在耶路撒冷的受難週、受死和復活。這些書卷也同樣記錄了耶穌教導中重點——神國的臨在、性質和實行。此外，這三卷福音書記載了大量相同的材料，通常順序相同，甚至字詞上也經常相似或一致。</w:t>
+      </w:r>
+    </w:p>
+    <w:p>
+      <w:pPr/>
+      <w:r>
+        <w:rPr>
+          <w:lang w:val="zh_TW" w:bidi="zh_TW"/>
+        </w:rPr>
+      </w:r>
+      <w:r>
+        <w:rPr>
+          <w:lang w:val="zh_TW" w:bidi="zh_TW"/>
+        </w:rPr>
+        <w:t>除了相似之處外，馬太福音、馬可福音和路加福音之間也有顯著的差異。這些差異與相似之處大致相同——大綱、材料、組織結構和措辭。馬太福音和路加福音也有大量的共同材料是馬可福音所找不到的，除了百夫長僕人的醫治外，這些共同材料幾乎完全是耶穌的言論和教導。每卷福音書也包含一些獨特的故事和教導。因此，雖然三卷福音書保持著整體的一致性，但每卷書都從不同角度豐富了對耶穌的描述。馬太福音強調耶穌的猶太人身份，並顯示出耶穌個人和工作與舊約信息的延續性。馬可福音則以快速推進的敘述描繪耶穌是一個行動者，是人子，卻在人們中間是僕人。路加福音以精緻的希臘文學風格，似乎是針對有文化的外邦人，並展示耶穌是弱勢群體的朋友。</w:t>
+      </w:r>
+    </w:p>
+    <w:p>
+      <w:pPr/>
+      <w:r>
+        <w:rPr>
+          <w:lang w:val="zh_TW" w:bidi="zh_TW"/>
+        </w:rPr>
+      </w:r>
+      <w:r>
+        <w:rPr>
+          <w:lang w:val="zh_TW" w:bidi="zh_TW"/>
+        </w:rPr>
+        <w:t>如何解釋這三卷福音書的相似性和差異，構成了「對觀福音問題（synoptic problem）」。學者們提出了許多不同的解決方案。早在公元二世紀，他提安（Tatian）就把四卷福音書合成一卷；自此以來，無數的福音書</w:t>
+      </w:r>
+      <w:r>
+        <w:rPr>
+          <w:lang w:val="zh_TW" w:bidi="zh_TW"/>
+        </w:rPr>
+        <w:t>合參（</w:t>
+      </w:r>
+      <w:r>
+        <w:rPr>
+          <w:lang w:val="zh_TW" w:bidi="zh_TW"/>
+        </w:rPr>
+        <w:t>harmonies</w:t>
+      </w:r>
+      <w:r>
+        <w:rPr>
+          <w:lang w:val="zh_TW" w:bidi="zh_TW"/>
+        </w:rPr>
+        <w:t>）</w:t>
+      </w:r>
+      <w:r>
+        <w:rPr>
+          <w:lang w:val="zh_TW" w:bidi="zh_TW"/>
+        </w:rPr>
+        <w:t>版本不斷出現。自公元17世紀以來，學者們嘗試通過檢視福音材料形成的各個階段，來解釋它們之間的相似與不同。形式鑑別學（Form criticism）試圖識別口述傳播過程中可能受到的影響；來源鑑別學（source criticism）或文學鑑別學（literary criticism）則考慮到福音書作者可能引用的書面材料；</w:t>
+      </w:r>
+      <w:r>
+        <w:rPr>
+          <w:lang w:val="zh_TW" w:bidi="zh_TW"/>
+        </w:rPr>
+        <w:t>編修</w:t>
+      </w:r>
+      <w:r>
+        <w:rPr>
+          <w:lang w:val="zh_TW" w:bidi="zh_TW"/>
+        </w:rPr>
+        <w:t>鑑別學</w:t>
+      </w:r>
+      <w:r>
+        <w:rPr>
+          <w:lang w:val="zh_TW" w:bidi="zh_TW"/>
+        </w:rPr>
+        <w:t>（r</w:t>
+      </w:r>
+      <w:r>
+        <w:rPr>
+          <w:lang w:val="zh_TW" w:bidi="zh_TW"/>
+        </w:rPr>
+        <w:t>edaction criticism）或編輯鑑別學（editorial criticism）則試圖揭示福音書的最終編輯者如何表達其目的和個人特點，影響了耶穌活動和教導的記述。還有其他的解釋，例如強調材料根據特定受眾進行調整的影響，或探討耶穌教導的章節記載與猶太拉比教導在塔木德中的平行記載的相似性等。然而，迄今為止，尚未有完全滿意的解決方案。事實是，聖經從不同的角度呈現了耶穌，體貼神心意的讀者必須從相似與差異中來尋求神聖的旨意，這些異同之處也正是對「</w:t>
+      </w:r>
+      <w:r>
+        <w:rPr>
+          <w:lang w:val="zh_TW" w:bidi="zh_TW"/>
+        </w:rPr>
+        <w:t>神的兒子，耶穌基督福音</w:t>
+      </w:r>
+      <w:r>
+        <w:rPr>
+          <w:lang w:val="zh_TW" w:bidi="zh_TW"/>
+        </w:rPr>
+        <w:t>」的宣告（</w:t>
+      </w:r>
+      <w:hyperlink r:id="rId48">
+        <w:r>
+          <w:rPr>
+            <w:lang w:val="zh_TW" w:bidi="zh_TW"/>
+          </w:rPr>
+          <w:rPr>
+            <w:color w:val="0000EE"/>
+            <w:u w:val="single"/>
+          </w:rPr>
+          <w:t>可1:1</w:t>
+        </w:r>
+      </w:hyperlink>
+      <w:r>
+        <w:rPr>
+          <w:lang w:val="zh_TW" w:bidi="zh_TW"/>
+        </w:rPr>
+        <w:t>）。</w:t>
+      </w:r>
+      <w:r>
+        <w:rPr>
+          <w:i/>
+          <w:lang w:val="zh_TW" w:bidi="zh_TW"/>
+        </w:rPr>
         <w:t>見</w:t>
       </w:r>
       <w:r>
         <w:rPr>
           <w:lang w:val="zh_TW" w:bidi="zh_TW"/>
         </w:rPr>
-        <w:t>多單</w:t>
+        <w:t xml:space="preserve"> </w:t>
+      </w:r>
+      <w:r>
+        <w:rPr>
+          <w:lang w:val="zh_TW" w:bidi="zh_TW"/>
+        </w:rPr>
+        <w:t>福音書</w:t>
+      </w:r>
+      <w:r>
+        <w:rPr>
+          <w:lang w:val="zh_TW" w:bidi="zh_TW"/>
+        </w:rPr>
+        <w:t>；</w:t>
+      </w:r>
+      <w:r>
+        <w:rPr>
+          <w:lang w:val="zh_TW" w:bidi="zh_TW"/>
+        </w:rPr>
+        <w:t>路加福音</w:t>
+      </w:r>
+      <w:r>
+        <w:rPr>
+          <w:lang w:val="zh_TW" w:bidi="zh_TW"/>
+        </w:rPr>
+        <w:t>；</w:t>
+      </w:r>
+      <w:r>
+        <w:rPr>
+          <w:lang w:val="zh_TW" w:bidi="zh_TW"/>
+        </w:rPr>
+        <w:t>馬可福音</w:t>
+      </w:r>
+      <w:r>
+        <w:rPr>
+          <w:lang w:val="zh_TW" w:bidi="zh_TW"/>
+        </w:rPr>
+        <w:t>；</w:t>
+      </w:r>
+      <w:r>
+        <w:rPr>
+          <w:lang w:val="zh_TW" w:bidi="zh_TW"/>
+        </w:rPr>
+        <w:t>馬太福音</w:t>
       </w:r>
       <w:r>
         <w:rPr>

--- a/zht/docx/032.content.docx
+++ b/zht/docx/032.content.docx
@@ -149,7 +149,7 @@
         <w:rPr>
           <w:lang w:val="zh_TW" w:bidi="zh_TW"/>
         </w:rPr>
-        <w:t>dui</w:t>
+        <w:t>du</w:t>
       </w:r>
       <w:r>
         <w:rPr>
@@ -212,7 +212,7 @@
         <w:rPr>
           <w:lang w:val="zh_TW" w:bidi="zh_TW"/>
         </w:rPr>
-        <w:t>兌換銀錢的人，兌換銀錢</w:t>
+        <w:t>度量衡</w:t>
       </w:r>
       <w:r>
         <w:rPr>
@@ -231,7 +231,7 @@
         <w:rPr>
           <w:lang w:val="zh_TW" w:bidi="zh_TW"/>
         </w:rPr>
-        <w:t>兌換銀錢的人是指從事與金錢相關工作的人。他們借出資金，兌換不同類型的貨幣，並發行新貨幣。</w:t>
+        <w:t>概述</w:t>
       </w:r>
     </w:p>
     <w:p>
@@ -245,7 +245,7 @@
         <w:rPr>
           <w:lang w:val="zh_TW" w:bidi="zh_TW"/>
         </w:rPr>
-        <w:t>隨著不同國家之間的貿易增長，人們需要一種簡便的方式來轉移資金。這促成了兌換銀錢行業的誕生。當硬幣在公元前七世紀首次製造時，兌換銀錢的人變得重要起來。他們負責將一種硬幣兌換成另一種貨幣。</w:t>
+        <w:t>• 簡介</w:t>
       </w:r>
     </w:p>
     <w:p>
@@ -259,7 +259,197 @@
         <w:rPr>
           <w:lang w:val="zh_TW" w:bidi="zh_TW"/>
         </w:rPr>
-        <w:t>過去，王和女王控制所有貿易（</w:t>
+        <w:t>• 重量單位</w:t>
+      </w:r>
+    </w:p>
+    <w:p>
+      <w:pPr/>
+      <w:r>
+        <w:rPr>
+          <w:lang w:val="zh_TW" w:bidi="zh_TW"/>
+        </w:rPr>
+      </w:r>
+      <w:r>
+        <w:rPr>
+          <w:lang w:val="zh_TW" w:bidi="zh_TW"/>
+        </w:rPr>
+        <w:t>• 舊約中的長度單位</w:t>
+      </w:r>
+    </w:p>
+    <w:p>
+      <w:pPr/>
+      <w:r>
+        <w:rPr>
+          <w:lang w:val="zh_TW" w:bidi="zh_TW"/>
+        </w:rPr>
+      </w:r>
+      <w:r>
+        <w:rPr>
+          <w:lang w:val="zh_TW" w:bidi="zh_TW"/>
+        </w:rPr>
+        <w:t>• 新約中的長度單位</w:t>
+      </w:r>
+    </w:p>
+    <w:p>
+      <w:pPr/>
+      <w:r>
+        <w:rPr>
+          <w:lang w:val="zh_TW" w:bidi="zh_TW"/>
+        </w:rPr>
+      </w:r>
+      <w:r>
+        <w:rPr>
+          <w:lang w:val="zh_TW" w:bidi="zh_TW"/>
+        </w:rPr>
+        <w:t>• 舊約中的容量（乾量）</w:t>
+      </w:r>
+    </w:p>
+    <w:p>
+      <w:pPr/>
+      <w:r>
+        <w:rPr>
+          <w:lang w:val="zh_TW" w:bidi="zh_TW"/>
+        </w:rPr>
+      </w:r>
+      <w:r>
+        <w:rPr>
+          <w:lang w:val="zh_TW" w:bidi="zh_TW"/>
+        </w:rPr>
+        <w:t>• 新約中的容量（乾量）</w:t>
+      </w:r>
+    </w:p>
+    <w:p>
+      <w:pPr/>
+      <w:r>
+        <w:rPr>
+          <w:lang w:val="zh_TW" w:bidi="zh_TW"/>
+        </w:rPr>
+      </w:r>
+      <w:r>
+        <w:rPr>
+          <w:lang w:val="zh_TW" w:bidi="zh_TW"/>
+        </w:rPr>
+        <w:t>• 舊約中的液量</w:t>
+      </w:r>
+    </w:p>
+    <w:p>
+      <w:pPr/>
+      <w:r>
+        <w:rPr>
+          <w:lang w:val="zh_TW" w:bidi="zh_TW"/>
+        </w:rPr>
+      </w:r>
+      <w:r>
+        <w:rPr>
+          <w:lang w:val="zh_TW" w:bidi="zh_TW"/>
+        </w:rPr>
+        <w:t>• 新約中的液量</w:t>
+      </w:r>
+    </w:p>
+    <w:p>
+      <w:pPr>
+        <w:pStyle w:val="Heading3"/>
+      </w:pPr>
+      <w:r>
+        <w:rPr>
+          <w:lang w:val="zh_TW" w:bidi="zh_TW"/>
+        </w:rPr>
+        <w:t>簡介</w:t>
+      </w:r>
+    </w:p>
+    <w:p>
+      <w:pPr/>
+      <w:r>
+        <w:rPr>
+          <w:lang w:val="zh_TW" w:bidi="zh_TW"/>
+        </w:rPr>
+      </w:r>
+      <w:r>
+        <w:rPr>
+          <w:lang w:val="zh_TW" w:bidi="zh_TW"/>
+        </w:rPr>
+        <w:t>古代世界的度量衡主要基於實用標準：手臂的長度、一天的路程、一頭驢子能負載的重量等等。雖然這是一個方便的系統，但也缺乏標準化的統一。不同人的手臂長度不同，且驢子的承重能力也有所差異。因此，度量衡的歷史便成為尋求標準化的過程。在舊約時代尚未實現標準化，但在新約時代受到希臘和羅馬的影響後，才開始出現標準化。</w:t>
+      </w:r>
+    </w:p>
+    <w:p>
+      <w:pPr/>
+      <w:r>
+        <w:rPr>
+          <w:lang w:val="zh_TW" w:bidi="zh_TW"/>
+        </w:rPr>
+      </w:r>
+      <w:r>
+        <w:rPr>
+          <w:lang w:val="zh_TW" w:bidi="zh_TW"/>
+        </w:rPr>
+        <w:t>舊約中使用的度量單位常見於美索不達米亞、埃及和迦南的文獻中，以色列人並沒有自己獨特的度量系統。然而，儘管這些度量名稱相同，它們在以色列和其它文化中往往具有不同的數值。</w:t>
+      </w:r>
+    </w:p>
+    <w:p>
+      <w:pPr/>
+      <w:r>
+        <w:rPr>
+          <w:lang w:val="zh_TW" w:bidi="zh_TW"/>
+        </w:rPr>
+      </w:r>
+      <w:r>
+        <w:rPr>
+          <w:lang w:val="zh_TW" w:bidi="zh_TW"/>
+        </w:rPr>
+        <w:t>到新約時代，度量標準變得更為複雜。以色列人仍沿用舊約時期的許多度量單位，但希臘和羅馬的系統也被引入。有時候這些外來單位直接採用，有時候則將希伯來單位調整為符合希臘羅馬的標準。還有一些場合，羅馬的單位主要用於與政府打交道，而日常生活中仍然使用希伯來單位。</w:t>
+      </w:r>
+    </w:p>
+    <w:p>
+      <w:pPr/>
+      <w:r>
+        <w:rPr>
+          <w:lang w:val="zh_TW" w:bidi="zh_TW"/>
+        </w:rPr>
+      </w:r>
+      <w:r>
+        <w:rPr>
+          <w:lang w:val="zh_TW" w:bidi="zh_TW"/>
+        </w:rPr>
+        <w:t>在大多數度量種類中，基準單位（即其它單位的基礎或倍數）是最具不確定性的。因此，肘（長度）、舍客勒（重量）、賀梅珥（乾量）和罷特（液量）都存在某種程度的不確定性，使得基於這些單位的其它度量也相對不確定。</w:t>
+      </w:r>
+    </w:p>
+    <w:p>
+      <w:pPr>
+        <w:pStyle w:val="Heading3"/>
+      </w:pPr>
+      <w:r>
+        <w:rPr>
+          <w:lang w:val="zh_TW" w:bidi="zh_TW"/>
+        </w:rPr>
+        <w:t>重量單位</w:t>
+      </w:r>
+    </w:p>
+    <w:p>
+      <w:pPr/>
+      <w:r>
+        <w:rPr>
+          <w:lang w:val="zh_TW" w:bidi="zh_TW"/>
+        </w:rPr>
+      </w:r>
+      <w:r>
+        <w:rPr>
+          <w:lang w:val="zh_TW" w:bidi="zh_TW"/>
+        </w:rPr>
+        <w:t>考古發現使重量單位的理解受益良多。挖掘中提供的石質重量器有時會刻有其所代表的單位名稱。稱重時，這些石器通常提供一個相對一致的重量範圍。通過將這些數據與經文中的描述對比，提供了相當準確的估算基礎。局部地區的相對標準比絕對值更為重要。</w:t>
+      </w:r>
+    </w:p>
+    <w:p>
+      <w:pPr/>
+      <w:r>
+        <w:rPr>
+          <w:lang w:val="zh_TW" w:bidi="zh_TW"/>
+        </w:rPr>
+      </w:r>
+      <w:r>
+        <w:rPr>
+          <w:lang w:val="zh_TW" w:bidi="zh_TW"/>
+        </w:rPr>
+        <w:t>重量單位雖有標準化，但很難達到精確。以色列人的系統與美索不達米亞和迦南的類似。舊約時期大多數時間，重量系統同時提供了貨幣系統。鑄幣是波斯人的發明；在此之前，銀、金或其它交易商品必須稱重，才能進行交易或購買。這使得重量系統成為古代經濟的核心。這也解釋了為何聖經嚴厲譴責使用假重量（</w:t>
       </w:r>
       <w:hyperlink r:id="rId13">
         <w:r>
@@ -270,9 +460,15 @@
             <w:color w:val="0000EE"/>
             <w:u w:val="single"/>
           </w:rPr>
-          <w:t>撒下5:11；</w:t>
+          <w:t>利19:36</w:t>
         </w:r>
       </w:hyperlink>
+      <w:r>
+        <w:rPr>
+          <w:lang w:val="zh_TW" w:bidi="zh_TW"/>
+        </w:rPr>
+        <w:t>；</w:t>
+      </w:r>
       <w:hyperlink r:id="rId14">
         <w:r>
           <w:rPr>
@@ -282,16 +478,16 @@
             <w:color w:val="0000EE"/>
             <w:u w:val="single"/>
           </w:rPr>
-          <w:t>王上10:14</w:t>
+          <w:t>申25:13</w:t>
         </w:r>
       </w:hyperlink>
       <w:r>
         <w:rPr>
           <w:lang w:val="zh_TW" w:bidi="zh_TW"/>
         </w:rPr>
-        <w:t>–</w:t>
-      </w:r>
-      <w:hyperlink r:id="rId14">
+        <w:t>；</w:t>
+      </w:r>
+      <w:hyperlink r:id="rId15">
         <w:r>
           <w:rPr>
             <w:lang w:val="zh_TW" w:bidi="zh_TW"/>
@@ -300,14 +496,80 @@
             <w:color w:val="0000EE"/>
             <w:u w:val="single"/>
           </w:rPr>
-          <w:t>29</w:t>
+          <w:t>箴16:11，</w:t>
         </w:r>
       </w:hyperlink>
-      <w:r>
-        <w:rPr>
-          <w:lang w:val="zh_TW" w:bidi="zh_TW"/>
-        </w:rPr>
-        <w:t>）。但是後來這種情況發生了變化。一種類似於我們今天銀行業的新系統發展起來。</w:t>
+      <w:hyperlink r:id="rId16">
+        <w:r>
+          <w:rPr>
+            <w:lang w:val="zh_TW" w:bidi="zh_TW"/>
+          </w:rPr>
+          <w:rPr>
+            <w:color w:val="0000EE"/>
+            <w:u w:val="single"/>
+          </w:rPr>
+          <w:t>20:10、23</w:t>
+        </w:r>
+      </w:hyperlink>
+      <w:r>
+        <w:rPr>
+          <w:lang w:val="zh_TW" w:bidi="zh_TW"/>
+        </w:rPr>
+        <w:t>；</w:t>
+      </w:r>
+      <w:hyperlink r:id="rId17">
+        <w:r>
+          <w:rPr>
+            <w:lang w:val="zh_TW" w:bidi="zh_TW"/>
+          </w:rPr>
+          <w:rPr>
+            <w:color w:val="0000EE"/>
+            <w:u w:val="single"/>
+          </w:rPr>
+          <w:t>彌6:11</w:t>
+        </w:r>
+      </w:hyperlink>
+      <w:r>
+        <w:rPr>
+          <w:lang w:val="zh_TW" w:bidi="zh_TW"/>
+        </w:rPr>
+        <w:t>；</w:t>
+      </w:r>
+      <w:hyperlink r:id="rId18">
+        <w:r>
+          <w:rPr>
+            <w:lang w:val="zh_TW" w:bidi="zh_TW"/>
+          </w:rPr>
+          <w:rPr>
+            <w:color w:val="0000EE"/>
+            <w:u w:val="single"/>
+          </w:rPr>
+          <w:t>何12:7</w:t>
+        </w:r>
+      </w:hyperlink>
+      <w:r>
+        <w:rPr>
+          <w:lang w:val="zh_TW" w:bidi="zh_TW"/>
+        </w:rPr>
+        <w:t>；</w:t>
+      </w:r>
+      <w:hyperlink r:id="rId19">
+        <w:r>
+          <w:rPr>
+            <w:lang w:val="zh_TW" w:bidi="zh_TW"/>
+          </w:rPr>
+          <w:rPr>
+            <w:color w:val="0000EE"/>
+            <w:u w:val="single"/>
+          </w:rPr>
+          <w:t>摩8:5</w:t>
+        </w:r>
+      </w:hyperlink>
+      <w:r>
+        <w:rPr>
+          <w:lang w:val="zh_TW" w:bidi="zh_TW"/>
+        </w:rPr>
+        <w:t>）。</w:t>
       </w:r>
     </w:p>
     <w:p>
@@ -321,12 +583,2013 @@
         <w:rPr>
           <w:lang w:val="zh_TW" w:bidi="zh_TW"/>
         </w:rPr>
-        <w:t>在新約時代，兌換銀錢的人是銀行系統的一部分。他們的工作是將羅馬貨幣兌換成特別的聖殿用幣。人們需要這些特殊硬幣來支付聖殿稅。這種稅是以一種叫半舍客勒的硬幣支付的。新約聖經提到兌換銀錢的人的經文包括：</w:t>
-      </w:r>
-    </w:p>
-    <w:p>
-      <w:pPr>
-        <w:pStyle w:val="ListBullet"/>
+        <w:t>石頭砝碼被用於市集中商業交易的天平上。舊約約有六次提到天平或衡器，但都不是直接的經濟情境（</w:t>
+      </w:r>
+      <w:hyperlink r:id="rId20">
+        <w:r>
+          <w:rPr>
+            <w:lang w:val="zh_TW" w:bidi="zh_TW"/>
+          </w:rPr>
+          <w:rPr>
+            <w:color w:val="0000EE"/>
+            <w:u w:val="single"/>
+          </w:rPr>
+          <w:t>伯6:2，</w:t>
+        </w:r>
+      </w:hyperlink>
+      <w:hyperlink r:id="rId21">
+        <w:r>
+          <w:rPr>
+            <w:lang w:val="zh_TW" w:bidi="zh_TW"/>
+          </w:rPr>
+          <w:rPr>
+            <w:color w:val="0000EE"/>
+            <w:u w:val="single"/>
+          </w:rPr>
+          <w:t>31:6</w:t>
+        </w:r>
+      </w:hyperlink>
+      <w:r>
+        <w:rPr>
+          <w:lang w:val="zh_TW" w:bidi="zh_TW"/>
+        </w:rPr>
+        <w:t>；</w:t>
+      </w:r>
+      <w:hyperlink r:id="rId22">
+        <w:r>
+          <w:rPr>
+            <w:lang w:val="zh_TW" w:bidi="zh_TW"/>
+          </w:rPr>
+          <w:rPr>
+            <w:color w:val="0000EE"/>
+            <w:u w:val="single"/>
+          </w:rPr>
+          <w:t>詩62:9</w:t>
+        </w:r>
+      </w:hyperlink>
+      <w:r>
+        <w:rPr>
+          <w:lang w:val="zh_TW" w:bidi="zh_TW"/>
+        </w:rPr>
+        <w:t>；</w:t>
+      </w:r>
+      <w:hyperlink r:id="rId23">
+        <w:r>
+          <w:rPr>
+            <w:lang w:val="zh_TW" w:bidi="zh_TW"/>
+          </w:rPr>
+          <w:rPr>
+            <w:color w:val="0000EE"/>
+            <w:u w:val="single"/>
+          </w:rPr>
+          <w:t>賽40:12</w:t>
+        </w:r>
+      </w:hyperlink>
+      <w:r>
+        <w:rPr>
+          <w:lang w:val="zh_TW" w:bidi="zh_TW"/>
+        </w:rPr>
+        <w:t>；</w:t>
+      </w:r>
+      <w:hyperlink r:id="rId24">
+        <w:r>
+          <w:rPr>
+            <w:lang w:val="zh_TW" w:bidi="zh_TW"/>
+          </w:rPr>
+          <w:rPr>
+            <w:color w:val="0000EE"/>
+            <w:u w:val="single"/>
+          </w:rPr>
+          <w:t>結5:1</w:t>
+        </w:r>
+      </w:hyperlink>
+      <w:r>
+        <w:rPr>
+          <w:lang w:val="zh_TW" w:bidi="zh_TW"/>
+        </w:rPr>
+        <w:t>；</w:t>
+      </w:r>
+      <w:hyperlink r:id="rId25">
+        <w:r>
+          <w:rPr>
+            <w:lang w:val="zh_TW" w:bidi="zh_TW"/>
+          </w:rPr>
+          <w:rPr>
+            <w:color w:val="0000EE"/>
+            <w:u w:val="single"/>
+          </w:rPr>
+          <w:t>但5:27</w:t>
+        </w:r>
+      </w:hyperlink>
+      <w:r>
+        <w:rPr>
+          <w:lang w:val="zh_TW" w:bidi="zh_TW"/>
+        </w:rPr>
+        <w:t>）。當時使用的天平一般為橫樑平衡式，兩端各掛一個托盤。</w:t>
+      </w:r>
+    </w:p>
+    <w:p>
+      <w:pPr>
+        <w:pStyle w:val="Heading4"/>
+      </w:pPr>
+      <w:r>
+        <w:rPr>
+          <w:lang w:val="zh_TW" w:bidi="zh_TW"/>
+        </w:rPr>
+        <w:t>他連得</w:t>
+      </w:r>
+    </w:p>
+    <w:p>
+      <w:pPr/>
+      <w:r>
+        <w:rPr>
+          <w:lang w:val="zh_TW" w:bidi="zh_TW"/>
+        </w:rPr>
+      </w:r>
+      <w:r>
+        <w:rPr>
+          <w:lang w:val="zh_TW" w:bidi="zh_TW"/>
+        </w:rPr>
+        <w:t>根據</w:t>
+      </w:r>
+      <w:hyperlink r:id="rId26">
+        <w:r>
+          <w:rPr>
+            <w:lang w:val="zh_TW" w:bidi="zh_TW"/>
+          </w:rPr>
+          <w:rPr>
+            <w:color w:val="0000EE"/>
+            <w:u w:val="single"/>
+          </w:rPr>
+          <w:t>出埃及記三十八章25至26節</w:t>
+        </w:r>
+      </w:hyperlink>
+      <w:r>
+        <w:rPr>
+          <w:lang w:val="zh_TW" w:bidi="zh_TW"/>
+        </w:rPr>
+        <w:t>，一他連得等於三千舍客勒。（一百他連得等於300,000舍客勒，如果加上第</w:t>
+      </w:r>
+      <w:hyperlink r:id="rId27">
+        <w:r>
+          <w:rPr>
+            <w:lang w:val="zh_TW" w:bidi="zh_TW"/>
+          </w:rPr>
+          <w:rPr>
+            <w:color w:val="0000EE"/>
+            <w:u w:val="single"/>
+          </w:rPr>
+          <w:t>25</w:t>
+        </w:r>
+      </w:hyperlink>
+      <w:r>
+        <w:rPr>
+          <w:lang w:val="zh_TW" w:bidi="zh_TW"/>
+        </w:rPr>
+        <w:t>節中的1,175舍客勒，總數是 301,775，這正是603,550人每人繳納半舍客勒的總額——如第</w:t>
+      </w:r>
+      <w:hyperlink r:id="rId28">
+        <w:r>
+          <w:rPr>
+            <w:lang w:val="zh_TW" w:bidi="zh_TW"/>
+          </w:rPr>
+          <w:rPr>
+            <w:color w:val="0000EE"/>
+            <w:u w:val="single"/>
+          </w:rPr>
+          <w:t>26</w:t>
+        </w:r>
+      </w:hyperlink>
+      <w:r>
+        <w:rPr>
+          <w:lang w:val="zh_TW" w:bidi="zh_TW"/>
+        </w:rPr>
+        <w:t>節所述。）出土的他連得重量約在65至80磅之間（29.5至36.3公斤）。在舊約中，他連得僅用於貴金屬，通常為銀或金。根據</w:t>
+      </w:r>
+      <w:hyperlink r:id="rId29">
+        <w:r>
+          <w:rPr>
+            <w:lang w:val="zh_TW" w:bidi="zh_TW"/>
+          </w:rPr>
+          <w:rPr>
+            <w:color w:val="0000EE"/>
+            <w:u w:val="single"/>
+          </w:rPr>
+          <w:t>列王紀上十章14節</w:t>
+        </w:r>
+      </w:hyperlink>
+      <w:r>
+        <w:rPr>
+          <w:lang w:val="zh_TW" w:bidi="zh_TW"/>
+        </w:rPr>
+        <w:t>，所羅門王國每年的貢金收入為666他連得，被認為是非常奢華的數額。大衛為所羅門建造聖殿留下了100,000他連得的金子和1,000,000他連得的銀子（</w:t>
+      </w:r>
+      <w:hyperlink r:id="rId30">
+        <w:r>
+          <w:rPr>
+            <w:lang w:val="zh_TW" w:bidi="zh_TW"/>
+          </w:rPr>
+          <w:rPr>
+            <w:color w:val="0000EE"/>
+            <w:u w:val="single"/>
+          </w:rPr>
+          <w:t>代上22:14</w:t>
+        </w:r>
+      </w:hyperlink>
+      <w:r>
+        <w:rPr>
+          <w:lang w:val="zh_TW" w:bidi="zh_TW"/>
+        </w:rPr>
+        <w:t>）。</w:t>
+      </w:r>
+    </w:p>
+    <w:p>
+      <w:pPr>
+        <w:pStyle w:val="Heading4"/>
+      </w:pPr>
+      <w:r>
+        <w:rPr>
+          <w:lang w:val="zh_TW" w:bidi="zh_TW"/>
+        </w:rPr>
+        <w:t>彌那</w:t>
+      </w:r>
+    </w:p>
+    <w:p>
+      <w:pPr/>
+      <w:r>
+        <w:rPr>
+          <w:lang w:val="zh_TW" w:bidi="zh_TW"/>
+        </w:rPr>
+      </w:r>
+      <w:r>
+        <w:rPr>
+          <w:lang w:val="zh_TW" w:bidi="zh_TW"/>
+        </w:rPr>
+        <w:t>在迦南烏加列文獻中，彌那相當於50舍客勒，而在巴比倫則等於60舍客勒。在</w:t>
+      </w:r>
+      <w:hyperlink r:id="rId31">
+        <w:r>
+          <w:rPr>
+            <w:lang w:val="zh_TW" w:bidi="zh_TW"/>
+          </w:rPr>
+          <w:rPr>
+            <w:color w:val="0000EE"/>
+            <w:u w:val="single"/>
+          </w:rPr>
+          <w:t>以西結書四十五章12節</w:t>
+        </w:r>
+      </w:hyperlink>
+      <w:r>
+        <w:rPr>
+          <w:lang w:val="zh_TW" w:bidi="zh_TW"/>
+        </w:rPr>
+        <w:t>中，彌那被定為60舍客勒，但尚不清楚這是否意味著改變了之前的標準。</w:t>
+      </w:r>
+    </w:p>
+    <w:p>
+      <w:pPr>
+        <w:pStyle w:val="Heading4"/>
+      </w:pPr>
+      <w:r>
+        <w:rPr>
+          <w:lang w:val="zh_TW" w:bidi="zh_TW"/>
+        </w:rPr>
+        <w:t>舍客勒</w:t>
+      </w:r>
+    </w:p>
+    <w:p>
+      <w:pPr/>
+      <w:r>
+        <w:rPr>
+          <w:lang w:val="zh_TW" w:bidi="zh_TW"/>
+        </w:rPr>
+      </w:r>
+      <w:r>
+        <w:rPr>
+          <w:lang w:val="zh_TW" w:bidi="zh_TW"/>
+        </w:rPr>
+        <w:t>舍客勒是基本的重量單位。除了普通的舍客勒，還有「王（皇室）」舍客勒（</w:t>
+      </w:r>
+      <w:hyperlink r:id="rId32">
+        <w:r>
+          <w:rPr>
+            <w:lang w:val="zh_TW" w:bidi="zh_TW"/>
+          </w:rPr>
+          <w:rPr>
+            <w:color w:val="0000EE"/>
+            <w:u w:val="single"/>
+          </w:rPr>
+          <w:t>撒下14:26</w:t>
+        </w:r>
+      </w:hyperlink>
+      <w:r>
+        <w:rPr>
+          <w:lang w:val="zh_TW" w:bidi="zh_TW"/>
+        </w:rPr>
+        <w:t>）。根據考古發掘出來的標有「比加（beka）」（半舍客勒）的重量，估計舍客勒約重0.4盎司（11.4克）。</w:t>
+      </w:r>
+    </w:p>
+    <w:p>
+      <w:pPr/>
+      <w:r>
+        <w:rPr>
+          <w:lang w:val="zh_TW" w:bidi="zh_TW"/>
+        </w:rPr>
+      </w:r>
+      <w:r>
+        <w:rPr>
+          <w:lang w:val="zh_TW" w:bidi="zh_TW"/>
+        </w:rPr>
+        <w:t>聖經中的舍客勒幾乎僅出現在與貨幣價值有關的經文。不論是銀、金、大麥或麵粉，舍客勒的估值賦予商品在經濟中的相對價值。例外情況是歌利亞的盔甲和槍（</w:t>
+      </w:r>
+      <w:hyperlink r:id="rId33">
+        <w:r>
+          <w:rPr>
+            <w:lang w:val="zh_TW" w:bidi="zh_TW"/>
+          </w:rPr>
+          <w:rPr>
+            <w:color w:val="0000EE"/>
+            <w:u w:val="single"/>
+          </w:rPr>
+          <w:t>撒上17:5–7</w:t>
+        </w:r>
+      </w:hyperlink>
+      <w:r>
+        <w:rPr>
+          <w:lang w:val="zh_TW" w:bidi="zh_TW"/>
+        </w:rPr>
+        <w:t>），這些物品的重量以舍客勒計算。</w:t>
+      </w:r>
+    </w:p>
+    <w:p>
+      <w:pPr>
+        <w:pStyle w:val="Heading4"/>
+      </w:pPr>
+      <w:r>
+        <w:rPr>
+          <w:lang w:val="zh_TW" w:bidi="zh_TW"/>
+        </w:rPr>
+        <w:t>品（pim）</w:t>
+      </w:r>
+    </w:p>
+    <w:p>
+      <w:pPr/>
+      <w:r>
+        <w:rPr>
+          <w:lang w:val="zh_TW" w:bidi="zh_TW"/>
+        </w:rPr>
+      </w:r>
+      <w:r>
+        <w:rPr>
+          <w:lang w:val="zh_TW" w:bidi="zh_TW"/>
+        </w:rPr>
+        <w:t>唯一提及這個單位的經文是</w:t>
+      </w:r>
+      <w:hyperlink r:id="rId34">
+        <w:r>
+          <w:rPr>
+            <w:lang w:val="zh_TW" w:bidi="zh_TW"/>
+          </w:rPr>
+          <w:rPr>
+            <w:color w:val="0000EE"/>
+            <w:u w:val="single"/>
+          </w:rPr>
+          <w:t>撒母耳記上十三章21節</w:t>
+        </w:r>
+      </w:hyperlink>
+      <w:r>
+        <w:rPr>
+          <w:lang w:val="zh_TW" w:bidi="zh_TW"/>
+        </w:rPr>
+        <w:t>（譯註：和合本沒有譯出這個單位），這是非利士人向以色列人收取的磨鋤頭的費用。出土的重量在0.25到0.3盎司之間（7.1到8.5克），這表明品是三分之二舍客勒。</w:t>
+      </w:r>
+    </w:p>
+    <w:p>
+      <w:pPr>
+        <w:pStyle w:val="Heading4"/>
+      </w:pPr>
+      <w:r>
+        <w:rPr>
+          <w:lang w:val="zh_TW" w:bidi="zh_TW"/>
+        </w:rPr>
+        <w:t>比加（Beka）</w:t>
+      </w:r>
+    </w:p>
+    <w:p>
+      <w:pPr/>
+      <w:r>
+        <w:rPr>
+          <w:lang w:val="zh_TW" w:bidi="zh_TW"/>
+        </w:rPr>
+      </w:r>
+      <w:r>
+        <w:rPr>
+          <w:lang w:val="zh_TW" w:bidi="zh_TW"/>
+        </w:rPr>
+        <w:t>有七顆刻有此名稱的石頭，重量在0.2到0.23盎司之間（5.7到6.5克）。在</w:t>
+      </w:r>
+      <w:hyperlink r:id="rId28">
+        <w:r>
+          <w:rPr>
+            <w:lang w:val="zh_TW" w:bidi="zh_TW"/>
+          </w:rPr>
+          <w:rPr>
+            <w:color w:val="0000EE"/>
+            <w:u w:val="single"/>
+          </w:rPr>
+          <w:t>出埃及記三十八章26節</w:t>
+        </w:r>
+      </w:hyperlink>
+      <w:r>
+        <w:rPr>
+          <w:lang w:val="zh_TW" w:bidi="zh_TW"/>
+        </w:rPr>
+        <w:t>中，比加是每人繳納的人口稅額，相當於半舍客勒。</w:t>
+      </w:r>
+    </w:p>
+    <w:p>
+      <w:pPr>
+        <w:pStyle w:val="Heading4"/>
+      </w:pPr>
+      <w:r>
+        <w:rPr>
+          <w:lang w:val="zh_TW" w:bidi="zh_TW"/>
+        </w:rPr>
+        <w:t>季拉</w:t>
+      </w:r>
+    </w:p>
+    <w:p>
+      <w:pPr/>
+      <w:r>
+        <w:rPr>
+          <w:lang w:val="zh_TW" w:bidi="zh_TW"/>
+        </w:rPr>
+      </w:r>
+      <w:r>
+        <w:rPr>
+          <w:lang w:val="zh_TW" w:bidi="zh_TW"/>
+        </w:rPr>
+        <w:t>相當於舍客勒的二十分之一，約0.02盎司（0.6克）。此單位出現五次（</w:t>
+      </w:r>
+      <w:hyperlink r:id="rId35">
+        <w:r>
+          <w:rPr>
+            <w:lang w:val="zh_TW" w:bidi="zh_TW"/>
+          </w:rPr>
+          <w:rPr>
+            <w:color w:val="0000EE"/>
+            <w:u w:val="single"/>
+          </w:rPr>
+          <w:t>出30:13</w:t>
+        </w:r>
+      </w:hyperlink>
+      <w:r>
+        <w:rPr>
+          <w:lang w:val="zh_TW" w:bidi="zh_TW"/>
+        </w:rPr>
+        <w:t>；</w:t>
+      </w:r>
+      <w:hyperlink r:id="rId36">
+        <w:r>
+          <w:rPr>
+            <w:lang w:val="zh_TW" w:bidi="zh_TW"/>
+          </w:rPr>
+          <w:rPr>
+            <w:color w:val="0000EE"/>
+            <w:u w:val="single"/>
+          </w:rPr>
+          <w:t>利27:25</w:t>
+        </w:r>
+      </w:hyperlink>
+      <w:r>
+        <w:rPr>
+          <w:lang w:val="zh_TW" w:bidi="zh_TW"/>
+        </w:rPr>
+        <w:t>；</w:t>
+      </w:r>
+      <w:hyperlink r:id="rId37">
+        <w:r>
+          <w:rPr>
+            <w:lang w:val="zh_TW" w:bidi="zh_TW"/>
+          </w:rPr>
+          <w:rPr>
+            <w:color w:val="0000EE"/>
+            <w:u w:val="single"/>
+          </w:rPr>
+          <w:t>民3:47，</w:t>
+        </w:r>
+      </w:hyperlink>
+      <w:hyperlink r:id="rId38">
+        <w:r>
+          <w:rPr>
+            <w:lang w:val="zh_TW" w:bidi="zh_TW"/>
+          </w:rPr>
+          <w:rPr>
+            <w:color w:val="0000EE"/>
+            <w:u w:val="single"/>
+          </w:rPr>
+          <w:t>18:16</w:t>
+        </w:r>
+      </w:hyperlink>
+      <w:r>
+        <w:rPr>
+          <w:lang w:val="zh_TW" w:bidi="zh_TW"/>
+        </w:rPr>
+        <w:t>；</w:t>
+      </w:r>
+      <w:hyperlink r:id="rId31">
+        <w:r>
+          <w:rPr>
+            <w:lang w:val="zh_TW" w:bidi="zh_TW"/>
+          </w:rPr>
+          <w:rPr>
+            <w:color w:val="0000EE"/>
+            <w:u w:val="single"/>
+          </w:rPr>
+          <w:t>結45:12</w:t>
+        </w:r>
+      </w:hyperlink>
+      <w:r>
+        <w:rPr>
+          <w:lang w:val="zh_TW" w:bidi="zh_TW"/>
+        </w:rPr>
+        <w:t>），每次都是用來為舍客勒作價值估算。這些經文中的使用僅在貨幣意義上。</w:t>
+      </w:r>
+    </w:p>
+    <w:p>
+      <w:pPr>
+        <w:pStyle w:val="Heading4"/>
+      </w:pPr>
+      <w:r>
+        <w:rPr>
+          <w:lang w:val="zh_TW" w:bidi="zh_TW"/>
+        </w:rPr>
+        <w:t>斤（Litra）</w:t>
+      </w:r>
+    </w:p>
+    <w:p>
+      <w:pPr/>
+      <w:r>
+        <w:rPr>
+          <w:lang w:val="zh_TW" w:bidi="zh_TW"/>
+        </w:rPr>
+      </w:r>
+      <w:r>
+        <w:rPr>
+          <w:lang w:val="zh_TW" w:bidi="zh_TW"/>
+        </w:rPr>
+        <w:t>新約中的重量單位主要延續舊約中已確立的單位，特別是舍客勒、彌那和他連得。另外有一種單位為：斤，這在</w:t>
+      </w:r>
+      <w:hyperlink r:id="rId39">
+        <w:r>
+          <w:rPr>
+            <w:lang w:val="zh_TW" w:bidi="zh_TW"/>
+          </w:rPr>
+          <w:rPr>
+            <w:color w:val="0000EE"/>
+            <w:u w:val="single"/>
+          </w:rPr>
+          <w:t>約翰福音十二章3節</w:t>
+        </w:r>
+      </w:hyperlink>
+      <w:r>
+        <w:rPr>
+          <w:lang w:val="zh_TW" w:bidi="zh_TW"/>
+        </w:rPr>
+        <w:t>和</w:t>
+      </w:r>
+      <w:hyperlink r:id="rId40">
+        <w:r>
+          <w:rPr>
+            <w:lang w:val="zh_TW" w:bidi="zh_TW"/>
+          </w:rPr>
+          <w:rPr>
+            <w:color w:val="0000EE"/>
+            <w:u w:val="single"/>
+          </w:rPr>
+          <w:t>十九章39節</w:t>
+        </w:r>
+      </w:hyperlink>
+      <w:r>
+        <w:rPr>
+          <w:lang w:val="zh_TW" w:bidi="zh_TW"/>
+        </w:rPr>
+        <w:t>中用於描述香料。在希臘文獻中，一斤約為12盎司（327克）。</w:t>
+      </w:r>
+    </w:p>
+    <w:p>
+      <w:pPr>
+        <w:pStyle w:val="Heading3"/>
+      </w:pPr>
+      <w:r>
+        <w:rPr>
+          <w:lang w:val="zh_TW" w:bidi="zh_TW"/>
+        </w:rPr>
+        <w:t>舊約中的長度單位</w:t>
+      </w:r>
+    </w:p>
+    <w:p>
+      <w:pPr/>
+      <w:r>
+        <w:rPr>
+          <w:lang w:val="zh_TW" w:bidi="zh_TW"/>
+        </w:rPr>
+      </w:r>
+      <w:r>
+        <w:rPr>
+          <w:lang w:val="zh_TW" w:bidi="zh_TW"/>
+        </w:rPr>
+        <w:t>長度和深度的測量通常來自人體的一部分作為量度標準。基本單位是「肘」，其它大多數單位與肘相關。舊約中缺乏精確的地理距離測量，通常以到達目的地所需的天數來表示。一天的路程可能為20至25英里（32.2 到40.2 公里）。「步」等於「一步」——大約為一碼（</w:t>
+      </w:r>
+      <w:hyperlink r:id="rId41">
+        <w:r>
+          <w:rPr>
+            <w:lang w:val="zh_TW" w:bidi="zh_TW"/>
+          </w:rPr>
+          <w:rPr>
+            <w:color w:val="0000EE"/>
+            <w:u w:val="single"/>
+          </w:rPr>
+          <w:t>撒下6:13</w:t>
+        </w:r>
+      </w:hyperlink>
+      <w:r>
+        <w:rPr>
+          <w:lang w:val="zh_TW" w:bidi="zh_TW"/>
+        </w:rPr>
+        <w:t>）。</w:t>
+      </w:r>
+    </w:p>
+    <w:p>
+      <w:pPr>
+        <w:pStyle w:val="Heading4"/>
+      </w:pPr>
+      <w:r>
+        <w:rPr>
+          <w:lang w:val="zh_TW" w:bidi="zh_TW"/>
+        </w:rPr>
+        <w:t>肘</w:t>
+      </w:r>
+    </w:p>
+    <w:p>
+      <w:pPr/>
+      <w:r>
+        <w:rPr>
+          <w:lang w:val="zh_TW" w:bidi="zh_TW"/>
+        </w:rPr>
+      </w:r>
+      <w:r>
+        <w:rPr>
+          <w:lang w:val="zh_TW" w:bidi="zh_TW"/>
+        </w:rPr>
+        <w:t>從食指尖到肘部的長度。有長肘和短肘，這不僅在以色列使用，也在美索不達米亞和埃及使用。</w:t>
+      </w:r>
+      <w:hyperlink r:id="rId42">
+        <w:r>
+          <w:rPr>
+            <w:lang w:val="zh_TW" w:bidi="zh_TW"/>
+          </w:rPr>
+          <w:rPr>
+            <w:color w:val="0000EE"/>
+            <w:u w:val="single"/>
+          </w:rPr>
+          <w:t>以西結書四十章5節</w:t>
+        </w:r>
+      </w:hyperlink>
+      <w:r>
+        <w:rPr>
+          <w:lang w:val="zh_TW" w:bidi="zh_TW"/>
+        </w:rPr>
+        <w:t>將長肘定義為相當於一肘加上手掌寬度（約20到21英寸，或50.8到53.3公分）。希西家所建的西羅亞隧道（公元前715–686年）內的銘文顯示隧道長1,200肘。隧道實際長度被測定為1,749英尺（533.1米），這意味著一肘為17.49英寸（44.4厘米）。綜合考量，17.5英寸（44.5公分）是一個較為合理的以色列肘長估算，長肘約為20.5英寸（52.1公分）。肘最常用於給建築物或物體的尺寸（例如，幔子、柱子、家具等）。用肘測量的最大結構是挪亞建造的方舟，其長度為300肘（</w:t>
+      </w:r>
+      <w:hyperlink r:id="rId43">
+        <w:r>
+          <w:rPr>
+            <w:lang w:val="zh_TW" w:bidi="zh_TW"/>
+          </w:rPr>
+          <w:rPr>
+            <w:color w:val="0000EE"/>
+            <w:u w:val="single"/>
+          </w:rPr>
+          <w:t>創6:15</w:t>
+        </w:r>
+      </w:hyperlink>
+      <w:r>
+        <w:rPr>
+          <w:lang w:val="zh_TW" w:bidi="zh_TW"/>
+        </w:rPr>
+        <w:t>）。</w:t>
+      </w:r>
+    </w:p>
+    <w:p>
+      <w:pPr>
+        <w:pStyle w:val="Heading4"/>
+      </w:pPr>
+      <w:r>
+        <w:rPr>
+          <w:lang w:val="zh_TW" w:bidi="zh_TW"/>
+        </w:rPr>
+        <w:t>虎口</w:t>
+      </w:r>
+    </w:p>
+    <w:p>
+      <w:pPr/>
+      <w:r>
+        <w:rPr>
+          <w:lang w:val="zh_TW" w:bidi="zh_TW"/>
+        </w:rPr>
+      </w:r>
+      <w:r>
+        <w:rPr>
+          <w:lang w:val="zh_TW" w:bidi="zh_TW"/>
+        </w:rPr>
+        <w:t>從手指尖到另一指尖的伸展距離，等於半肘，或八又四分之三英寸（22.2 公分）。在舊約中只使用了七次，其中四次是用來描述大祭司胸牌的尺寸（</w:t>
+      </w:r>
+      <w:hyperlink r:id="rId44">
+        <w:r>
+          <w:rPr>
+            <w:lang w:val="zh_TW" w:bidi="zh_TW"/>
+          </w:rPr>
+          <w:rPr>
+            <w:color w:val="0000EE"/>
+            <w:u w:val="single"/>
+          </w:rPr>
+          <w:t>出28:15–16，</w:t>
+        </w:r>
+      </w:hyperlink>
+      <w:hyperlink r:id="rId45">
+        <w:r>
+          <w:rPr>
+            <w:lang w:val="zh_TW" w:bidi="zh_TW"/>
+          </w:rPr>
+          <w:rPr>
+            <w:color w:val="0000EE"/>
+            <w:u w:val="single"/>
+          </w:rPr>
+          <w:t>39:8–9</w:t>
+        </w:r>
+      </w:hyperlink>
+      <w:r>
+        <w:rPr>
+          <w:lang w:val="zh_TW" w:bidi="zh_TW"/>
+        </w:rPr>
+        <w:t>）。</w:t>
+      </w:r>
+    </w:p>
+    <w:p>
+      <w:pPr>
+        <w:pStyle w:val="Heading4"/>
+      </w:pPr>
+      <w:r>
+        <w:rPr>
+          <w:lang w:val="zh_TW" w:bidi="zh_TW"/>
+        </w:rPr>
+        <w:t>掌寬</w:t>
+      </w:r>
+    </w:p>
+    <w:p>
+      <w:pPr/>
+      <w:r>
+        <w:rPr>
+          <w:lang w:val="zh_TW" w:bidi="zh_TW"/>
+        </w:rPr>
+      </w:r>
+      <w:r>
+        <w:rPr>
+          <w:lang w:val="zh_TW" w:bidi="zh_TW"/>
+        </w:rPr>
+        <w:t>手的寬度，等於肘的六分之一，虎口的三分之一，或略低於三英寸（7.6公分）。該術語僅出現五次，主要用來描述陳設餅桌邊的寬度（</w:t>
+      </w:r>
+      <w:hyperlink r:id="rId46">
+        <w:r>
+          <w:rPr>
+            <w:lang w:val="zh_TW" w:bidi="zh_TW"/>
+          </w:rPr>
+          <w:rPr>
+            <w:color w:val="0000EE"/>
+            <w:u w:val="single"/>
+          </w:rPr>
+          <w:t>出25:25</w:t>
+        </w:r>
+      </w:hyperlink>
+      <w:r>
+        <w:rPr>
+          <w:lang w:val="zh_TW" w:bidi="zh_TW"/>
+        </w:rPr>
+        <w:t>）和所羅門的銅海（</w:t>
+      </w:r>
+      <w:hyperlink r:id="rId47">
+        <w:r>
+          <w:rPr>
+            <w:lang w:val="zh_TW" w:bidi="zh_TW"/>
+          </w:rPr>
+          <w:rPr>
+            <w:color w:val="0000EE"/>
+            <w:u w:val="single"/>
+          </w:rPr>
+          <w:t>王上7:26</w:t>
+        </w:r>
+      </w:hyperlink>
+      <w:r>
+        <w:rPr>
+          <w:lang w:val="zh_TW" w:bidi="zh_TW"/>
+        </w:rPr>
+        <w:t>）。</w:t>
+      </w:r>
+    </w:p>
+    <w:p>
+      <w:pPr>
+        <w:pStyle w:val="Heading3"/>
+      </w:pPr>
+      <w:r>
+        <w:rPr>
+          <w:lang w:val="zh_TW" w:bidi="zh_TW"/>
+        </w:rPr>
+        <w:t>新約中的長度單位</w:t>
+      </w:r>
+    </w:p>
+    <w:p>
+      <w:pPr/>
+      <w:r>
+        <w:rPr>
+          <w:lang w:val="zh_TW" w:bidi="zh_TW"/>
+        </w:rPr>
+      </w:r>
+      <w:r>
+        <w:rPr>
+          <w:lang w:val="zh_TW" w:bidi="zh_TW"/>
+        </w:rPr>
+        <w:t>在新約中，有些長度和深度的單位採用了希臘羅馬的標準，另一些則沿用了舊約的度量方式。與舊約類似，新約也常使用不精確的距離描述，例如扔一塊石頭那麼遠或一天的路程。然而，少數情況下會使用羅馬文化中較精確的度量單位。</w:t>
+      </w:r>
+    </w:p>
+    <w:p>
+      <w:pPr>
+        <w:pStyle w:val="Heading4"/>
+      </w:pPr>
+      <w:r>
+        <w:rPr>
+          <w:lang w:val="zh_TW" w:bidi="zh_TW"/>
+        </w:rPr>
+        <w:t>肘</w:t>
+      </w:r>
+    </w:p>
+    <w:p>
+      <w:pPr/>
+      <w:r>
+        <w:rPr>
+          <w:lang w:val="zh_TW" w:bidi="zh_TW"/>
+        </w:rPr>
+      </w:r>
+      <w:r>
+        <w:rPr>
+          <w:lang w:val="zh_TW" w:bidi="zh_TW"/>
+        </w:rPr>
+        <w:t>對於羅馬人來說，肘的長度設定為其標準「尺」的一倍半，即11.66英寸的1.5倍，相當於17.5英寸（44.5公分），與舊約的肘長一致。</w:t>
+      </w:r>
+    </w:p>
+    <w:p>
+      <w:pPr>
+        <w:pStyle w:val="Heading4"/>
+      </w:pPr>
+      <w:r>
+        <w:rPr>
+          <w:lang w:val="zh_TW" w:bidi="zh_TW"/>
+        </w:rPr>
+        <w:t>丈</w:t>
+      </w:r>
+    </w:p>
+    <w:p>
+      <w:pPr/>
+      <w:r>
+        <w:rPr>
+          <w:lang w:val="zh_TW" w:bidi="zh_TW"/>
+        </w:rPr>
+      </w:r>
+      <w:r>
+        <w:rPr>
+          <w:lang w:val="zh_TW" w:bidi="zh_TW"/>
+        </w:rPr>
+        <w:t>當雙臂伸展時，左右手指尖之間的距離。僅用於</w:t>
+      </w:r>
+      <w:hyperlink r:id="rId48">
+        <w:r>
+          <w:rPr>
+            <w:lang w:val="zh_TW" w:bidi="zh_TW"/>
+          </w:rPr>
+          <w:rPr>
+            <w:color w:val="0000EE"/>
+            <w:u w:val="single"/>
+          </w:rPr>
+          <w:t>使徒行傳二十七章28節</w:t>
+        </w:r>
+      </w:hyperlink>
+      <w:r>
+        <w:rPr>
+          <w:lang w:val="zh_TW" w:bidi="zh_TW"/>
+        </w:rPr>
+        <w:t>，約為六英尺（1.8米）。</w:t>
+      </w:r>
+    </w:p>
+    <w:p>
+      <w:pPr>
+        <w:pStyle w:val="Heading4"/>
+      </w:pPr>
+      <w:r>
+        <w:rPr>
+          <w:lang w:val="zh_TW" w:bidi="zh_TW"/>
+        </w:rPr>
+        <w:t>弗隆（Furlong）／里（Stadium）</w:t>
+      </w:r>
+    </w:p>
+    <w:p>
+      <w:pPr/>
+      <w:r>
+        <w:rPr>
+          <w:lang w:val="zh_TW" w:bidi="zh_TW"/>
+        </w:rPr>
+      </w:r>
+      <w:r>
+        <w:rPr>
+          <w:lang w:val="zh_TW" w:bidi="zh_TW"/>
+        </w:rPr>
+        <w:t>古希臘賽道的長度，相當於八分之一羅馬里，約略超過200碼（182.9公尺）。通常用於表示近似距離，但在</w:t>
+      </w:r>
+      <w:hyperlink r:id="rId49">
+        <w:r>
+          <w:rPr>
+            <w:lang w:val="zh_TW" w:bidi="zh_TW"/>
+          </w:rPr>
+          <w:rPr>
+            <w:color w:val="0000EE"/>
+            <w:u w:val="single"/>
+          </w:rPr>
+          <w:t>啟示錄二十一章16節</w:t>
+        </w:r>
+      </w:hyperlink>
+      <w:r>
+        <w:rPr>
+          <w:lang w:val="zh_TW" w:bidi="zh_TW"/>
+        </w:rPr>
+        <w:t>中，該單位用於測量新耶路撒冷的尺寸，並以丈量竿來量度。</w:t>
+      </w:r>
+    </w:p>
+    <w:p>
+      <w:pPr>
+        <w:pStyle w:val="Heading4"/>
+      </w:pPr>
+      <w:r>
+        <w:rPr>
+          <w:lang w:val="zh_TW" w:bidi="zh_TW"/>
+        </w:rPr>
+        <w:t>里</w:t>
+      </w:r>
+    </w:p>
+    <w:p>
+      <w:pPr/>
+      <w:r>
+        <w:rPr>
+          <w:lang w:val="zh_TW" w:bidi="zh_TW"/>
+        </w:rPr>
+      </w:r>
+      <w:r>
+        <w:rPr>
+          <w:lang w:val="zh_TW" w:bidi="zh_TW"/>
+        </w:rPr>
+        <w:t>此詞僅在</w:t>
+      </w:r>
+      <w:hyperlink r:id="rId50">
+        <w:r>
+          <w:rPr>
+            <w:lang w:val="zh_TW" w:bidi="zh_TW"/>
+          </w:rPr>
+          <w:rPr>
+            <w:color w:val="0000EE"/>
+            <w:u w:val="single"/>
+          </w:rPr>
+          <w:t>馬太福音五章41節</w:t>
+        </w:r>
+      </w:hyperlink>
+      <w:r>
+        <w:rPr>
+          <w:lang w:val="zh_TW" w:bidi="zh_TW"/>
+        </w:rPr>
+        <w:t>中出現，指的是羅馬里的距離，為1,620碼，約合現代的十分之九里（1.4公里）。</w:t>
+      </w:r>
+    </w:p>
+    <w:p>
+      <w:pPr>
+        <w:pStyle w:val="Heading3"/>
+      </w:pPr>
+      <w:r>
+        <w:rPr>
+          <w:lang w:val="zh_TW" w:bidi="zh_TW"/>
+        </w:rPr>
+        <w:t>舊約中的容量（乾量）</w:t>
+      </w:r>
+    </w:p>
+    <w:p>
+      <w:pPr/>
+      <w:r>
+        <w:rPr>
+          <w:lang w:val="zh_TW" w:bidi="zh_TW"/>
+        </w:rPr>
+      </w:r>
+      <w:r>
+        <w:rPr>
+          <w:lang w:val="zh_TW" w:bidi="zh_TW"/>
+        </w:rPr>
+        <w:t>乾貨的度量主要依實際需求而定，例如驢子的典型負載量、一天可播種的量或播種一定面積所需的種子量。這些單位後來逐步標準化。</w:t>
+      </w:r>
+    </w:p>
+    <w:p>
+      <w:pPr>
+        <w:pStyle w:val="Heading4"/>
+      </w:pPr>
+      <w:r>
+        <w:rPr>
+          <w:lang w:val="zh_TW" w:bidi="zh_TW"/>
+        </w:rPr>
+        <w:t>歌珥／賀梅珥</w:t>
+      </w:r>
+    </w:p>
+    <w:p>
+      <w:pPr/>
+      <w:r>
+        <w:rPr>
+          <w:lang w:val="zh_TW" w:bidi="zh_TW"/>
+        </w:rPr>
+      </w:r>
+      <w:r>
+        <w:rPr>
+          <w:lang w:val="zh_TW" w:bidi="zh_TW"/>
+        </w:rPr>
+        <w:t>最常見的乾貨單位，相當於一驢子的負載量。其標準容量估計變化較大，約在3.8至7.5蒲式耳（133.9至264.3公升）之間。除了在</w:t>
+      </w:r>
+      <w:hyperlink r:id="rId51">
+        <w:r>
+          <w:rPr>
+            <w:lang w:val="zh_TW" w:bidi="zh_TW"/>
+          </w:rPr>
+          <w:rPr>
+            <w:color w:val="0000EE"/>
+            <w:u w:val="single"/>
+          </w:rPr>
+          <w:t>以西結書四十五章11至14節</w:t>
+        </w:r>
+      </w:hyperlink>
+      <w:r>
+        <w:rPr>
+          <w:lang w:val="zh_TW" w:bidi="zh_TW"/>
+        </w:rPr>
+        <w:t>中出現七次外，該詞在舊約中僅出現四次，其中三次涉及種子或大麥（</w:t>
+      </w:r>
+      <w:hyperlink r:id="rId52">
+        <w:r>
+          <w:rPr>
+            <w:lang w:val="zh_TW" w:bidi="zh_TW"/>
+          </w:rPr>
+          <w:rPr>
+            <w:color w:val="0000EE"/>
+            <w:u w:val="single"/>
+          </w:rPr>
+          <w:t>利27:16</w:t>
+        </w:r>
+      </w:hyperlink>
+      <w:r>
+        <w:rPr>
+          <w:lang w:val="zh_TW" w:bidi="zh_TW"/>
+        </w:rPr>
+        <w:t>；</w:t>
+      </w:r>
+      <w:hyperlink r:id="rId53">
+        <w:r>
+          <w:rPr>
+            <w:lang w:val="zh_TW" w:bidi="zh_TW"/>
+          </w:rPr>
+          <w:rPr>
+            <w:color w:val="0000EE"/>
+            <w:u w:val="single"/>
+          </w:rPr>
+          <w:t>賽5:10</w:t>
+        </w:r>
+      </w:hyperlink>
+      <w:r>
+        <w:rPr>
+          <w:lang w:val="zh_TW" w:bidi="zh_TW"/>
+        </w:rPr>
+        <w:t>；</w:t>
+      </w:r>
+      <w:hyperlink r:id="rId54">
+        <w:r>
+          <w:rPr>
+            <w:lang w:val="zh_TW" w:bidi="zh_TW"/>
+          </w:rPr>
+          <w:rPr>
+            <w:color w:val="0000EE"/>
+            <w:u w:val="single"/>
+          </w:rPr>
+          <w:t>何3:2</w:t>
+        </w:r>
+      </w:hyperlink>
+      <w:r>
+        <w:rPr>
+          <w:lang w:val="zh_TW" w:bidi="zh_TW"/>
+        </w:rPr>
+        <w:t>），第四次描述以色列人在曠野收集鵪鶉的場景。而歌珥共出現九次，並應用於多種商品，如油、麵粉、麥子和大麥，數量可高達20,000（</w:t>
+      </w:r>
+      <w:hyperlink r:id="rId55">
+        <w:r>
+          <w:rPr>
+            <w:lang w:val="zh_TW" w:bidi="zh_TW"/>
+          </w:rPr>
+          <w:rPr>
+            <w:color w:val="0000EE"/>
+            <w:u w:val="single"/>
+          </w:rPr>
+          <w:t>王上5:11</w:t>
+        </w:r>
+      </w:hyperlink>
+      <w:r>
+        <w:rPr>
+          <w:lang w:val="zh_TW" w:bidi="zh_TW"/>
+        </w:rPr>
+        <w:t>）。</w:t>
+      </w:r>
+    </w:p>
+    <w:p>
+      <w:pPr>
+        <w:pStyle w:val="Heading4"/>
+      </w:pPr>
+      <w:r>
+        <w:rPr>
+          <w:lang w:val="zh_TW" w:bidi="zh_TW"/>
+        </w:rPr>
+        <w:t>肋特客（Lethek）</w:t>
+      </w:r>
+    </w:p>
+    <w:p>
+      <w:pPr/>
+      <w:r>
+        <w:rPr>
+          <w:lang w:val="zh_TW" w:bidi="zh_TW"/>
+        </w:rPr>
+      </w:r>
+      <w:r>
+        <w:rPr>
+          <w:lang w:val="zh_TW" w:bidi="zh_TW"/>
+        </w:rPr>
+        <w:t>僅出現在</w:t>
+      </w:r>
+      <w:hyperlink r:id="rId54">
+        <w:r>
+          <w:rPr>
+            <w:lang w:val="zh_TW" w:bidi="zh_TW"/>
+          </w:rPr>
+          <w:rPr>
+            <w:color w:val="0000EE"/>
+            <w:u w:val="single"/>
+          </w:rPr>
+          <w:t>何西阿書三章2節</w:t>
+        </w:r>
+      </w:hyperlink>
+      <w:r>
+        <w:rPr>
+          <w:lang w:val="zh_TW" w:bidi="zh_TW"/>
+        </w:rPr>
+        <w:t>中的單位（譯註：和合本譯為賀梅珥半）。早期聖經譯本（譯註：包括和合本）將其定為賀梅珥的一半。</w:t>
+      </w:r>
+    </w:p>
+    <w:p>
+      <w:pPr>
+        <w:pStyle w:val="Heading4"/>
+      </w:pPr>
+      <w:r>
+        <w:rPr>
+          <w:lang w:val="zh_TW" w:bidi="zh_TW"/>
+        </w:rPr>
+        <w:t>伊法</w:t>
+      </w:r>
+    </w:p>
+    <w:p>
+      <w:pPr/>
+      <w:r>
+        <w:rPr>
+          <w:lang w:val="zh_TW" w:bidi="zh_TW"/>
+        </w:rPr>
+      </w:r>
+      <w:r>
+        <w:rPr>
+          <w:lang w:val="zh_TW" w:bidi="zh_TW"/>
+        </w:rPr>
+        <w:t>等於賀梅珥的十分之一（</w:t>
+      </w:r>
+      <w:hyperlink r:id="rId56">
+        <w:r>
+          <w:rPr>
+            <w:lang w:val="zh_TW" w:bidi="zh_TW"/>
+          </w:rPr>
+          <w:rPr>
+            <w:color w:val="0000EE"/>
+            <w:u w:val="single"/>
+          </w:rPr>
+          <w:t>結45:11</w:t>
+        </w:r>
+      </w:hyperlink>
+      <w:r>
+        <w:rPr>
+          <w:lang w:val="zh_TW" w:bidi="zh_TW"/>
+        </w:rPr>
+        <w:t>），或半蒲式耳（17.6公升）。該詞出現數十次，涉及各類農產品，似乎是交易和銷售中最常用的單位。根據</w:t>
+      </w:r>
+      <w:hyperlink r:id="rId57">
+        <w:r>
+          <w:rPr>
+            <w:lang w:val="zh_TW" w:bidi="zh_TW"/>
+          </w:rPr>
+          <w:rPr>
+            <w:color w:val="0000EE"/>
+            <w:u w:val="single"/>
+          </w:rPr>
+          <w:t>撒迦利亞書五章6至10節</w:t>
+        </w:r>
+      </w:hyperlink>
+      <w:r>
+        <w:rPr>
+          <w:lang w:val="zh_TW" w:bidi="zh_TW"/>
+        </w:rPr>
+        <w:t>，伊法指的是能裝下一伊法產品的容器，類似現代的蒲式耳籃。</w:t>
+      </w:r>
+    </w:p>
+    <w:p>
+      <w:pPr>
+        <w:pStyle w:val="Heading4"/>
+      </w:pPr>
+      <w:r>
+        <w:rPr>
+          <w:lang w:val="zh_TW" w:bidi="zh_TW"/>
+        </w:rPr>
+        <w:t>細亞</w:t>
+      </w:r>
+    </w:p>
+    <w:p>
+      <w:pPr/>
+      <w:r>
+        <w:rPr>
+          <w:lang w:val="zh_TW" w:bidi="zh_TW"/>
+        </w:rPr>
+      </w:r>
+      <w:r>
+        <w:rPr>
+          <w:lang w:val="zh_TW" w:bidi="zh_TW"/>
+        </w:rPr>
+        <w:t>賀梅珥的分量之一，範圍較廣。用來衡量麵粉、種子、大麥和穀物，約為伊法的三分之一。一蒲式耳約合五細阿（</w:t>
+      </w:r>
+      <w:hyperlink r:id="rId58">
+        <w:r>
+          <w:rPr>
+            <w:lang w:val="zh_TW" w:bidi="zh_TW"/>
+          </w:rPr>
+          <w:rPr>
+            <w:color w:val="0000EE"/>
+            <w:u w:val="single"/>
+          </w:rPr>
+          <w:t>撒上25:18</w:t>
+        </w:r>
+      </w:hyperlink>
+      <w:r>
+        <w:rPr>
+          <w:lang w:val="zh_TW" w:bidi="zh_TW"/>
+        </w:rPr>
+        <w:t>）。</w:t>
+      </w:r>
+    </w:p>
+    <w:p>
+      <w:pPr>
+        <w:pStyle w:val="Heading4"/>
+      </w:pPr>
+      <w:r>
+        <w:rPr>
+          <w:lang w:val="zh_TW" w:bidi="zh_TW"/>
+        </w:rPr>
+        <w:t>俄梅珥／十分之一（Issaron）</w:t>
+      </w:r>
+    </w:p>
+    <w:p>
+      <w:pPr/>
+      <w:r>
+        <w:rPr>
+          <w:lang w:val="zh_TW" w:bidi="zh_TW"/>
+        </w:rPr>
+      </w:r>
+      <w:r>
+        <w:rPr>
+          <w:lang w:val="zh_TW" w:bidi="zh_TW"/>
+        </w:rPr>
+        <w:t>「俄梅珥」僅出現在以色列人收取嗎哪的記載中（</w:t>
+      </w:r>
+      <w:hyperlink r:id="rId59">
+        <w:r>
+          <w:rPr>
+            <w:lang w:val="zh_TW" w:bidi="zh_TW"/>
+          </w:rPr>
+          <w:rPr>
+            <w:color w:val="0000EE"/>
+            <w:u w:val="single"/>
+          </w:rPr>
+          <w:t>出16:22</w:t>
+        </w:r>
+      </w:hyperlink>
+      <w:r>
+        <w:rPr>
+          <w:lang w:val="zh_TW" w:bidi="zh_TW"/>
+        </w:rPr>
+        <w:t>），代表一天的嗎哪配額，相當於伊法的十分之一（</w:t>
+      </w:r>
+      <w:hyperlink r:id="rId60">
+        <w:r>
+          <w:rPr>
+            <w:lang w:val="zh_TW" w:bidi="zh_TW"/>
+          </w:rPr>
+          <w:rPr>
+            <w:color w:val="0000EE"/>
+            <w:u w:val="single"/>
+          </w:rPr>
+          <w:t>出16:36</w:t>
+        </w:r>
+      </w:hyperlink>
+      <w:r>
+        <w:rPr>
+          <w:lang w:val="zh_TW" w:bidi="zh_TW"/>
+        </w:rPr>
+        <w:t>）。Issaron意為「十分之一」，在出埃及記、利未記和民數記（主要在</w:t>
+      </w:r>
+      <w:hyperlink r:id="rId61">
+        <w:r>
+          <w:rPr>
+            <w:lang w:val="zh_TW" w:bidi="zh_TW"/>
+          </w:rPr>
+          <w:rPr>
+            <w:color w:val="0000EE"/>
+            <w:u w:val="single"/>
+          </w:rPr>
+          <w:t>民28–29章</w:t>
+        </w:r>
+      </w:hyperlink>
+      <w:r>
+        <w:rPr>
+          <w:lang w:val="zh_TW" w:bidi="zh_TW"/>
+        </w:rPr>
+        <w:t>）出現25次，僅用於精細麵的度量。</w:t>
+      </w:r>
+    </w:p>
+    <w:p>
+      <w:pPr>
+        <w:pStyle w:val="Heading4"/>
+      </w:pPr>
+      <w:r>
+        <w:rPr>
+          <w:lang w:val="zh_TW" w:bidi="zh_TW"/>
+        </w:rPr>
+        <w:t>升（Cab, Kab）</w:t>
+      </w:r>
+    </w:p>
+    <w:p>
+      <w:pPr/>
+      <w:r>
+        <w:rPr>
+          <w:lang w:val="zh_TW" w:bidi="zh_TW"/>
+        </w:rPr>
+      </w:r>
+      <w:r>
+        <w:rPr>
+          <w:lang w:val="zh_TW" w:bidi="zh_TW"/>
+        </w:rPr>
+        <w:t>此單位僅在</w:t>
+      </w:r>
+      <w:hyperlink r:id="rId62">
+        <w:r>
+          <w:rPr>
+            <w:lang w:val="zh_TW" w:bidi="zh_TW"/>
+          </w:rPr>
+          <w:rPr>
+            <w:color w:val="0000EE"/>
+            <w:u w:val="single"/>
+          </w:rPr>
+          <w:t>列王紀下六章25節</w:t>
+        </w:r>
+      </w:hyperlink>
+      <w:r>
+        <w:rPr>
+          <w:lang w:val="zh_TW" w:bidi="zh_TW"/>
+        </w:rPr>
+        <w:t>中提到。約瑟夫（Josephus）估計其為伊法的十八分之一（或約一俄梅珥的一半），這說法通常被接受。</w:t>
+      </w:r>
+    </w:p>
+    <w:p>
+      <w:pPr>
+        <w:pStyle w:val="Heading3"/>
+      </w:pPr>
+      <w:r>
+        <w:rPr>
+          <w:lang w:val="zh_TW" w:bidi="zh_TW"/>
+        </w:rPr>
+        <w:t>新約中的容量（乾量）</w:t>
+      </w:r>
+    </w:p>
+    <w:p>
+      <w:pPr/>
+      <w:r>
+        <w:rPr>
+          <w:lang w:val="zh_TW" w:bidi="zh_TW"/>
+        </w:rPr>
+      </w:r>
+      <w:r>
+        <w:rPr>
+          <w:lang w:val="zh_TW" w:bidi="zh_TW"/>
+        </w:rPr>
+        <w:t>新約使用了以下乾量單位（度量乾物的計量單位）。</w:t>
+      </w:r>
+    </w:p>
+    <w:p>
+      <w:pPr>
+        <w:pStyle w:val="Heading4"/>
+      </w:pPr>
+      <w:r>
+        <w:rPr>
+          <w:lang w:val="zh_TW" w:bidi="zh_TW"/>
+        </w:rPr>
+        <w:t>科尼克斯</w:t>
+      </w:r>
+      <w:r>
+        <w:rPr>
+          <w:lang w:val="zh_TW" w:bidi="zh_TW"/>
+        </w:rPr>
+        <w:t>（choinix）</w:t>
+      </w:r>
+    </w:p>
+    <w:p>
+      <w:pPr/>
+      <w:r>
+        <w:rPr>
+          <w:lang w:val="zh_TW" w:bidi="zh_TW"/>
+        </w:rPr>
+      </w:r>
+      <w:r>
+        <w:rPr>
+          <w:lang w:val="zh_TW" w:bidi="zh_TW"/>
+        </w:rPr>
+        <w:t>只出現在</w:t>
+      </w:r>
+      <w:hyperlink r:id="rId63">
+        <w:r>
+          <w:rPr>
+            <w:lang w:val="zh_TW" w:bidi="zh_TW"/>
+          </w:rPr>
+          <w:rPr>
+            <w:color w:val="0000EE"/>
+            <w:u w:val="single"/>
+          </w:rPr>
+          <w:t>啟示錄六章6節</w:t>
+        </w:r>
+      </w:hyperlink>
+      <w:r>
+        <w:rPr>
+          <w:lang w:val="zh_TW" w:bidi="zh_TW"/>
+        </w:rPr>
+        <w:t>（有英文譯本使用choinix，譯註：和合本譯為升），科尼克斯稍多於一夸脫（1.1公升）。在希臘文獻中，這被認為是人每天的穀物配額。</w:t>
+      </w:r>
+    </w:p>
+    <w:p>
+      <w:pPr>
+        <w:pStyle w:val="Heading4"/>
+      </w:pPr>
+      <w:r>
+        <w:rPr>
+          <w:lang w:val="zh_TW" w:bidi="zh_TW"/>
+        </w:rPr>
+        <w:t>斗</w:t>
+      </w:r>
+    </w:p>
+    <w:p>
+      <w:pPr/>
+      <w:r>
+        <w:rPr>
+          <w:lang w:val="zh_TW" w:bidi="zh_TW"/>
+        </w:rPr>
+      </w:r>
+      <w:r>
+        <w:rPr>
+          <w:lang w:val="zh_TW" w:bidi="zh_TW"/>
+        </w:rPr>
+        <w:t>這是燈不應放在斗底下 （</w:t>
+      </w:r>
+      <w:hyperlink r:id="rId64">
+        <w:r>
+          <w:rPr>
+            <w:lang w:val="zh_TW" w:bidi="zh_TW"/>
+          </w:rPr>
+          <w:rPr>
+            <w:color w:val="0000EE"/>
+            <w:u w:val="single"/>
+          </w:rPr>
+          <w:t>太5:15</w:t>
+        </w:r>
+      </w:hyperlink>
+      <w:r>
+        <w:rPr>
+          <w:lang w:val="zh_TW" w:bidi="zh_TW"/>
+        </w:rPr>
+        <w:t>；</w:t>
+      </w:r>
+      <w:hyperlink r:id="rId65">
+        <w:r>
+          <w:rPr>
+            <w:lang w:val="zh_TW" w:bidi="zh_TW"/>
+          </w:rPr>
+          <w:rPr>
+            <w:color w:val="0000EE"/>
+            <w:u w:val="single"/>
+          </w:rPr>
+          <w:t>可4:21</w:t>
+        </w:r>
+      </w:hyperlink>
+      <w:r>
+        <w:rPr>
+          <w:lang w:val="zh_TW" w:bidi="zh_TW"/>
+        </w:rPr>
+        <w:t>；</w:t>
+      </w:r>
+      <w:hyperlink r:id="rId66">
+        <w:r>
+          <w:rPr>
+            <w:lang w:val="zh_TW" w:bidi="zh_TW"/>
+          </w:rPr>
+          <w:rPr>
+            <w:color w:val="0000EE"/>
+            <w:u w:val="single"/>
+          </w:rPr>
+          <w:t>路11:33</w:t>
+        </w:r>
+      </w:hyperlink>
+      <w:r>
+        <w:rPr>
+          <w:lang w:val="zh_TW" w:bidi="zh_TW"/>
+        </w:rPr>
+        <w:t>）中的「斗」，實際上相當於約一斗，約7.68乾夸脫（8.5公升）。</w:t>
+      </w:r>
+    </w:p>
+    <w:p>
+      <w:pPr>
+        <w:pStyle w:val="Heading4"/>
+      </w:pPr>
+      <w:r>
+        <w:rPr>
+          <w:lang w:val="zh_TW" w:bidi="zh_TW"/>
+        </w:rPr>
+        <w:t>斗（Saton）</w:t>
+      </w:r>
+    </w:p>
+    <w:p>
+      <w:pPr/>
+      <w:r>
+        <w:rPr>
+          <w:lang w:val="zh_TW" w:bidi="zh_TW"/>
+        </w:rPr>
+      </w:r>
+      <w:r>
+        <w:rPr>
+          <w:lang w:val="zh_TW" w:bidi="zh_TW"/>
+        </w:rPr>
+        <w:t>這相當於舊約的細亞，因此也可以大約估算為一斗。新約中僅在兩處關於麵酵的比喻的平行經文中使用，象徵神的國（</w:t>
+      </w:r>
+      <w:hyperlink r:id="rId67">
+        <w:r>
+          <w:rPr>
+            <w:lang w:val="zh_TW" w:bidi="zh_TW"/>
+          </w:rPr>
+          <w:rPr>
+            <w:color w:val="0000EE"/>
+            <w:u w:val="single"/>
+          </w:rPr>
+          <w:t>太13:33</w:t>
+        </w:r>
+      </w:hyperlink>
+      <w:r>
+        <w:rPr>
+          <w:lang w:val="zh_TW" w:bidi="zh_TW"/>
+        </w:rPr>
+        <w:t>；</w:t>
+      </w:r>
+      <w:hyperlink r:id="rId68">
+        <w:r>
+          <w:rPr>
+            <w:lang w:val="zh_TW" w:bidi="zh_TW"/>
+          </w:rPr>
+          <w:rPr>
+            <w:color w:val="0000EE"/>
+            <w:u w:val="single"/>
+          </w:rPr>
+          <w:t>路13:21</w:t>
+        </w:r>
+      </w:hyperlink>
+      <w:r>
+        <w:rPr>
+          <w:lang w:val="zh_TW" w:bidi="zh_TW"/>
+        </w:rPr>
+        <w:t>）。</w:t>
+      </w:r>
+    </w:p>
+    <w:p>
+      <w:pPr>
+        <w:pStyle w:val="Heading3"/>
+      </w:pPr>
+      <w:r>
+        <w:rPr>
+          <w:lang w:val="zh_TW" w:bidi="zh_TW"/>
+        </w:rPr>
+        <w:t>舊約中的液量</w:t>
+      </w:r>
+    </w:p>
+    <w:p>
+      <w:pPr/>
+      <w:r>
+        <w:rPr>
+          <w:lang w:val="zh_TW" w:bidi="zh_TW"/>
+        </w:rPr>
+      </w:r>
+      <w:r>
+        <w:rPr>
+          <w:lang w:val="zh_TW" w:bidi="zh_TW"/>
+        </w:rPr>
+        <w:t>舊約中液量的基本單位有三種。</w:t>
+      </w:r>
+    </w:p>
+    <w:p>
+      <w:pPr>
+        <w:pStyle w:val="Heading4"/>
+      </w:pPr>
+      <w:r>
+        <w:rPr>
+          <w:lang w:val="zh_TW" w:bidi="zh_TW"/>
+        </w:rPr>
+        <w:t>罷特</w:t>
+      </w:r>
+    </w:p>
+    <w:p>
+      <w:pPr/>
+      <w:r>
+        <w:rPr>
+          <w:lang w:val="zh_TW" w:bidi="zh_TW"/>
+        </w:rPr>
+      </w:r>
+      <w:r>
+        <w:rPr>
+          <w:lang w:val="zh_TW" w:bidi="zh_TW"/>
+        </w:rPr>
+        <w:t>液量的基本單位。聖經資料（</w:t>
+      </w:r>
+      <w:hyperlink r:id="rId51">
+        <w:r>
+          <w:rPr>
+            <w:lang w:val="zh_TW" w:bidi="zh_TW"/>
+          </w:rPr>
+          <w:rPr>
+            <w:color w:val="0000EE"/>
+            <w:u w:val="single"/>
+          </w:rPr>
+          <w:t>結45:11–14</w:t>
+        </w:r>
+      </w:hyperlink>
+      <w:r>
+        <w:rPr>
+          <w:lang w:val="zh_TW" w:bidi="zh_TW"/>
+        </w:rPr>
+        <w:t>）顯示它等同於乾量單位「伊法」，為賀梅珥的十分之一。考古學亦提供了一些數據作為確定標準。在拉吉（Lachish）和納斯貝遺址（Tell en-Nasbeh）發現了刻有「王的罷特」的罐子，在</w:t>
+      </w:r>
+      <w:r>
+        <w:rPr>
+          <w:lang w:val="zh_TW" w:bidi="zh_TW"/>
+        </w:rPr>
+        <w:t>伯美森廢丘（</w:t>
+      </w:r>
+      <w:r>
+        <w:rPr>
+          <w:lang w:val="zh_TW" w:bidi="zh_TW"/>
+        </w:rPr>
+        <w:t>Tell Beit Mirsim</w:t>
+      </w:r>
+      <w:r>
+        <w:rPr>
+          <w:lang w:val="zh_TW" w:bidi="zh_TW"/>
+        </w:rPr>
+        <w:t>）</w:t>
+      </w:r>
+      <w:r>
+        <w:rPr>
+          <w:lang w:val="zh_TW" w:bidi="zh_TW"/>
+        </w:rPr>
+        <w:t>發現了刻有「罷特」的罐子。這些罐子並不完整，因此必須根據重建來計算其容量。根據復原後的計算，罷特約為5.5加侖（20.8公升）。這一估計在</w:t>
+      </w:r>
+      <w:hyperlink r:id="rId69">
+        <w:r>
+          <w:rPr>
+            <w:lang w:val="zh_TW" w:bidi="zh_TW"/>
+          </w:rPr>
+          <w:rPr>
+            <w:color w:val="0000EE"/>
+            <w:u w:val="single"/>
+          </w:rPr>
+          <w:t>列王紀上七章23至26節</w:t>
+        </w:r>
+      </w:hyperlink>
+      <w:r>
+        <w:rPr>
+          <w:lang w:val="zh_TW" w:bidi="zh_TW"/>
+        </w:rPr>
+        <w:t>描述所羅門聖殿的「鑄海」時得到了合理的結果，該鑄海周長30肘、直徑10肘、深5肘，能容納2,000罷特的水。</w:t>
+      </w:r>
+    </w:p>
+    <w:p>
+      <w:pPr>
+        <w:pStyle w:val="Heading4"/>
+      </w:pPr>
+      <w:r>
+        <w:rPr>
+          <w:lang w:val="zh_TW" w:bidi="zh_TW"/>
+        </w:rPr>
+        <w:t>欣</w:t>
+      </w:r>
+    </w:p>
+    <w:p>
+      <w:pPr/>
+      <w:r>
+        <w:rPr>
+          <w:lang w:val="zh_TW" w:bidi="zh_TW"/>
+        </w:rPr>
+      </w:r>
+      <w:r>
+        <w:rPr>
+          <w:lang w:val="zh_TW" w:bidi="zh_TW"/>
+        </w:rPr>
+        <w:t>六分之一欣的水被認為是人每天的最低需求（</w:t>
+      </w:r>
+      <w:hyperlink r:id="rId70">
+        <w:r>
+          <w:rPr>
+            <w:lang w:val="zh_TW" w:bidi="zh_TW"/>
+          </w:rPr>
+          <w:rPr>
+            <w:color w:val="0000EE"/>
+            <w:u w:val="single"/>
+          </w:rPr>
+          <w:t>結4:11</w:t>
+        </w:r>
+      </w:hyperlink>
+      <w:r>
+        <w:rPr>
+          <w:lang w:val="zh_TW" w:bidi="zh_TW"/>
+        </w:rPr>
+        <w:t>）。一欣等於六分之一罷特，約為一加侖（3.8公升）。它主要用於油、酒和水的度量，但每次都不超過一欣，常以分數形式出現。該單位僅在出埃及記、利未記、民數記和以西結書中出現，主要用於獻祭的奠祭。</w:t>
+      </w:r>
+    </w:p>
+    <w:p>
+      <w:pPr>
+        <w:pStyle w:val="Heading4"/>
+      </w:pPr>
+      <w:r>
+        <w:rPr>
+          <w:lang w:val="zh_TW" w:bidi="zh_TW"/>
+        </w:rPr>
+        <w:t>羅革</w:t>
+      </w:r>
+    </w:p>
+    <w:p>
+      <w:pPr/>
+      <w:r>
+        <w:rPr>
+          <w:lang w:val="zh_TW" w:bidi="zh_TW"/>
+        </w:rPr>
+      </w:r>
+      <w:r>
+        <w:rPr>
+          <w:lang w:val="zh_TW" w:bidi="zh_TW"/>
+        </w:rPr>
+        <w:t>此單位僅出現在</w:t>
+      </w:r>
+      <w:hyperlink r:id="rId71">
+        <w:r>
+          <w:rPr>
+            <w:lang w:val="zh_TW" w:bidi="zh_TW"/>
+          </w:rPr>
+          <w:rPr>
+            <w:color w:val="0000EE"/>
+            <w:u w:val="single"/>
+          </w:rPr>
+          <w:t>利未記十四章10至24節</w:t>
+        </w:r>
+      </w:hyperlink>
+      <w:r>
+        <w:rPr>
+          <w:lang w:val="zh_TW" w:bidi="zh_TW"/>
+        </w:rPr>
+        <w:t>，相當於一欣的十二分之一，約為0.3夸脫或0.3公升。</w:t>
+      </w:r>
+    </w:p>
+    <w:p>
+      <w:pPr>
+        <w:pStyle w:val="Heading3"/>
+      </w:pPr>
+      <w:r>
+        <w:rPr>
+          <w:lang w:val="zh_TW" w:bidi="zh_TW"/>
+        </w:rPr>
+        <w:t>新約中的液量</w:t>
+      </w:r>
+    </w:p>
+    <w:p>
+      <w:pPr/>
+      <w:r>
+        <w:rPr>
+          <w:lang w:val="zh_TW" w:bidi="zh_TW"/>
+        </w:rPr>
+      </w:r>
+      <w:r>
+        <w:rPr>
+          <w:lang w:val="zh_TW" w:bidi="zh_TW"/>
+        </w:rPr>
+        <w:t>新約中出現的液量單位（度量液體的計量單位）有以下幾種。</w:t>
+      </w:r>
+    </w:p>
+    <w:p>
+      <w:pPr>
+        <w:pStyle w:val="Heading4"/>
+      </w:pPr>
+      <w:r>
+        <w:rPr>
+          <w:lang w:val="zh_TW" w:bidi="zh_TW"/>
+        </w:rPr>
+        <w:t>罷特</w:t>
+      </w:r>
+    </w:p>
+    <w:p>
+      <w:pPr/>
+      <w:r>
+        <w:rPr>
+          <w:lang w:val="zh_TW" w:bidi="zh_TW"/>
+        </w:rPr>
+      </w:r>
+      <w:r>
+        <w:rPr>
+          <w:lang w:val="zh_TW" w:bidi="zh_TW"/>
+        </w:rPr>
+        <w:t>這只使用過一次（</w:t>
+      </w:r>
+      <w:hyperlink r:id="rId72">
+        <w:r>
+          <w:rPr>
+            <w:lang w:val="zh_TW" w:bidi="zh_TW"/>
+          </w:rPr>
+          <w:rPr>
+            <w:color w:val="0000EE"/>
+            <w:u w:val="single"/>
+          </w:rPr>
+          <w:t>路16:6</w:t>
+        </w:r>
+      </w:hyperlink>
+      <w:r>
+        <w:rPr>
+          <w:lang w:val="zh_TW" w:bidi="zh_TW"/>
+        </w:rPr>
+        <w:t>，譯註：和合本譯為簍），與舊約中的「罷特」相同。</w:t>
+      </w:r>
+    </w:p>
+    <w:p>
+      <w:pPr>
+        <w:pStyle w:val="Heading4"/>
+      </w:pPr>
+      <w:r>
+        <w:rPr>
+          <w:lang w:val="zh_TW" w:bidi="zh_TW"/>
+        </w:rPr>
+        <w:t>缸（Metretes）</w:t>
+      </w:r>
+    </w:p>
+    <w:p>
+      <w:pPr/>
+      <w:r>
+        <w:rPr>
+          <w:lang w:val="zh_TW" w:bidi="zh_TW"/>
+        </w:rPr>
+      </w:r>
+      <w:r>
+        <w:rPr>
+          <w:lang w:val="zh_TW" w:bidi="zh_TW"/>
+        </w:rPr>
+        <w:t>這僅用於</w:t>
+      </w:r>
+      <w:hyperlink r:id="rId73">
+        <w:r>
+          <w:rPr>
+            <w:lang w:val="zh_TW" w:bidi="zh_TW"/>
+          </w:rPr>
+          <w:rPr>
+            <w:color w:val="0000EE"/>
+            <w:u w:val="single"/>
+          </w:rPr>
+          <w:t>約翰福音二章6節</w:t>
+        </w:r>
+      </w:hyperlink>
+      <w:r>
+        <w:rPr>
+          <w:lang w:val="zh_TW" w:bidi="zh_TW"/>
+        </w:rPr>
+        <w:t>，描述水變成酒的容器。約瑟夫將其認定為相當於希伯來的罷特，但在希臘用法中，相當於約十加侖（37.9公升）。</w:t>
+      </w:r>
+    </w:p>
+    <w:p>
+      <w:pPr>
+        <w:pStyle w:val="Heading4"/>
+      </w:pPr>
+      <w:r>
+        <w:rPr>
+          <w:lang w:val="zh_TW" w:bidi="zh_TW"/>
+        </w:rPr>
+        <w:t>罐（Sextarius/Xestes）</w:t>
+      </w:r>
+    </w:p>
+    <w:p>
+      <w:pPr/>
+      <w:r>
+        <w:rPr>
+          <w:lang w:val="zh_TW" w:bidi="zh_TW"/>
+        </w:rPr>
+      </w:r>
+      <w:r>
+        <w:rPr>
+          <w:lang w:val="zh_TW" w:bidi="zh_TW"/>
+        </w:rPr>
+        <w:t>容量單位，約為一又六分之一品脫（552毫升）。在</w:t>
+      </w:r>
+      <w:hyperlink r:id="rId74">
+        <w:r>
+          <w:rPr>
+            <w:lang w:val="zh_TW" w:bidi="zh_TW"/>
+          </w:rPr>
+          <w:rPr>
+            <w:color w:val="0000EE"/>
+            <w:u w:val="single"/>
+          </w:rPr>
+          <w:t>馬可福音七章4節</w:t>
+        </w:r>
+      </w:hyperlink>
+      <w:r>
+        <w:rPr>
+          <w:lang w:val="zh_TW" w:bidi="zh_TW"/>
+        </w:rPr>
+        <w:t>中，這個詞被翻譯為「罐」。</w:t>
+      </w:r>
+      <w:r>
+        <w:rPr>
+          <w:lang w:val="zh_TW" w:bidi="zh_TW"/>
+        </w:rPr>
+      </w:r>
+      <w:r>
+        <w:rPr>
+          <w:lang w:val="zh_TW" w:bidi="zh_TW"/>
+        </w:rPr>
+      </w:r>
+    </w:p>
+    <w:p>
+      <w:pPr/>
+      <w:r>
+        <w:rPr>
+          <w:lang w:val="zh_TW" w:bidi="zh_TW"/>
+        </w:rPr>
+      </w:r>
+    </w:p>
+    <w:p>
+      <w:pPr>
+        <w:pStyle w:val="Heading2"/>
+      </w:pPr>
+      <w:r>
+        <w:rPr>
+          <w:lang w:val="zh_TW" w:bidi="zh_TW"/>
+        </w:rPr>
+        <w:t>度瑪 (地點)</w:t>
+      </w:r>
+      <w:r>
+        <w:rPr>
+          <w:lang w:val="zh_TW" w:bidi="zh_TW"/>
+        </w:rPr>
+      </w:r>
+    </w:p>
+    <w:p>
+      <w:pPr>
+        <w:pStyle w:val="ListNumber"/>
+        <w:numPr>
+          <w:ilvl w:val="0"/>
+          <w:numId w:val="14"/>
+        </w:numPr>
         <w:spacing w:line="240" w:lineRule="auto"/>
         <w:ind w:left="720"/>
       </w:pPr>
@@ -335,7 +2598,13 @@
           <w:lang w:val="zh_TW" w:bidi="zh_TW"/>
         </w:rPr>
       </w:r>
-      <w:hyperlink r:id="rId15">
+      <w:r>
+        <w:rPr>
+          <w:lang w:val="zh_TW" w:bidi="zh_TW"/>
+        </w:rPr>
+        <w:t xml:space="preserve"> 以實瑪利十二支派的地區（</w:t>
+      </w:r>
+      <w:hyperlink r:id="rId75">
         <w:r>
           <w:rPr>
             <w:lang w:val="zh_TW" w:bidi="zh_TW"/>
@@ -344,13 +2613,37 @@
             <w:color w:val="0000EE"/>
             <w:u w:val="single"/>
           </w:rPr>
-          <w:t>馬太福音17:24</w:t>
+          <w:t>創25:14</w:t>
         </w:r>
       </w:hyperlink>
-    </w:p>
-    <w:p>
-      <w:pPr>
-        <w:pStyle w:val="ListBullet"/>
+      <w:r>
+        <w:rPr>
+          <w:lang w:val="zh_TW" w:bidi="zh_TW"/>
+        </w:rPr>
+        <w:t>；</w:t>
+      </w:r>
+      <w:hyperlink r:id="rId76">
+        <w:r>
+          <w:rPr>
+            <w:lang w:val="zh_TW" w:bidi="zh_TW"/>
+          </w:rPr>
+          <w:rPr>
+            <w:color w:val="0000EE"/>
+            <w:u w:val="single"/>
+          </w:rPr>
+          <w:t>代上1:30</w:t>
+        </w:r>
+      </w:hyperlink>
+      <w:r>
+        <w:rPr>
+          <w:lang w:val="zh_TW" w:bidi="zh_TW"/>
+        </w:rPr>
+        <w:t>），該地有多處綠洲；通常被認為是現今的Dumat el-Jendel（el-Jof）。此地位於大馬士革通往麥地那（Medina）約四分之三處的路線上。</w:t>
+      </w:r>
+    </w:p>
+    <w:p>
+      <w:pPr>
+        <w:pStyle w:val="ListNumber"/>
         <w:spacing w:line="240" w:lineRule="auto"/>
         <w:ind w:left="720"/>
       </w:pPr>
@@ -359,7 +2652,13 @@
           <w:lang w:val="zh_TW" w:bidi="zh_TW"/>
         </w:rPr>
       </w:r>
-      <w:hyperlink r:id="rId16">
+      <w:r>
+        <w:rPr>
+          <w:lang w:val="zh_TW" w:bidi="zh_TW"/>
+        </w:rPr>
+        <w:t>猶大支派在迦南地所分得的一座高地城鎮（</w:t>
+      </w:r>
+      <w:hyperlink r:id="rId77">
         <w:r>
           <w:rPr>
             <w:lang w:val="zh_TW" w:bidi="zh_TW"/>
@@ -368,13 +2667,19 @@
             <w:color w:val="0000EE"/>
             <w:u w:val="single"/>
           </w:rPr>
-          <w:t>馬太福音21:12</w:t>
+          <w:t>書15:52</w:t>
         </w:r>
       </w:hyperlink>
-    </w:p>
-    <w:p>
-      <w:pPr>
-        <w:pStyle w:val="ListBullet"/>
+      <w:r>
+        <w:rPr>
+          <w:lang w:val="zh_TW" w:bidi="zh_TW"/>
+        </w:rPr>
+        <w:t>）。其遺址很可能與現今位於希伯崙西南約10英里（約16.1公里）的ed-Domeh相符。</w:t>
+      </w:r>
+    </w:p>
+    <w:p>
+      <w:pPr>
+        <w:pStyle w:val="ListNumber"/>
         <w:spacing w:line="240" w:lineRule="auto"/>
         <w:ind w:left="720"/>
       </w:pPr>
@@ -383,7 +2688,13 @@
           <w:lang w:val="zh_TW" w:bidi="zh_TW"/>
         </w:rPr>
       </w:r>
-      <w:hyperlink r:id="rId17">
+      <w:r>
+        <w:rPr>
+          <w:lang w:val="zh_TW" w:bidi="zh_TW"/>
+        </w:rPr>
+        <w:t>希伯來用語，指沉默之地或死亡之地，即墓地所在之處（</w:t>
+      </w:r>
+      <w:hyperlink r:id="rId78">
         <w:r>
           <w:rPr>
             <w:lang w:val="zh_TW" w:bidi="zh_TW"/>
@@ -392,13 +2703,37 @@
             <w:color w:val="0000EE"/>
             <w:u w:val="single"/>
           </w:rPr>
-          <w:t>馬太福音25:27</w:t>
+          <w:t>詩94:17</w:t>
         </w:r>
       </w:hyperlink>
-    </w:p>
-    <w:p>
-      <w:pPr>
-        <w:pStyle w:val="ListBullet"/>
+      <w:r>
+        <w:rPr>
+          <w:lang w:val="zh_TW" w:bidi="zh_TW"/>
+        </w:rPr>
+        <w:t>，</w:t>
+      </w:r>
+      <w:hyperlink r:id="rId79">
+        <w:r>
+          <w:rPr>
+            <w:lang w:val="zh_TW" w:bidi="zh_TW"/>
+          </w:rPr>
+          <w:rPr>
+            <w:color w:val="0000EE"/>
+            <w:u w:val="single"/>
+          </w:rPr>
+          <w:t>115:17</w:t>
+        </w:r>
+      </w:hyperlink>
+      <w:r>
+        <w:rPr>
+          <w:lang w:val="zh_TW" w:bidi="zh_TW"/>
+        </w:rPr>
+        <w:t>）。</w:t>
+      </w:r>
+    </w:p>
+    <w:p>
+      <w:pPr>
+        <w:pStyle w:val="ListNumber"/>
         <w:spacing w:line="240" w:lineRule="auto"/>
         <w:ind w:left="720"/>
       </w:pPr>
@@ -407,7 +2742,13 @@
           <w:lang w:val="zh_TW" w:bidi="zh_TW"/>
         </w:rPr>
       </w:r>
-      <w:hyperlink r:id="rId18">
+      <w:r>
+        <w:rPr>
+          <w:lang w:val="zh_TW" w:bidi="zh_TW"/>
+        </w:rPr>
+        <w:t>可能是</w:t>
+      </w:r>
+      <w:hyperlink r:id="rId80">
         <w:r>
           <w:rPr>
             <w:lang w:val="zh_TW" w:bidi="zh_TW"/>
@@ -416,22 +2757,64 @@
             <w:color w:val="0000EE"/>
             <w:u w:val="single"/>
           </w:rPr>
-          <w:t>馬可福音11:15</w:t>
+          <w:t>以賽亞書二十一章11節</w:t>
         </w:r>
       </w:hyperlink>
-    </w:p>
-    <w:p>
-      <w:pPr>
-        <w:pStyle w:val="ListBullet"/>
-        <w:spacing w:line="240" w:lineRule="auto"/>
-        <w:ind w:left="720"/>
-      </w:pPr>
-      <w:r>
-        <w:rPr>
-          <w:lang w:val="zh_TW" w:bidi="zh_TW"/>
-        </w:rPr>
-      </w:r>
-      <w:hyperlink r:id="rId19">
+      <w:r>
+        <w:rPr>
+          <w:lang w:val="zh_TW" w:bidi="zh_TW"/>
+        </w:rPr>
+        <w:t>中對以東或以土買的稱呼。</w:t>
+      </w:r>
+      <w:r>
+        <w:rPr>
+          <w:lang w:val="zh_TW" w:bidi="zh_TW"/>
+        </w:rPr>
+      </w:r>
+      <w:r>
+        <w:rPr>
+          <w:lang w:val="zh_TW" w:bidi="zh_TW"/>
+        </w:rPr>
+      </w:r>
+    </w:p>
+    <w:p>
+      <w:pPr/>
+      <w:r>
+        <w:rPr>
+          <w:lang w:val="zh_TW" w:bidi="zh_TW"/>
+        </w:rPr>
+      </w:r>
+    </w:p>
+    <w:p>
+      <w:pPr>
+        <w:pStyle w:val="Heading2"/>
+      </w:pPr>
+      <w:r>
+        <w:rPr>
+          <w:lang w:val="zh_TW" w:bidi="zh_TW"/>
+        </w:rPr>
+        <w:t>度瑪（人物）</w:t>
+      </w:r>
+      <w:r>
+        <w:rPr>
+          <w:lang w:val="zh_TW" w:bidi="zh_TW"/>
+        </w:rPr>
+      </w:r>
+    </w:p>
+    <w:p>
+      <w:pPr/>
+      <w:r>
+        <w:rPr>
+          <w:lang w:val="zh_TW" w:bidi="zh_TW"/>
+        </w:rPr>
+      </w:r>
+      <w:r>
+        <w:rPr>
+          <w:lang w:val="zh_TW" w:bidi="zh_TW"/>
+        </w:rPr>
+        <w:t>度瑪是以實瑪利的兒子，並成為一個阿拉伯部落的祖先（</w:t>
+      </w:r>
+      <w:hyperlink r:id="rId75">
         <w:r>
           <w:rPr>
             <w:lang w:val="zh_TW" w:bidi="zh_TW"/>
@@ -440,22 +2823,16 @@
             <w:color w:val="0000EE"/>
             <w:u w:val="single"/>
           </w:rPr>
-          <w:t>路加福音19:23</w:t>
+          <w:t>創25:14</w:t>
         </w:r>
       </w:hyperlink>
-    </w:p>
-    <w:p>
-      <w:pPr>
-        <w:pStyle w:val="ListBullet"/>
-        <w:spacing w:line="240" w:lineRule="auto"/>
-        <w:ind w:left="720"/>
-      </w:pPr>
-      <w:r>
-        <w:rPr>
-          <w:lang w:val="zh_TW" w:bidi="zh_TW"/>
-        </w:rPr>
-      </w:r>
-      <w:hyperlink r:id="rId20">
+      <w:r>
+        <w:rPr>
+          <w:lang w:val="zh_TW" w:bidi="zh_TW"/>
+        </w:rPr>
+        <w:t>；</w:t>
+      </w:r>
+      <w:hyperlink r:id="rId76">
         <w:r>
           <w:rPr>
             <w:lang w:val="zh_TW" w:bidi="zh_TW"/>
@@ -464,964 +2841,14 @@
             <w:color w:val="0000EE"/>
             <w:u w:val="single"/>
           </w:rPr>
-          <w:t>約翰福音2:14</w:t>
+          <w:t>代上1:30</w:t>
         </w:r>
       </w:hyperlink>
       <w:r>
         <w:rPr>
           <w:lang w:val="zh_TW" w:bidi="zh_TW"/>
         </w:rPr>
-        <w:t>–</w:t>
-      </w:r>
-      <w:hyperlink r:id="rId20">
-        <w:r>
-          <w:rPr>
-            <w:lang w:val="zh_TW" w:bidi="zh_TW"/>
-          </w:rPr>
-          <w:rPr>
-            <w:color w:val="0000EE"/>
-            <w:u w:val="single"/>
-          </w:rPr>
-          <w:t>15</w:t>
-        </w:r>
-      </w:hyperlink>
-    </w:p>
-    <w:p>
-      <w:pPr/>
-      <w:r>
-        <w:rPr>
-          <w:lang w:val="zh_TW" w:bidi="zh_TW"/>
-        </w:rPr>
-      </w:r>
-      <w:r>
-        <w:rPr>
-          <w:lang w:val="zh_TW" w:bidi="zh_TW"/>
-        </w:rPr>
-        <w:t>借款的人（借貸者）與提供信貸的人（債主）受到保護。借款人必須提供有價值的物品作為擔保，保證償還貸款。</w:t>
-      </w:r>
-    </w:p>
-    <w:p>
-      <w:pPr/>
-      <w:r>
-        <w:rPr>
-          <w:lang w:val="zh_TW" w:bidi="zh_TW"/>
-        </w:rPr>
-      </w:r>
-      <w:r>
-        <w:rPr>
-          <w:lang w:val="zh_TW" w:bidi="zh_TW"/>
-        </w:rPr>
-        <w:t>以色列的律法規定，借貸時不可收取利息（</w:t>
-      </w:r>
-      <w:hyperlink r:id="rId21">
-        <w:r>
-          <w:rPr>
-            <w:lang w:val="zh_TW" w:bidi="zh_TW"/>
-          </w:rPr>
-          <w:rPr>
-            <w:color w:val="0000EE"/>
-            <w:u w:val="single"/>
-          </w:rPr>
-          <w:t>出22:25；</w:t>
-        </w:r>
-      </w:hyperlink>
-      <w:hyperlink r:id="rId22">
-        <w:r>
-          <w:rPr>
-            <w:lang w:val="zh_TW" w:bidi="zh_TW"/>
-          </w:rPr>
-          <w:rPr>
-            <w:color w:val="0000EE"/>
-            <w:u w:val="single"/>
-          </w:rPr>
-          <w:t>申15:1–18</w:t>
-        </w:r>
-      </w:hyperlink>
-      <w:r>
-        <w:rPr>
-          <w:lang w:val="zh_TW" w:bidi="zh_TW"/>
-        </w:rPr>
-        <w:t>）。然而，一些人無視此律法，向借款人收取極高的利息。先知和領袖對這種行為提出譴責（</w:t>
-      </w:r>
-      <w:hyperlink r:id="rId23">
-        <w:r>
-          <w:rPr>
-            <w:lang w:val="zh_TW" w:bidi="zh_TW"/>
-          </w:rPr>
-          <w:rPr>
-            <w:color w:val="0000EE"/>
-            <w:u w:val="single"/>
-          </w:rPr>
-          <w:t>尼5:6</w:t>
-        </w:r>
-      </w:hyperlink>
-      <w:r>
-        <w:rPr>
-          <w:lang w:val="zh_TW" w:bidi="zh_TW"/>
-        </w:rPr>
-        <w:t>–</w:t>
-      </w:r>
-      <w:hyperlink r:id="rId23">
-        <w:r>
-          <w:rPr>
-            <w:lang w:val="zh_TW" w:bidi="zh_TW"/>
-          </w:rPr>
-          <w:rPr>
-            <w:color w:val="0000EE"/>
-            <w:u w:val="single"/>
-          </w:rPr>
-          <w:t>13；</w:t>
-        </w:r>
-      </w:hyperlink>
-      <w:hyperlink r:id="rId24">
-        <w:r>
-          <w:rPr>
-            <w:lang w:val="zh_TW" w:bidi="zh_TW"/>
-          </w:rPr>
-          <w:rPr>
-            <w:color w:val="0000EE"/>
-            <w:u w:val="single"/>
-          </w:rPr>
-          <w:t>結18:8、13、7，</w:t>
-        </w:r>
-      </w:hyperlink>
-      <w:hyperlink r:id="rId25">
-        <w:r>
-          <w:rPr>
-            <w:lang w:val="zh_TW" w:bidi="zh_TW"/>
-          </w:rPr>
-          <w:rPr>
-            <w:color w:val="0000EE"/>
-            <w:u w:val="single"/>
-          </w:rPr>
-          <w:t>22:12</w:t>
-        </w:r>
-      </w:hyperlink>
-      <w:r>
-        <w:rPr>
-          <w:lang w:val="zh_TW" w:bidi="zh_TW"/>
-        </w:rPr>
         <w:t>）。</w:t>
-      </w:r>
-    </w:p>
-    <w:p>
-      <w:pPr/>
-      <w:r>
-        <w:rPr>
-          <w:lang w:val="zh_TW" w:bidi="zh_TW"/>
-        </w:rPr>
-      </w:r>
-      <w:r>
-        <w:rPr>
-          <w:lang w:val="zh_TW" w:bidi="zh_TW"/>
-        </w:rPr>
-        <w:t>以色列人經常害怕債主（</w:t>
-      </w:r>
-      <w:hyperlink r:id="rId26">
-        <w:r>
-          <w:rPr>
-            <w:lang w:val="zh_TW" w:bidi="zh_TW"/>
-          </w:rPr>
-          <w:rPr>
-            <w:color w:val="0000EE"/>
-            <w:u w:val="single"/>
-          </w:rPr>
-          <w:t>王下4:1；</w:t>
-        </w:r>
-      </w:hyperlink>
-      <w:hyperlink r:id="rId27">
-        <w:r>
-          <w:rPr>
-            <w:lang w:val="zh_TW" w:bidi="zh_TW"/>
-          </w:rPr>
-          <w:rPr>
-            <w:color w:val="0000EE"/>
-            <w:u w:val="single"/>
-          </w:rPr>
-          <w:t>詩109:11；</w:t>
-        </w:r>
-      </w:hyperlink>
-      <w:hyperlink r:id="rId28">
-        <w:r>
-          <w:rPr>
-            <w:lang w:val="zh_TW" w:bidi="zh_TW"/>
-          </w:rPr>
-          <w:rPr>
-            <w:color w:val="0000EE"/>
-            <w:u w:val="single"/>
-          </w:rPr>
-          <w:t>賽24:2，</w:t>
-        </w:r>
-      </w:hyperlink>
-      <w:hyperlink r:id="rId29">
-        <w:r>
-          <w:rPr>
-            <w:lang w:val="zh_TW" w:bidi="zh_TW"/>
-          </w:rPr>
-          <w:rPr>
-            <w:color w:val="0000EE"/>
-            <w:u w:val="single"/>
-          </w:rPr>
-          <w:t>50:1</w:t>
-        </w:r>
-      </w:hyperlink>
-      <w:r>
-        <w:rPr>
-          <w:lang w:val="zh_TW" w:bidi="zh_TW"/>
-        </w:rPr>
-        <w:t>）。債主可以進入欠債人的家中，取走用以償還債務的物品。他們甚至可以把孩子作為奴僕以抵償債務（</w:t>
-      </w:r>
-      <w:hyperlink r:id="rId26">
-        <w:r>
-          <w:rPr>
-            <w:lang w:val="zh_TW" w:bidi="zh_TW"/>
-          </w:rPr>
-          <w:rPr>
-            <w:color w:val="0000EE"/>
-            <w:u w:val="single"/>
-          </w:rPr>
-          <w:t>王下4:1；</w:t>
-        </w:r>
-      </w:hyperlink>
-      <w:hyperlink r:id="rId29">
-        <w:r>
-          <w:rPr>
-            <w:lang w:val="zh_TW" w:bidi="zh_TW"/>
-          </w:rPr>
-          <w:rPr>
-            <w:color w:val="0000EE"/>
-            <w:u w:val="single"/>
-          </w:rPr>
-          <w:t>賽50:1</w:t>
-        </w:r>
-      </w:hyperlink>
-      <w:r>
-        <w:rPr>
-          <w:lang w:val="zh_TW" w:bidi="zh_TW"/>
-        </w:rPr>
-        <w:t>）。在</w:t>
-      </w:r>
-      <w:hyperlink r:id="rId30">
-        <w:r>
-          <w:rPr>
-            <w:lang w:val="zh_TW" w:bidi="zh_TW"/>
-          </w:rPr>
-          <w:rPr>
-            <w:color w:val="0000EE"/>
-            <w:u w:val="single"/>
-          </w:rPr>
-          <w:t>路加福音七章41至42節</w:t>
-        </w:r>
-      </w:hyperlink>
-      <w:r>
-        <w:rPr>
-          <w:lang w:val="zh_TW" w:bidi="zh_TW"/>
-        </w:rPr>
-        <w:t>中，耶穌講述了一個關於仁慈債主的故事。這個故事被稱為比喻。類似的故事還記載於</w:t>
-      </w:r>
-      <w:hyperlink r:id="rId31">
-        <w:r>
-          <w:rPr>
-            <w:lang w:val="zh_TW" w:bidi="zh_TW"/>
-          </w:rPr>
-          <w:rPr>
-            <w:color w:val="0000EE"/>
-            <w:u w:val="single"/>
-          </w:rPr>
-          <w:t>馬太福音二十五章14至30節</w:t>
-        </w:r>
-      </w:hyperlink>
-      <w:r>
-        <w:rPr>
-          <w:lang w:val="zh_TW" w:bidi="zh_TW"/>
-        </w:rPr>
-        <w:t>和</w:t>
-      </w:r>
-      <w:hyperlink r:id="rId32">
-        <w:r>
-          <w:rPr>
-            <w:lang w:val="zh_TW" w:bidi="zh_TW"/>
-          </w:rPr>
-          <w:rPr>
-            <w:color w:val="0000EE"/>
-            <w:u w:val="single"/>
-          </w:rPr>
-          <w:t>路加福音十九章11至27節</w:t>
-        </w:r>
-      </w:hyperlink>
-      <w:r>
-        <w:rPr>
-          <w:lang w:val="zh_TW" w:bidi="zh_TW"/>
-        </w:rPr>
-        <w:t>。</w:t>
-      </w:r>
-    </w:p>
-    <w:p>
-      <w:pPr/>
-      <w:r>
-        <w:rPr>
-          <w:lang w:val="zh_TW" w:bidi="zh_TW"/>
-        </w:rPr>
-      </w:r>
-      <w:r>
-        <w:rPr>
-          <w:i/>
-          <w:lang w:val="zh_TW" w:bidi="zh_TW"/>
-        </w:rPr>
-        <w:t>另見</w:t>
-      </w:r>
-      <w:r>
-        <w:rPr>
-          <w:lang w:val="zh_TW" w:bidi="zh_TW"/>
-        </w:rPr>
-        <w:t>銀子；</w:t>
-      </w:r>
-      <w:r>
-        <w:rPr>
-          <w:lang w:val="zh_TW" w:bidi="zh_TW"/>
-        </w:rPr>
-        <w:t>兌換銀錢的人</w:t>
-      </w:r>
-      <w:r>
-        <w:rPr>
-          <w:lang w:val="zh_TW" w:bidi="zh_TW"/>
-        </w:rPr>
-      </w:r>
-      <w:r>
-        <w:rPr>
-          <w:lang w:val="zh_TW" w:bidi="zh_TW"/>
-        </w:rPr>
-      </w:r>
-    </w:p>
-    <w:p>
-      <w:pPr/>
-      <w:r>
-        <w:rPr>
-          <w:lang w:val="zh_TW" w:bidi="zh_TW"/>
-        </w:rPr>
-      </w:r>
-    </w:p>
-    <w:p>
-      <w:pPr>
-        <w:pStyle w:val="Heading2"/>
-      </w:pPr>
-      <w:r>
-        <w:rPr>
-          <w:lang w:val="zh_TW" w:bidi="zh_TW"/>
-        </w:rPr>
-        <w:t>兌換銀錢之人</w:t>
-      </w:r>
-      <w:r>
-        <w:rPr>
-          <w:lang w:val="zh_TW" w:bidi="zh_TW"/>
-        </w:rPr>
-      </w:r>
-    </w:p>
-    <w:p>
-      <w:pPr/>
-      <w:r>
-        <w:rPr>
-          <w:lang w:val="zh_TW" w:bidi="zh_TW"/>
-        </w:rPr>
-      </w:r>
-      <w:r>
-        <w:rPr>
-          <w:lang w:val="zh_TW" w:bidi="zh_TW"/>
-        </w:rPr>
-        <w:t xml:space="preserve">古老的職業，負責執行許多現代銀行提供的服務，特別是在將一個國或省份的貨幣兌換成另一個國或省份的貨幣，或將小面額銀錢兌換成大面額銀錢，或反之的兌換業務。當然，這種服務是要收費的。 </w:t>
-      </w:r>
-    </w:p>
-    <w:p>
-      <w:pPr/>
-      <w:r>
-        <w:rPr>
-          <w:lang w:val="zh_TW" w:bidi="zh_TW"/>
-        </w:rPr>
-      </w:r>
-      <w:r>
-        <w:rPr>
-          <w:lang w:val="zh_TW" w:bidi="zh_TW"/>
-        </w:rPr>
-        <w:t>標準化銀錢的出現不早於公元前七世紀。在此之前，人們用稱重的銀塊來支付商品的要價（</w:t>
-      </w:r>
-      <w:hyperlink r:id="rId33">
-        <w:r>
-          <w:rPr>
-            <w:lang w:val="zh_TW" w:bidi="zh_TW"/>
-          </w:rPr>
-          <w:rPr>
-            <w:color w:val="0000EE"/>
-            <w:u w:val="single"/>
-          </w:rPr>
-          <w:t>創20:16</w:t>
-        </w:r>
-      </w:hyperlink>
-      <w:r>
-        <w:rPr>
-          <w:lang w:val="zh_TW" w:bidi="zh_TW"/>
-        </w:rPr>
-        <w:t>，</w:t>
-      </w:r>
-      <w:hyperlink r:id="rId34">
-        <w:r>
-          <w:rPr>
-            <w:lang w:val="zh_TW" w:bidi="zh_TW"/>
-          </w:rPr>
-          <w:rPr>
-            <w:color w:val="0000EE"/>
-            <w:u w:val="single"/>
-          </w:rPr>
-          <w:t>37:28</w:t>
-        </w:r>
-      </w:hyperlink>
-      <w:r>
-        <w:rPr>
-          <w:lang w:val="zh_TW" w:bidi="zh_TW"/>
-        </w:rPr>
-        <w:t>；</w:t>
-      </w:r>
-      <w:hyperlink r:id="rId35">
-        <w:r>
-          <w:rPr>
-            <w:lang w:val="zh_TW" w:bidi="zh_TW"/>
-          </w:rPr>
-          <w:rPr>
-            <w:color w:val="0000EE"/>
-            <w:u w:val="single"/>
-          </w:rPr>
-          <w:t>士17:2</w:t>
-        </w:r>
-      </w:hyperlink>
-      <w:r>
-        <w:rPr>
-          <w:lang w:val="zh_TW" w:bidi="zh_TW"/>
-        </w:rPr>
-        <w:t>）。小亞細亞地區採用了標準化銀錢的做法後，其它地區也開始效仿，但由於各國的銀錢不同，需要兌換銀錢之人來計算這些銀錢的等值兌換。</w:t>
-      </w:r>
-    </w:p>
-    <w:p>
-      <w:pPr/>
-      <w:r>
-        <w:rPr>
-          <w:lang w:val="zh_TW" w:bidi="zh_TW"/>
-        </w:rPr>
-      </w:r>
-      <w:r>
-        <w:rPr>
-          <w:lang w:val="zh_TW" w:bidi="zh_TW"/>
-        </w:rPr>
-        <w:t>這些程序在巴勒斯坦特別重要，因為每個成年猶太男子都必須繳納半舍客勒的奉獻（</w:t>
-      </w:r>
-      <w:hyperlink r:id="rId36">
-        <w:r>
-          <w:rPr>
-            <w:lang w:val="zh_TW" w:bidi="zh_TW"/>
-          </w:rPr>
-          <w:rPr>
-            <w:color w:val="0000EE"/>
-            <w:u w:val="single"/>
-          </w:rPr>
-          <w:t>出30:11–16</w:t>
-        </w:r>
-      </w:hyperlink>
-      <w:r>
-        <w:rPr>
-          <w:lang w:val="zh_TW" w:bidi="zh_TW"/>
-        </w:rPr>
-        <w:t>）。來自各國的猶太人來繳納這筆款項時，可能會帶來各種不同的銀錢。聖殿當局必須授權一種適合此用途的銀錢。這就是泰爾的銀幣，即半舍客勒或四德拉克馬（tetradrachma，參</w:t>
-      </w:r>
-      <w:hyperlink r:id="rId37">
-        <w:r>
-          <w:rPr>
-            <w:lang w:val="zh_TW" w:bidi="zh_TW"/>
-          </w:rPr>
-          <w:rPr>
-            <w:color w:val="0000EE"/>
-            <w:u w:val="single"/>
-          </w:rPr>
-          <w:t>太17:27</w:t>
-        </w:r>
-      </w:hyperlink>
-      <w:r>
-        <w:rPr>
-          <w:lang w:val="zh_TW" w:bidi="zh_TW"/>
-        </w:rPr>
-        <w:t>，彼得被告知用他在魚口中找到的一塊錢為耶穌和自己繳納聖殿稅）。米示拿指出（</w:t>
-      </w:r>
-      <w:r>
-        <w:rPr>
-          <w:i/>
-          <w:lang w:val="zh_TW" w:bidi="zh_TW"/>
-        </w:rPr>
-        <w:t>論半舍客勒的稅款〔Sheqalim〕</w:t>
-      </w:r>
-      <w:r>
-        <w:rPr>
-          <w:lang w:val="zh_TW" w:bidi="zh_TW"/>
-        </w:rPr>
-        <w:t>1:3），兌換銀錢之人在亞達月（逾越節前一個月）15日於各省徵收這項稅款。逾越節前十天，兌換銀錢之人移至聖殿的院子，以協助來自外邦的猶太人。</w:t>
-      </w:r>
-    </w:p>
-    <w:p>
-      <w:pPr/>
-      <w:r>
-        <w:rPr>
-          <w:lang w:val="zh_TW" w:bidi="zh_TW"/>
-        </w:rPr>
-      </w:r>
-      <w:r>
-        <w:rPr>
-          <w:lang w:val="zh_TW" w:bidi="zh_TW"/>
-        </w:rPr>
-        <w:t>耶穌在「潔淨聖殿」時遇到了聖殿院子裡的兌換銀錢之人（</w:t>
-      </w:r>
-      <w:hyperlink r:id="rId38">
-        <w:r>
-          <w:rPr>
-            <w:lang w:val="zh_TW" w:bidi="zh_TW"/>
-          </w:rPr>
-          <w:rPr>
-            <w:color w:val="0000EE"/>
-            <w:u w:val="single"/>
-          </w:rPr>
-          <w:t>太21:12–13</w:t>
-        </w:r>
-      </w:hyperlink>
-      <w:r>
-        <w:rPr>
-          <w:lang w:val="zh_TW" w:bidi="zh_TW"/>
-        </w:rPr>
-        <w:t>；</w:t>
-      </w:r>
-      <w:hyperlink r:id="rId39">
-        <w:r>
-          <w:rPr>
-            <w:lang w:val="zh_TW" w:bidi="zh_TW"/>
-          </w:rPr>
-          <w:rPr>
-            <w:color w:val="0000EE"/>
-            <w:u w:val="single"/>
-          </w:rPr>
-          <w:t>可11:15–16</w:t>
-        </w:r>
-      </w:hyperlink>
-      <w:r>
-        <w:rPr>
-          <w:lang w:val="zh_TW" w:bidi="zh_TW"/>
-        </w:rPr>
-        <w:t>；</w:t>
-      </w:r>
-      <w:hyperlink r:id="rId40">
-        <w:r>
-          <w:rPr>
-            <w:lang w:val="zh_TW" w:bidi="zh_TW"/>
-          </w:rPr>
-          <w:rPr>
-            <w:color w:val="0000EE"/>
-            <w:u w:val="single"/>
-          </w:rPr>
-          <w:t>路19:45–46</w:t>
-        </w:r>
-      </w:hyperlink>
-      <w:r>
-        <w:rPr>
-          <w:lang w:val="zh_TW" w:bidi="zh_TW"/>
-        </w:rPr>
-        <w:t>；</w:t>
-      </w:r>
-      <w:hyperlink r:id="rId41">
-        <w:r>
-          <w:rPr>
-            <w:lang w:val="zh_TW" w:bidi="zh_TW"/>
-          </w:rPr>
-          <w:rPr>
-            <w:color w:val="0000EE"/>
-            <w:u w:val="single"/>
-          </w:rPr>
-          <w:t>約2:13–22</w:t>
-        </w:r>
-      </w:hyperlink>
-      <w:r>
-        <w:rPr>
-          <w:lang w:val="zh_TW" w:bidi="zh_TW"/>
-        </w:rPr>
-        <w:t>）。耶穌採取這一行動的原因一直存在爭議。敬拜者需要兌換半舍客勒來繳納稅款，但在某些情況下他們也需要購買鳥類、動物或獻祭的餅。這種大規模的買賣和兌換活動似乎不適合在聖殿的院子內進行，因為這是一片神聖的區域（參</w:t>
-      </w:r>
-      <w:hyperlink r:id="rId42">
-        <w:r>
-          <w:rPr>
-            <w:lang w:val="zh_TW" w:bidi="zh_TW"/>
-          </w:rPr>
-          <w:rPr>
-            <w:color w:val="0000EE"/>
-            <w:u w:val="single"/>
-          </w:rPr>
-          <w:t>可11:16</w:t>
-        </w:r>
-      </w:hyperlink>
-      <w:r>
-        <w:rPr>
-          <w:lang w:val="zh_TW" w:bidi="zh_TW"/>
-        </w:rPr>
-        <w:t>），即便耶穌明顯認可繳納聖殿稅這事（</w:t>
-      </w:r>
-      <w:hyperlink r:id="rId43">
-        <w:r>
-          <w:rPr>
-            <w:lang w:val="zh_TW" w:bidi="zh_TW"/>
-          </w:rPr>
-          <w:rPr>
-            <w:color w:val="0000EE"/>
-            <w:u w:val="single"/>
-          </w:rPr>
-          <w:t>太8:4</w:t>
-        </w:r>
-      </w:hyperlink>
-      <w:r>
-        <w:rPr>
-          <w:lang w:val="zh_TW" w:bidi="zh_TW"/>
-        </w:rPr>
-        <w:t>，</w:t>
-      </w:r>
-      <w:hyperlink r:id="rId44">
-        <w:r>
-          <w:rPr>
-            <w:lang w:val="zh_TW" w:bidi="zh_TW"/>
-          </w:rPr>
-          <w:rPr>
-            <w:color w:val="0000EE"/>
-            <w:u w:val="single"/>
-          </w:rPr>
-          <w:t>17:24–26</w:t>
-        </w:r>
-      </w:hyperlink>
-      <w:r>
-        <w:rPr>
-          <w:lang w:val="zh_TW" w:bidi="zh_TW"/>
-        </w:rPr>
-        <w:t>；</w:t>
-      </w:r>
-      <w:hyperlink r:id="rId45">
-        <w:r>
-          <w:rPr>
-            <w:lang w:val="zh_TW" w:bidi="zh_TW"/>
-          </w:rPr>
-          <w:rPr>
-            <w:color w:val="0000EE"/>
-            <w:u w:val="single"/>
-          </w:rPr>
-          <w:t>可1:44；</w:t>
-        </w:r>
-      </w:hyperlink>
-      <w:hyperlink r:id="rId46">
-        <w:r>
-          <w:rPr>
-            <w:lang w:val="zh_TW" w:bidi="zh_TW"/>
-          </w:rPr>
-          <w:rPr>
-            <w:color w:val="0000EE"/>
-            <w:u w:val="single"/>
-          </w:rPr>
-          <w:t>路5:14</w:t>
-        </w:r>
-      </w:hyperlink>
-      <w:r>
-        <w:rPr>
-          <w:lang w:val="zh_TW" w:bidi="zh_TW"/>
-        </w:rPr>
-        <w:t>）。也有可能是兌換銀錢之人和那些出售獻祭的鳥類和動物的人，收取的費用過高，不論是為了他們自己的利益還是為了聖殿當局的利益。這些交易完全可以在離神聖區域適當的距離之外進行，這樣一來，與這類活動相關的討價還價和喧鬧聲，就不會不必要地干擾聖殿院子中的禱告和獻祭活動（參</w:t>
-      </w:r>
-      <w:hyperlink r:id="rId47">
-        <w:r>
-          <w:rPr>
-            <w:lang w:val="zh_TW" w:bidi="zh_TW"/>
-          </w:rPr>
-          <w:rPr>
-            <w:color w:val="0000EE"/>
-            <w:u w:val="single"/>
-          </w:rPr>
-          <w:t>耶7:11</w:t>
-        </w:r>
-      </w:hyperlink>
-      <w:r>
-        <w:rPr>
-          <w:lang w:val="zh_TW" w:bidi="zh_TW"/>
-        </w:rPr>
-        <w:t>）。</w:t>
-      </w:r>
-    </w:p>
-    <w:p>
-      <w:pPr/>
-      <w:r>
-        <w:rPr>
-          <w:lang w:val="zh_TW" w:bidi="zh_TW"/>
-        </w:rPr>
-      </w:r>
-      <w:r>
-        <w:rPr>
-          <w:i/>
-          <w:lang w:val="zh_TW" w:bidi="zh_TW"/>
-        </w:rPr>
-        <w:t>另見</w:t>
-      </w:r>
-      <w:r>
-        <w:rPr>
-          <w:lang w:val="zh_TW" w:bidi="zh_TW"/>
-        </w:rPr>
-        <w:t xml:space="preserve"> </w:t>
-      </w:r>
-      <w:r>
-        <w:rPr>
-          <w:lang w:val="zh_TW" w:bidi="zh_TW"/>
-        </w:rPr>
-        <w:t>銀錢</w:t>
-      </w:r>
-      <w:r>
-        <w:rPr>
-          <w:lang w:val="zh_TW" w:bidi="zh_TW"/>
-        </w:rPr>
-        <w:t>；</w:t>
-      </w:r>
-      <w:r>
-        <w:rPr>
-          <w:lang w:val="zh_TW" w:bidi="zh_TW"/>
-        </w:rPr>
-        <w:t>銀子</w:t>
-      </w:r>
-      <w:r>
-        <w:rPr>
-          <w:lang w:val="zh_TW" w:bidi="zh_TW"/>
-        </w:rPr>
-        <w:t>。</w:t>
-      </w:r>
-      <w:r>
-        <w:rPr>
-          <w:lang w:val="zh_TW" w:bidi="zh_TW"/>
-        </w:rPr>
-      </w:r>
-      <w:r>
-        <w:rPr>
-          <w:lang w:val="zh_TW" w:bidi="zh_TW"/>
-        </w:rPr>
-      </w:r>
-    </w:p>
-    <w:p>
-      <w:pPr/>
-      <w:r>
-        <w:rPr>
-          <w:lang w:val="zh_TW" w:bidi="zh_TW"/>
-        </w:rPr>
-      </w:r>
-    </w:p>
-    <w:p>
-      <w:pPr>
-        <w:pStyle w:val="Heading2"/>
-      </w:pPr>
-      <w:r>
-        <w:rPr>
-          <w:lang w:val="zh_TW" w:bidi="zh_TW"/>
-        </w:rPr>
-        <w:t>對觀福音書</w:t>
-      </w:r>
-      <w:r>
-        <w:rPr>
-          <w:lang w:val="zh_TW" w:bidi="zh_TW"/>
-        </w:rPr>
-      </w:r>
-    </w:p>
-    <w:p>
-      <w:pPr/>
-      <w:r>
-        <w:rPr>
-          <w:lang w:val="zh_TW" w:bidi="zh_TW"/>
-        </w:rPr>
-      </w:r>
-      <w:r>
-        <w:rPr>
-          <w:lang w:val="zh_TW" w:bidi="zh_TW"/>
-        </w:rPr>
-        <w:t>這個術語（字面意思是「相同的觀點」）適用與馬太福音、馬可福音和路加福音三卷福音書，因為它們在耶穌事工的描寫上從大致相同的角度出發，這與約翰福音的敘述風格截然不同。</w:t>
-      </w:r>
-    </w:p>
-    <w:p>
-      <w:pPr/>
-      <w:r>
-        <w:rPr>
-          <w:lang w:val="zh_TW" w:bidi="zh_TW"/>
-        </w:rPr>
-      </w:r>
-      <w:r>
-        <w:rPr>
-          <w:lang w:val="zh_TW" w:bidi="zh_TW"/>
-        </w:rPr>
-        <w:t>這三卷福音書的相似之處包括它們使用了相似的大綱：序言、施洗約翰的事工，耶穌的洗禮和受試探，耶穌在加利利的主要事工，祂在撒馬利亞、比利亞（Perea）和猶太鄉村的旅程和事工；以及在耶路撒冷的受難週、受死和復活。這些書卷也同樣記錄了耶穌教導中重點——神國的臨在、性質和實行。此外，這三卷福音書記載了大量相同的材料，通常順序相同，甚至字詞上也經常相似或一致。</w:t>
-      </w:r>
-    </w:p>
-    <w:p>
-      <w:pPr/>
-      <w:r>
-        <w:rPr>
-          <w:lang w:val="zh_TW" w:bidi="zh_TW"/>
-        </w:rPr>
-      </w:r>
-      <w:r>
-        <w:rPr>
-          <w:lang w:val="zh_TW" w:bidi="zh_TW"/>
-        </w:rPr>
-        <w:t>除了相似之處外，馬太福音、馬可福音和路加福音之間也有顯著的差異。這些差異與相似之處大致相同——大綱、材料、組織結構和措辭。馬太福音和路加福音也有大量的共同材料是馬可福音所找不到的，除了百夫長僕人的醫治外，這些共同材料幾乎完全是耶穌的言論和教導。每卷福音書也包含一些獨特的故事和教導。因此，雖然三卷福音書保持著整體的一致性，但每卷書都從不同角度豐富了對耶穌的描述。馬太福音強調耶穌的猶太人身份，並顯示出耶穌個人和工作與舊約信息的延續性。馬可福音則以快速推進的敘述描繪耶穌是一個行動者，是人子，卻在人們中間是僕人。路加福音以精緻的希臘文學風格，似乎是針對有文化的外邦人，並展示耶穌是弱勢群體的朋友。</w:t>
-      </w:r>
-    </w:p>
-    <w:p>
-      <w:pPr/>
-      <w:r>
-        <w:rPr>
-          <w:lang w:val="zh_TW" w:bidi="zh_TW"/>
-        </w:rPr>
-      </w:r>
-      <w:r>
-        <w:rPr>
-          <w:lang w:val="zh_TW" w:bidi="zh_TW"/>
-        </w:rPr>
-        <w:t>如何解釋這三卷福音書的相似性和差異，構成了「對觀福音問題（synoptic problem）」。學者們提出了許多不同的解決方案。早在公元二世紀，他提安（Tatian）就把四卷福音書合成一卷；自此以來，無數的福音書</w:t>
-      </w:r>
-      <w:r>
-        <w:rPr>
-          <w:lang w:val="zh_TW" w:bidi="zh_TW"/>
-        </w:rPr>
-        <w:t>合參（</w:t>
-      </w:r>
-      <w:r>
-        <w:rPr>
-          <w:lang w:val="zh_TW" w:bidi="zh_TW"/>
-        </w:rPr>
-        <w:t>harmonies</w:t>
-      </w:r>
-      <w:r>
-        <w:rPr>
-          <w:lang w:val="zh_TW" w:bidi="zh_TW"/>
-        </w:rPr>
-        <w:t>）</w:t>
-      </w:r>
-      <w:r>
-        <w:rPr>
-          <w:lang w:val="zh_TW" w:bidi="zh_TW"/>
-        </w:rPr>
-        <w:t>版本不斷出現。自公元17世紀以來，學者們嘗試通過檢視福音材料形成的各個階段，來解釋它們之間的相似與不同。形式鑑別學（Form criticism）試圖識別口述傳播過程中可能受到的影響；來源鑑別學（source criticism）或文學鑑別學（literary criticism）則考慮到福音書作者可能引用的書面材料；</w:t>
-      </w:r>
-      <w:r>
-        <w:rPr>
-          <w:lang w:val="zh_TW" w:bidi="zh_TW"/>
-        </w:rPr>
-        <w:t>編修</w:t>
-      </w:r>
-      <w:r>
-        <w:rPr>
-          <w:lang w:val="zh_TW" w:bidi="zh_TW"/>
-        </w:rPr>
-        <w:t>鑑別學</w:t>
-      </w:r>
-      <w:r>
-        <w:rPr>
-          <w:lang w:val="zh_TW" w:bidi="zh_TW"/>
-        </w:rPr>
-        <w:t>（r</w:t>
-      </w:r>
-      <w:r>
-        <w:rPr>
-          <w:lang w:val="zh_TW" w:bidi="zh_TW"/>
-        </w:rPr>
-        <w:t>edaction criticism）或編輯鑑別學（editorial criticism）則試圖揭示福音書的最終編輯者如何表達其目的和個人特點，影響了耶穌活動和教導的記述。還有其他的解釋，例如強調材料根據特定受眾進行調整的影響，或探討耶穌教導的章節記載與猶太拉比教導在塔木德中的平行記載的相似性等。然而，迄今為止，尚未有完全滿意的解決方案。事實是，聖經從不同的角度呈現了耶穌，體貼神心意的讀者必須從相似與差異中來尋求神聖的旨意，這些異同之處也正是對「</w:t>
-      </w:r>
-      <w:r>
-        <w:rPr>
-          <w:lang w:val="zh_TW" w:bidi="zh_TW"/>
-        </w:rPr>
-        <w:t>神的兒子，耶穌基督福音</w:t>
-      </w:r>
-      <w:r>
-        <w:rPr>
-          <w:lang w:val="zh_TW" w:bidi="zh_TW"/>
-        </w:rPr>
-        <w:t>」的宣告（</w:t>
-      </w:r>
-      <w:hyperlink r:id="rId48">
-        <w:r>
-          <w:rPr>
-            <w:lang w:val="zh_TW" w:bidi="zh_TW"/>
-          </w:rPr>
-          <w:rPr>
-            <w:color w:val="0000EE"/>
-            <w:u w:val="single"/>
-          </w:rPr>
-          <w:t>可1:1</w:t>
-        </w:r>
-      </w:hyperlink>
-      <w:r>
-        <w:rPr>
-          <w:lang w:val="zh_TW" w:bidi="zh_TW"/>
-        </w:rPr>
-        <w:t>）。</w:t>
-      </w:r>
-      <w:r>
-        <w:rPr>
-          <w:i/>
-          <w:lang w:val="zh_TW" w:bidi="zh_TW"/>
-        </w:rPr>
-        <w:t>見</w:t>
-      </w:r>
-      <w:r>
-        <w:rPr>
-          <w:lang w:val="zh_TW" w:bidi="zh_TW"/>
-        </w:rPr>
-        <w:t xml:space="preserve"> </w:t>
-      </w:r>
-      <w:r>
-        <w:rPr>
-          <w:lang w:val="zh_TW" w:bidi="zh_TW"/>
-        </w:rPr>
-        <w:t>福音書</w:t>
-      </w:r>
-      <w:r>
-        <w:rPr>
-          <w:lang w:val="zh_TW" w:bidi="zh_TW"/>
-        </w:rPr>
-        <w:t>；</w:t>
-      </w:r>
-      <w:r>
-        <w:rPr>
-          <w:lang w:val="zh_TW" w:bidi="zh_TW"/>
-        </w:rPr>
-        <w:t>路加福音</w:t>
-      </w:r>
-      <w:r>
-        <w:rPr>
-          <w:lang w:val="zh_TW" w:bidi="zh_TW"/>
-        </w:rPr>
-        <w:t>；</w:t>
-      </w:r>
-      <w:r>
-        <w:rPr>
-          <w:lang w:val="zh_TW" w:bidi="zh_TW"/>
-        </w:rPr>
-        <w:t>馬可福音</w:t>
-      </w:r>
-      <w:r>
-        <w:rPr>
-          <w:lang w:val="zh_TW" w:bidi="zh_TW"/>
-        </w:rPr>
-        <w:t>；</w:t>
-      </w:r>
-      <w:r>
-        <w:rPr>
-          <w:lang w:val="zh_TW" w:bidi="zh_TW"/>
-        </w:rPr>
-        <w:t>馬太福音</w:t>
-      </w:r>
-      <w:r>
-        <w:rPr>
-          <w:lang w:val="zh_TW" w:bidi="zh_TW"/>
-        </w:rPr>
-        <w:t>。</w:t>
       </w:r>
       <w:r>
         <w:rPr>
@@ -3323,6 +4750,12 @@
   </w:num>
   <w:num w:numId="13" w16cid:durableId="592781308">
     <w:abstractNumId w:val="11"/>
+  </w:num>
+  <w:num w:numId="14">
+    <w:abstractNumId w:val="3"/>
+    <w:lvlOverride w:ilvl="0">
+      <w:startOverride w:val="1"/>
+    </w:lvlOverride>
   </w:num>
   <w:numIdMacAtCleanup w:val="10"/>
 </w:numbering>

--- a/zht/docx/032.content.docx
+++ b/zht/docx/032.content.docx
@@ -19,7 +19,7 @@
         <w:rPr>
           <w:lang w:val="zh_TW" w:bidi="zh_TW"/>
         </w:rPr>
-        <w:t>Resource: Tyndale Open Bible Dictionary</w:t>
+        <w:t>Resource: Aquifer Open Bible Dictionary</w:t>
       </w:r>
       <w:r>
         <w:rPr>
@@ -112,7 +112,7 @@
         <w:rPr>
           <w:lang w:val="zh_TW" w:bidi="zh_TW"/>
         </w:rPr>
-        <w:t>Tyndale Open Bible Dictionary</w:t>
+        <w:t>Aquifer Open Bible Dictionary</w:t>
       </w:r>
     </w:p>
     <w:p>

--- a/zht/docx/032.content.docx
+++ b/zht/docx/032.content.docx
@@ -149,7 +149,7 @@
         <w:rPr>
           <w:lang w:val="zh_TW" w:bidi="zh_TW"/>
         </w:rPr>
-        <w:t>du</w:t>
+        <w:t>ding</w:t>
       </w:r>
       <w:r>
         <w:rPr>
@@ -212,7 +212,7 @@
         <w:rPr>
           <w:lang w:val="zh_TW" w:bidi="zh_TW"/>
         </w:rPr>
-        <w:t>度量衡</w:t>
+        <w:t>釘十字架</w:t>
       </w:r>
       <w:r>
         <w:rPr>
@@ -231,7 +231,7 @@
         <w:rPr>
           <w:lang w:val="zh_TW" w:bidi="zh_TW"/>
         </w:rPr>
-        <w:t>概述</w:t>
+        <w:t>用於處決耶穌基督的刑罰。聖經中有兩個涉及十字架刑罰的概念：「十字架」是一種異教的死刑方式，而「木頭」則是一種猶太人的刑罰。耶穌被釘十字架是祂為人類贖罪的方式。耶穌也用「十字架」這個詞來形象地比喻作為門徒所需做出的犧牲，使徒保羅則用它來象徵在靈命成長過程中自我的死亡。</w:t>
       </w:r>
     </w:p>
     <w:p>
@@ -245,7 +245,7 @@
         <w:rPr>
           <w:lang w:val="zh_TW" w:bidi="zh_TW"/>
         </w:rPr>
-        <w:t>• 簡介</w:t>
+        <w:t>概述</w:t>
       </w:r>
     </w:p>
     <w:p>
@@ -259,7 +259,7 @@
         <w:rPr>
           <w:lang w:val="zh_TW" w:bidi="zh_TW"/>
         </w:rPr>
-        <w:t>• 重量單位</w:t>
+        <w:t>• 歷史背景</w:t>
       </w:r>
     </w:p>
     <w:p>
@@ -273,7 +273,7 @@
         <w:rPr>
           <w:lang w:val="zh_TW" w:bidi="zh_TW"/>
         </w:rPr>
-        <w:t>• 舊約中的長度單位</w:t>
+        <w:t>• 基督被釘十字架</w:t>
       </w:r>
     </w:p>
     <w:p>
@@ -287,7 +287,29 @@
         <w:rPr>
           <w:lang w:val="zh_TW" w:bidi="zh_TW"/>
         </w:rPr>
-        <w:t>• 新約中的長度單位</w:t>
+        <w:t>• 基督被釘十字架的神學意義</w:t>
+      </w:r>
+    </w:p>
+    <w:p>
+      <w:pPr>
+        <w:pStyle w:val="Heading3"/>
+      </w:pPr>
+      <w:r>
+        <w:rPr>
+          <w:lang w:val="zh_TW" w:bidi="zh_TW"/>
+        </w:rPr>
+        <w:t>歷史背景</w:t>
+      </w:r>
+    </w:p>
+    <w:p>
+      <w:pPr>
+        <w:pStyle w:val="Heading4"/>
+      </w:pPr>
+      <w:r>
+        <w:rPr>
+          <w:lang w:val="zh_TW" w:bidi="zh_TW"/>
+        </w:rPr>
+        <w:t>異教的刑罰</w:t>
       </w:r>
     </w:p>
     <w:p>
@@ -301,7 +323,19 @@
         <w:rPr>
           <w:lang w:val="zh_TW" w:bidi="zh_TW"/>
         </w:rPr>
-        <w:t>• 舊約中的容量（乾量）</w:t>
+        <w:t>從字面上來看，希臘文中的「十字架」一詞是指用於各種用途的尖木樁，包括作為處決的工具。它可能是一根豎立的木樁，用來將罪犯刺穿，或者是一根垂直的木樁，頂部有橫梁（T字形）或中間有橫梁（+字形），用來懸掛或釘死罪犯，並使罪犯受到公開示眾的恥辱。十字架刑罰最早由米底亞人和波斯人使用，後來由亞歷山大大帝（公元前356–323年）、迦太基人（</w:t>
+      </w:r>
+      <w:r>
+        <w:rPr>
+          <w:lang w:val="zh_TW" w:bidi="zh_TW"/>
+        </w:rPr>
+        <w:t>Carthaginians</w:t>
+      </w:r>
+      <w:r>
+        <w:rPr>
+          <w:lang w:val="zh_TW" w:bidi="zh_TW"/>
+        </w:rPr>
+        <w:t>）和羅馬人採用。希臘人和羅馬人都限制其使用範圍，僅用於奴隸，他們認為對公民使用過於殘忍。在帝國時代，羅馬人將十字架刑罰的使用範圍擴展到外族人，但即便如此，它仍主要用於危害國家的罪行。</w:t>
       </w:r>
     </w:p>
     <w:p>
@@ -315,7 +349,18 @@
         <w:rPr>
           <w:lang w:val="zh_TW" w:bidi="zh_TW"/>
         </w:rPr>
-        <w:t>• 新約中的容量（乾量）</w:t>
+        <w:t>普遍認為，十字架刑罰是最可怕的處決方式。事實上，在東方十字架僅作為對已經被處決的囚犯進一步羞辱的表徵，通常這些囚犯已被斬首。在西方，受刑的罪犯通常在處決地點被鞭打，並被迫將橫木扛到已經豎立樁子的地方。一塊寫有罪行的牌子通常掛在罪犯的脖子上，並在行刑後被固定在十字架上。囚犯通常被綁在橫樑上，有時會被釘在橫樑上（釘子穿過手腕，因為手部的骨頭無法承受重量）。然後將橫樑舉起並固定在直立的柱子上。如果劊子手希望某個犯人受到緩慢而痛苦的死亡，他們可能會在木樁上釘上木塊或釘子，作為支撐座或支撐腳的台階。犯人死亡的原因可能是血液循環中斷，導致冠狀動脈衰竭，另一種是肺部塌陷導致窒息而死。這可能需要幾天的時間，因此通常會用棍棒將犯人膝蓋以下的腿骨打斷，造成劇烈的休克，並消除任何減輕被捆綁或帶有尖刺手腕的壓力的可能性。通常屍體會留在十字架上腐爛，但在某些情況下會交給親屬或朋友埋葬。</w:t>
+      </w:r>
+    </w:p>
+    <w:p>
+      <w:pPr>
+        <w:pStyle w:val="Heading4"/>
+      </w:pPr>
+      <w:r>
+        <w:rPr>
+          <w:lang w:val="zh_TW" w:bidi="zh_TW"/>
+        </w:rPr>
+        <w:t>猶太人的刑罰</w:t>
       </w:r>
     </w:p>
     <w:p>
@@ -329,7 +374,114 @@
         <w:rPr>
           <w:lang w:val="zh_TW" w:bidi="zh_TW"/>
         </w:rPr>
-        <w:t>• 舊約中的液量</w:t>
+        <w:t>舊約聖經中猶太人使用一種不同的釘死形式，與耶穌基督不同。掃羅王的屍體被非利士人斬首並掛在城牆上（</w:t>
+      </w:r>
+      <w:hyperlink r:id="rId13">
+        <w:r>
+          <w:rPr>
+            <w:lang w:val="zh_TW" w:bidi="zh_TW"/>
+          </w:rPr>
+          <w:rPr>
+            <w:color w:val="0000EE"/>
+            <w:u w:val="single"/>
+          </w:rPr>
+          <w:t>撒上31:9–10</w:t>
+        </w:r>
+      </w:hyperlink>
+      <w:r>
+        <w:rPr>
+          <w:lang w:val="zh_TW" w:bidi="zh_TW"/>
+        </w:rPr>
+        <w:t>），波斯王大流士將更改他的法令的人判處「插在樑上」（</w:t>
+      </w:r>
+      <w:hyperlink r:id="rId14">
+        <w:r>
+          <w:rPr>
+            <w:lang w:val="zh_TW" w:bidi="zh_TW"/>
+          </w:rPr>
+          <w:rPr>
+            <w:color w:val="0000EE"/>
+            <w:u w:val="single"/>
+          </w:rPr>
+          <w:t>拉6:11</w:t>
+        </w:r>
+      </w:hyperlink>
+      <w:r>
+        <w:rPr>
+          <w:lang w:val="zh_TW" w:bidi="zh_TW"/>
+        </w:rPr>
+        <w:t>）的刑罰。根據</w:t>
+      </w:r>
+      <w:hyperlink r:id="rId15">
+        <w:r>
+          <w:rPr>
+            <w:lang w:val="zh_TW" w:bidi="zh_TW"/>
+          </w:rPr>
+          <w:rPr>
+            <w:color w:val="0000EE"/>
+            <w:u w:val="single"/>
+          </w:rPr>
+          <w:t>申命記21:22–23</w:t>
+        </w:r>
+      </w:hyperlink>
+      <w:r>
+        <w:rPr>
+          <w:lang w:val="zh_TW" w:bidi="zh_TW"/>
+        </w:rPr>
+        <w:t>，猶太人採用了東方的刑罰，並附加了一個條件，即屍體必須在日落前從「木頭」上取下，因為受害者是「被咒詛的」（參</w:t>
+      </w:r>
+      <w:hyperlink r:id="rId16">
+        <w:r>
+          <w:rPr>
+            <w:lang w:val="zh_TW" w:bidi="zh_TW"/>
+          </w:rPr>
+          <w:rPr>
+            <w:color w:val="0000EE"/>
+            <w:u w:val="single"/>
+          </w:rPr>
+          <w:t>加3:13</w:t>
+        </w:r>
+      </w:hyperlink>
+      <w:r>
+        <w:rPr>
+          <w:lang w:val="zh_TW" w:bidi="zh_TW"/>
+        </w:rPr>
+        <w:t>），不能留下來「玷污土地」。猶太人並沒有採用羅馬式的釘十字架刑罰。唯一的例外是猶太統治者亞歷山大·</w:t>
+      </w:r>
+      <w:r>
+        <w:rPr>
+          <w:lang w:val="zh_TW" w:bidi="zh_TW"/>
+        </w:rPr>
+        <w:t>詹納烏斯（</w:t>
+      </w:r>
+      <w:r>
+        <w:rPr>
+          <w:lang w:val="zh_TW" w:bidi="zh_TW"/>
+        </w:rPr>
+        <w:t>Alexander Janneus</w:t>
+      </w:r>
+      <w:r>
+        <w:rPr>
+          <w:lang w:val="zh_TW" w:bidi="zh_TW"/>
+        </w:rPr>
+        <w:t>）</w:t>
+      </w:r>
+      <w:r>
+        <w:rPr>
+          <w:lang w:val="zh_TW" w:bidi="zh_TW"/>
+        </w:rPr>
+        <w:t>在公元前76年對800名叛亂者大規模集體釘死，據猶太歷史學家約瑟夫記載，這件事受到猶太人普遍的譴責。有些人認為猶太法庭在公元前二世紀後確實採用了西方的十字架刑罰。</w:t>
+      </w:r>
+    </w:p>
+    <w:p>
+      <w:pPr>
+        <w:pStyle w:val="Heading3"/>
+      </w:pPr>
+      <w:r>
+        <w:rPr>
+          <w:lang w:val="zh_TW" w:bidi="zh_TW"/>
+        </w:rPr>
+        <w:t>基督被釘十字架</w:t>
       </w:r>
     </w:p>
     <w:p>
@@ -343,18 +495,18 @@
         <w:rPr>
           <w:lang w:val="zh_TW" w:bidi="zh_TW"/>
         </w:rPr>
-        <w:t>• 新約中的液量</w:t>
+        <w:t>新約聖經有許多關於基督被釘十字架的論述，因為這是基督教信仰的核心主題。</w:t>
       </w:r>
     </w:p>
     <w:p>
       <w:pPr>
-        <w:pStyle w:val="Heading3"/>
-      </w:pPr>
-      <w:r>
-        <w:rPr>
-          <w:lang w:val="zh_TW" w:bidi="zh_TW"/>
-        </w:rPr>
-        <w:t>簡介</w:t>
+        <w:pStyle w:val="Heading4"/>
+      </w:pPr>
+      <w:r>
+        <w:rPr>
+          <w:lang w:val="zh_TW" w:bidi="zh_TW"/>
+        </w:rPr>
+        <w:t>預言</w:t>
       </w:r>
     </w:p>
     <w:p>
@@ -368,154 +520,7 @@
         <w:rPr>
           <w:lang w:val="zh_TW" w:bidi="zh_TW"/>
         </w:rPr>
-        <w:t>古代世界的度量衡主要基於實用標準：手臂的長度、一天的路程、一頭驢子能負載的重量等等。雖然這是一個方便的系統，但也缺乏標準化的統一。不同人的手臂長度不同，且驢子的承重能力也有所差異。因此，度量衡的歷史便成為尋求標準化的過程。在舊約時代尚未實現標準化，但在新約時代受到希臘和羅馬的影響後，才開始出現標準化。</w:t>
-      </w:r>
-    </w:p>
-    <w:p>
-      <w:pPr/>
-      <w:r>
-        <w:rPr>
-          <w:lang w:val="zh_TW" w:bidi="zh_TW"/>
-        </w:rPr>
-      </w:r>
-      <w:r>
-        <w:rPr>
-          <w:lang w:val="zh_TW" w:bidi="zh_TW"/>
-        </w:rPr>
-        <w:t>舊約中使用的度量單位常見於美索不達米亞、埃及和迦南的文獻中，以色列人並沒有自己獨特的度量系統。然而，儘管這些度量名稱相同，它們在以色列和其它文化中往往具有不同的數值。</w:t>
-      </w:r>
-    </w:p>
-    <w:p>
-      <w:pPr/>
-      <w:r>
-        <w:rPr>
-          <w:lang w:val="zh_TW" w:bidi="zh_TW"/>
-        </w:rPr>
-      </w:r>
-      <w:r>
-        <w:rPr>
-          <w:lang w:val="zh_TW" w:bidi="zh_TW"/>
-        </w:rPr>
-        <w:t>到新約時代，度量標準變得更為複雜。以色列人仍沿用舊約時期的許多度量單位，但希臘和羅馬的系統也被引入。有時候這些外來單位直接採用，有時候則將希伯來單位調整為符合希臘羅馬的標準。還有一些場合，羅馬的單位主要用於與政府打交道，而日常生活中仍然使用希伯來單位。</w:t>
-      </w:r>
-    </w:p>
-    <w:p>
-      <w:pPr/>
-      <w:r>
-        <w:rPr>
-          <w:lang w:val="zh_TW" w:bidi="zh_TW"/>
-        </w:rPr>
-      </w:r>
-      <w:r>
-        <w:rPr>
-          <w:lang w:val="zh_TW" w:bidi="zh_TW"/>
-        </w:rPr>
-        <w:t>在大多數度量種類中，基準單位（即其它單位的基礎或倍數）是最具不確定性的。因此，肘（長度）、舍客勒（重量）、賀梅珥（乾量）和罷特（液量）都存在某種程度的不確定性，使得基於這些單位的其它度量也相對不確定。</w:t>
-      </w:r>
-    </w:p>
-    <w:p>
-      <w:pPr>
-        <w:pStyle w:val="Heading3"/>
-      </w:pPr>
-      <w:r>
-        <w:rPr>
-          <w:lang w:val="zh_TW" w:bidi="zh_TW"/>
-        </w:rPr>
-        <w:t>重量單位</w:t>
-      </w:r>
-    </w:p>
-    <w:p>
-      <w:pPr/>
-      <w:r>
-        <w:rPr>
-          <w:lang w:val="zh_TW" w:bidi="zh_TW"/>
-        </w:rPr>
-      </w:r>
-      <w:r>
-        <w:rPr>
-          <w:lang w:val="zh_TW" w:bidi="zh_TW"/>
-        </w:rPr>
-        <w:t>考古發現使重量單位的理解受益良多。挖掘中提供的石質重量器有時會刻有其所代表的單位名稱。稱重時，這些石器通常提供一個相對一致的重量範圍。通過將這些數據與經文中的描述對比，提供了相當準確的估算基礎。局部地區的相對標準比絕對值更為重要。</w:t>
-      </w:r>
-    </w:p>
-    <w:p>
-      <w:pPr/>
-      <w:r>
-        <w:rPr>
-          <w:lang w:val="zh_TW" w:bidi="zh_TW"/>
-        </w:rPr>
-      </w:r>
-      <w:r>
-        <w:rPr>
-          <w:lang w:val="zh_TW" w:bidi="zh_TW"/>
-        </w:rPr>
-        <w:t>重量單位雖有標準化，但很難達到精確。以色列人的系統與美索不達米亞和迦南的類似。舊約時期大多數時間，重量系統同時提供了貨幣系統。鑄幣是波斯人的發明；在此之前，銀、金或其它交易商品必須稱重，才能進行交易或購買。這使得重量系統成為古代經濟的核心。這也解釋了為何聖經嚴厲譴責使用假重量（</w:t>
-      </w:r>
-      <w:hyperlink r:id="rId13">
-        <w:r>
-          <w:rPr>
-            <w:lang w:val="zh_TW" w:bidi="zh_TW"/>
-          </w:rPr>
-          <w:rPr>
-            <w:color w:val="0000EE"/>
-            <w:u w:val="single"/>
-          </w:rPr>
-          <w:t>利19:36</w:t>
-        </w:r>
-      </w:hyperlink>
-      <w:r>
-        <w:rPr>
-          <w:lang w:val="zh_TW" w:bidi="zh_TW"/>
-        </w:rPr>
-        <w:t>；</w:t>
-      </w:r>
-      <w:hyperlink r:id="rId14">
-        <w:r>
-          <w:rPr>
-            <w:lang w:val="zh_TW" w:bidi="zh_TW"/>
-          </w:rPr>
-          <w:rPr>
-            <w:color w:val="0000EE"/>
-            <w:u w:val="single"/>
-          </w:rPr>
-          <w:t>申25:13</w:t>
-        </w:r>
-      </w:hyperlink>
-      <w:r>
-        <w:rPr>
-          <w:lang w:val="zh_TW" w:bidi="zh_TW"/>
-        </w:rPr>
-        <w:t>；</w:t>
-      </w:r>
-      <w:hyperlink r:id="rId15">
-        <w:r>
-          <w:rPr>
-            <w:lang w:val="zh_TW" w:bidi="zh_TW"/>
-          </w:rPr>
-          <w:rPr>
-            <w:color w:val="0000EE"/>
-            <w:u w:val="single"/>
-          </w:rPr>
-          <w:t>箴16:11，</w:t>
-        </w:r>
-      </w:hyperlink>
-      <w:hyperlink r:id="rId16">
-        <w:r>
-          <w:rPr>
-            <w:lang w:val="zh_TW" w:bidi="zh_TW"/>
-          </w:rPr>
-          <w:rPr>
-            <w:color w:val="0000EE"/>
-            <w:u w:val="single"/>
-          </w:rPr>
-          <w:t>20:10、23</w:t>
-        </w:r>
-      </w:hyperlink>
-      <w:r>
-        <w:rPr>
-          <w:lang w:val="zh_TW" w:bidi="zh_TW"/>
-        </w:rPr>
-        <w:t>；</w:t>
+        <w:t>福音書記載了基督對自己被釘十字架的三次預言（</w:t>
       </w:r>
       <w:hyperlink r:id="rId17">
         <w:r>
@@ -526,14 +531,14 @@
             <w:color w:val="0000EE"/>
             <w:u w:val="single"/>
           </w:rPr>
-          <w:t>彌6:11</w:t>
-        </w:r>
-      </w:hyperlink>
-      <w:r>
-        <w:rPr>
-          <w:lang w:val="zh_TW" w:bidi="zh_TW"/>
-        </w:rPr>
-        <w:t>；</w:t>
+          <w:t>可8:31</w:t>
+        </w:r>
+      </w:hyperlink>
+      <w:r>
+        <w:rPr>
+          <w:lang w:val="zh_TW" w:bidi="zh_TW"/>
+        </w:rPr>
+        <w:t>，</w:t>
       </w:r>
       <w:hyperlink r:id="rId18">
         <w:r>
@@ -544,14 +549,14 @@
             <w:color w:val="0000EE"/>
             <w:u w:val="single"/>
           </w:rPr>
-          <w:t>何12:7</w:t>
-        </w:r>
-      </w:hyperlink>
-      <w:r>
-        <w:rPr>
-          <w:lang w:val="zh_TW" w:bidi="zh_TW"/>
-        </w:rPr>
-        <w:t>；</w:t>
+          <w:t>9:31</w:t>
+        </w:r>
+      </w:hyperlink>
+      <w:r>
+        <w:rPr>
+          <w:lang w:val="zh_TW" w:bidi="zh_TW"/>
+        </w:rPr>
+        <w:t>，</w:t>
       </w:r>
       <w:hyperlink r:id="rId19">
         <w:r>
@@ -562,28 +567,14 @@
             <w:color w:val="0000EE"/>
             <w:u w:val="single"/>
           </w:rPr>
-          <w:t>摩8:5</w:t>
-        </w:r>
-      </w:hyperlink>
-      <w:r>
-        <w:rPr>
-          <w:lang w:val="zh_TW" w:bidi="zh_TW"/>
-        </w:rPr>
-        <w:t>）。</w:t>
-      </w:r>
-    </w:p>
-    <w:p>
-      <w:pPr/>
-      <w:r>
-        <w:rPr>
-          <w:lang w:val="zh_TW" w:bidi="zh_TW"/>
-        </w:rPr>
-      </w:r>
-      <w:r>
-        <w:rPr>
-          <w:lang w:val="zh_TW" w:bidi="zh_TW"/>
-        </w:rPr>
-        <w:t>石頭砝碼被用於市集中商業交易的天平上。舊約約有六次提到天平或衡器，但都不是直接的經濟情境（</w:t>
+          <w:t>10:33–34</w:t>
+        </w:r>
+      </w:hyperlink>
+      <w:r>
+        <w:rPr>
+          <w:lang w:val="zh_TW" w:bidi="zh_TW"/>
+        </w:rPr>
+        <w:t>及平行經文）。 此外，約翰記錄了三句有關人子被「舉起」的話語（</w:t>
       </w:r>
       <w:hyperlink r:id="rId20">
         <w:r>
@@ -594,9 +585,15 @@
             <w:color w:val="0000EE"/>
             <w:u w:val="single"/>
           </w:rPr>
-          <w:t>伯6:2，</w:t>
-        </w:r>
-      </w:hyperlink>
+          <w:t>約3:14</w:t>
+        </w:r>
+      </w:hyperlink>
+      <w:r>
+        <w:rPr>
+          <w:lang w:val="zh_TW" w:bidi="zh_TW"/>
+        </w:rPr>
+        <w:t>，</w:t>
+      </w:r>
       <w:hyperlink r:id="rId21">
         <w:r>
           <w:rPr>
@@ -606,14 +603,14 @@
             <w:color w:val="0000EE"/>
             <w:u w:val="single"/>
           </w:rPr>
-          <w:t>31:6</w:t>
-        </w:r>
-      </w:hyperlink>
-      <w:r>
-        <w:rPr>
-          <w:lang w:val="zh_TW" w:bidi="zh_TW"/>
-        </w:rPr>
-        <w:t>；</w:t>
+          <w:t>8:28</w:t>
+        </w:r>
+      </w:hyperlink>
+      <w:r>
+        <w:rPr>
+          <w:lang w:val="zh_TW" w:bidi="zh_TW"/>
+        </w:rPr>
+        <w:t>，</w:t>
       </w:r>
       <w:hyperlink r:id="rId22">
         <w:r>
@@ -624,1963 +621,14 @@
             <w:color w:val="0000EE"/>
             <w:u w:val="single"/>
           </w:rPr>
-          <w:t>詩62:9</w:t>
-        </w:r>
-      </w:hyperlink>
-      <w:r>
-        <w:rPr>
-          <w:lang w:val="zh_TW" w:bidi="zh_TW"/>
-        </w:rPr>
-        <w:t>；</w:t>
-      </w:r>
-      <w:hyperlink r:id="rId23">
-        <w:r>
-          <w:rPr>
-            <w:lang w:val="zh_TW" w:bidi="zh_TW"/>
-          </w:rPr>
-          <w:rPr>
-            <w:color w:val="0000EE"/>
-            <w:u w:val="single"/>
-          </w:rPr>
-          <w:t>賽40:12</w:t>
-        </w:r>
-      </w:hyperlink>
-      <w:r>
-        <w:rPr>
-          <w:lang w:val="zh_TW" w:bidi="zh_TW"/>
-        </w:rPr>
-        <w:t>；</w:t>
-      </w:r>
-      <w:hyperlink r:id="rId24">
-        <w:r>
-          <w:rPr>
-            <w:lang w:val="zh_TW" w:bidi="zh_TW"/>
-          </w:rPr>
-          <w:rPr>
-            <w:color w:val="0000EE"/>
-            <w:u w:val="single"/>
-          </w:rPr>
-          <w:t>結5:1</w:t>
-        </w:r>
-      </w:hyperlink>
-      <w:r>
-        <w:rPr>
-          <w:lang w:val="zh_TW" w:bidi="zh_TW"/>
-        </w:rPr>
-        <w:t>；</w:t>
-      </w:r>
-      <w:hyperlink r:id="rId25">
-        <w:r>
-          <w:rPr>
-            <w:lang w:val="zh_TW" w:bidi="zh_TW"/>
-          </w:rPr>
-          <w:rPr>
-            <w:color w:val="0000EE"/>
-            <w:u w:val="single"/>
-          </w:rPr>
-          <w:t>但5:27</w:t>
-        </w:r>
-      </w:hyperlink>
-      <w:r>
-        <w:rPr>
-          <w:lang w:val="zh_TW" w:bidi="zh_TW"/>
-        </w:rPr>
-        <w:t>）。當時使用的天平一般為橫樑平衡式，兩端各掛一個托盤。</w:t>
-      </w:r>
-    </w:p>
-    <w:p>
-      <w:pPr>
-        <w:pStyle w:val="Heading4"/>
-      </w:pPr>
-      <w:r>
-        <w:rPr>
-          <w:lang w:val="zh_TW" w:bidi="zh_TW"/>
-        </w:rPr>
-        <w:t>他連得</w:t>
-      </w:r>
-    </w:p>
-    <w:p>
-      <w:pPr/>
-      <w:r>
-        <w:rPr>
-          <w:lang w:val="zh_TW" w:bidi="zh_TW"/>
-        </w:rPr>
-      </w:r>
-      <w:r>
-        <w:rPr>
-          <w:lang w:val="zh_TW" w:bidi="zh_TW"/>
-        </w:rPr>
-        <w:t>根據</w:t>
-      </w:r>
-      <w:hyperlink r:id="rId26">
-        <w:r>
-          <w:rPr>
-            <w:lang w:val="zh_TW" w:bidi="zh_TW"/>
-          </w:rPr>
-          <w:rPr>
-            <w:color w:val="0000EE"/>
-            <w:u w:val="single"/>
-          </w:rPr>
-          <w:t>出埃及記三十八章25至26節</w:t>
-        </w:r>
-      </w:hyperlink>
-      <w:r>
-        <w:rPr>
-          <w:lang w:val="zh_TW" w:bidi="zh_TW"/>
-        </w:rPr>
-        <w:t>，一他連得等於三千舍客勒。（一百他連得等於300,000舍客勒，如果加上第</w:t>
-      </w:r>
-      <w:hyperlink r:id="rId27">
-        <w:r>
-          <w:rPr>
-            <w:lang w:val="zh_TW" w:bidi="zh_TW"/>
-          </w:rPr>
-          <w:rPr>
-            <w:color w:val="0000EE"/>
-            <w:u w:val="single"/>
-          </w:rPr>
-          <w:t>25</w:t>
-        </w:r>
-      </w:hyperlink>
-      <w:r>
-        <w:rPr>
-          <w:lang w:val="zh_TW" w:bidi="zh_TW"/>
-        </w:rPr>
-        <w:t>節中的1,175舍客勒，總數是 301,775，這正是603,550人每人繳納半舍客勒的總額——如第</w:t>
-      </w:r>
-      <w:hyperlink r:id="rId28">
-        <w:r>
-          <w:rPr>
-            <w:lang w:val="zh_TW" w:bidi="zh_TW"/>
-          </w:rPr>
-          <w:rPr>
-            <w:color w:val="0000EE"/>
-            <w:u w:val="single"/>
-          </w:rPr>
-          <w:t>26</w:t>
-        </w:r>
-      </w:hyperlink>
-      <w:r>
-        <w:rPr>
-          <w:lang w:val="zh_TW" w:bidi="zh_TW"/>
-        </w:rPr>
-        <w:t>節所述。）出土的他連得重量約在65至80磅之間（29.5至36.3公斤）。在舊約中，他連得僅用於貴金屬，通常為銀或金。根據</w:t>
-      </w:r>
-      <w:hyperlink r:id="rId29">
-        <w:r>
-          <w:rPr>
-            <w:lang w:val="zh_TW" w:bidi="zh_TW"/>
-          </w:rPr>
-          <w:rPr>
-            <w:color w:val="0000EE"/>
-            <w:u w:val="single"/>
-          </w:rPr>
-          <w:t>列王紀上十章14節</w:t>
-        </w:r>
-      </w:hyperlink>
-      <w:r>
-        <w:rPr>
-          <w:lang w:val="zh_TW" w:bidi="zh_TW"/>
-        </w:rPr>
-        <w:t>，所羅門王國每年的貢金收入為666他連得，被認為是非常奢華的數額。大衛為所羅門建造聖殿留下了100,000他連得的金子和1,000,000他連得的銀子（</w:t>
-      </w:r>
-      <w:hyperlink r:id="rId30">
-        <w:r>
-          <w:rPr>
-            <w:lang w:val="zh_TW" w:bidi="zh_TW"/>
-          </w:rPr>
-          <w:rPr>
-            <w:color w:val="0000EE"/>
-            <w:u w:val="single"/>
-          </w:rPr>
-          <w:t>代上22:14</w:t>
-        </w:r>
-      </w:hyperlink>
-      <w:r>
-        <w:rPr>
-          <w:lang w:val="zh_TW" w:bidi="zh_TW"/>
-        </w:rPr>
-        <w:t>）。</w:t>
-      </w:r>
-    </w:p>
-    <w:p>
-      <w:pPr>
-        <w:pStyle w:val="Heading4"/>
-      </w:pPr>
-      <w:r>
-        <w:rPr>
-          <w:lang w:val="zh_TW" w:bidi="zh_TW"/>
-        </w:rPr>
-        <w:t>彌那</w:t>
-      </w:r>
-    </w:p>
-    <w:p>
-      <w:pPr/>
-      <w:r>
-        <w:rPr>
-          <w:lang w:val="zh_TW" w:bidi="zh_TW"/>
-        </w:rPr>
-      </w:r>
-      <w:r>
-        <w:rPr>
-          <w:lang w:val="zh_TW" w:bidi="zh_TW"/>
-        </w:rPr>
-        <w:t>在迦南烏加列文獻中，彌那相當於50舍客勒，而在巴比倫則等於60舍客勒。在</w:t>
-      </w:r>
-      <w:hyperlink r:id="rId31">
-        <w:r>
-          <w:rPr>
-            <w:lang w:val="zh_TW" w:bidi="zh_TW"/>
-          </w:rPr>
-          <w:rPr>
-            <w:color w:val="0000EE"/>
-            <w:u w:val="single"/>
-          </w:rPr>
-          <w:t>以西結書四十五章12節</w:t>
-        </w:r>
-      </w:hyperlink>
-      <w:r>
-        <w:rPr>
-          <w:lang w:val="zh_TW" w:bidi="zh_TW"/>
-        </w:rPr>
-        <w:t>中，彌那被定為60舍客勒，但尚不清楚這是否意味著改變了之前的標準。</w:t>
-      </w:r>
-    </w:p>
-    <w:p>
-      <w:pPr>
-        <w:pStyle w:val="Heading4"/>
-      </w:pPr>
-      <w:r>
-        <w:rPr>
-          <w:lang w:val="zh_TW" w:bidi="zh_TW"/>
-        </w:rPr>
-        <w:t>舍客勒</w:t>
-      </w:r>
-    </w:p>
-    <w:p>
-      <w:pPr/>
-      <w:r>
-        <w:rPr>
-          <w:lang w:val="zh_TW" w:bidi="zh_TW"/>
-        </w:rPr>
-      </w:r>
-      <w:r>
-        <w:rPr>
-          <w:lang w:val="zh_TW" w:bidi="zh_TW"/>
-        </w:rPr>
-        <w:t>舍客勒是基本的重量單位。除了普通的舍客勒，還有「王（皇室）」舍客勒（</w:t>
-      </w:r>
-      <w:hyperlink r:id="rId32">
-        <w:r>
-          <w:rPr>
-            <w:lang w:val="zh_TW" w:bidi="zh_TW"/>
-          </w:rPr>
-          <w:rPr>
-            <w:color w:val="0000EE"/>
-            <w:u w:val="single"/>
-          </w:rPr>
-          <w:t>撒下14:26</w:t>
-        </w:r>
-      </w:hyperlink>
-      <w:r>
-        <w:rPr>
-          <w:lang w:val="zh_TW" w:bidi="zh_TW"/>
-        </w:rPr>
-        <w:t>）。根據考古發掘出來的標有「比加（beka）」（半舍客勒）的重量，估計舍客勒約重0.4盎司（11.4克）。</w:t>
-      </w:r>
-    </w:p>
-    <w:p>
-      <w:pPr/>
-      <w:r>
-        <w:rPr>
-          <w:lang w:val="zh_TW" w:bidi="zh_TW"/>
-        </w:rPr>
-      </w:r>
-      <w:r>
-        <w:rPr>
-          <w:lang w:val="zh_TW" w:bidi="zh_TW"/>
-        </w:rPr>
-        <w:t>聖經中的舍客勒幾乎僅出現在與貨幣價值有關的經文。不論是銀、金、大麥或麵粉，舍客勒的估值賦予商品在經濟中的相對價值。例外情況是歌利亞的盔甲和槍（</w:t>
-      </w:r>
-      <w:hyperlink r:id="rId33">
-        <w:r>
-          <w:rPr>
-            <w:lang w:val="zh_TW" w:bidi="zh_TW"/>
-          </w:rPr>
-          <w:rPr>
-            <w:color w:val="0000EE"/>
-            <w:u w:val="single"/>
-          </w:rPr>
-          <w:t>撒上17:5–7</w:t>
-        </w:r>
-      </w:hyperlink>
-      <w:r>
-        <w:rPr>
-          <w:lang w:val="zh_TW" w:bidi="zh_TW"/>
-        </w:rPr>
-        <w:t>），這些物品的重量以舍客勒計算。</w:t>
-      </w:r>
-    </w:p>
-    <w:p>
-      <w:pPr>
-        <w:pStyle w:val="Heading4"/>
-      </w:pPr>
-      <w:r>
-        <w:rPr>
-          <w:lang w:val="zh_TW" w:bidi="zh_TW"/>
-        </w:rPr>
-        <w:t>品（pim）</w:t>
-      </w:r>
-    </w:p>
-    <w:p>
-      <w:pPr/>
-      <w:r>
-        <w:rPr>
-          <w:lang w:val="zh_TW" w:bidi="zh_TW"/>
-        </w:rPr>
-      </w:r>
-      <w:r>
-        <w:rPr>
-          <w:lang w:val="zh_TW" w:bidi="zh_TW"/>
-        </w:rPr>
-        <w:t>唯一提及這個單位的經文是</w:t>
-      </w:r>
-      <w:hyperlink r:id="rId34">
-        <w:r>
-          <w:rPr>
-            <w:lang w:val="zh_TW" w:bidi="zh_TW"/>
-          </w:rPr>
-          <w:rPr>
-            <w:color w:val="0000EE"/>
-            <w:u w:val="single"/>
-          </w:rPr>
-          <w:t>撒母耳記上十三章21節</w:t>
-        </w:r>
-      </w:hyperlink>
-      <w:r>
-        <w:rPr>
-          <w:lang w:val="zh_TW" w:bidi="zh_TW"/>
-        </w:rPr>
-        <w:t>（譯註：和合本沒有譯出這個單位），這是非利士人向以色列人收取的磨鋤頭的費用。出土的重量在0.25到0.3盎司之間（7.1到8.5克），這表明品是三分之二舍客勒。</w:t>
-      </w:r>
-    </w:p>
-    <w:p>
-      <w:pPr>
-        <w:pStyle w:val="Heading4"/>
-      </w:pPr>
-      <w:r>
-        <w:rPr>
-          <w:lang w:val="zh_TW" w:bidi="zh_TW"/>
-        </w:rPr>
-        <w:t>比加（Beka）</w:t>
-      </w:r>
-    </w:p>
-    <w:p>
-      <w:pPr/>
-      <w:r>
-        <w:rPr>
-          <w:lang w:val="zh_TW" w:bidi="zh_TW"/>
-        </w:rPr>
-      </w:r>
-      <w:r>
-        <w:rPr>
-          <w:lang w:val="zh_TW" w:bidi="zh_TW"/>
-        </w:rPr>
-        <w:t>有七顆刻有此名稱的石頭，重量在0.2到0.23盎司之間（5.7到6.5克）。在</w:t>
-      </w:r>
-      <w:hyperlink r:id="rId28">
-        <w:r>
-          <w:rPr>
-            <w:lang w:val="zh_TW" w:bidi="zh_TW"/>
-          </w:rPr>
-          <w:rPr>
-            <w:color w:val="0000EE"/>
-            <w:u w:val="single"/>
-          </w:rPr>
-          <w:t>出埃及記三十八章26節</w:t>
-        </w:r>
-      </w:hyperlink>
-      <w:r>
-        <w:rPr>
-          <w:lang w:val="zh_TW" w:bidi="zh_TW"/>
-        </w:rPr>
-        <w:t>中，比加是每人繳納的人口稅額，相當於半舍客勒。</w:t>
-      </w:r>
-    </w:p>
-    <w:p>
-      <w:pPr>
-        <w:pStyle w:val="Heading4"/>
-      </w:pPr>
-      <w:r>
-        <w:rPr>
-          <w:lang w:val="zh_TW" w:bidi="zh_TW"/>
-        </w:rPr>
-        <w:t>季拉</w:t>
-      </w:r>
-    </w:p>
-    <w:p>
-      <w:pPr/>
-      <w:r>
-        <w:rPr>
-          <w:lang w:val="zh_TW" w:bidi="zh_TW"/>
-        </w:rPr>
-      </w:r>
-      <w:r>
-        <w:rPr>
-          <w:lang w:val="zh_TW" w:bidi="zh_TW"/>
-        </w:rPr>
-        <w:t>相當於舍客勒的二十分之一，約0.02盎司（0.6克）。此單位出現五次（</w:t>
-      </w:r>
-      <w:hyperlink r:id="rId35">
-        <w:r>
-          <w:rPr>
-            <w:lang w:val="zh_TW" w:bidi="zh_TW"/>
-          </w:rPr>
-          <w:rPr>
-            <w:color w:val="0000EE"/>
-            <w:u w:val="single"/>
-          </w:rPr>
-          <w:t>出30:13</w:t>
-        </w:r>
-      </w:hyperlink>
-      <w:r>
-        <w:rPr>
-          <w:lang w:val="zh_TW" w:bidi="zh_TW"/>
-        </w:rPr>
-        <w:t>；</w:t>
-      </w:r>
-      <w:hyperlink r:id="rId36">
-        <w:r>
-          <w:rPr>
-            <w:lang w:val="zh_TW" w:bidi="zh_TW"/>
-          </w:rPr>
-          <w:rPr>
-            <w:color w:val="0000EE"/>
-            <w:u w:val="single"/>
-          </w:rPr>
-          <w:t>利27:25</w:t>
-        </w:r>
-      </w:hyperlink>
-      <w:r>
-        <w:rPr>
-          <w:lang w:val="zh_TW" w:bidi="zh_TW"/>
-        </w:rPr>
-        <w:t>；</w:t>
-      </w:r>
-      <w:hyperlink r:id="rId37">
-        <w:r>
-          <w:rPr>
-            <w:lang w:val="zh_TW" w:bidi="zh_TW"/>
-          </w:rPr>
-          <w:rPr>
-            <w:color w:val="0000EE"/>
-            <w:u w:val="single"/>
-          </w:rPr>
-          <w:t>民3:47，</w:t>
-        </w:r>
-      </w:hyperlink>
-      <w:hyperlink r:id="rId38">
-        <w:r>
-          <w:rPr>
-            <w:lang w:val="zh_TW" w:bidi="zh_TW"/>
-          </w:rPr>
-          <w:rPr>
-            <w:color w:val="0000EE"/>
-            <w:u w:val="single"/>
-          </w:rPr>
-          <w:t>18:16</w:t>
-        </w:r>
-      </w:hyperlink>
-      <w:r>
-        <w:rPr>
-          <w:lang w:val="zh_TW" w:bidi="zh_TW"/>
-        </w:rPr>
-        <w:t>；</w:t>
-      </w:r>
-      <w:hyperlink r:id="rId31">
-        <w:r>
-          <w:rPr>
-            <w:lang w:val="zh_TW" w:bidi="zh_TW"/>
-          </w:rPr>
-          <w:rPr>
-            <w:color w:val="0000EE"/>
-            <w:u w:val="single"/>
-          </w:rPr>
-          <w:t>結45:12</w:t>
-        </w:r>
-      </w:hyperlink>
-      <w:r>
-        <w:rPr>
-          <w:lang w:val="zh_TW" w:bidi="zh_TW"/>
-        </w:rPr>
-        <w:t>），每次都是用來為舍客勒作價值估算。這些經文中的使用僅在貨幣意義上。</w:t>
-      </w:r>
-    </w:p>
-    <w:p>
-      <w:pPr>
-        <w:pStyle w:val="Heading4"/>
-      </w:pPr>
-      <w:r>
-        <w:rPr>
-          <w:lang w:val="zh_TW" w:bidi="zh_TW"/>
-        </w:rPr>
-        <w:t>斤（Litra）</w:t>
-      </w:r>
-    </w:p>
-    <w:p>
-      <w:pPr/>
-      <w:r>
-        <w:rPr>
-          <w:lang w:val="zh_TW" w:bidi="zh_TW"/>
-        </w:rPr>
-      </w:r>
-      <w:r>
-        <w:rPr>
-          <w:lang w:val="zh_TW" w:bidi="zh_TW"/>
-        </w:rPr>
-        <w:t>新約中的重量單位主要延續舊約中已確立的單位，特別是舍客勒、彌那和他連得。另外有一種單位為：斤，這在</w:t>
-      </w:r>
-      <w:hyperlink r:id="rId39">
-        <w:r>
-          <w:rPr>
-            <w:lang w:val="zh_TW" w:bidi="zh_TW"/>
-          </w:rPr>
-          <w:rPr>
-            <w:color w:val="0000EE"/>
-            <w:u w:val="single"/>
-          </w:rPr>
-          <w:t>約翰福音十二章3節</w:t>
-        </w:r>
-      </w:hyperlink>
-      <w:r>
-        <w:rPr>
-          <w:lang w:val="zh_TW" w:bidi="zh_TW"/>
-        </w:rPr>
-        <w:t>和</w:t>
-      </w:r>
-      <w:hyperlink r:id="rId40">
-        <w:r>
-          <w:rPr>
-            <w:lang w:val="zh_TW" w:bidi="zh_TW"/>
-          </w:rPr>
-          <w:rPr>
-            <w:color w:val="0000EE"/>
-            <w:u w:val="single"/>
-          </w:rPr>
-          <w:t>十九章39節</w:t>
-        </w:r>
-      </w:hyperlink>
-      <w:r>
-        <w:rPr>
-          <w:lang w:val="zh_TW" w:bidi="zh_TW"/>
-        </w:rPr>
-        <w:t>中用於描述香料。在希臘文獻中，一斤約為12盎司（327克）。</w:t>
-      </w:r>
-    </w:p>
-    <w:p>
-      <w:pPr>
-        <w:pStyle w:val="Heading3"/>
-      </w:pPr>
-      <w:r>
-        <w:rPr>
-          <w:lang w:val="zh_TW" w:bidi="zh_TW"/>
-        </w:rPr>
-        <w:t>舊約中的長度單位</w:t>
-      </w:r>
-    </w:p>
-    <w:p>
-      <w:pPr/>
-      <w:r>
-        <w:rPr>
-          <w:lang w:val="zh_TW" w:bidi="zh_TW"/>
-        </w:rPr>
-      </w:r>
-      <w:r>
-        <w:rPr>
-          <w:lang w:val="zh_TW" w:bidi="zh_TW"/>
-        </w:rPr>
-        <w:t>長度和深度的測量通常來自人體的一部分作為量度標準。基本單位是「肘」，其它大多數單位與肘相關。舊約中缺乏精確的地理距離測量，通常以到達目的地所需的天數來表示。一天的路程可能為20至25英里（32.2 到40.2 公里）。「步」等於「一步」——大約為一碼（</w:t>
-      </w:r>
-      <w:hyperlink r:id="rId41">
-        <w:r>
-          <w:rPr>
-            <w:lang w:val="zh_TW" w:bidi="zh_TW"/>
-          </w:rPr>
-          <w:rPr>
-            <w:color w:val="0000EE"/>
-            <w:u w:val="single"/>
-          </w:rPr>
-          <w:t>撒下6:13</w:t>
-        </w:r>
-      </w:hyperlink>
-      <w:r>
-        <w:rPr>
-          <w:lang w:val="zh_TW" w:bidi="zh_TW"/>
-        </w:rPr>
-        <w:t>）。</w:t>
-      </w:r>
-    </w:p>
-    <w:p>
-      <w:pPr>
-        <w:pStyle w:val="Heading4"/>
-      </w:pPr>
-      <w:r>
-        <w:rPr>
-          <w:lang w:val="zh_TW" w:bidi="zh_TW"/>
-        </w:rPr>
-        <w:t>肘</w:t>
-      </w:r>
-    </w:p>
-    <w:p>
-      <w:pPr/>
-      <w:r>
-        <w:rPr>
-          <w:lang w:val="zh_TW" w:bidi="zh_TW"/>
-        </w:rPr>
-      </w:r>
-      <w:r>
-        <w:rPr>
-          <w:lang w:val="zh_TW" w:bidi="zh_TW"/>
-        </w:rPr>
-        <w:t>從食指尖到肘部的長度。有長肘和短肘，這不僅在以色列使用，也在美索不達米亞和埃及使用。</w:t>
-      </w:r>
-      <w:hyperlink r:id="rId42">
-        <w:r>
-          <w:rPr>
-            <w:lang w:val="zh_TW" w:bidi="zh_TW"/>
-          </w:rPr>
-          <w:rPr>
-            <w:color w:val="0000EE"/>
-            <w:u w:val="single"/>
-          </w:rPr>
-          <w:t>以西結書四十章5節</w:t>
-        </w:r>
-      </w:hyperlink>
-      <w:r>
-        <w:rPr>
-          <w:lang w:val="zh_TW" w:bidi="zh_TW"/>
-        </w:rPr>
-        <w:t>將長肘定義為相當於一肘加上手掌寬度（約20到21英寸，或50.8到53.3公分）。希西家所建的西羅亞隧道（公元前715–686年）內的銘文顯示隧道長1,200肘。隧道實際長度被測定為1,749英尺（533.1米），這意味著一肘為17.49英寸（44.4厘米）。綜合考量，17.5英寸（44.5公分）是一個較為合理的以色列肘長估算，長肘約為20.5英寸（52.1公分）。肘最常用於給建築物或物體的尺寸（例如，幔子、柱子、家具等）。用肘測量的最大結構是挪亞建造的方舟，其長度為300肘（</w:t>
-      </w:r>
-      <w:hyperlink r:id="rId43">
-        <w:r>
-          <w:rPr>
-            <w:lang w:val="zh_TW" w:bidi="zh_TW"/>
-          </w:rPr>
-          <w:rPr>
-            <w:color w:val="0000EE"/>
-            <w:u w:val="single"/>
-          </w:rPr>
-          <w:t>創6:15</w:t>
-        </w:r>
-      </w:hyperlink>
-      <w:r>
-        <w:rPr>
-          <w:lang w:val="zh_TW" w:bidi="zh_TW"/>
-        </w:rPr>
-        <w:t>）。</w:t>
-      </w:r>
-    </w:p>
-    <w:p>
-      <w:pPr>
-        <w:pStyle w:val="Heading4"/>
-      </w:pPr>
-      <w:r>
-        <w:rPr>
-          <w:lang w:val="zh_TW" w:bidi="zh_TW"/>
-        </w:rPr>
-        <w:t>虎口</w:t>
-      </w:r>
-    </w:p>
-    <w:p>
-      <w:pPr/>
-      <w:r>
-        <w:rPr>
-          <w:lang w:val="zh_TW" w:bidi="zh_TW"/>
-        </w:rPr>
-      </w:r>
-      <w:r>
-        <w:rPr>
-          <w:lang w:val="zh_TW" w:bidi="zh_TW"/>
-        </w:rPr>
-        <w:t>從手指尖到另一指尖的伸展距離，等於半肘，或八又四分之三英寸（22.2 公分）。在舊約中只使用了七次，其中四次是用來描述大祭司胸牌的尺寸（</w:t>
-      </w:r>
-      <w:hyperlink r:id="rId44">
-        <w:r>
-          <w:rPr>
-            <w:lang w:val="zh_TW" w:bidi="zh_TW"/>
-          </w:rPr>
-          <w:rPr>
-            <w:color w:val="0000EE"/>
-            <w:u w:val="single"/>
-          </w:rPr>
-          <w:t>出28:15–16，</w:t>
-        </w:r>
-      </w:hyperlink>
-      <w:hyperlink r:id="rId45">
-        <w:r>
-          <w:rPr>
-            <w:lang w:val="zh_TW" w:bidi="zh_TW"/>
-          </w:rPr>
-          <w:rPr>
-            <w:color w:val="0000EE"/>
-            <w:u w:val="single"/>
-          </w:rPr>
-          <w:t>39:8–9</w:t>
-        </w:r>
-      </w:hyperlink>
-      <w:r>
-        <w:rPr>
-          <w:lang w:val="zh_TW" w:bidi="zh_TW"/>
-        </w:rPr>
-        <w:t>）。</w:t>
-      </w:r>
-    </w:p>
-    <w:p>
-      <w:pPr>
-        <w:pStyle w:val="Heading4"/>
-      </w:pPr>
-      <w:r>
-        <w:rPr>
-          <w:lang w:val="zh_TW" w:bidi="zh_TW"/>
-        </w:rPr>
-        <w:t>掌寬</w:t>
-      </w:r>
-    </w:p>
-    <w:p>
-      <w:pPr/>
-      <w:r>
-        <w:rPr>
-          <w:lang w:val="zh_TW" w:bidi="zh_TW"/>
-        </w:rPr>
-      </w:r>
-      <w:r>
-        <w:rPr>
-          <w:lang w:val="zh_TW" w:bidi="zh_TW"/>
-        </w:rPr>
-        <w:t>手的寬度，等於肘的六分之一，虎口的三分之一，或略低於三英寸（7.6公分）。該術語僅出現五次，主要用來描述陳設餅桌邊的寬度（</w:t>
-      </w:r>
-      <w:hyperlink r:id="rId46">
-        <w:r>
-          <w:rPr>
-            <w:lang w:val="zh_TW" w:bidi="zh_TW"/>
-          </w:rPr>
-          <w:rPr>
-            <w:color w:val="0000EE"/>
-            <w:u w:val="single"/>
-          </w:rPr>
-          <w:t>出25:25</w:t>
-        </w:r>
-      </w:hyperlink>
-      <w:r>
-        <w:rPr>
-          <w:lang w:val="zh_TW" w:bidi="zh_TW"/>
-        </w:rPr>
-        <w:t>）和所羅門的銅海（</w:t>
-      </w:r>
-      <w:hyperlink r:id="rId47">
-        <w:r>
-          <w:rPr>
-            <w:lang w:val="zh_TW" w:bidi="zh_TW"/>
-          </w:rPr>
-          <w:rPr>
-            <w:color w:val="0000EE"/>
-            <w:u w:val="single"/>
-          </w:rPr>
-          <w:t>王上7:26</w:t>
-        </w:r>
-      </w:hyperlink>
-      <w:r>
-        <w:rPr>
-          <w:lang w:val="zh_TW" w:bidi="zh_TW"/>
-        </w:rPr>
-        <w:t>）。</w:t>
-      </w:r>
-    </w:p>
-    <w:p>
-      <w:pPr>
-        <w:pStyle w:val="Heading3"/>
-      </w:pPr>
-      <w:r>
-        <w:rPr>
-          <w:lang w:val="zh_TW" w:bidi="zh_TW"/>
-        </w:rPr>
-        <w:t>新約中的長度單位</w:t>
-      </w:r>
-    </w:p>
-    <w:p>
-      <w:pPr/>
-      <w:r>
-        <w:rPr>
-          <w:lang w:val="zh_TW" w:bidi="zh_TW"/>
-        </w:rPr>
-      </w:r>
-      <w:r>
-        <w:rPr>
-          <w:lang w:val="zh_TW" w:bidi="zh_TW"/>
-        </w:rPr>
-        <w:t>在新約中，有些長度和深度的單位採用了希臘羅馬的標準，另一些則沿用了舊約的度量方式。與舊約類似，新約也常使用不精確的距離描述，例如扔一塊石頭那麼遠或一天的路程。然而，少數情況下會使用羅馬文化中較精確的度量單位。</w:t>
-      </w:r>
-    </w:p>
-    <w:p>
-      <w:pPr>
-        <w:pStyle w:val="Heading4"/>
-      </w:pPr>
-      <w:r>
-        <w:rPr>
-          <w:lang w:val="zh_TW" w:bidi="zh_TW"/>
-        </w:rPr>
-        <w:t>肘</w:t>
-      </w:r>
-    </w:p>
-    <w:p>
-      <w:pPr/>
-      <w:r>
-        <w:rPr>
-          <w:lang w:val="zh_TW" w:bidi="zh_TW"/>
-        </w:rPr>
-      </w:r>
-      <w:r>
-        <w:rPr>
-          <w:lang w:val="zh_TW" w:bidi="zh_TW"/>
-        </w:rPr>
-        <w:t>對於羅馬人來說，肘的長度設定為其標準「尺」的一倍半，即11.66英寸的1.5倍，相當於17.5英寸（44.5公分），與舊約的肘長一致。</w:t>
-      </w:r>
-    </w:p>
-    <w:p>
-      <w:pPr>
-        <w:pStyle w:val="Heading4"/>
-      </w:pPr>
-      <w:r>
-        <w:rPr>
-          <w:lang w:val="zh_TW" w:bidi="zh_TW"/>
-        </w:rPr>
-        <w:t>丈</w:t>
-      </w:r>
-    </w:p>
-    <w:p>
-      <w:pPr/>
-      <w:r>
-        <w:rPr>
-          <w:lang w:val="zh_TW" w:bidi="zh_TW"/>
-        </w:rPr>
-      </w:r>
-      <w:r>
-        <w:rPr>
-          <w:lang w:val="zh_TW" w:bidi="zh_TW"/>
-        </w:rPr>
-        <w:t>當雙臂伸展時，左右手指尖之間的距離。僅用於</w:t>
-      </w:r>
-      <w:hyperlink r:id="rId48">
-        <w:r>
-          <w:rPr>
-            <w:lang w:val="zh_TW" w:bidi="zh_TW"/>
-          </w:rPr>
-          <w:rPr>
-            <w:color w:val="0000EE"/>
-            <w:u w:val="single"/>
-          </w:rPr>
-          <w:t>使徒行傳二十七章28節</w:t>
-        </w:r>
-      </w:hyperlink>
-      <w:r>
-        <w:rPr>
-          <w:lang w:val="zh_TW" w:bidi="zh_TW"/>
-        </w:rPr>
-        <w:t>，約為六英尺（1.8米）。</w:t>
-      </w:r>
-    </w:p>
-    <w:p>
-      <w:pPr>
-        <w:pStyle w:val="Heading4"/>
-      </w:pPr>
-      <w:r>
-        <w:rPr>
-          <w:lang w:val="zh_TW" w:bidi="zh_TW"/>
-        </w:rPr>
-        <w:t>弗隆（Furlong）／里（Stadium）</w:t>
-      </w:r>
-    </w:p>
-    <w:p>
-      <w:pPr/>
-      <w:r>
-        <w:rPr>
-          <w:lang w:val="zh_TW" w:bidi="zh_TW"/>
-        </w:rPr>
-      </w:r>
-      <w:r>
-        <w:rPr>
-          <w:lang w:val="zh_TW" w:bidi="zh_TW"/>
-        </w:rPr>
-        <w:t>古希臘賽道的長度，相當於八分之一羅馬里，約略超過200碼（182.9公尺）。通常用於表示近似距離，但在</w:t>
-      </w:r>
-      <w:hyperlink r:id="rId49">
-        <w:r>
-          <w:rPr>
-            <w:lang w:val="zh_TW" w:bidi="zh_TW"/>
-          </w:rPr>
-          <w:rPr>
-            <w:color w:val="0000EE"/>
-            <w:u w:val="single"/>
-          </w:rPr>
-          <w:t>啟示錄二十一章16節</w:t>
-        </w:r>
-      </w:hyperlink>
-      <w:r>
-        <w:rPr>
-          <w:lang w:val="zh_TW" w:bidi="zh_TW"/>
-        </w:rPr>
-        <w:t>中，該單位用於測量新耶路撒冷的尺寸，並以丈量竿來量度。</w:t>
-      </w:r>
-    </w:p>
-    <w:p>
-      <w:pPr>
-        <w:pStyle w:val="Heading4"/>
-      </w:pPr>
-      <w:r>
-        <w:rPr>
-          <w:lang w:val="zh_TW" w:bidi="zh_TW"/>
-        </w:rPr>
-        <w:t>里</w:t>
-      </w:r>
-    </w:p>
-    <w:p>
-      <w:pPr/>
-      <w:r>
-        <w:rPr>
-          <w:lang w:val="zh_TW" w:bidi="zh_TW"/>
-        </w:rPr>
-      </w:r>
-      <w:r>
-        <w:rPr>
-          <w:lang w:val="zh_TW" w:bidi="zh_TW"/>
-        </w:rPr>
-        <w:t>此詞僅在</w:t>
-      </w:r>
-      <w:hyperlink r:id="rId50">
-        <w:r>
-          <w:rPr>
-            <w:lang w:val="zh_TW" w:bidi="zh_TW"/>
-          </w:rPr>
-          <w:rPr>
-            <w:color w:val="0000EE"/>
-            <w:u w:val="single"/>
-          </w:rPr>
-          <w:t>馬太福音五章41節</w:t>
-        </w:r>
-      </w:hyperlink>
-      <w:r>
-        <w:rPr>
-          <w:lang w:val="zh_TW" w:bidi="zh_TW"/>
-        </w:rPr>
-        <w:t>中出現，指的是羅馬里的距離，為1,620碼，約合現代的十分之九里（1.4公里）。</w:t>
-      </w:r>
-    </w:p>
-    <w:p>
-      <w:pPr>
-        <w:pStyle w:val="Heading3"/>
-      </w:pPr>
-      <w:r>
-        <w:rPr>
-          <w:lang w:val="zh_TW" w:bidi="zh_TW"/>
-        </w:rPr>
-        <w:t>舊約中的容量（乾量）</w:t>
-      </w:r>
-    </w:p>
-    <w:p>
-      <w:pPr/>
-      <w:r>
-        <w:rPr>
-          <w:lang w:val="zh_TW" w:bidi="zh_TW"/>
-        </w:rPr>
-      </w:r>
-      <w:r>
-        <w:rPr>
-          <w:lang w:val="zh_TW" w:bidi="zh_TW"/>
-        </w:rPr>
-        <w:t>乾貨的度量主要依實際需求而定，例如驢子的典型負載量、一天可播種的量或播種一定面積所需的種子量。這些單位後來逐步標準化。</w:t>
-      </w:r>
-    </w:p>
-    <w:p>
-      <w:pPr>
-        <w:pStyle w:val="Heading4"/>
-      </w:pPr>
-      <w:r>
-        <w:rPr>
-          <w:lang w:val="zh_TW" w:bidi="zh_TW"/>
-        </w:rPr>
-        <w:t>歌珥／賀梅珥</w:t>
-      </w:r>
-    </w:p>
-    <w:p>
-      <w:pPr/>
-      <w:r>
-        <w:rPr>
-          <w:lang w:val="zh_TW" w:bidi="zh_TW"/>
-        </w:rPr>
-      </w:r>
-      <w:r>
-        <w:rPr>
-          <w:lang w:val="zh_TW" w:bidi="zh_TW"/>
-        </w:rPr>
-        <w:t>最常見的乾貨單位，相當於一驢子的負載量。其標準容量估計變化較大，約在3.8至7.5蒲式耳（133.9至264.3公升）之間。除了在</w:t>
-      </w:r>
-      <w:hyperlink r:id="rId51">
-        <w:r>
-          <w:rPr>
-            <w:lang w:val="zh_TW" w:bidi="zh_TW"/>
-          </w:rPr>
-          <w:rPr>
-            <w:color w:val="0000EE"/>
-            <w:u w:val="single"/>
-          </w:rPr>
-          <w:t>以西結書四十五章11至14節</w:t>
-        </w:r>
-      </w:hyperlink>
-      <w:r>
-        <w:rPr>
-          <w:lang w:val="zh_TW" w:bidi="zh_TW"/>
-        </w:rPr>
-        <w:t>中出現七次外，該詞在舊約中僅出現四次，其中三次涉及種子或大麥（</w:t>
-      </w:r>
-      <w:hyperlink r:id="rId52">
-        <w:r>
-          <w:rPr>
-            <w:lang w:val="zh_TW" w:bidi="zh_TW"/>
-          </w:rPr>
-          <w:rPr>
-            <w:color w:val="0000EE"/>
-            <w:u w:val="single"/>
-          </w:rPr>
-          <w:t>利27:16</w:t>
-        </w:r>
-      </w:hyperlink>
-      <w:r>
-        <w:rPr>
-          <w:lang w:val="zh_TW" w:bidi="zh_TW"/>
-        </w:rPr>
-        <w:t>；</w:t>
-      </w:r>
-      <w:hyperlink r:id="rId53">
-        <w:r>
-          <w:rPr>
-            <w:lang w:val="zh_TW" w:bidi="zh_TW"/>
-          </w:rPr>
-          <w:rPr>
-            <w:color w:val="0000EE"/>
-            <w:u w:val="single"/>
-          </w:rPr>
-          <w:t>賽5:10</w:t>
-        </w:r>
-      </w:hyperlink>
-      <w:r>
-        <w:rPr>
-          <w:lang w:val="zh_TW" w:bidi="zh_TW"/>
-        </w:rPr>
-        <w:t>；</w:t>
-      </w:r>
-      <w:hyperlink r:id="rId54">
-        <w:r>
-          <w:rPr>
-            <w:lang w:val="zh_TW" w:bidi="zh_TW"/>
-          </w:rPr>
-          <w:rPr>
-            <w:color w:val="0000EE"/>
-            <w:u w:val="single"/>
-          </w:rPr>
-          <w:t>何3:2</w:t>
-        </w:r>
-      </w:hyperlink>
-      <w:r>
-        <w:rPr>
-          <w:lang w:val="zh_TW" w:bidi="zh_TW"/>
-        </w:rPr>
-        <w:t>），第四次描述以色列人在曠野收集鵪鶉的場景。而歌珥共出現九次，並應用於多種商品，如油、麵粉、麥子和大麥，數量可高達20,000（</w:t>
-      </w:r>
-      <w:hyperlink r:id="rId55">
-        <w:r>
-          <w:rPr>
-            <w:lang w:val="zh_TW" w:bidi="zh_TW"/>
-          </w:rPr>
-          <w:rPr>
-            <w:color w:val="0000EE"/>
-            <w:u w:val="single"/>
-          </w:rPr>
-          <w:t>王上5:11</w:t>
-        </w:r>
-      </w:hyperlink>
-      <w:r>
-        <w:rPr>
-          <w:lang w:val="zh_TW" w:bidi="zh_TW"/>
-        </w:rPr>
-        <w:t>）。</w:t>
-      </w:r>
-    </w:p>
-    <w:p>
-      <w:pPr>
-        <w:pStyle w:val="Heading4"/>
-      </w:pPr>
-      <w:r>
-        <w:rPr>
-          <w:lang w:val="zh_TW" w:bidi="zh_TW"/>
-        </w:rPr>
-        <w:t>肋特客（Lethek）</w:t>
-      </w:r>
-    </w:p>
-    <w:p>
-      <w:pPr/>
-      <w:r>
-        <w:rPr>
-          <w:lang w:val="zh_TW" w:bidi="zh_TW"/>
-        </w:rPr>
-      </w:r>
-      <w:r>
-        <w:rPr>
-          <w:lang w:val="zh_TW" w:bidi="zh_TW"/>
-        </w:rPr>
-        <w:t>僅出現在</w:t>
-      </w:r>
-      <w:hyperlink r:id="rId54">
-        <w:r>
-          <w:rPr>
-            <w:lang w:val="zh_TW" w:bidi="zh_TW"/>
-          </w:rPr>
-          <w:rPr>
-            <w:color w:val="0000EE"/>
-            <w:u w:val="single"/>
-          </w:rPr>
-          <w:t>何西阿書三章2節</w:t>
-        </w:r>
-      </w:hyperlink>
-      <w:r>
-        <w:rPr>
-          <w:lang w:val="zh_TW" w:bidi="zh_TW"/>
-        </w:rPr>
-        <w:t>中的單位（譯註：和合本譯為賀梅珥半）。早期聖經譯本（譯註：包括和合本）將其定為賀梅珥的一半。</w:t>
-      </w:r>
-    </w:p>
-    <w:p>
-      <w:pPr>
-        <w:pStyle w:val="Heading4"/>
-      </w:pPr>
-      <w:r>
-        <w:rPr>
-          <w:lang w:val="zh_TW" w:bidi="zh_TW"/>
-        </w:rPr>
-        <w:t>伊法</w:t>
-      </w:r>
-    </w:p>
-    <w:p>
-      <w:pPr/>
-      <w:r>
-        <w:rPr>
-          <w:lang w:val="zh_TW" w:bidi="zh_TW"/>
-        </w:rPr>
-      </w:r>
-      <w:r>
-        <w:rPr>
-          <w:lang w:val="zh_TW" w:bidi="zh_TW"/>
-        </w:rPr>
-        <w:t>等於賀梅珥的十分之一（</w:t>
-      </w:r>
-      <w:hyperlink r:id="rId56">
-        <w:r>
-          <w:rPr>
-            <w:lang w:val="zh_TW" w:bidi="zh_TW"/>
-          </w:rPr>
-          <w:rPr>
-            <w:color w:val="0000EE"/>
-            <w:u w:val="single"/>
-          </w:rPr>
-          <w:t>結45:11</w:t>
-        </w:r>
-      </w:hyperlink>
-      <w:r>
-        <w:rPr>
-          <w:lang w:val="zh_TW" w:bidi="zh_TW"/>
-        </w:rPr>
-        <w:t>），或半蒲式耳（17.6公升）。該詞出現數十次，涉及各類農產品，似乎是交易和銷售中最常用的單位。根據</w:t>
-      </w:r>
-      <w:hyperlink r:id="rId57">
-        <w:r>
-          <w:rPr>
-            <w:lang w:val="zh_TW" w:bidi="zh_TW"/>
-          </w:rPr>
-          <w:rPr>
-            <w:color w:val="0000EE"/>
-            <w:u w:val="single"/>
-          </w:rPr>
-          <w:t>撒迦利亞書五章6至10節</w:t>
-        </w:r>
-      </w:hyperlink>
-      <w:r>
-        <w:rPr>
-          <w:lang w:val="zh_TW" w:bidi="zh_TW"/>
-        </w:rPr>
-        <w:t>，伊法指的是能裝下一伊法產品的容器，類似現代的蒲式耳籃。</w:t>
-      </w:r>
-    </w:p>
-    <w:p>
-      <w:pPr>
-        <w:pStyle w:val="Heading4"/>
-      </w:pPr>
-      <w:r>
-        <w:rPr>
-          <w:lang w:val="zh_TW" w:bidi="zh_TW"/>
-        </w:rPr>
-        <w:t>細亞</w:t>
-      </w:r>
-    </w:p>
-    <w:p>
-      <w:pPr/>
-      <w:r>
-        <w:rPr>
-          <w:lang w:val="zh_TW" w:bidi="zh_TW"/>
-        </w:rPr>
-      </w:r>
-      <w:r>
-        <w:rPr>
-          <w:lang w:val="zh_TW" w:bidi="zh_TW"/>
-        </w:rPr>
-        <w:t>賀梅珥的分量之一，範圍較廣。用來衡量麵粉、種子、大麥和穀物，約為伊法的三分之一。一蒲式耳約合五細阿（</w:t>
-      </w:r>
-      <w:hyperlink r:id="rId58">
-        <w:r>
-          <w:rPr>
-            <w:lang w:val="zh_TW" w:bidi="zh_TW"/>
-          </w:rPr>
-          <w:rPr>
-            <w:color w:val="0000EE"/>
-            <w:u w:val="single"/>
-          </w:rPr>
-          <w:t>撒上25:18</w:t>
-        </w:r>
-      </w:hyperlink>
-      <w:r>
-        <w:rPr>
-          <w:lang w:val="zh_TW" w:bidi="zh_TW"/>
-        </w:rPr>
-        <w:t>）。</w:t>
-      </w:r>
-    </w:p>
-    <w:p>
-      <w:pPr>
-        <w:pStyle w:val="Heading4"/>
-      </w:pPr>
-      <w:r>
-        <w:rPr>
-          <w:lang w:val="zh_TW" w:bidi="zh_TW"/>
-        </w:rPr>
-        <w:t>俄梅珥／十分之一（Issaron）</w:t>
-      </w:r>
-    </w:p>
-    <w:p>
-      <w:pPr/>
-      <w:r>
-        <w:rPr>
-          <w:lang w:val="zh_TW" w:bidi="zh_TW"/>
-        </w:rPr>
-      </w:r>
-      <w:r>
-        <w:rPr>
-          <w:lang w:val="zh_TW" w:bidi="zh_TW"/>
-        </w:rPr>
-        <w:t>「俄梅珥」僅出現在以色列人收取嗎哪的記載中（</w:t>
-      </w:r>
-      <w:hyperlink r:id="rId59">
-        <w:r>
-          <w:rPr>
-            <w:lang w:val="zh_TW" w:bidi="zh_TW"/>
-          </w:rPr>
-          <w:rPr>
-            <w:color w:val="0000EE"/>
-            <w:u w:val="single"/>
-          </w:rPr>
-          <w:t>出16:22</w:t>
-        </w:r>
-      </w:hyperlink>
-      <w:r>
-        <w:rPr>
-          <w:lang w:val="zh_TW" w:bidi="zh_TW"/>
-        </w:rPr>
-        <w:t>），代表一天的嗎哪配額，相當於伊法的十分之一（</w:t>
-      </w:r>
-      <w:hyperlink r:id="rId60">
-        <w:r>
-          <w:rPr>
-            <w:lang w:val="zh_TW" w:bidi="zh_TW"/>
-          </w:rPr>
-          <w:rPr>
-            <w:color w:val="0000EE"/>
-            <w:u w:val="single"/>
-          </w:rPr>
-          <w:t>出16:36</w:t>
-        </w:r>
-      </w:hyperlink>
-      <w:r>
-        <w:rPr>
-          <w:lang w:val="zh_TW" w:bidi="zh_TW"/>
-        </w:rPr>
-        <w:t>）。Issaron意為「十分之一」，在出埃及記、利未記和民數記（主要在</w:t>
-      </w:r>
-      <w:hyperlink r:id="rId61">
-        <w:r>
-          <w:rPr>
-            <w:lang w:val="zh_TW" w:bidi="zh_TW"/>
-          </w:rPr>
-          <w:rPr>
-            <w:color w:val="0000EE"/>
-            <w:u w:val="single"/>
-          </w:rPr>
-          <w:t>民28–29章</w:t>
-        </w:r>
-      </w:hyperlink>
-      <w:r>
-        <w:rPr>
-          <w:lang w:val="zh_TW" w:bidi="zh_TW"/>
-        </w:rPr>
-        <w:t>）出現25次，僅用於精細麵的度量。</w:t>
-      </w:r>
-    </w:p>
-    <w:p>
-      <w:pPr>
-        <w:pStyle w:val="Heading4"/>
-      </w:pPr>
-      <w:r>
-        <w:rPr>
-          <w:lang w:val="zh_TW" w:bidi="zh_TW"/>
-        </w:rPr>
-        <w:t>升（Cab, Kab）</w:t>
-      </w:r>
-    </w:p>
-    <w:p>
-      <w:pPr/>
-      <w:r>
-        <w:rPr>
-          <w:lang w:val="zh_TW" w:bidi="zh_TW"/>
-        </w:rPr>
-      </w:r>
-      <w:r>
-        <w:rPr>
-          <w:lang w:val="zh_TW" w:bidi="zh_TW"/>
-        </w:rPr>
-        <w:t>此單位僅在</w:t>
-      </w:r>
-      <w:hyperlink r:id="rId62">
-        <w:r>
-          <w:rPr>
-            <w:lang w:val="zh_TW" w:bidi="zh_TW"/>
-          </w:rPr>
-          <w:rPr>
-            <w:color w:val="0000EE"/>
-            <w:u w:val="single"/>
-          </w:rPr>
-          <w:t>列王紀下六章25節</w:t>
-        </w:r>
-      </w:hyperlink>
-      <w:r>
-        <w:rPr>
-          <w:lang w:val="zh_TW" w:bidi="zh_TW"/>
-        </w:rPr>
-        <w:t>中提到。約瑟夫（Josephus）估計其為伊法的十八分之一（或約一俄梅珥的一半），這說法通常被接受。</w:t>
-      </w:r>
-    </w:p>
-    <w:p>
-      <w:pPr>
-        <w:pStyle w:val="Heading3"/>
-      </w:pPr>
-      <w:r>
-        <w:rPr>
-          <w:lang w:val="zh_TW" w:bidi="zh_TW"/>
-        </w:rPr>
-        <w:t>新約中的容量（乾量）</w:t>
-      </w:r>
-    </w:p>
-    <w:p>
-      <w:pPr/>
-      <w:r>
-        <w:rPr>
-          <w:lang w:val="zh_TW" w:bidi="zh_TW"/>
-        </w:rPr>
-      </w:r>
-      <w:r>
-        <w:rPr>
-          <w:lang w:val="zh_TW" w:bidi="zh_TW"/>
-        </w:rPr>
-        <w:t>新約使用了以下乾量單位（度量乾物的計量單位）。</w:t>
-      </w:r>
-    </w:p>
-    <w:p>
-      <w:pPr>
-        <w:pStyle w:val="Heading4"/>
-      </w:pPr>
-      <w:r>
-        <w:rPr>
-          <w:lang w:val="zh_TW" w:bidi="zh_TW"/>
-        </w:rPr>
-        <w:t>科尼克斯</w:t>
-      </w:r>
-      <w:r>
-        <w:rPr>
-          <w:lang w:val="zh_TW" w:bidi="zh_TW"/>
-        </w:rPr>
-        <w:t>（choinix）</w:t>
-      </w:r>
-    </w:p>
-    <w:p>
-      <w:pPr/>
-      <w:r>
-        <w:rPr>
-          <w:lang w:val="zh_TW" w:bidi="zh_TW"/>
-        </w:rPr>
-      </w:r>
-      <w:r>
-        <w:rPr>
-          <w:lang w:val="zh_TW" w:bidi="zh_TW"/>
-        </w:rPr>
-        <w:t>只出現在</w:t>
-      </w:r>
-      <w:hyperlink r:id="rId63">
-        <w:r>
-          <w:rPr>
-            <w:lang w:val="zh_TW" w:bidi="zh_TW"/>
-          </w:rPr>
-          <w:rPr>
-            <w:color w:val="0000EE"/>
-            <w:u w:val="single"/>
-          </w:rPr>
-          <w:t>啟示錄六章6節</w:t>
-        </w:r>
-      </w:hyperlink>
-      <w:r>
-        <w:rPr>
-          <w:lang w:val="zh_TW" w:bidi="zh_TW"/>
-        </w:rPr>
-        <w:t>（有英文譯本使用choinix，譯註：和合本譯為升），科尼克斯稍多於一夸脫（1.1公升）。在希臘文獻中，這被認為是人每天的穀物配額。</w:t>
-      </w:r>
-    </w:p>
-    <w:p>
-      <w:pPr>
-        <w:pStyle w:val="Heading4"/>
-      </w:pPr>
-      <w:r>
-        <w:rPr>
-          <w:lang w:val="zh_TW" w:bidi="zh_TW"/>
-        </w:rPr>
-        <w:t>斗</w:t>
-      </w:r>
-    </w:p>
-    <w:p>
-      <w:pPr/>
-      <w:r>
-        <w:rPr>
-          <w:lang w:val="zh_TW" w:bidi="zh_TW"/>
-        </w:rPr>
-      </w:r>
-      <w:r>
-        <w:rPr>
-          <w:lang w:val="zh_TW" w:bidi="zh_TW"/>
-        </w:rPr>
-        <w:t>這是燈不應放在斗底下 （</w:t>
-      </w:r>
-      <w:hyperlink r:id="rId64">
-        <w:r>
-          <w:rPr>
-            <w:lang w:val="zh_TW" w:bidi="zh_TW"/>
-          </w:rPr>
-          <w:rPr>
-            <w:color w:val="0000EE"/>
-            <w:u w:val="single"/>
-          </w:rPr>
-          <w:t>太5:15</w:t>
-        </w:r>
-      </w:hyperlink>
-      <w:r>
-        <w:rPr>
-          <w:lang w:val="zh_TW" w:bidi="zh_TW"/>
-        </w:rPr>
-        <w:t>；</w:t>
-      </w:r>
-      <w:hyperlink r:id="rId65">
-        <w:r>
-          <w:rPr>
-            <w:lang w:val="zh_TW" w:bidi="zh_TW"/>
-          </w:rPr>
-          <w:rPr>
-            <w:color w:val="0000EE"/>
-            <w:u w:val="single"/>
-          </w:rPr>
-          <w:t>可4:21</w:t>
-        </w:r>
-      </w:hyperlink>
-      <w:r>
-        <w:rPr>
-          <w:lang w:val="zh_TW" w:bidi="zh_TW"/>
-        </w:rPr>
-        <w:t>；</w:t>
-      </w:r>
-      <w:hyperlink r:id="rId66">
-        <w:r>
-          <w:rPr>
-            <w:lang w:val="zh_TW" w:bidi="zh_TW"/>
-          </w:rPr>
-          <w:rPr>
-            <w:color w:val="0000EE"/>
-            <w:u w:val="single"/>
-          </w:rPr>
-          <w:t>路11:33</w:t>
-        </w:r>
-      </w:hyperlink>
-      <w:r>
-        <w:rPr>
-          <w:lang w:val="zh_TW" w:bidi="zh_TW"/>
-        </w:rPr>
-        <w:t>）中的「斗」，實際上相當於約一斗，約7.68乾夸脫（8.5公升）。</w:t>
-      </w:r>
-    </w:p>
-    <w:p>
-      <w:pPr>
-        <w:pStyle w:val="Heading4"/>
-      </w:pPr>
-      <w:r>
-        <w:rPr>
-          <w:lang w:val="zh_TW" w:bidi="zh_TW"/>
-        </w:rPr>
-        <w:t>斗（Saton）</w:t>
-      </w:r>
-    </w:p>
-    <w:p>
-      <w:pPr/>
-      <w:r>
-        <w:rPr>
-          <w:lang w:val="zh_TW" w:bidi="zh_TW"/>
-        </w:rPr>
-      </w:r>
-      <w:r>
-        <w:rPr>
-          <w:lang w:val="zh_TW" w:bidi="zh_TW"/>
-        </w:rPr>
-        <w:t>這相當於舊約的細亞，因此也可以大約估算為一斗。新約中僅在兩處關於麵酵的比喻的平行經文中使用，象徵神的國（</w:t>
-      </w:r>
-      <w:hyperlink r:id="rId67">
-        <w:r>
-          <w:rPr>
-            <w:lang w:val="zh_TW" w:bidi="zh_TW"/>
-          </w:rPr>
-          <w:rPr>
-            <w:color w:val="0000EE"/>
-            <w:u w:val="single"/>
-          </w:rPr>
-          <w:t>太13:33</w:t>
-        </w:r>
-      </w:hyperlink>
-      <w:r>
-        <w:rPr>
-          <w:lang w:val="zh_TW" w:bidi="zh_TW"/>
-        </w:rPr>
-        <w:t>；</w:t>
-      </w:r>
-      <w:hyperlink r:id="rId68">
-        <w:r>
-          <w:rPr>
-            <w:lang w:val="zh_TW" w:bidi="zh_TW"/>
-          </w:rPr>
-          <w:rPr>
-            <w:color w:val="0000EE"/>
-            <w:u w:val="single"/>
-          </w:rPr>
-          <w:t>路13:21</w:t>
-        </w:r>
-      </w:hyperlink>
-      <w:r>
-        <w:rPr>
-          <w:lang w:val="zh_TW" w:bidi="zh_TW"/>
-        </w:rPr>
-        <w:t>）。</w:t>
-      </w:r>
-    </w:p>
-    <w:p>
-      <w:pPr>
-        <w:pStyle w:val="Heading3"/>
-      </w:pPr>
-      <w:r>
-        <w:rPr>
-          <w:lang w:val="zh_TW" w:bidi="zh_TW"/>
-        </w:rPr>
-        <w:t>舊約中的液量</w:t>
-      </w:r>
-    </w:p>
-    <w:p>
-      <w:pPr/>
-      <w:r>
-        <w:rPr>
-          <w:lang w:val="zh_TW" w:bidi="zh_TW"/>
-        </w:rPr>
-      </w:r>
-      <w:r>
-        <w:rPr>
-          <w:lang w:val="zh_TW" w:bidi="zh_TW"/>
-        </w:rPr>
-        <w:t>舊約中液量的基本單位有三種。</w:t>
-      </w:r>
-    </w:p>
-    <w:p>
-      <w:pPr>
-        <w:pStyle w:val="Heading4"/>
-      </w:pPr>
-      <w:r>
-        <w:rPr>
-          <w:lang w:val="zh_TW" w:bidi="zh_TW"/>
-        </w:rPr>
-        <w:t>罷特</w:t>
-      </w:r>
-    </w:p>
-    <w:p>
-      <w:pPr/>
-      <w:r>
-        <w:rPr>
-          <w:lang w:val="zh_TW" w:bidi="zh_TW"/>
-        </w:rPr>
-      </w:r>
-      <w:r>
-        <w:rPr>
-          <w:lang w:val="zh_TW" w:bidi="zh_TW"/>
-        </w:rPr>
-        <w:t>液量的基本單位。聖經資料（</w:t>
-      </w:r>
-      <w:hyperlink r:id="rId51">
-        <w:r>
-          <w:rPr>
-            <w:lang w:val="zh_TW" w:bidi="zh_TW"/>
-          </w:rPr>
-          <w:rPr>
-            <w:color w:val="0000EE"/>
-            <w:u w:val="single"/>
-          </w:rPr>
-          <w:t>結45:11–14</w:t>
-        </w:r>
-      </w:hyperlink>
-      <w:r>
-        <w:rPr>
-          <w:lang w:val="zh_TW" w:bidi="zh_TW"/>
-        </w:rPr>
-        <w:t>）顯示它等同於乾量單位「伊法」，為賀梅珥的十分之一。考古學亦提供了一些數據作為確定標準。在拉吉（Lachish）和納斯貝遺址（Tell en-Nasbeh）發現了刻有「王的罷特」的罐子，在</w:t>
-      </w:r>
-      <w:r>
-        <w:rPr>
-          <w:lang w:val="zh_TW" w:bidi="zh_TW"/>
-        </w:rPr>
-        <w:t>伯美森廢丘（</w:t>
-      </w:r>
-      <w:r>
-        <w:rPr>
-          <w:lang w:val="zh_TW" w:bidi="zh_TW"/>
-        </w:rPr>
-        <w:t>Tell Beit Mirsim</w:t>
-      </w:r>
-      <w:r>
-        <w:rPr>
-          <w:lang w:val="zh_TW" w:bidi="zh_TW"/>
-        </w:rPr>
-        <w:t>）</w:t>
-      </w:r>
-      <w:r>
-        <w:rPr>
-          <w:lang w:val="zh_TW" w:bidi="zh_TW"/>
-        </w:rPr>
-        <w:t>發現了刻有「罷特」的罐子。這些罐子並不完整，因此必須根據重建來計算其容量。根據復原後的計算，罷特約為5.5加侖（20.8公升）。這一估計在</w:t>
-      </w:r>
-      <w:hyperlink r:id="rId69">
-        <w:r>
-          <w:rPr>
-            <w:lang w:val="zh_TW" w:bidi="zh_TW"/>
-          </w:rPr>
-          <w:rPr>
-            <w:color w:val="0000EE"/>
-            <w:u w:val="single"/>
-          </w:rPr>
-          <w:t>列王紀上七章23至26節</w:t>
-        </w:r>
-      </w:hyperlink>
-      <w:r>
-        <w:rPr>
-          <w:lang w:val="zh_TW" w:bidi="zh_TW"/>
-        </w:rPr>
-        <w:t>描述所羅門聖殿的「鑄海」時得到了合理的結果，該鑄海周長30肘、直徑10肘、深5肘，能容納2,000罷特的水。</w:t>
-      </w:r>
-    </w:p>
-    <w:p>
-      <w:pPr>
-        <w:pStyle w:val="Heading4"/>
-      </w:pPr>
-      <w:r>
-        <w:rPr>
-          <w:lang w:val="zh_TW" w:bidi="zh_TW"/>
-        </w:rPr>
-        <w:t>欣</w:t>
-      </w:r>
-    </w:p>
-    <w:p>
-      <w:pPr/>
-      <w:r>
-        <w:rPr>
-          <w:lang w:val="zh_TW" w:bidi="zh_TW"/>
-        </w:rPr>
-      </w:r>
-      <w:r>
-        <w:rPr>
-          <w:lang w:val="zh_TW" w:bidi="zh_TW"/>
-        </w:rPr>
-        <w:t>六分之一欣的水被認為是人每天的最低需求（</w:t>
-      </w:r>
-      <w:hyperlink r:id="rId70">
-        <w:r>
-          <w:rPr>
-            <w:lang w:val="zh_TW" w:bidi="zh_TW"/>
-          </w:rPr>
-          <w:rPr>
-            <w:color w:val="0000EE"/>
-            <w:u w:val="single"/>
-          </w:rPr>
-          <w:t>結4:11</w:t>
-        </w:r>
-      </w:hyperlink>
-      <w:r>
-        <w:rPr>
-          <w:lang w:val="zh_TW" w:bidi="zh_TW"/>
-        </w:rPr>
-        <w:t>）。一欣等於六分之一罷特，約為一加侖（3.8公升）。它主要用於油、酒和水的度量，但每次都不超過一欣，常以分數形式出現。該單位僅在出埃及記、利未記、民數記和以西結書中出現，主要用於獻祭的奠祭。</w:t>
-      </w:r>
-    </w:p>
-    <w:p>
-      <w:pPr>
-        <w:pStyle w:val="Heading4"/>
-      </w:pPr>
-      <w:r>
-        <w:rPr>
-          <w:lang w:val="zh_TW" w:bidi="zh_TW"/>
-        </w:rPr>
-        <w:t>羅革</w:t>
-      </w:r>
-    </w:p>
-    <w:p>
-      <w:pPr/>
-      <w:r>
-        <w:rPr>
-          <w:lang w:val="zh_TW" w:bidi="zh_TW"/>
-        </w:rPr>
-      </w:r>
-      <w:r>
-        <w:rPr>
-          <w:lang w:val="zh_TW" w:bidi="zh_TW"/>
-        </w:rPr>
-        <w:t>此單位僅出現在</w:t>
-      </w:r>
-      <w:hyperlink r:id="rId71">
-        <w:r>
-          <w:rPr>
-            <w:lang w:val="zh_TW" w:bidi="zh_TW"/>
-          </w:rPr>
-          <w:rPr>
-            <w:color w:val="0000EE"/>
-            <w:u w:val="single"/>
-          </w:rPr>
-          <w:t>利未記十四章10至24節</w:t>
-        </w:r>
-      </w:hyperlink>
-      <w:r>
-        <w:rPr>
-          <w:lang w:val="zh_TW" w:bidi="zh_TW"/>
-        </w:rPr>
-        <w:t>，相當於一欣的十二分之一，約為0.3夸脫或0.3公升。</w:t>
-      </w:r>
-    </w:p>
-    <w:p>
-      <w:pPr>
-        <w:pStyle w:val="Heading3"/>
-      </w:pPr>
-      <w:r>
-        <w:rPr>
-          <w:lang w:val="zh_TW" w:bidi="zh_TW"/>
-        </w:rPr>
-        <w:t>新約中的液量</w:t>
-      </w:r>
-    </w:p>
-    <w:p>
-      <w:pPr/>
-      <w:r>
-        <w:rPr>
-          <w:lang w:val="zh_TW" w:bidi="zh_TW"/>
-        </w:rPr>
-      </w:r>
-      <w:r>
-        <w:rPr>
-          <w:lang w:val="zh_TW" w:bidi="zh_TW"/>
-        </w:rPr>
-        <w:t>新約中出現的液量單位（度量液體的計量單位）有以下幾種。</w:t>
-      </w:r>
-    </w:p>
-    <w:p>
-      <w:pPr>
-        <w:pStyle w:val="Heading4"/>
-      </w:pPr>
-      <w:r>
-        <w:rPr>
-          <w:lang w:val="zh_TW" w:bidi="zh_TW"/>
-        </w:rPr>
-        <w:t>罷特</w:t>
-      </w:r>
-    </w:p>
-    <w:p>
-      <w:pPr/>
-      <w:r>
-        <w:rPr>
-          <w:lang w:val="zh_TW" w:bidi="zh_TW"/>
-        </w:rPr>
-      </w:r>
-      <w:r>
-        <w:rPr>
-          <w:lang w:val="zh_TW" w:bidi="zh_TW"/>
-        </w:rPr>
-        <w:t>這只使用過一次（</w:t>
-      </w:r>
-      <w:hyperlink r:id="rId72">
-        <w:r>
-          <w:rPr>
-            <w:lang w:val="zh_TW" w:bidi="zh_TW"/>
-          </w:rPr>
-          <w:rPr>
-            <w:color w:val="0000EE"/>
-            <w:u w:val="single"/>
-          </w:rPr>
-          <w:t>路16:6</w:t>
-        </w:r>
-      </w:hyperlink>
-      <w:r>
-        <w:rPr>
-          <w:lang w:val="zh_TW" w:bidi="zh_TW"/>
-        </w:rPr>
-        <w:t>，譯註：和合本譯為簍），與舊約中的「罷特」相同。</w:t>
-      </w:r>
-    </w:p>
-    <w:p>
-      <w:pPr>
-        <w:pStyle w:val="Heading4"/>
-      </w:pPr>
-      <w:r>
-        <w:rPr>
-          <w:lang w:val="zh_TW" w:bidi="zh_TW"/>
-        </w:rPr>
-        <w:t>缸（Metretes）</w:t>
-      </w:r>
-    </w:p>
-    <w:p>
-      <w:pPr/>
-      <w:r>
-        <w:rPr>
-          <w:lang w:val="zh_TW" w:bidi="zh_TW"/>
-        </w:rPr>
-      </w:r>
-      <w:r>
-        <w:rPr>
-          <w:lang w:val="zh_TW" w:bidi="zh_TW"/>
-        </w:rPr>
-        <w:t>這僅用於</w:t>
-      </w:r>
-      <w:hyperlink r:id="rId73">
-        <w:r>
-          <w:rPr>
-            <w:lang w:val="zh_TW" w:bidi="zh_TW"/>
-          </w:rPr>
-          <w:rPr>
-            <w:color w:val="0000EE"/>
-            <w:u w:val="single"/>
-          </w:rPr>
-          <w:t>約翰福音二章6節</w:t>
-        </w:r>
-      </w:hyperlink>
-      <w:r>
-        <w:rPr>
-          <w:lang w:val="zh_TW" w:bidi="zh_TW"/>
-        </w:rPr>
-        <w:t>，描述水變成酒的容器。約瑟夫將其認定為相當於希伯來的罷特，但在希臘用法中，相當於約十加侖（37.9公升）。</w:t>
-      </w:r>
-    </w:p>
-    <w:p>
-      <w:pPr>
-        <w:pStyle w:val="Heading4"/>
-      </w:pPr>
-      <w:r>
-        <w:rPr>
-          <w:lang w:val="zh_TW" w:bidi="zh_TW"/>
-        </w:rPr>
-        <w:t>罐（Sextarius/Xestes）</w:t>
-      </w:r>
-    </w:p>
-    <w:p>
-      <w:pPr/>
-      <w:r>
-        <w:rPr>
-          <w:lang w:val="zh_TW" w:bidi="zh_TW"/>
-        </w:rPr>
-      </w:r>
-      <w:r>
-        <w:rPr>
-          <w:lang w:val="zh_TW" w:bidi="zh_TW"/>
-        </w:rPr>
-        <w:t>容量單位，約為一又六分之一品脫（552毫升）。在</w:t>
-      </w:r>
-      <w:hyperlink r:id="rId74">
-        <w:r>
-          <w:rPr>
-            <w:lang w:val="zh_TW" w:bidi="zh_TW"/>
-          </w:rPr>
-          <w:rPr>
-            <w:color w:val="0000EE"/>
-            <w:u w:val="single"/>
-          </w:rPr>
-          <w:t>馬可福音七章4節</w:t>
-        </w:r>
-      </w:hyperlink>
-      <w:r>
-        <w:rPr>
-          <w:lang w:val="zh_TW" w:bidi="zh_TW"/>
-        </w:rPr>
-        <w:t>中，這個詞被翻譯為「罐」。</w:t>
-      </w:r>
-      <w:r>
-        <w:rPr>
-          <w:lang w:val="zh_TW" w:bidi="zh_TW"/>
-        </w:rPr>
-      </w:r>
-      <w:r>
-        <w:rPr>
-          <w:lang w:val="zh_TW" w:bidi="zh_TW"/>
-        </w:rPr>
-      </w:r>
-    </w:p>
-    <w:p>
-      <w:pPr/>
-      <w:r>
-        <w:rPr>
-          <w:lang w:val="zh_TW" w:bidi="zh_TW"/>
-        </w:rPr>
-      </w:r>
-    </w:p>
-    <w:p>
-      <w:pPr>
-        <w:pStyle w:val="Heading2"/>
-      </w:pPr>
-      <w:r>
-        <w:rPr>
-          <w:lang w:val="zh_TW" w:bidi="zh_TW"/>
-        </w:rPr>
-        <w:t>度瑪 (地點)</w:t>
-      </w:r>
-      <w:r>
-        <w:rPr>
-          <w:lang w:val="zh_TW" w:bidi="zh_TW"/>
-        </w:rPr>
+          <w:t>12:32–33</w:t>
+        </w:r>
+      </w:hyperlink>
+      <w:r>
+        <w:rPr>
+          <w:lang w:val="zh_TW" w:bidi="zh_TW"/>
+        </w:rPr>
+        <w:t>），這與對觀福音的預言相平行。這些經文中交織著幾個主題：</w:t>
       </w:r>
     </w:p>
     <w:p>
@@ -2602,43 +650,25 @@
         <w:rPr>
           <w:lang w:val="zh_TW" w:bidi="zh_TW"/>
         </w:rPr>
-        <w:t xml:space="preserve"> 以實瑪利十二支派的地區（</w:t>
-      </w:r>
-      <w:hyperlink r:id="rId75">
-        <w:r>
-          <w:rPr>
-            <w:lang w:val="zh_TW" w:bidi="zh_TW"/>
-          </w:rPr>
-          <w:rPr>
-            <w:color w:val="0000EE"/>
-            <w:u w:val="single"/>
-          </w:rPr>
-          <w:t>創25:14</w:t>
-        </w:r>
-      </w:hyperlink>
-      <w:r>
-        <w:rPr>
-          <w:lang w:val="zh_TW" w:bidi="zh_TW"/>
-        </w:rPr>
-        <w:t>；</w:t>
-      </w:r>
-      <w:hyperlink r:id="rId76">
-        <w:r>
-          <w:rPr>
-            <w:lang w:val="zh_TW" w:bidi="zh_TW"/>
-          </w:rPr>
-          <w:rPr>
-            <w:color w:val="0000EE"/>
-            <w:u w:val="single"/>
-          </w:rPr>
-          <w:t>代上1:30</w:t>
-        </w:r>
-      </w:hyperlink>
-      <w:r>
-        <w:rPr>
-          <w:lang w:val="zh_TW" w:bidi="zh_TW"/>
-        </w:rPr>
-        <w:t>），該地有多處綠洲；通常被認為是現今的Dumat el-Jendel（el-Jof）。此地位於大馬士革通往麥地那（Medina）約四分之三處的路線上。</w:t>
+        <w:t>基督的受難（指祂在十字架上受苦）是神救贖計劃的一部分（</w:t>
+      </w:r>
+      <w:hyperlink r:id="rId17">
+        <w:r>
+          <w:rPr>
+            <w:lang w:val="zh_TW" w:bidi="zh_TW"/>
+          </w:rPr>
+          <w:rPr>
+            <w:color w:val="0000EE"/>
+            <w:u w:val="single"/>
+          </w:rPr>
+          <w:t>可8:31</w:t>
+        </w:r>
+      </w:hyperlink>
+      <w:r>
+        <w:rPr>
+          <w:lang w:val="zh_TW" w:bidi="zh_TW"/>
+        </w:rPr>
+        <w:t>，「必須」）。</w:t>
       </w:r>
     </w:p>
     <w:p>
@@ -2656,25 +686,7 @@
         <w:rPr>
           <w:lang w:val="zh_TW" w:bidi="zh_TW"/>
         </w:rPr>
-        <w:t>猶大支派在迦南地所分得的一座高地城鎮（</w:t>
-      </w:r>
-      <w:hyperlink r:id="rId77">
-        <w:r>
-          <w:rPr>
-            <w:lang w:val="zh_TW" w:bidi="zh_TW"/>
-          </w:rPr>
-          <w:rPr>
-            <w:color w:val="0000EE"/>
-            <w:u w:val="single"/>
-          </w:rPr>
-          <w:t>書15:52</w:t>
-        </w:r>
-      </w:hyperlink>
-      <w:r>
-        <w:rPr>
-          <w:lang w:val="zh_TW" w:bidi="zh_TW"/>
-        </w:rPr>
-        <w:t>）。其遺址很可能與現今位於希伯崙西南約10英里（約16.1公里）的ed-Domeh相符。</w:t>
+        <w:t>猶太人和羅馬人都因「交付」和「殺害」耶穌而有罪。</w:t>
       </w:r>
     </w:p>
     <w:p>
@@ -2692,43 +704,7 @@
         <w:rPr>
           <w:lang w:val="zh_TW" w:bidi="zh_TW"/>
         </w:rPr>
-        <w:t>希伯來用語，指沉默之地或死亡之地，即墓地所在之處（</w:t>
-      </w:r>
-      <w:hyperlink r:id="rId78">
-        <w:r>
-          <w:rPr>
-            <w:lang w:val="zh_TW" w:bidi="zh_TW"/>
-          </w:rPr>
-          <w:rPr>
-            <w:color w:val="0000EE"/>
-            <w:u w:val="single"/>
-          </w:rPr>
-          <w:t>詩94:17</w:t>
-        </w:r>
-      </w:hyperlink>
-      <w:r>
-        <w:rPr>
-          <w:lang w:val="zh_TW" w:bidi="zh_TW"/>
-        </w:rPr>
-        <w:t>，</w:t>
-      </w:r>
-      <w:hyperlink r:id="rId79">
-        <w:r>
-          <w:rPr>
-            <w:lang w:val="zh_TW" w:bidi="zh_TW"/>
-          </w:rPr>
-          <w:rPr>
-            <w:color w:val="0000EE"/>
-            <w:u w:val="single"/>
-          </w:rPr>
-          <w:t>115:17</w:t>
-        </w:r>
-      </w:hyperlink>
-      <w:r>
-        <w:rPr>
-          <w:lang w:val="zh_TW" w:bidi="zh_TW"/>
-        </w:rPr>
-        <w:t>）。</w:t>
+        <w:t>祂的死亡將通過復活得到平反。</w:t>
       </w:r>
     </w:p>
     <w:p>
@@ -2746,35 +722,144 @@
         <w:rPr>
           <w:lang w:val="zh_TW" w:bidi="zh_TW"/>
         </w:rPr>
-        <w:t>可能是</w:t>
-      </w:r>
-      <w:hyperlink r:id="rId80">
-        <w:r>
-          <w:rPr>
-            <w:lang w:val="zh_TW" w:bidi="zh_TW"/>
-          </w:rPr>
-          <w:rPr>
-            <w:color w:val="0000EE"/>
-            <w:u w:val="single"/>
-          </w:rPr>
-          <w:t>以賽亞書二十一章11節</w:t>
-        </w:r>
-      </w:hyperlink>
-      <w:r>
-        <w:rPr>
-          <w:lang w:val="zh_TW" w:bidi="zh_TW"/>
-        </w:rPr>
-        <w:t>中對以東或以土買的稱呼。</w:t>
-      </w:r>
-      <w:r>
-        <w:rPr>
-          <w:lang w:val="zh_TW" w:bidi="zh_TW"/>
-        </w:rPr>
-      </w:r>
-      <w:r>
-        <w:rPr>
-          <w:lang w:val="zh_TW" w:bidi="zh_TW"/>
-        </w:rPr>
+        <w:t>祂的死亡本身，以一種看似矛盾的方式，被視為祂進入「榮耀」的途徑（見約翰附加於「舉起」的象徵意義）。其它暗示耶穌命運的話語包括祂對先知被殺害的評論（</w:t>
+      </w:r>
+      <w:hyperlink r:id="rId23">
+        <w:r>
+          <w:rPr>
+            <w:lang w:val="zh_TW" w:bidi="zh_TW"/>
+          </w:rPr>
+          <w:rPr>
+            <w:color w:val="0000EE"/>
+            <w:u w:val="single"/>
+          </w:rPr>
+          <w:t>太23:29–30</w:t>
+        </w:r>
+      </w:hyperlink>
+      <w:r>
+        <w:rPr>
+          <w:lang w:val="zh_TW" w:bidi="zh_TW"/>
+        </w:rPr>
+        <w:t>；</w:t>
+      </w:r>
+      <w:hyperlink r:id="rId24">
+        <w:r>
+          <w:rPr>
+            <w:lang w:val="zh_TW" w:bidi="zh_TW"/>
+          </w:rPr>
+          <w:rPr>
+            <w:color w:val="0000EE"/>
+            <w:u w:val="single"/>
+          </w:rPr>
+          <w:t>路13:33</w:t>
+        </w:r>
+      </w:hyperlink>
+      <w:r>
+        <w:rPr>
+          <w:lang w:val="zh_TW" w:bidi="zh_TW"/>
+        </w:rPr>
+        <w:t>），祂對先知和「兒子」的死亡的比喻（婚宴，</w:t>
+      </w:r>
+      <w:hyperlink r:id="rId25">
+        <w:r>
+          <w:rPr>
+            <w:lang w:val="zh_TW" w:bidi="zh_TW"/>
+          </w:rPr>
+          <w:rPr>
+            <w:color w:val="0000EE"/>
+            <w:u w:val="single"/>
+          </w:rPr>
+          <w:t>太22:1–14</w:t>
+        </w:r>
+      </w:hyperlink>
+      <w:r>
+        <w:rPr>
+          <w:lang w:val="zh_TW" w:bidi="zh_TW"/>
+        </w:rPr>
+        <w:t>；惡園戶，</w:t>
+      </w:r>
+      <w:hyperlink r:id="rId26">
+        <w:r>
+          <w:rPr>
+            <w:lang w:val="zh_TW" w:bidi="zh_TW"/>
+          </w:rPr>
+          <w:rPr>
+            <w:color w:val="0000EE"/>
+            <w:u w:val="single"/>
+          </w:rPr>
+          <w:t>可12:1–10</w:t>
+        </w:r>
+      </w:hyperlink>
+      <w:r>
+        <w:rPr>
+          <w:lang w:val="zh_TW" w:bidi="zh_TW"/>
+        </w:rPr>
+        <w:t>），以及祂對門徒將承受類似苦難的教導（</w:t>
+      </w:r>
+      <w:hyperlink r:id="rId27">
+        <w:r>
+          <w:rPr>
+            <w:lang w:val="zh_TW" w:bidi="zh_TW"/>
+          </w:rPr>
+          <w:rPr>
+            <w:color w:val="0000EE"/>
+            <w:u w:val="single"/>
+          </w:rPr>
+          <w:t>太10:24–28</w:t>
+        </w:r>
+      </w:hyperlink>
+      <w:r>
+        <w:rPr>
+          <w:lang w:val="zh_TW" w:bidi="zh_TW"/>
+        </w:rPr>
+        <w:t>；</w:t>
+      </w:r>
+      <w:hyperlink r:id="rId28">
+        <w:r>
+          <w:rPr>
+            <w:lang w:val="zh_TW" w:bidi="zh_TW"/>
+          </w:rPr>
+          <w:rPr>
+            <w:color w:val="0000EE"/>
+            <w:u w:val="single"/>
+          </w:rPr>
+          <w:t>可8:34–35</w:t>
+        </w:r>
+      </w:hyperlink>
+      <w:r>
+        <w:rPr>
+          <w:lang w:val="zh_TW" w:bidi="zh_TW"/>
+        </w:rPr>
+        <w:t>；</w:t>
+      </w:r>
+      <w:hyperlink r:id="rId29">
+        <w:r>
+          <w:rPr>
+            <w:lang w:val="zh_TW" w:bidi="zh_TW"/>
+          </w:rPr>
+          <w:rPr>
+            <w:color w:val="0000EE"/>
+            <w:u w:val="single"/>
+          </w:rPr>
+          <w:t>約15:18–25</w:t>
+        </w:r>
+      </w:hyperlink>
+      <w:r>
+        <w:rPr>
+          <w:lang w:val="zh_TW" w:bidi="zh_TW"/>
+        </w:rPr>
+        <w:t>）。</w:t>
+      </w:r>
+    </w:p>
+    <w:p>
+      <w:pPr>
+        <w:pStyle w:val="Heading4"/>
+      </w:pPr>
+      <w:r>
+        <w:rPr>
+          <w:lang w:val="zh_TW" w:bidi="zh_TW"/>
+        </w:rPr>
+        <w:t>歷史事件</w:t>
       </w:r>
     </w:p>
     <w:p>
@@ -2784,21 +869,65 @@
           <w:lang w:val="zh_TW" w:bidi="zh_TW"/>
         </w:rPr>
       </w:r>
-    </w:p>
-    <w:p>
-      <w:pPr>
-        <w:pStyle w:val="Heading2"/>
-      </w:pPr>
-      <w:r>
-        <w:rPr>
-          <w:lang w:val="zh_TW" w:bidi="zh_TW"/>
-        </w:rPr>
-        <w:t>度瑪（人物）</w:t>
-      </w:r>
-      <w:r>
-        <w:rPr>
-          <w:lang w:val="zh_TW" w:bidi="zh_TW"/>
-        </w:rPr>
+      <w:r>
+        <w:rPr>
+          <w:lang w:val="zh_TW" w:bidi="zh_TW"/>
+        </w:rPr>
+        <w:t>耶穌被釘十字架結合了羅馬和猶太的元素。雖然福音書的作者強調了猶太人犯罪是為了他們自己辯論的目的，但他們還是小心地區分了領袖和普通百姓。是領袖們發起了逮捕耶穌的行動（</w:t>
+      </w:r>
+      <w:hyperlink r:id="rId30">
+        <w:r>
+          <w:rPr>
+            <w:lang w:val="zh_TW" w:bidi="zh_TW"/>
+          </w:rPr>
+          <w:rPr>
+            <w:color w:val="0000EE"/>
+            <w:u w:val="single"/>
+          </w:rPr>
+          <w:t>可14:43</w:t>
+        </w:r>
+      </w:hyperlink>
+      <w:r>
+        <w:rPr>
+          <w:lang w:val="zh_TW" w:bidi="zh_TW"/>
+        </w:rPr>
+        <w:t>）並將耶穌交由公會審判（</w:t>
+      </w:r>
+      <w:hyperlink r:id="rId31">
+        <w:r>
+          <w:rPr>
+            <w:lang w:val="zh_TW" w:bidi="zh_TW"/>
+          </w:rPr>
+          <w:rPr>
+            <w:color w:val="0000EE"/>
+            <w:u w:val="single"/>
+          </w:rPr>
+          <w:t>53–64節</w:t>
+        </w:r>
+      </w:hyperlink>
+      <w:r>
+        <w:rPr>
+          <w:lang w:val="zh_TW" w:bidi="zh_TW"/>
+        </w:rPr>
+        <w:t>）。雖然彼拉多似乎猶豫不決，最後卻軟弱地屈服於群眾，通過「洗手」來表示自己無罪（</w:t>
+      </w:r>
+      <w:hyperlink r:id="rId32">
+        <w:r>
+          <w:rPr>
+            <w:lang w:val="zh_TW" w:bidi="zh_TW"/>
+          </w:rPr>
+          <w:rPr>
+            <w:color w:val="0000EE"/>
+            <w:u w:val="single"/>
+          </w:rPr>
+          <w:t>太27:24</w:t>
+        </w:r>
+      </w:hyperlink>
+      <w:r>
+        <w:rPr>
+          <w:lang w:val="zh_TW" w:bidi="zh_TW"/>
+        </w:rPr>
+        <w:t>）。羅馬人明顯參與了耶穌釘十字架的事件中。由於公會沒有權力執行死刑，必須經過彼拉多的決定，才能施行釘十字架刑罰。此外，處決是由羅馬人實際執行。</w:t>
       </w:r>
     </w:p>
     <w:p>
@@ -2812,7 +941,983 @@
         <w:rPr>
           <w:lang w:val="zh_TW" w:bidi="zh_TW"/>
         </w:rPr>
-        <w:t>度瑪是以實瑪利的兒子，並成為一個阿拉伯部落的祖先（</w:t>
+        <w:t>在耶穌的釘十字架過程中，遵循了羅馬的習俗，如鞭打、嘲弄性的加冕並剝奪衣物、背負自己的橫梁、被釘在十字架上，以及打斷兩個強盜的腿。高架的刑場符合將某些罪犯公開示眾的習俗。耶穌十字架的高度也是如此，可能有七到九英尺（2到3米）。十字架上有一塊刻著「猶太人的王」的牌子，表明十字架的橫樑是固定在木桩頂以下的位置。猶太元素見於摻有沒藥的酒（</w:t>
+      </w:r>
+      <w:hyperlink r:id="rId33">
+        <w:r>
+          <w:rPr>
+            <w:lang w:val="zh_TW" w:bidi="zh_TW"/>
+          </w:rPr>
+          <w:rPr>
+            <w:color w:val="0000EE"/>
+            <w:u w:val="single"/>
+          </w:rPr>
+          <w:t>可15:23</w:t>
+        </w:r>
+      </w:hyperlink>
+      <w:r>
+        <w:rPr>
+          <w:lang w:val="zh_TW" w:bidi="zh_TW"/>
+        </w:rPr>
+        <w:t>）、牛膝草蘆葦杆上的的醋（</w:t>
+      </w:r>
+      <w:hyperlink r:id="rId34">
+        <w:r>
+          <w:rPr>
+            <w:lang w:val="zh_TW" w:bidi="zh_TW"/>
+          </w:rPr>
+          <w:rPr>
+            <w:color w:val="0000EE"/>
+            <w:u w:val="single"/>
+          </w:rPr>
+          <w:t>36</w:t>
+        </w:r>
+      </w:hyperlink>
+      <w:r>
+        <w:rPr>
+          <w:lang w:val="zh_TW" w:bidi="zh_TW"/>
+        </w:rPr>
+        <w:t>），以及日落前和安息日開始前移走屍體（</w:t>
+      </w:r>
+      <w:hyperlink r:id="rId35">
+        <w:r>
+          <w:rPr>
+            <w:lang w:val="zh_TW" w:bidi="zh_TW"/>
+          </w:rPr>
+          <w:rPr>
+            <w:color w:val="0000EE"/>
+            <w:u w:val="single"/>
+          </w:rPr>
+          <w:t>約19:31</w:t>
+        </w:r>
+      </w:hyperlink>
+      <w:r>
+        <w:rPr>
+          <w:lang w:val="zh_TW" w:bidi="zh_TW"/>
+        </w:rPr>
+        <w:t>）。</w:t>
+      </w:r>
+    </w:p>
+    <w:p>
+      <w:pPr/>
+      <w:r>
+        <w:rPr>
+          <w:lang w:val="zh_TW" w:bidi="zh_TW"/>
+        </w:rPr>
+      </w:r>
+      <w:r>
+        <w:rPr>
+          <w:lang w:val="zh_TW" w:bidi="zh_TW"/>
+        </w:rPr>
+        <w:t>雖然耶穌被釘十字架的事實在歷史上很少受到挑戰，但福音書中四個不同版本的細節有時被認為是後來為了讓預言「應驗」、基督徒與猶太人之間的辯論，或崇拜考量的影響而添加的內容。然而我們不能從福音書記載的差異中得出這些細節不是歷史事實的結論。福音書作者對耶穌受難細節的選擇性記錄，並不能證明他們的敘述是捏造的。</w:t>
+      </w:r>
+    </w:p>
+    <w:p>
+      <w:pPr>
+        <w:pStyle w:val="Heading4"/>
+      </w:pPr>
+      <w:r>
+        <w:rPr>
+          <w:lang w:val="zh_TW" w:bidi="zh_TW"/>
+        </w:rPr>
+        <w:t>每卷福音書的重點</w:t>
+      </w:r>
+    </w:p>
+    <w:p>
+      <w:pPr/>
+      <w:r>
+        <w:rPr>
+          <w:lang w:val="zh_TW" w:bidi="zh_TW"/>
+        </w:rPr>
+      </w:r>
+      <w:r>
+        <w:rPr>
+          <w:lang w:val="zh_TW" w:bidi="zh_TW"/>
+        </w:rPr>
+        <w:t>在受難敘述中出現的元素是由每位作者挑選的，目的是展現一個特定的受難場景的觀看點。福音書作者不僅是歷史學家，也是神學家，他們選擇場景並加以描繪，以顯示這些事件對基督教信仰的意義。</w:t>
+      </w:r>
+    </w:p>
+    <w:p>
+      <w:pPr/>
+      <w:r>
+        <w:rPr>
+          <w:lang w:val="zh_TW" w:bidi="zh_TW"/>
+        </w:rPr>
+      </w:r>
+      <w:r>
+        <w:rPr>
+          <w:lang w:val="zh_TW" w:bidi="zh_TW"/>
+        </w:rPr>
+        <w:t>馬可福音和馬太福音都展示了彌賽亞被人類處死的恐怖場景。馬可福音對耶穌受難的記述，前半部分對比了群眾的嘲弄與耶穌死亡的真正意義。兩種「救自己」的呼喊（</w:t>
+      </w:r>
+      <w:hyperlink r:id="rId36">
+        <w:r>
+          <w:rPr>
+            <w:lang w:val="zh_TW" w:bidi="zh_TW"/>
+          </w:rPr>
+          <w:rPr>
+            <w:color w:val="0000EE"/>
+            <w:u w:val="single"/>
+          </w:rPr>
+          <w:t>可15:29–31</w:t>
+        </w:r>
+      </w:hyperlink>
+      <w:r>
+        <w:rPr>
+          <w:lang w:val="zh_TW" w:bidi="zh_TW"/>
+        </w:rPr>
+        <w:t>）反覆提到了耶穌所說的三天內重建聖殿——預言性地指向復活。後半部分的描述強調了場景的恐怖，從黑暗到被神離棄的呼喊，再到被進一步的嘲弄（</w:t>
+      </w:r>
+      <w:hyperlink r:id="rId37">
+        <w:r>
+          <w:rPr>
+            <w:lang w:val="zh_TW" w:bidi="zh_TW"/>
+          </w:rPr>
+          <w:rPr>
+            <w:color w:val="0000EE"/>
+            <w:u w:val="single"/>
+          </w:rPr>
+          <w:t>33–36</w:t>
+        </w:r>
+      </w:hyperlink>
+      <w:r>
+        <w:rPr>
+          <w:lang w:val="zh_TW" w:bidi="zh_TW"/>
+        </w:rPr>
+        <w:t>）。</w:t>
+      </w:r>
+    </w:p>
+    <w:p>
+      <w:pPr/>
+      <w:r>
+        <w:rPr>
+          <w:lang w:val="zh_TW" w:bidi="zh_TW"/>
+        </w:rPr>
+      </w:r>
+      <w:r>
+        <w:rPr>
+          <w:lang w:val="zh_TW" w:bidi="zh_TW"/>
+        </w:rPr>
+        <w:t>馬太福音在某些重要方向上擴展了馬可福音的意象，增加了耶穌「嘗了」苦酒（意在減輕他的痛苦）後拒絕飲用的細節（</w:t>
+      </w:r>
+      <w:hyperlink r:id="rId38">
+        <w:r>
+          <w:rPr>
+            <w:lang w:val="zh_TW" w:bidi="zh_TW"/>
+          </w:rPr>
+          <w:rPr>
+            <w:color w:val="0000EE"/>
+            <w:u w:val="single"/>
+          </w:rPr>
+          <w:t>太27:34</w:t>
+        </w:r>
+      </w:hyperlink>
+      <w:r>
+        <w:rPr>
+          <w:lang w:val="zh_TW" w:bidi="zh_TW"/>
+        </w:rPr>
+        <w:t>），並在死亡場景中添加了「氣就斷了」（</w:t>
+      </w:r>
+      <w:hyperlink r:id="rId39">
+        <w:r>
+          <w:rPr>
+            <w:lang w:val="zh_TW" w:bidi="zh_TW"/>
+          </w:rPr>
+          <w:rPr>
+            <w:color w:val="0000EE"/>
+            <w:u w:val="single"/>
+          </w:rPr>
+          <w:t>50</w:t>
+        </w:r>
+      </w:hyperlink>
+      <w:r>
+        <w:rPr>
+          <w:lang w:val="zh_TW" w:bidi="zh_TW"/>
+        </w:rPr>
+        <w:t>）。因此，馬太福音強調耶穌是自願面對死亡，祂完全清醒並完全控制自己。馬太福音的諷刺和暗示也帶出耶穌受難與祂被平反之間的差異。平反的元素包括聖殿幔子的裂開（</w:t>
+      </w:r>
+      <w:hyperlink r:id="rId40">
+        <w:r>
+          <w:rPr>
+            <w:lang w:val="zh_TW" w:bidi="zh_TW"/>
+          </w:rPr>
+          <w:rPr>
+            <w:color w:val="0000EE"/>
+            <w:u w:val="single"/>
+          </w:rPr>
+          <w:t>51</w:t>
+        </w:r>
+      </w:hyperlink>
+      <w:r>
+        <w:rPr>
+          <w:lang w:val="zh_TW" w:bidi="zh_TW"/>
+        </w:rPr>
+        <w:t>節）和百夫長的見證（</w:t>
+      </w:r>
+      <w:hyperlink r:id="rId41">
+        <w:r>
+          <w:rPr>
+            <w:lang w:val="zh_TW" w:bidi="zh_TW"/>
+          </w:rPr>
+          <w:rPr>
+            <w:color w:val="0000EE"/>
+            <w:u w:val="single"/>
+          </w:rPr>
+          <w:t>54</w:t>
+        </w:r>
+      </w:hyperlink>
+      <w:r>
+        <w:rPr>
+          <w:lang w:val="zh_TW" w:bidi="zh_TW"/>
+        </w:rPr>
+        <w:t>節）。在</w:t>
+      </w:r>
+      <w:hyperlink r:id="rId42">
+        <w:r>
+          <w:rPr>
+            <w:lang w:val="zh_TW" w:bidi="zh_TW"/>
+          </w:rPr>
+          <w:rPr>
+            <w:color w:val="0000EE"/>
+            <w:u w:val="single"/>
+          </w:rPr>
+          <w:t>馬太福音二十七章52至53節</w:t>
+        </w:r>
+      </w:hyperlink>
+      <w:r>
+        <w:rPr>
+          <w:lang w:val="zh_TW" w:bidi="zh_TW"/>
+        </w:rPr>
+        <w:t>這個奇特的超自然場景中，耶穌的死亡隨即發生了一場地震，地震打開了墳墓，使「已睡聖徒的身體」復活。對馬太來說，那些事件和其他事件開啟了末後的日子，這是救恩的新時代，當死亡的權勢被打破，生命將賜給所有人。</w:t>
+      </w:r>
+    </w:p>
+    <w:p>
+      <w:pPr/>
+      <w:r>
+        <w:rPr>
+          <w:lang w:val="zh_TW" w:bidi="zh_TW"/>
+        </w:rPr>
+      </w:r>
+      <w:r>
+        <w:rPr>
+          <w:lang w:val="zh_TW" w:bidi="zh_TW"/>
+        </w:rPr>
+        <w:t>路加福音中的記載也相當引人注目。它有兩個主要的重點。首先，耶穌被描繪成義人殉道的完美典範，祂寬恕了敵人，並且通過祂的態度改變了一些對手。當群眾回家時「捶著胸」（</w:t>
+      </w:r>
+      <w:hyperlink r:id="rId43">
+        <w:r>
+          <w:rPr>
+            <w:lang w:val="zh_TW" w:bidi="zh_TW"/>
+          </w:rPr>
+          <w:rPr>
+            <w:color w:val="0000EE"/>
+            <w:u w:val="single"/>
+          </w:rPr>
+          <w:t>路23:48</w:t>
+        </w:r>
+      </w:hyperlink>
+      <w:r>
+        <w:rPr>
+          <w:lang w:val="zh_TW" w:bidi="zh_TW"/>
+        </w:rPr>
+        <w:t>）以及百夫長的呼喊「這真是個義人！」（</w:t>
+      </w:r>
+      <w:hyperlink r:id="rId44">
+        <w:r>
+          <w:rPr>
+            <w:lang w:val="zh_TW" w:bidi="zh_TW"/>
+          </w:rPr>
+          <w:rPr>
+            <w:color w:val="0000EE"/>
+            <w:u w:val="single"/>
+          </w:rPr>
+          <w:t>47</w:t>
+        </w:r>
+      </w:hyperlink>
+      <w:r>
+        <w:rPr>
+          <w:lang w:val="zh_TW" w:bidi="zh_TW"/>
+        </w:rPr>
+        <w:t>節）時，統治者和兵丁的嘲弄最終被逆轉。第二，在路加福音中，整個場景充滿了敬畏和崇拜的氛圍。苦酒和沒藥、被離棄的呼喊、以及以利亞的嘲弄都被省略了，取而代之的是其它情節——特別是耶穌的禱告。只有路加福音記載：（1）耶穌祈求神寬恕祂的行刑者，這與士兵對祂的嘲弄形成對比；（2）對「信徒」罪犯的禱告的應許；以及（3）耶穌將祂的靈魂交託給父神。路加的描述使耶穌受難成為一種充滿敬拜的紀念。</w:t>
+      </w:r>
+    </w:p>
+    <w:p>
+      <w:pPr/>
+      <w:r>
+        <w:rPr>
+          <w:lang w:val="zh_TW" w:bidi="zh_TW"/>
+        </w:rPr>
+      </w:r>
+      <w:r>
+        <w:rPr>
+          <w:lang w:val="zh_TW" w:bidi="zh_TW"/>
+        </w:rPr>
+        <w:t>在約翰福音中，神學重點也發生了變化。與路加福音相比，約翰福音更進一步刪除了黑暗和嘲弄等令人震驚的細節，整個敘述中瀰漫著平靜的氛圍。經文強調耶穌對自己處境的主權控制，因為釘十字架幾乎成為一場加冕遊行。只有約翰福音記載十字架上的銘文是用希伯來文、拉丁文和希臘文寫的——這樣的指控成為了基督登基的普世宣告。銘文「拿撒勒人耶穌，猶太人的王」延續了彼拉多在耶穌受審後關於王權的對話。約翰福音因此補充了馬太福音的觀點：耶穌不僅成為了王，而且一直以來都是主宰。這位王被描繪成執行祭司的職責，並且祂自己成為祭物。只有約翰福音提到牛膝草（曾用來在逾越節灑羊羔的血，</w:t>
+      </w:r>
+      <w:hyperlink r:id="rId45">
+        <w:r>
+          <w:rPr>
+            <w:lang w:val="zh_TW" w:bidi="zh_TW"/>
+          </w:rPr>
+          <w:rPr>
+            <w:color w:val="0000EE"/>
+            <w:u w:val="single"/>
+          </w:rPr>
+          <w:t>出12:22</w:t>
+        </w:r>
+      </w:hyperlink>
+      <w:r>
+        <w:rPr>
+          <w:lang w:val="zh_TW" w:bidi="zh_TW"/>
+        </w:rPr>
+        <w:t>）和耶穌的呼喊：「成了！」（</w:t>
+      </w:r>
+      <w:hyperlink r:id="rId46">
+        <w:r>
+          <w:rPr>
+            <w:lang w:val="zh_TW" w:bidi="zh_TW"/>
+          </w:rPr>
+          <w:rPr>
+            <w:color w:val="0000EE"/>
+            <w:u w:val="single"/>
+          </w:rPr>
+          <w:t>約19:29–30</w:t>
+        </w:r>
+      </w:hyperlink>
+      <w:r>
+        <w:rPr>
+          <w:lang w:val="zh_TW" w:bidi="zh_TW"/>
+        </w:rPr>
+        <w:t>）。此外，耶穌肋旁被扎（</w:t>
+      </w:r>
+      <w:hyperlink r:id="rId47">
+        <w:r>
+          <w:rPr>
+            <w:lang w:val="zh_TW" w:bidi="zh_TW"/>
+          </w:rPr>
+          <w:rPr>
+            <w:color w:val="0000EE"/>
+            <w:u w:val="single"/>
+          </w:rPr>
+          <w:t>31–37</w:t>
+        </w:r>
+      </w:hyperlink>
+      <w:r>
+        <w:rPr>
+          <w:lang w:val="zh_TW" w:bidi="zh_TW"/>
+        </w:rPr>
+        <w:t>節），顯示了祂真實的死亡，也可以象徵性地與「活水的江河」（</w:t>
+      </w:r>
+      <w:hyperlink r:id="rId48">
+        <w:r>
+          <w:rPr>
+            <w:lang w:val="zh_TW" w:bidi="zh_TW"/>
+          </w:rPr>
+          <w:rPr>
+            <w:color w:val="0000EE"/>
+            <w:u w:val="single"/>
+          </w:rPr>
+          <w:t>7:37–38</w:t>
+        </w:r>
+      </w:hyperlink>
+      <w:r>
+        <w:rPr>
+          <w:lang w:val="zh_TW" w:bidi="zh_TW"/>
+        </w:rPr>
+        <w:t>）聯繫起來，作為新時代生命澆灌的預表。</w:t>
+      </w:r>
+    </w:p>
+    <w:p>
+      <w:pPr/>
+      <w:r>
+        <w:rPr>
+          <w:lang w:val="zh_TW" w:bidi="zh_TW"/>
+        </w:rPr>
+      </w:r>
+      <w:r>
+        <w:rPr>
+          <w:lang w:val="zh_TW" w:bidi="zh_TW"/>
+        </w:rPr>
+        <w:t>因此，每卷福音書從不同的角度描繪了耶穌死亡的意義。將它們結合在一起，能讓我們對十字架的意義有新的理解。我們看到的不是矛盾，而是一個引人入勝的整體的不同部分。</w:t>
+      </w:r>
+    </w:p>
+    <w:p>
+      <w:pPr>
+        <w:pStyle w:val="Heading3"/>
+      </w:pPr>
+      <w:r>
+        <w:rPr>
+          <w:lang w:val="zh_TW" w:bidi="zh_TW"/>
+        </w:rPr>
+        <w:t>基督被釘十字架的神學意義</w:t>
+      </w:r>
+    </w:p>
+    <w:p>
+      <w:pPr/>
+      <w:r>
+        <w:rPr>
+          <w:lang w:val="zh_TW" w:bidi="zh_TW"/>
+        </w:rPr>
+      </w:r>
+      <w:r>
+        <w:rPr>
+          <w:lang w:val="zh_TW" w:bidi="zh_TW"/>
+        </w:rPr>
+        <w:t>十字架在基督教神學中扮演著雙重角色。一些神學家強調耶穌基督歷史性被釘十字架的重要性，及為信徒所成就的事。另一些神學家則專注於十字架在每個信徒生命中的象徵意義。</w:t>
+      </w:r>
+    </w:p>
+    <w:p>
+      <w:pPr/>
+      <w:r>
+        <w:rPr>
+          <w:lang w:val="zh_TW" w:bidi="zh_TW"/>
+        </w:rPr>
+      </w:r>
+      <w:r>
+        <w:rPr>
+          <w:lang w:val="zh_TW" w:bidi="zh_TW"/>
+        </w:rPr>
+        <w:t>拿撒勒人耶穌的死亡和復活是基督教神學的核心事件。十字架之所以有意義，是因為被釘死在十字架上的人的重要性，以及祂的死亡所成就的事。「十字架的道理」是早期教會宣講救恩的核心。最重要的是，十字架事件是神在歷史上主要的救贖行動；因此，雖然十字架是一個過去的事件，但它在當下仍具有深遠的意義。基督被釘十字架並復活是教會信息的核心（</w:t>
+      </w:r>
+      <w:hyperlink r:id="rId49">
+        <w:r>
+          <w:rPr>
+            <w:lang w:val="zh_TW" w:bidi="zh_TW"/>
+          </w:rPr>
+          <w:rPr>
+            <w:color w:val="0000EE"/>
+            <w:u w:val="single"/>
+          </w:rPr>
+          <w:t>加3:1</w:t>
+        </w:r>
+      </w:hyperlink>
+      <w:r>
+        <w:rPr>
+          <w:lang w:val="zh_TW" w:bidi="zh_TW"/>
+        </w:rPr>
+        <w:t>）。</w:t>
+      </w:r>
+    </w:p>
+    <w:p>
+      <w:pPr/>
+      <w:r>
+        <w:rPr>
+          <w:lang w:val="zh_TW" w:bidi="zh_TW"/>
+        </w:rPr>
+      </w:r>
+      <w:r>
+        <w:rPr>
+          <w:lang w:val="zh_TW" w:bidi="zh_TW"/>
+        </w:rPr>
+        <w:t>核心經文是</w:t>
+      </w:r>
+      <w:hyperlink r:id="rId50">
+        <w:r>
+          <w:rPr>
+            <w:lang w:val="zh_TW" w:bidi="zh_TW"/>
+          </w:rPr>
+          <w:rPr>
+            <w:color w:val="0000EE"/>
+            <w:u w:val="single"/>
+          </w:rPr>
+          <w:t>哥林多前書一章17節至二章5節</w:t>
+        </w:r>
+      </w:hyperlink>
+      <w:r>
+        <w:rPr>
+          <w:lang w:val="zh_TW" w:bidi="zh_TW"/>
+        </w:rPr>
+        <w:t>。那裡的「十字架的道理」（</w:t>
+      </w:r>
+      <w:hyperlink r:id="rId51">
+        <w:r>
+          <w:rPr>
+            <w:lang w:val="zh_TW" w:bidi="zh_TW"/>
+          </w:rPr>
+          <w:rPr>
+            <w:color w:val="0000EE"/>
+            <w:u w:val="single"/>
+          </w:rPr>
+          <w:t>1:18</w:t>
+        </w:r>
+      </w:hyperlink>
+      <w:r>
+        <w:rPr>
+          <w:lang w:val="zh_TW" w:bidi="zh_TW"/>
+        </w:rPr>
+        <w:t>）與「智慧的言語」（</w:t>
+      </w:r>
+      <w:hyperlink r:id="rId52">
+        <w:r>
+          <w:rPr>
+            <w:lang w:val="zh_TW" w:bidi="zh_TW"/>
+          </w:rPr>
+          <w:rPr>
+            <w:color w:val="0000EE"/>
+            <w:u w:val="single"/>
+          </w:rPr>
+          <w:t>17</w:t>
+        </w:r>
+      </w:hyperlink>
+      <w:r>
+        <w:rPr>
+          <w:lang w:val="zh_TW" w:bidi="zh_TW"/>
+        </w:rPr>
+        <w:t>節）形成對比。雖然聽起來像愚拙，這對希臘哲學和猶太律法主義來說都是冒犯（參</w:t>
+      </w:r>
+      <w:hyperlink r:id="rId53">
+        <w:r>
+          <w:rPr>
+            <w:lang w:val="zh_TW" w:bidi="zh_TW"/>
+          </w:rPr>
+          <w:rPr>
+            <w:color w:val="0000EE"/>
+            <w:u w:val="single"/>
+          </w:rPr>
+          <w:t>加6:12–15</w:t>
+        </w:r>
+      </w:hyperlink>
+      <w:r>
+        <w:rPr>
+          <w:lang w:val="zh_TW" w:bidi="zh_TW"/>
+        </w:rPr>
+        <w:t>），但正是這種在人看來的「軟弱」卻為「神的能力」打開了門（</w:t>
+      </w:r>
+      <w:hyperlink r:id="rId51">
+        <w:r>
+          <w:rPr>
+            <w:lang w:val="zh_TW" w:bidi="zh_TW"/>
+          </w:rPr>
+          <w:rPr>
+            <w:color w:val="0000EE"/>
+            <w:u w:val="single"/>
+          </w:rPr>
+          <w:t>林前1:18</w:t>
+        </w:r>
+      </w:hyperlink>
+      <w:r>
+        <w:rPr>
+          <w:lang w:val="zh_TW" w:bidi="zh_TW"/>
+        </w:rPr>
+        <w:t>）。教會宣告中的十字架展示了神行事的模式：祂從生命中的軟弱之處創造出能力和智慧（</w:t>
+      </w:r>
+      <w:hyperlink r:id="rId54">
+        <w:r>
+          <w:rPr>
+            <w:lang w:val="zh_TW" w:bidi="zh_TW"/>
+          </w:rPr>
+          <w:rPr>
+            <w:color w:val="0000EE"/>
+            <w:u w:val="single"/>
+          </w:rPr>
+          <w:t>26–30節</w:t>
+        </w:r>
+      </w:hyperlink>
+      <w:r>
+        <w:rPr>
+          <w:lang w:val="zh_TW" w:bidi="zh_TW"/>
+        </w:rPr>
+        <w:t>）。由於哲學思辯用人的智慧取代了神的信息，從而使十字架失去了意義，保羅拒絕「高言大智」，只傳講「被釘十字架的基督」。因此，「聖靈和大能」在保羅的「軟弱」中顯明出來（</w:t>
+      </w:r>
+      <w:hyperlink r:id="rId55">
+        <w:r>
+          <w:rPr>
+            <w:lang w:val="zh_TW" w:bidi="zh_TW"/>
+          </w:rPr>
+          <w:rPr>
+            <w:color w:val="0000EE"/>
+            <w:u w:val="single"/>
+          </w:rPr>
+          <w:t>2:1–5</w:t>
+        </w:r>
+      </w:hyperlink>
+      <w:r>
+        <w:rPr>
+          <w:lang w:val="zh_TW" w:bidi="zh_TW"/>
+        </w:rPr>
+        <w:t>）。福音的核心是神從看似失敗中顯出勝利，從軟弱中顯出能力。</w:t>
+      </w:r>
+    </w:p>
+    <w:p>
+      <w:pPr/>
+      <w:r>
+        <w:rPr>
+          <w:lang w:val="zh_TW" w:bidi="zh_TW"/>
+        </w:rPr>
+      </w:r>
+      <w:r>
+        <w:rPr>
+          <w:lang w:val="zh_TW" w:bidi="zh_TW"/>
+        </w:rPr>
+        <w:t>書信中主要強調十字架是贖罪（atonement）的基礎（見</w:t>
+      </w:r>
+      <w:hyperlink r:id="rId56">
+        <w:r>
+          <w:rPr>
+            <w:lang w:val="zh_TW" w:bidi="zh_TW"/>
+          </w:rPr>
+          <w:rPr>
+            <w:color w:val="0000EE"/>
+            <w:u w:val="single"/>
+          </w:rPr>
+          <w:t>弗2:16</w:t>
+        </w:r>
+      </w:hyperlink>
+      <w:r>
+        <w:rPr>
+          <w:lang w:val="zh_TW" w:bidi="zh_TW"/>
+        </w:rPr>
+        <w:t>；</w:t>
+      </w:r>
+      <w:hyperlink r:id="rId57">
+        <w:r>
+          <w:rPr>
+            <w:lang w:val="zh_TW" w:bidi="zh_TW"/>
+          </w:rPr>
+          <w:rPr>
+            <w:color w:val="0000EE"/>
+            <w:u w:val="single"/>
+          </w:rPr>
+          <w:t>西1:20</w:t>
+        </w:r>
+      </w:hyperlink>
+      <w:r>
+        <w:rPr>
+          <w:lang w:val="zh_TW" w:bidi="zh_TW"/>
+        </w:rPr>
+        <w:t>，</w:t>
+      </w:r>
+      <w:hyperlink r:id="rId58">
+        <w:r>
+          <w:rPr>
+            <w:lang w:val="zh_TW" w:bidi="zh_TW"/>
+          </w:rPr>
+          <w:rPr>
+            <w:color w:val="0000EE"/>
+            <w:u w:val="single"/>
+          </w:rPr>
+          <w:t>2:14</w:t>
+        </w:r>
+      </w:hyperlink>
+      <w:r>
+        <w:rPr>
+          <w:lang w:val="zh_TW" w:bidi="zh_TW"/>
+        </w:rPr>
+        <w:t>），而在使徒行傳中，復活似乎是更重要的主題（見</w:t>
+      </w:r>
+      <w:hyperlink r:id="rId59">
+        <w:r>
+          <w:rPr>
+            <w:lang w:val="zh_TW" w:bidi="zh_TW"/>
+          </w:rPr>
+          <w:rPr>
+            <w:color w:val="0000EE"/>
+            <w:u w:val="single"/>
+          </w:rPr>
+          <w:t>徒2:33–36</w:t>
+        </w:r>
+      </w:hyperlink>
+      <w:r>
+        <w:rPr>
+          <w:lang w:val="zh_TW" w:bidi="zh_TW"/>
+        </w:rPr>
+        <w:t>，</w:t>
+      </w:r>
+      <w:hyperlink r:id="rId60">
+        <w:r>
+          <w:rPr>
+            <w:lang w:val="zh_TW" w:bidi="zh_TW"/>
+          </w:rPr>
+          <w:rPr>
+            <w:color w:val="0000EE"/>
+            <w:u w:val="single"/>
+          </w:rPr>
+          <w:t>3:19–26，</w:t>
+        </w:r>
+      </w:hyperlink>
+      <w:hyperlink r:id="rId61">
+        <w:r>
+          <w:rPr>
+            <w:lang w:val="zh_TW" w:bidi="zh_TW"/>
+          </w:rPr>
+          <w:rPr>
+            <w:color w:val="0000EE"/>
+            <w:u w:val="single"/>
+          </w:rPr>
+          <w:t>13:37–39</w:t>
+        </w:r>
+      </w:hyperlink>
+      <w:r>
+        <w:rPr>
+          <w:lang w:val="zh_TW" w:bidi="zh_TW"/>
+        </w:rPr>
+        <w:t>）。這是因為這些著作的目的不同：十字架常被用於教導的部分，而復活則在說服（或護教）部分中成為核心，當談到救恩的基礎時，往往會強調復活。事實上，這兩者在救恩歷史中是一個單一事件。耶穌「被交給人，是為我們的過犯；復活，是為叫我們稱義」（</w:t>
+      </w:r>
+      <w:hyperlink r:id="rId62">
+        <w:r>
+          <w:rPr>
+            <w:lang w:val="zh_TW" w:bidi="zh_TW"/>
+          </w:rPr>
+          <w:rPr>
+            <w:color w:val="0000EE"/>
+            <w:u w:val="single"/>
+          </w:rPr>
+          <w:t>羅4:25</w:t>
+        </w:r>
+      </w:hyperlink>
+      <w:r>
+        <w:rPr>
+          <w:lang w:val="zh_TW" w:bidi="zh_TW"/>
+        </w:rPr>
+        <w:t>）。</w:t>
+      </w:r>
+    </w:p>
+    <w:p>
+      <w:pPr/>
+      <w:r>
+        <w:rPr>
+          <w:lang w:val="zh_TW" w:bidi="zh_TW"/>
+        </w:rPr>
+      </w:r>
+      <w:r>
+        <w:rPr>
+          <w:lang w:val="zh_TW" w:bidi="zh_TW"/>
+        </w:rPr>
+        <w:t>保羅用「救贖（redemption）」、「挽回祭（propitiation）」和「稱義（justification）」來表達十字架的重要性。前兩個概念具有「為我們」的主題，這與受苦的僕人（</w:t>
+      </w:r>
+      <w:hyperlink r:id="rId63">
+        <w:r>
+          <w:rPr>
+            <w:lang w:val="zh_TW" w:bidi="zh_TW"/>
+          </w:rPr>
+          <w:rPr>
+            <w:color w:val="0000EE"/>
+            <w:u w:val="single"/>
+          </w:rPr>
+          <w:t>賽53:10–12</w:t>
+        </w:r>
+      </w:hyperlink>
+      <w:r>
+        <w:rPr>
+          <w:lang w:val="zh_TW" w:bidi="zh_TW"/>
+        </w:rPr>
+        <w:t>）相關聯，其死亡是為了「多人的罪」。在新約和舊約中，救贖的概念是支付代價以「贖回（ransom）」那些被擄的人。新約解釋說，那個代價在十字架上付了，從而使人從罪中得以釋放（</w:t>
+      </w:r>
+      <w:hyperlink r:id="rId64">
+        <w:r>
+          <w:rPr>
+            <w:lang w:val="zh_TW" w:bidi="zh_TW"/>
+          </w:rPr>
+          <w:rPr>
+            <w:color w:val="0000EE"/>
+            <w:u w:val="single"/>
+          </w:rPr>
+          <w:t>可10:45</w:t>
+        </w:r>
+      </w:hyperlink>
+      <w:r>
+        <w:rPr>
+          <w:lang w:val="zh_TW" w:bidi="zh_TW"/>
+        </w:rPr>
+        <w:t>；</w:t>
+      </w:r>
+      <w:hyperlink r:id="rId65">
+        <w:r>
+          <w:rPr>
+            <w:lang w:val="zh_TW" w:bidi="zh_TW"/>
+          </w:rPr>
+          <w:rPr>
+            <w:color w:val="0000EE"/>
+            <w:u w:val="single"/>
+          </w:rPr>
+          <w:t>多2:14</w:t>
+        </w:r>
+      </w:hyperlink>
+      <w:r>
+        <w:rPr>
+          <w:lang w:val="zh_TW" w:bidi="zh_TW"/>
+        </w:rPr>
+        <w:t>；</w:t>
+      </w:r>
+      <w:hyperlink r:id="rId66">
+        <w:r>
+          <w:rPr>
+            <w:lang w:val="zh_TW" w:bidi="zh_TW"/>
+          </w:rPr>
+          <w:rPr>
+            <w:color w:val="0000EE"/>
+            <w:u w:val="single"/>
+          </w:rPr>
+          <w:t>彼前1:18</w:t>
+        </w:r>
+      </w:hyperlink>
+      <w:r>
+        <w:rPr>
+          <w:lang w:val="zh_TW" w:bidi="zh_TW"/>
+        </w:rPr>
+        <w:t>）。 耶穌之死與「代替（instead of）」的關係也可見於</w:t>
+      </w:r>
+      <w:hyperlink r:id="rId16">
+        <w:r>
+          <w:rPr>
+            <w:lang w:val="zh_TW" w:bidi="zh_TW"/>
+          </w:rPr>
+          <w:rPr>
+            <w:color w:val="0000EE"/>
+            <w:u w:val="single"/>
+          </w:rPr>
+          <w:t>加拉太書三章13節</w:t>
+        </w:r>
+      </w:hyperlink>
+      <w:r>
+        <w:rPr>
+          <w:lang w:val="zh_TW" w:bidi="zh_TW"/>
+        </w:rPr>
+        <w:t>，該經文將</w:t>
+      </w:r>
+      <w:hyperlink r:id="rId67">
+        <w:r>
+          <w:rPr>
+            <w:lang w:val="zh_TW" w:bidi="zh_TW"/>
+          </w:rPr>
+          <w:rPr>
+            <w:color w:val="0000EE"/>
+            <w:u w:val="single"/>
+          </w:rPr>
+          <w:t>申命記二十一章23節</w:t>
+        </w:r>
+      </w:hyperlink>
+      <w:r>
+        <w:rPr>
+          <w:lang w:val="zh_TW" w:bidi="zh_TW"/>
+        </w:rPr>
+        <w:t>中的咒詛解釋為「為我們」（參</w:t>
+      </w:r>
+      <w:hyperlink r:id="rId68">
+        <w:r>
+          <w:rPr>
+            <w:lang w:val="zh_TW" w:bidi="zh_TW"/>
+          </w:rPr>
+          <w:rPr>
+            <w:color w:val="0000EE"/>
+            <w:u w:val="single"/>
+          </w:rPr>
+          <w:t>羅5:10–11、18</w:t>
+        </w:r>
+      </w:hyperlink>
+      <w:r>
+        <w:rPr>
+          <w:lang w:val="zh_TW" w:bidi="zh_TW"/>
+        </w:rPr>
+        <w:t>；</w:t>
+      </w:r>
+      <w:hyperlink r:id="rId69">
+        <w:r>
+          <w:rPr>
+            <w:lang w:val="zh_TW" w:bidi="zh_TW"/>
+          </w:rPr>
+          <w:rPr>
+            <w:color w:val="0000EE"/>
+            <w:u w:val="single"/>
+          </w:rPr>
+          <w:t>林前11:24</w:t>
+        </w:r>
+      </w:hyperlink>
+      <w:r>
+        <w:rPr>
+          <w:lang w:val="zh_TW" w:bidi="zh_TW"/>
+        </w:rPr>
+        <w:t>；</w:t>
+      </w:r>
+      <w:hyperlink r:id="rId70">
+        <w:r>
+          <w:rPr>
+            <w:lang w:val="zh_TW" w:bidi="zh_TW"/>
+          </w:rPr>
+          <w:rPr>
+            <w:color w:val="0000EE"/>
+            <w:u w:val="single"/>
+          </w:rPr>
+          <w:t>弗1:7</w:t>
+        </w:r>
+      </w:hyperlink>
+      <w:r>
+        <w:rPr>
+          <w:lang w:val="zh_TW" w:bidi="zh_TW"/>
+        </w:rPr>
+        <w:t>，</w:t>
+      </w:r>
+      <w:hyperlink r:id="rId71">
+        <w:r>
+          <w:rPr>
+            <w:lang w:val="zh_TW" w:bidi="zh_TW"/>
+          </w:rPr>
+          <w:rPr>
+            <w:color w:val="0000EE"/>
+            <w:u w:val="single"/>
+          </w:rPr>
+          <w:t>2:13</w:t>
+        </w:r>
+      </w:hyperlink>
+      <w:r>
+        <w:rPr>
+          <w:lang w:val="zh_TW" w:bidi="zh_TW"/>
+        </w:rPr>
+        <w:t>）。同樣，保羅的稱義觀念也是以十字架為中心。正是「基督被釘十字架」使人得以稱義，並使人脫離罪的自由成為可能（</w:t>
+      </w:r>
+      <w:hyperlink r:id="rId72">
+        <w:r>
+          <w:rPr>
+            <w:lang w:val="zh_TW" w:bidi="zh_TW"/>
+          </w:rPr>
+          <w:rPr>
+            <w:color w:val="0000EE"/>
+            <w:u w:val="single"/>
+          </w:rPr>
+          <w:t>羅6:6</w:t>
+        </w:r>
+      </w:hyperlink>
+      <w:r>
+        <w:rPr>
+          <w:lang w:val="zh_TW" w:bidi="zh_TW"/>
+        </w:rPr>
+        <w:t>；</w:t>
+      </w:r>
+      <w:hyperlink r:id="rId73">
+        <w:r>
+          <w:rPr>
+            <w:lang w:val="zh_TW" w:bidi="zh_TW"/>
+          </w:rPr>
+          <w:rPr>
+            <w:color w:val="0000EE"/>
+            <w:u w:val="single"/>
+          </w:rPr>
+          <w:t>加2:19–21</w:t>
+        </w:r>
+      </w:hyperlink>
+      <w:r>
+        <w:rPr>
+          <w:lang w:val="zh_TW" w:bidi="zh_TW"/>
+        </w:rPr>
+        <w:t>）。人的罪被轉移到十字架上，並在那裡得以贖罪，為所有願意接受其能力的人開啟了神的律法赦免之門（</w:t>
+      </w:r>
+      <w:hyperlink r:id="rId74">
+        <w:r>
+          <w:rPr>
+            <w:lang w:val="zh_TW" w:bidi="zh_TW"/>
+          </w:rPr>
+          <w:rPr>
+            <w:color w:val="0000EE"/>
+            <w:u w:val="single"/>
+          </w:rPr>
+          <w:t>彼前1:18–21</w:t>
+        </w:r>
+      </w:hyperlink>
+      <w:r>
+        <w:rPr>
+          <w:lang w:val="zh_TW" w:bidi="zh_TW"/>
+        </w:rPr>
+        <w:t>，</w:t>
       </w:r>
       <w:hyperlink r:id="rId75">
         <w:r>
@@ -2823,7 +1928,101 @@
             <w:color w:val="0000EE"/>
             <w:u w:val="single"/>
           </w:rPr>
-          <w:t>創25:14</w:t>
+          <w:t>2:24，</w:t>
+        </w:r>
+      </w:hyperlink>
+      <w:hyperlink r:id="rId76">
+        <w:r>
+          <w:rPr>
+            <w:lang w:val="zh_TW" w:bidi="zh_TW"/>
+          </w:rPr>
+          <w:rPr>
+            <w:color w:val="0000EE"/>
+            <w:u w:val="single"/>
+          </w:rPr>
+          <w:t>3:18</w:t>
+        </w:r>
+      </w:hyperlink>
+      <w:r>
+        <w:rPr>
+          <w:lang w:val="zh_TW" w:bidi="zh_TW"/>
+        </w:rPr>
+        <w:t>）。最終的結果是「和好（reconciliation）」——這既是縱向的，指人與神之間的和好（</w:t>
+      </w:r>
+      <w:hyperlink r:id="rId57">
+        <w:r>
+          <w:rPr>
+            <w:lang w:val="zh_TW" w:bidi="zh_TW"/>
+          </w:rPr>
+          <w:rPr>
+            <w:color w:val="0000EE"/>
+            <w:u w:val="single"/>
+          </w:rPr>
+          <w:t>西1:20</w:t>
+        </w:r>
+      </w:hyperlink>
+      <w:r>
+        <w:rPr>
+          <w:lang w:val="zh_TW" w:bidi="zh_TW"/>
+        </w:rPr>
+        <w:t>），也是橫向的，指先前彼此敵對的人類勢力之間的和好（例如，在</w:t>
+      </w:r>
+      <w:hyperlink r:id="rId77">
+        <w:r>
+          <w:rPr>
+            <w:lang w:val="zh_TW" w:bidi="zh_TW"/>
+          </w:rPr>
+          <w:rPr>
+            <w:color w:val="0000EE"/>
+            <w:u w:val="single"/>
+          </w:rPr>
+          <w:t>弗2:13–16</w:t>
+        </w:r>
+      </w:hyperlink>
+      <w:r>
+        <w:rPr>
+          <w:lang w:val="zh_TW" w:bidi="zh_TW"/>
+        </w:rPr>
+        <w:t>，猶太人和外邦人之間）。</w:t>
+      </w:r>
+    </w:p>
+    <w:p>
+      <w:pPr/>
+      <w:r>
+        <w:rPr>
+          <w:lang w:val="zh_TW" w:bidi="zh_TW"/>
+        </w:rPr>
+      </w:r>
+      <w:r>
+        <w:rPr>
+          <w:lang w:val="zh_TW" w:bidi="zh_TW"/>
+        </w:rPr>
+        <w:t>除了耶穌基督在近2,000年前在猶太地被釘死的十字架的神學意義之外，十字架對祂今天的跟隨者來說，也具有象徵意義。</w:t>
+      </w:r>
+    </w:p>
+    <w:p>
+      <w:pPr/>
+      <w:r>
+        <w:rPr>
+          <w:lang w:val="zh_TW" w:bidi="zh_TW"/>
+        </w:rPr>
+      </w:r>
+      <w:r>
+        <w:rPr>
+          <w:lang w:val="zh_TW" w:bidi="zh_TW"/>
+        </w:rPr>
+        <w:t>耶穌在五處經文中將「背十字架」作為門徒的條件。這些經文有兩個主要異文（variants）：一個是在馬太福音和路加福音中共同出現的（</w:t>
+      </w:r>
+      <w:hyperlink r:id="rId78">
+        <w:r>
+          <w:rPr>
+            <w:lang w:val="zh_TW" w:bidi="zh_TW"/>
+          </w:rPr>
+          <w:rPr>
+            <w:color w:val="0000EE"/>
+            <w:u w:val="single"/>
+          </w:rPr>
+          <w:t>太10:38</w:t>
         </w:r>
       </w:hyperlink>
       <w:r>
@@ -2832,23 +2031,322 @@
         </w:rPr>
         <w:t>；</w:t>
       </w:r>
-      <w:hyperlink r:id="rId76">
-        <w:r>
-          <w:rPr>
-            <w:lang w:val="zh_TW" w:bidi="zh_TW"/>
-          </w:rPr>
-          <w:rPr>
-            <w:color w:val="0000EE"/>
-            <w:u w:val="single"/>
-          </w:rPr>
-          <w:t>代上1:30</w:t>
-        </w:r>
-      </w:hyperlink>
-      <w:r>
-        <w:rPr>
-          <w:lang w:val="zh_TW" w:bidi="zh_TW"/>
-        </w:rPr>
-        <w:t>）。</w:t>
+      <w:hyperlink r:id="rId79">
+        <w:r>
+          <w:rPr>
+            <w:lang w:val="zh_TW" w:bidi="zh_TW"/>
+          </w:rPr>
+          <w:rPr>
+            <w:color w:val="0000EE"/>
+            <w:u w:val="single"/>
+          </w:rPr>
+          <w:t>加14:27</w:t>
+        </w:r>
+      </w:hyperlink>
+      <w:r>
+        <w:rPr>
+          <w:lang w:val="zh_TW" w:bidi="zh_TW"/>
+        </w:rPr>
+        <w:t>），其表述是負面的（「不能作我的門徒」）；另一個出現在三卷對觀福音書中（</w:t>
+      </w:r>
+      <w:hyperlink r:id="rId80">
+        <w:r>
+          <w:rPr>
+            <w:lang w:val="zh_TW" w:bidi="zh_TW"/>
+          </w:rPr>
+          <w:rPr>
+            <w:color w:val="0000EE"/>
+            <w:u w:val="single"/>
+          </w:rPr>
+          <w:t>太16:24</w:t>
+        </w:r>
+      </w:hyperlink>
+      <w:r>
+        <w:rPr>
+          <w:lang w:val="zh_TW" w:bidi="zh_TW"/>
+        </w:rPr>
+        <w:t>；</w:t>
+      </w:r>
+      <w:hyperlink r:id="rId81">
+        <w:r>
+          <w:rPr>
+            <w:lang w:val="zh_TW" w:bidi="zh_TW"/>
+          </w:rPr>
+          <w:rPr>
+            <w:color w:val="0000EE"/>
+            <w:u w:val="single"/>
+          </w:rPr>
+          <w:t>可8:34</w:t>
+        </w:r>
+      </w:hyperlink>
+      <w:r>
+        <w:rPr>
+          <w:lang w:val="zh_TW" w:bidi="zh_TW"/>
+        </w:rPr>
+        <w:t>；</w:t>
+      </w:r>
+      <w:hyperlink r:id="rId82">
+        <w:r>
+          <w:rPr>
+            <w:lang w:val="zh_TW" w:bidi="zh_TW"/>
+          </w:rPr>
+          <w:rPr>
+            <w:color w:val="0000EE"/>
+            <w:u w:val="single"/>
+          </w:rPr>
+          <w:t>加9:23</w:t>
+        </w:r>
+      </w:hyperlink>
+      <w:r>
+        <w:rPr>
+          <w:lang w:val="zh_TW" w:bidi="zh_TW"/>
+        </w:rPr>
+        <w:t>），其表述是正面的（「若有人要跟從我」）。這些話語中呈現了兩個主要的模式。主要的模式來自於一個被判刑的人背著他的十字架去刑場的意象；門徒訓練的一個必要部分就是天天（</w:t>
+      </w:r>
+      <w:hyperlink r:id="rId82">
+        <w:r>
+          <w:rPr>
+            <w:lang w:val="zh_TW" w:bidi="zh_TW"/>
+          </w:rPr>
+          <w:rPr>
+            <w:color w:val="0000EE"/>
+            <w:u w:val="single"/>
+          </w:rPr>
+          <w:t>路9:23</w:t>
+        </w:r>
+      </w:hyperlink>
+      <w:r>
+        <w:rPr>
+          <w:lang w:val="zh_TW" w:bidi="zh_TW"/>
+        </w:rPr>
+        <w:t>）願意為基督的緣故犧牲一切並受苦。其核心不是死亡，而是恥辱；門徒必須準備好成為社會的棄民。</w:t>
+      </w:r>
+    </w:p>
+    <w:p>
+      <w:pPr/>
+      <w:r>
+        <w:rPr>
+          <w:lang w:val="zh_TW" w:bidi="zh_TW"/>
+        </w:rPr>
+      </w:r>
+      <w:r>
+        <w:rPr>
+          <w:lang w:val="zh_TW" w:bidi="zh_TW"/>
+        </w:rPr>
+        <w:t>保羅將基督的比喻延伸到自我的死亡（death of the self）。他可能從早期教會的教導中得到了這個概念，如在</w:t>
+      </w:r>
+      <w:hyperlink r:id="rId83">
+        <w:r>
+          <w:rPr>
+            <w:lang w:val="zh_TW" w:bidi="zh_TW"/>
+          </w:rPr>
+          <w:rPr>
+            <w:color w:val="0000EE"/>
+            <w:u w:val="single"/>
+          </w:rPr>
+          <w:t>羅馬書六章1至8節</w:t>
+        </w:r>
+      </w:hyperlink>
+      <w:r>
+        <w:rPr>
+          <w:lang w:val="zh_TW" w:bidi="zh_TW"/>
+        </w:rPr>
+        <w:t>的洗禮信條，其中指出洗禮就是「和他一同埋葬」。保羅將基督徒認同與基督同死亡解釋為「我們的舊人和他同釘十字架，使罪身滅絕，叫我們不再作罪的奴僕」（</w:t>
+      </w:r>
+      <w:hyperlink r:id="rId72">
+        <w:r>
+          <w:rPr>
+            <w:lang w:val="zh_TW" w:bidi="zh_TW"/>
+          </w:rPr>
+          <w:rPr>
+            <w:color w:val="0000EE"/>
+            <w:u w:val="single"/>
+          </w:rPr>
+          <w:t>羅6:6</w:t>
+        </w:r>
+      </w:hyperlink>
+      <w:r>
+        <w:rPr>
+          <w:lang w:val="zh_TW" w:bidi="zh_TW"/>
+        </w:rPr>
+        <w:t>）。在</w:t>
+      </w:r>
+      <w:hyperlink r:id="rId84">
+        <w:r>
+          <w:rPr>
+            <w:lang w:val="zh_TW" w:bidi="zh_TW"/>
+          </w:rPr>
+          <w:rPr>
+            <w:color w:val="0000EE"/>
+            <w:u w:val="single"/>
+          </w:rPr>
+          <w:t>哥林多後書五章14至17節</w:t>
+        </w:r>
+      </w:hyperlink>
+      <w:r>
+        <w:rPr>
+          <w:lang w:val="zh_TW" w:bidi="zh_TW"/>
+        </w:rPr>
+        <w:t>中，保羅進一步闡述了這一觀點，信徒參與基督的死亡與復活，使舊的生命過去，新的生命來到（</w:t>
+      </w:r>
+      <w:hyperlink r:id="rId85">
+        <w:r>
+          <w:rPr>
+            <w:lang w:val="zh_TW" w:bidi="zh_TW"/>
+          </w:rPr>
+          <w:rPr>
+            <w:color w:val="0000EE"/>
+            <w:u w:val="single"/>
+          </w:rPr>
+          <w:t>5:17</w:t>
+        </w:r>
+      </w:hyperlink>
+      <w:r>
+        <w:rPr>
+          <w:lang w:val="zh_TW" w:bidi="zh_TW"/>
+        </w:rPr>
+        <w:t>）。在加拉太書中也可以看到相同的觀點，那處經文將自我的神秘性死亡與那些認為基督徒需要遵守猶太律法的律法主義制度作了對比。信徒是「已經與基督同釘十字架」，結果是「現在活著的不再是我」（</w:t>
+      </w:r>
+      <w:hyperlink r:id="rId86">
+        <w:r>
+          <w:rPr>
+            <w:lang w:val="zh_TW" w:bidi="zh_TW"/>
+          </w:rPr>
+          <w:rPr>
+            <w:color w:val="0000EE"/>
+            <w:u w:val="single"/>
+          </w:rPr>
+          <w:t>加2:20</w:t>
+        </w:r>
+      </w:hyperlink>
+      <w:r>
+        <w:rPr>
+          <w:lang w:val="zh_TW" w:bidi="zh_TW"/>
+        </w:rPr>
+        <w:t>）；「邪情私慾」是「釘在十字架上」（</w:t>
+      </w:r>
+      <w:hyperlink r:id="rId87">
+        <w:r>
+          <w:rPr>
+            <w:lang w:val="zh_TW" w:bidi="zh_TW"/>
+          </w:rPr>
+          <w:rPr>
+            <w:color w:val="0000EE"/>
+            <w:u w:val="single"/>
+          </w:rPr>
+          <w:t>5:24</w:t>
+        </w:r>
+      </w:hyperlink>
+      <w:r>
+        <w:rPr>
+          <w:lang w:val="zh_TW" w:bidi="zh_TW"/>
+        </w:rPr>
+        <w:t>）；並且「但我斷不以別的誇口，只誇我們主耶穌基督的十字架；因這十字架，就我而論，世界已經釘在十字架上；就世界而論，我已經釘在十字架上。」（</w:t>
+      </w:r>
+      <w:hyperlink r:id="rId88">
+        <w:r>
+          <w:rPr>
+            <w:lang w:val="zh_TW" w:bidi="zh_TW"/>
+          </w:rPr>
+          <w:rPr>
+            <w:color w:val="0000EE"/>
+            <w:u w:val="single"/>
+          </w:rPr>
+          <w:t>6:14</w:t>
+        </w:r>
+      </w:hyperlink>
+      <w:r>
+        <w:rPr>
+          <w:lang w:val="zh_TW" w:bidi="zh_TW"/>
+        </w:rPr>
+        <w:t>）。信徒必須經歷十字架才能找到復活的生命。</w:t>
+      </w:r>
+    </w:p>
+    <w:p>
+      <w:pPr/>
+      <w:r>
+        <w:rPr>
+          <w:lang w:val="zh_TW" w:bidi="zh_TW"/>
+        </w:rPr>
+      </w:r>
+      <w:r>
+        <w:rPr>
+          <w:i/>
+          <w:lang w:val="zh_TW" w:bidi="zh_TW"/>
+        </w:rPr>
+        <w:t>另見</w:t>
+      </w:r>
+      <w:r>
+        <w:rPr>
+          <w:lang w:val="zh_TW" w:bidi="zh_TW"/>
+        </w:rPr>
+        <w:t xml:space="preserve"> </w:t>
+      </w:r>
+      <w:r>
+        <w:rPr>
+          <w:lang w:val="zh_TW" w:bidi="zh_TW"/>
+        </w:rPr>
+        <w:t>贖罪；</w:t>
+      </w:r>
+      <w:r>
+        <w:rPr>
+          <w:lang w:val="zh_TW" w:bidi="zh_TW"/>
+        </w:rPr>
+        <w:t>刑法與懲罰</w:t>
+      </w:r>
+      <w:r>
+        <w:rPr>
+          <w:lang w:val="zh_TW" w:bidi="zh_TW"/>
+        </w:rPr>
+        <w:t>；</w:t>
+      </w:r>
+      <w:r>
+        <w:rPr>
+          <w:lang w:val="zh_TW" w:bidi="zh_TW"/>
+        </w:rPr>
+        <w:t>以利！以利！拉馬撒巴各大尼</w:t>
+      </w:r>
+      <w:r>
+        <w:rPr>
+          <w:lang w:val="zh_TW" w:bidi="zh_TW"/>
+        </w:rPr>
+        <w:t>；</w:t>
+      </w:r>
+      <w:r>
+        <w:rPr>
+          <w:lang w:val="zh_TW" w:bidi="zh_TW"/>
+        </w:rPr>
+        <w:t>各各他</w:t>
+      </w:r>
+      <w:r>
+        <w:rPr>
+          <w:lang w:val="zh_TW" w:bidi="zh_TW"/>
+        </w:rPr>
+        <w:t>；</w:t>
+      </w:r>
+      <w:r>
+        <w:rPr>
+          <w:lang w:val="zh_TW" w:bidi="zh_TW"/>
+        </w:rPr>
+        <w:t>救贖主，救贖</w:t>
+      </w:r>
+      <w:r>
+        <w:rPr>
+          <w:lang w:val="zh_TW" w:bidi="zh_TW"/>
+        </w:rPr>
+        <w:t>；</w:t>
+      </w:r>
+      <w:r>
+        <w:rPr>
+          <w:lang w:val="zh_TW" w:bidi="zh_TW"/>
+        </w:rPr>
+        <w:t>耶穌的十架七言</w:t>
+      </w:r>
+      <w:r>
+        <w:rPr>
+          <w:lang w:val="zh_TW" w:bidi="zh_TW"/>
+        </w:rPr>
+        <w:t>。</w:t>
       </w:r>
       <w:r>
         <w:rPr>

--- a/zht/docx/032.content.docx
+++ b/zht/docx/032.content.docx
@@ -149,7 +149,7 @@
         <w:rPr>
           <w:lang w:val="zh_TW" w:bidi="zh_TW"/>
         </w:rPr>
-        <w:t>ding</w:t>
+        <w:t>diao</w:t>
       </w:r>
       <w:r>
         <w:rPr>
@@ -212,7 +212,7 @@
         <w:rPr>
           <w:lang w:val="zh_TW" w:bidi="zh_TW"/>
         </w:rPr>
-        <w:t>釘十字架</w:t>
+        <w:t>弔詭/反合性</w:t>
       </w:r>
       <w:r>
         <w:rPr>
@@ -231,7 +231,18 @@
         <w:rPr>
           <w:lang w:val="zh_TW" w:bidi="zh_TW"/>
         </w:rPr>
-        <w:t>用於處決耶穌基督的刑罰。聖經中有兩個涉及十字架刑罰的概念：「十字架」是一種異教的死刑方式，而「木頭」則是一種猶太人的刑罰。耶穌被釘十字架是祂為人類贖罪的方式。耶穌也用「十字架」這個詞來形象地比喻作為門徒所需做出的犧牲，使徒保羅則用它來象徵在靈命成長過程中自我的死亡。</w:t>
+        <w:t>一種表達形式，看似自相矛盾或荒謬不實，但也表達出基本的真理。人們常用它來引發更深刻和批判性的思考。它可能與誇張法（誇大的陳述）密切相關。弔詭中包含明顯的矛盾元素。弔詭的驚人特性使人們停下來仔細思考其意義。</w:t>
+      </w:r>
+    </w:p>
+    <w:p>
+      <w:pPr>
+        <w:pStyle w:val="Heading3"/>
+      </w:pPr>
+      <w:r>
+        <w:rPr>
+          <w:lang w:val="zh_TW" w:bidi="zh_TW"/>
+        </w:rPr>
+        <w:t>耶穌如何使用弔詭？</w:t>
       </w:r>
     </w:p>
     <w:p>
@@ -245,136 +256,7 @@
         <w:rPr>
           <w:lang w:val="zh_TW" w:bidi="zh_TW"/>
         </w:rPr>
-        <w:t>概述</w:t>
-      </w:r>
-    </w:p>
-    <w:p>
-      <w:pPr/>
-      <w:r>
-        <w:rPr>
-          <w:lang w:val="zh_TW" w:bidi="zh_TW"/>
-        </w:rPr>
-      </w:r>
-      <w:r>
-        <w:rPr>
-          <w:lang w:val="zh_TW" w:bidi="zh_TW"/>
-        </w:rPr>
-        <w:t>• 歷史背景</w:t>
-      </w:r>
-    </w:p>
-    <w:p>
-      <w:pPr/>
-      <w:r>
-        <w:rPr>
-          <w:lang w:val="zh_TW" w:bidi="zh_TW"/>
-        </w:rPr>
-      </w:r>
-      <w:r>
-        <w:rPr>
-          <w:lang w:val="zh_TW" w:bidi="zh_TW"/>
-        </w:rPr>
-        <w:t>• 基督被釘十字架</w:t>
-      </w:r>
-    </w:p>
-    <w:p>
-      <w:pPr/>
-      <w:r>
-        <w:rPr>
-          <w:lang w:val="zh_TW" w:bidi="zh_TW"/>
-        </w:rPr>
-      </w:r>
-      <w:r>
-        <w:rPr>
-          <w:lang w:val="zh_TW" w:bidi="zh_TW"/>
-        </w:rPr>
-        <w:t>• 基督被釘十字架的神學意義</w:t>
-      </w:r>
-    </w:p>
-    <w:p>
-      <w:pPr>
-        <w:pStyle w:val="Heading3"/>
-      </w:pPr>
-      <w:r>
-        <w:rPr>
-          <w:lang w:val="zh_TW" w:bidi="zh_TW"/>
-        </w:rPr>
-        <w:t>歷史背景</w:t>
-      </w:r>
-    </w:p>
-    <w:p>
-      <w:pPr>
-        <w:pStyle w:val="Heading4"/>
-      </w:pPr>
-      <w:r>
-        <w:rPr>
-          <w:lang w:val="zh_TW" w:bidi="zh_TW"/>
-        </w:rPr>
-        <w:t>異教的刑罰</w:t>
-      </w:r>
-    </w:p>
-    <w:p>
-      <w:pPr/>
-      <w:r>
-        <w:rPr>
-          <w:lang w:val="zh_TW" w:bidi="zh_TW"/>
-        </w:rPr>
-      </w:r>
-      <w:r>
-        <w:rPr>
-          <w:lang w:val="zh_TW" w:bidi="zh_TW"/>
-        </w:rPr>
-        <w:t>從字面上來看，希臘文中的「十字架」一詞是指用於各種用途的尖木樁，包括作為處決的工具。它可能是一根豎立的木樁，用來將罪犯刺穿，或者是一根垂直的木樁，頂部有橫梁（T字形）或中間有橫梁（+字形），用來懸掛或釘死罪犯，並使罪犯受到公開示眾的恥辱。十字架刑罰最早由米底亞人和波斯人使用，後來由亞歷山大大帝（公元前356–323年）、迦太基人（</w:t>
-      </w:r>
-      <w:r>
-        <w:rPr>
-          <w:lang w:val="zh_TW" w:bidi="zh_TW"/>
-        </w:rPr>
-        <w:t>Carthaginians</w:t>
-      </w:r>
-      <w:r>
-        <w:rPr>
-          <w:lang w:val="zh_TW" w:bidi="zh_TW"/>
-        </w:rPr>
-        <w:t>）和羅馬人採用。希臘人和羅馬人都限制其使用範圍，僅用於奴隸，他們認為對公民使用過於殘忍。在帝國時代，羅馬人將十字架刑罰的使用範圍擴展到外族人，但即便如此，它仍主要用於危害國家的罪行。</w:t>
-      </w:r>
-    </w:p>
-    <w:p>
-      <w:pPr/>
-      <w:r>
-        <w:rPr>
-          <w:lang w:val="zh_TW" w:bidi="zh_TW"/>
-        </w:rPr>
-      </w:r>
-      <w:r>
-        <w:rPr>
-          <w:lang w:val="zh_TW" w:bidi="zh_TW"/>
-        </w:rPr>
-        <w:t>普遍認為，十字架刑罰是最可怕的處決方式。事實上，在東方十字架僅作為對已經被處決的囚犯進一步羞辱的表徵，通常這些囚犯已被斬首。在西方，受刑的罪犯通常在處決地點被鞭打，並被迫將橫木扛到已經豎立樁子的地方。一塊寫有罪行的牌子通常掛在罪犯的脖子上，並在行刑後被固定在十字架上。囚犯通常被綁在橫樑上，有時會被釘在橫樑上（釘子穿過手腕，因為手部的骨頭無法承受重量）。然後將橫樑舉起並固定在直立的柱子上。如果劊子手希望某個犯人受到緩慢而痛苦的死亡，他們可能會在木樁上釘上木塊或釘子，作為支撐座或支撐腳的台階。犯人死亡的原因可能是血液循環中斷，導致冠狀動脈衰竭，另一種是肺部塌陷導致窒息而死。這可能需要幾天的時間，因此通常會用棍棒將犯人膝蓋以下的腿骨打斷，造成劇烈的休克，並消除任何減輕被捆綁或帶有尖刺手腕的壓力的可能性。通常屍體會留在十字架上腐爛，但在某些情況下會交給親屬或朋友埋葬。</w:t>
-      </w:r>
-    </w:p>
-    <w:p>
-      <w:pPr>
-        <w:pStyle w:val="Heading4"/>
-      </w:pPr>
-      <w:r>
-        <w:rPr>
-          <w:lang w:val="zh_TW" w:bidi="zh_TW"/>
-        </w:rPr>
-        <w:t>猶太人的刑罰</w:t>
-      </w:r>
-    </w:p>
-    <w:p>
-      <w:pPr/>
-      <w:r>
-        <w:rPr>
-          <w:lang w:val="zh_TW" w:bidi="zh_TW"/>
-        </w:rPr>
-      </w:r>
-      <w:r>
-        <w:rPr>
-          <w:lang w:val="zh_TW" w:bidi="zh_TW"/>
-        </w:rPr>
-        <w:t>舊約聖經中猶太人使用一種不同的釘死形式，與耶穌基督不同。掃羅王的屍體被非利士人斬首並掛在城牆上（</w:t>
+        <w:t>耶穌在祂的教導事工中使用了弔詭/反合性的表達。比如，祂說成年人必須重生。在</w:t>
       </w:r>
       <w:hyperlink r:id="rId13">
         <w:r>
@@ -385,14 +267,40 @@
             <w:color w:val="0000EE"/>
             <w:u w:val="single"/>
           </w:rPr>
-          <w:t>撒上31:9–10</w:t>
+          <w:t>約翰福音三章4節</w:t>
         </w:r>
       </w:hyperlink>
       <w:r>
         <w:rPr>
           <w:lang w:val="zh_TW" w:bidi="zh_TW"/>
         </w:rPr>
-        <w:t>），波斯王大流士將更改他的法令的人判處「插在樑上」（</w:t>
+        <w:t>，尼哥德慕問：「</w:t>
+      </w:r>
+      <w:r>
+        <w:rPr>
+          <w:lang w:val="zh_TW" w:bidi="zh_TW"/>
+        </w:rPr>
+        <w:t>人已經老了，如何能重生呢？豈能再進母腹生出來嗎？</w:t>
+      </w:r>
+      <w:r>
+        <w:rPr>
+          <w:lang w:val="zh_TW" w:bidi="zh_TW"/>
+        </w:rPr>
+        <w:t>」</w:t>
+      </w:r>
+    </w:p>
+    <w:p>
+      <w:pPr/>
+      <w:r>
+        <w:rPr>
+          <w:lang w:val="zh_TW" w:bidi="zh_TW"/>
+        </w:rPr>
+      </w:r>
+      <w:r>
+        <w:rPr>
+          <w:lang w:val="zh_TW" w:bidi="zh_TW"/>
+        </w:rPr>
+        <w:t>另一個例子是當耶穌對富人談論進入神的國時。耶穌說，駱駝穿過針眼（不可能的事情）比富人進入神的國還容易（</w:t>
       </w:r>
       <w:hyperlink r:id="rId14">
         <w:r>
@@ -403,14 +311,58 @@
             <w:color w:val="0000EE"/>
             <w:u w:val="single"/>
           </w:rPr>
-          <w:t>拉6:11</w:t>
+          <w:t>馬可福音10:25</w:t>
         </w:r>
       </w:hyperlink>
       <w:r>
         <w:rPr>
           <w:lang w:val="zh_TW" w:bidi="zh_TW"/>
         </w:rPr>
-        <w:t>）的刑罰。根據</w:t>
+        <w:t>）。重點不是專注於字面上的陳述或逐字理解，而是要理解其基本目的。這句話是為了讓人驚訝並讓他們改變思維。耶穌迫使富人看到他們對財富的態度如何將他們排除在神的國之外。</w:t>
+      </w:r>
+    </w:p>
+    <w:p>
+      <w:pPr/>
+      <w:r>
+        <w:rPr>
+          <w:lang w:val="zh_TW" w:bidi="zh_TW"/>
+        </w:rPr>
+      </w:r>
+      <w:r>
+        <w:rPr>
+          <w:lang w:val="zh_TW" w:bidi="zh_TW"/>
+        </w:rPr>
+        <w:t>耶穌的事工中大量使用弔詭/反合性表達，顯示出神的國如何顛覆人們生活的價值觀：</w:t>
+      </w:r>
+    </w:p>
+    <w:p>
+      <w:pPr>
+        <w:pStyle w:val="ListBullet"/>
+        <w:spacing w:line="240" w:lineRule="auto"/>
+        <w:ind w:left="720"/>
+      </w:pPr>
+      <w:r>
+        <w:rPr>
+          <w:lang w:val="zh_TW" w:bidi="zh_TW"/>
+        </w:rPr>
+      </w:r>
+      <w:r>
+        <w:rPr>
+          <w:lang w:val="zh_TW" w:bidi="zh_TW"/>
+        </w:rPr>
+        <w:t>凡</w:t>
+      </w:r>
+      <w:r>
+        <w:rPr>
+          <w:lang w:val="zh_TW" w:bidi="zh_TW"/>
+        </w:rPr>
+        <w:t>失喪生命的，將要得着生命</w:t>
+      </w:r>
+      <w:r>
+        <w:rPr>
+          <w:lang w:val="zh_TW" w:bidi="zh_TW"/>
+        </w:rPr>
+        <w:t>（</w:t>
       </w:r>
       <w:hyperlink r:id="rId15">
         <w:r>
@@ -421,14 +373,50 @@
             <w:color w:val="0000EE"/>
             <w:u w:val="single"/>
           </w:rPr>
-          <w:t>申命記21:22–23</w:t>
+          <w:t>馬太福音10:39</w:t>
         </w:r>
       </w:hyperlink>
       <w:r>
         <w:rPr>
           <w:lang w:val="zh_TW" w:bidi="zh_TW"/>
         </w:rPr>
-        <w:t>，猶太人採用了東方的刑罰，並附加了一個條件，即屍體必須在日落前從「木頭」上取下，因為受害者是「被咒詛的」（參</w:t>
+        <w:t>）。</w:t>
+      </w:r>
+    </w:p>
+    <w:p>
+      <w:pPr>
+        <w:pStyle w:val="ListBullet"/>
+        <w:spacing w:line="240" w:lineRule="auto"/>
+        <w:ind w:left="720"/>
+      </w:pPr>
+      <w:r>
+        <w:rPr>
+          <w:lang w:val="zh_TW" w:bidi="zh_TW"/>
+        </w:rPr>
+      </w:r>
+      <w:r>
+        <w:rPr>
+          <w:lang w:val="zh_TW" w:bidi="zh_TW"/>
+        </w:rPr>
+        <w:t>在後的，將要在前</w:t>
+      </w:r>
+      <w:r>
+        <w:rPr>
+          <w:lang w:val="zh_TW" w:bidi="zh_TW"/>
+        </w:rPr>
+        <w:t>，</w:t>
+      </w:r>
+      <w:r>
+        <w:rPr>
+          <w:lang w:val="zh_TW" w:bidi="zh_TW"/>
+        </w:rPr>
+        <w:t>在前的，將要在後</w:t>
+      </w:r>
+      <w:r>
+        <w:rPr>
+          <w:lang w:val="zh_TW" w:bidi="zh_TW"/>
+        </w:rPr>
+        <w:t>（</w:t>
       </w:r>
       <w:hyperlink r:id="rId16">
         <w:r>
@@ -439,88 +427,38 @@
             <w:color w:val="0000EE"/>
             <w:u w:val="single"/>
           </w:rPr>
-          <w:t>加3:13</w:t>
+          <w:t>路加福音13:30</w:t>
         </w:r>
       </w:hyperlink>
       <w:r>
         <w:rPr>
           <w:lang w:val="zh_TW" w:bidi="zh_TW"/>
         </w:rPr>
-        <w:t>），不能留下來「玷污土地」。猶太人並沒有採用羅馬式的釘十字架刑罰。唯一的例外是猶太統治者亞歷山大·</w:t>
-      </w:r>
-      <w:r>
-        <w:rPr>
-          <w:lang w:val="zh_TW" w:bidi="zh_TW"/>
-        </w:rPr>
-        <w:t>詹納烏斯（</w:t>
-      </w:r>
-      <w:r>
-        <w:rPr>
-          <w:lang w:val="zh_TW" w:bidi="zh_TW"/>
-        </w:rPr>
-        <w:t>Alexander Janneus</w:t>
-      </w:r>
-      <w:r>
-        <w:rPr>
-          <w:lang w:val="zh_TW" w:bidi="zh_TW"/>
-        </w:rPr>
-        <w:t>）</w:t>
-      </w:r>
-      <w:r>
-        <w:rPr>
-          <w:lang w:val="zh_TW" w:bidi="zh_TW"/>
-        </w:rPr>
-        <w:t>在公元前76年對800名叛亂者大規模集體釘死，據猶太歷史學家約瑟夫記載，這件事受到猶太人普遍的譴責。有些人認為猶太法庭在公元前二世紀後確實採用了西方的十字架刑罰。</w:t>
+        <w:t>）。</w:t>
       </w:r>
     </w:p>
     <w:p>
       <w:pPr>
-        <w:pStyle w:val="Heading3"/>
-      </w:pPr>
-      <w:r>
-        <w:rPr>
-          <w:lang w:val="zh_TW" w:bidi="zh_TW"/>
-        </w:rPr>
-        <w:t>基督被釘十字架</w:t>
-      </w:r>
-    </w:p>
-    <w:p>
-      <w:pPr/>
-      <w:r>
-        <w:rPr>
-          <w:lang w:val="zh_TW" w:bidi="zh_TW"/>
-        </w:rPr>
-      </w:r>
-      <w:r>
-        <w:rPr>
-          <w:lang w:val="zh_TW" w:bidi="zh_TW"/>
-        </w:rPr>
-        <w:t>新約聖經有許多關於基督被釘十字架的論述，因為這是基督教信仰的核心主題。</w:t>
-      </w:r>
-    </w:p>
-    <w:p>
-      <w:pPr>
-        <w:pStyle w:val="Heading4"/>
-      </w:pPr>
-      <w:r>
-        <w:rPr>
-          <w:lang w:val="zh_TW" w:bidi="zh_TW"/>
-        </w:rPr>
-        <w:t>預言</w:t>
-      </w:r>
-    </w:p>
-    <w:p>
-      <w:pPr/>
-      <w:r>
-        <w:rPr>
-          <w:lang w:val="zh_TW" w:bidi="zh_TW"/>
-        </w:rPr>
-      </w:r>
-      <w:r>
-        <w:rPr>
-          <w:lang w:val="zh_TW" w:bidi="zh_TW"/>
-        </w:rPr>
-        <w:t>福音書記載了基督對自己被釘十字架的三次預言（</w:t>
+        <w:pStyle w:val="ListBullet"/>
+        <w:spacing w:line="240" w:lineRule="auto"/>
+        <w:ind w:left="720"/>
+      </w:pPr>
+      <w:r>
+        <w:rPr>
+          <w:lang w:val="zh_TW" w:bidi="zh_TW"/>
+        </w:rPr>
+      </w:r>
+      <w:r>
+        <w:rPr>
+          <w:lang w:val="zh_TW" w:bidi="zh_TW"/>
+        </w:rPr>
+        <w:t>誰願為大，就必作眾人的用人</w:t>
+      </w:r>
+      <w:r>
+        <w:rPr>
+          <w:lang w:val="zh_TW" w:bidi="zh_TW"/>
+        </w:rPr>
+        <w:t>（</w:t>
       </w:r>
       <w:hyperlink r:id="rId17">
         <w:r>
@@ -531,14 +469,14 @@
             <w:color w:val="0000EE"/>
             <w:u w:val="single"/>
           </w:rPr>
-          <w:t>可8:31</w:t>
+          <w:t>馬可福音10:43</w:t>
         </w:r>
       </w:hyperlink>
       <w:r>
         <w:rPr>
           <w:lang w:val="zh_TW" w:bidi="zh_TW"/>
         </w:rPr>
-        <w:t>，</w:t>
+        <w:t>；</w:t>
       </w:r>
       <w:hyperlink r:id="rId18">
         <w:r>
@@ -549,14 +487,28 @@
             <w:color w:val="0000EE"/>
             <w:u w:val="single"/>
           </w:rPr>
-          <w:t>9:31</w:t>
+          <w:t>路加福音22:26</w:t>
         </w:r>
       </w:hyperlink>
       <w:r>
         <w:rPr>
           <w:lang w:val="zh_TW" w:bidi="zh_TW"/>
         </w:rPr>
-        <w:t>，</w:t>
+        <w:t>）。</w:t>
+      </w:r>
+    </w:p>
+    <w:p>
+      <w:pPr/>
+      <w:r>
+        <w:rPr>
+          <w:lang w:val="zh_TW" w:bidi="zh_TW"/>
+        </w:rPr>
+      </w:r>
+      <w:r>
+        <w:rPr>
+          <w:lang w:val="zh_TW" w:bidi="zh_TW"/>
+        </w:rPr>
+        <w:t>事實上，耶穌自己的僕人事工強調了神的國的巨大逆轉。耶穌為門徒洗腳後，說：「你們稱呼我夫子，稱呼我主，你們說的不錯，我本來是。我是你們的主，你們的夫子，尚且洗你們的腳，你們也當彼此洗腳」(</w:t>
       </w:r>
       <w:hyperlink r:id="rId19">
         <w:r>
@@ -567,299 +519,25 @@
             <w:color w:val="0000EE"/>
             <w:u w:val="single"/>
           </w:rPr>
-          <w:t>10:33–34</w:t>
+          <w:t>約翰福音13:13–14</w:t>
         </w:r>
       </w:hyperlink>
       <w:r>
         <w:rPr>
           <w:lang w:val="zh_TW" w:bidi="zh_TW"/>
         </w:rPr>
-        <w:t>及平行經文）。 此外，約翰記錄了三句有關人子被「舉起」的話語（</w:t>
-      </w:r>
-      <w:hyperlink r:id="rId20">
-        <w:r>
-          <w:rPr>
-            <w:lang w:val="zh_TW" w:bidi="zh_TW"/>
-          </w:rPr>
-          <w:rPr>
-            <w:color w:val="0000EE"/>
-            <w:u w:val="single"/>
-          </w:rPr>
-          <w:t>約3:14</w:t>
-        </w:r>
-      </w:hyperlink>
-      <w:r>
-        <w:rPr>
-          <w:lang w:val="zh_TW" w:bidi="zh_TW"/>
-        </w:rPr>
-        <w:t>，</w:t>
-      </w:r>
-      <w:hyperlink r:id="rId21">
-        <w:r>
-          <w:rPr>
-            <w:lang w:val="zh_TW" w:bidi="zh_TW"/>
-          </w:rPr>
-          <w:rPr>
-            <w:color w:val="0000EE"/>
-            <w:u w:val="single"/>
-          </w:rPr>
-          <w:t>8:28</w:t>
-        </w:r>
-      </w:hyperlink>
-      <w:r>
-        <w:rPr>
-          <w:lang w:val="zh_TW" w:bidi="zh_TW"/>
-        </w:rPr>
-        <w:t>，</w:t>
-      </w:r>
-      <w:hyperlink r:id="rId22">
-        <w:r>
-          <w:rPr>
-            <w:lang w:val="zh_TW" w:bidi="zh_TW"/>
-          </w:rPr>
-          <w:rPr>
-            <w:color w:val="0000EE"/>
-            <w:u w:val="single"/>
-          </w:rPr>
-          <w:t>12:32–33</w:t>
-        </w:r>
-      </w:hyperlink>
-      <w:r>
-        <w:rPr>
-          <w:lang w:val="zh_TW" w:bidi="zh_TW"/>
-        </w:rPr>
-        <w:t>），這與對觀福音的預言相平行。這些經文中交織著幾個主題：</w:t>
+        <w:t>)。</w:t>
       </w:r>
     </w:p>
     <w:p>
       <w:pPr>
-        <w:pStyle w:val="ListNumber"/>
-        <w:numPr>
-          <w:ilvl w:val="0"/>
-          <w:numId w:val="14"/>
-        </w:numPr>
-        <w:spacing w:line="240" w:lineRule="auto"/>
-        <w:ind w:left="720"/>
-      </w:pPr>
-      <w:r>
-        <w:rPr>
-          <w:lang w:val="zh_TW" w:bidi="zh_TW"/>
-        </w:rPr>
-      </w:r>
-      <w:r>
-        <w:rPr>
-          <w:lang w:val="zh_TW" w:bidi="zh_TW"/>
-        </w:rPr>
-        <w:t>基督的受難（指祂在十字架上受苦）是神救贖計劃的一部分（</w:t>
-      </w:r>
-      <w:hyperlink r:id="rId17">
-        <w:r>
-          <w:rPr>
-            <w:lang w:val="zh_TW" w:bidi="zh_TW"/>
-          </w:rPr>
-          <w:rPr>
-            <w:color w:val="0000EE"/>
-            <w:u w:val="single"/>
-          </w:rPr>
-          <w:t>可8:31</w:t>
-        </w:r>
-      </w:hyperlink>
-      <w:r>
-        <w:rPr>
-          <w:lang w:val="zh_TW" w:bidi="zh_TW"/>
-        </w:rPr>
-        <w:t>，「必須」）。</w:t>
-      </w:r>
-    </w:p>
-    <w:p>
-      <w:pPr>
-        <w:pStyle w:val="ListNumber"/>
-        <w:spacing w:line="240" w:lineRule="auto"/>
-        <w:ind w:left="720"/>
-      </w:pPr>
-      <w:r>
-        <w:rPr>
-          <w:lang w:val="zh_TW" w:bidi="zh_TW"/>
-        </w:rPr>
-      </w:r>
-      <w:r>
-        <w:rPr>
-          <w:lang w:val="zh_TW" w:bidi="zh_TW"/>
-        </w:rPr>
-        <w:t>猶太人和羅馬人都因「交付」和「殺害」耶穌而有罪。</w:t>
-      </w:r>
-    </w:p>
-    <w:p>
-      <w:pPr>
-        <w:pStyle w:val="ListNumber"/>
-        <w:spacing w:line="240" w:lineRule="auto"/>
-        <w:ind w:left="720"/>
-      </w:pPr>
-      <w:r>
-        <w:rPr>
-          <w:lang w:val="zh_TW" w:bidi="zh_TW"/>
-        </w:rPr>
-      </w:r>
-      <w:r>
-        <w:rPr>
-          <w:lang w:val="zh_TW" w:bidi="zh_TW"/>
-        </w:rPr>
-        <w:t>祂的死亡將通過復活得到平反。</w:t>
-      </w:r>
-    </w:p>
-    <w:p>
-      <w:pPr>
-        <w:pStyle w:val="ListNumber"/>
-        <w:spacing w:line="240" w:lineRule="auto"/>
-        <w:ind w:left="720"/>
-      </w:pPr>
-      <w:r>
-        <w:rPr>
-          <w:lang w:val="zh_TW" w:bidi="zh_TW"/>
-        </w:rPr>
-      </w:r>
-      <w:r>
-        <w:rPr>
-          <w:lang w:val="zh_TW" w:bidi="zh_TW"/>
-        </w:rPr>
-        <w:t>祂的死亡本身，以一種看似矛盾的方式，被視為祂進入「榮耀」的途徑（見約翰附加於「舉起」的象徵意義）。其它暗示耶穌命運的話語包括祂對先知被殺害的評論（</w:t>
-      </w:r>
-      <w:hyperlink r:id="rId23">
-        <w:r>
-          <w:rPr>
-            <w:lang w:val="zh_TW" w:bidi="zh_TW"/>
-          </w:rPr>
-          <w:rPr>
-            <w:color w:val="0000EE"/>
-            <w:u w:val="single"/>
-          </w:rPr>
-          <w:t>太23:29–30</w:t>
-        </w:r>
-      </w:hyperlink>
-      <w:r>
-        <w:rPr>
-          <w:lang w:val="zh_TW" w:bidi="zh_TW"/>
-        </w:rPr>
-        <w:t>；</w:t>
-      </w:r>
-      <w:hyperlink r:id="rId24">
-        <w:r>
-          <w:rPr>
-            <w:lang w:val="zh_TW" w:bidi="zh_TW"/>
-          </w:rPr>
-          <w:rPr>
-            <w:color w:val="0000EE"/>
-            <w:u w:val="single"/>
-          </w:rPr>
-          <w:t>路13:33</w:t>
-        </w:r>
-      </w:hyperlink>
-      <w:r>
-        <w:rPr>
-          <w:lang w:val="zh_TW" w:bidi="zh_TW"/>
-        </w:rPr>
-        <w:t>），祂對先知和「兒子」的死亡的比喻（婚宴，</w:t>
-      </w:r>
-      <w:hyperlink r:id="rId25">
-        <w:r>
-          <w:rPr>
-            <w:lang w:val="zh_TW" w:bidi="zh_TW"/>
-          </w:rPr>
-          <w:rPr>
-            <w:color w:val="0000EE"/>
-            <w:u w:val="single"/>
-          </w:rPr>
-          <w:t>太22:1–14</w:t>
-        </w:r>
-      </w:hyperlink>
-      <w:r>
-        <w:rPr>
-          <w:lang w:val="zh_TW" w:bidi="zh_TW"/>
-        </w:rPr>
-        <w:t>；惡園戶，</w:t>
-      </w:r>
-      <w:hyperlink r:id="rId26">
-        <w:r>
-          <w:rPr>
-            <w:lang w:val="zh_TW" w:bidi="zh_TW"/>
-          </w:rPr>
-          <w:rPr>
-            <w:color w:val="0000EE"/>
-            <w:u w:val="single"/>
-          </w:rPr>
-          <w:t>可12:1–10</w:t>
-        </w:r>
-      </w:hyperlink>
-      <w:r>
-        <w:rPr>
-          <w:lang w:val="zh_TW" w:bidi="zh_TW"/>
-        </w:rPr>
-        <w:t>），以及祂對門徒將承受類似苦難的教導（</w:t>
-      </w:r>
-      <w:hyperlink r:id="rId27">
-        <w:r>
-          <w:rPr>
-            <w:lang w:val="zh_TW" w:bidi="zh_TW"/>
-          </w:rPr>
-          <w:rPr>
-            <w:color w:val="0000EE"/>
-            <w:u w:val="single"/>
-          </w:rPr>
-          <w:t>太10:24–28</w:t>
-        </w:r>
-      </w:hyperlink>
-      <w:r>
-        <w:rPr>
-          <w:lang w:val="zh_TW" w:bidi="zh_TW"/>
-        </w:rPr>
-        <w:t>；</w:t>
-      </w:r>
-      <w:hyperlink r:id="rId28">
-        <w:r>
-          <w:rPr>
-            <w:lang w:val="zh_TW" w:bidi="zh_TW"/>
-          </w:rPr>
-          <w:rPr>
-            <w:color w:val="0000EE"/>
-            <w:u w:val="single"/>
-          </w:rPr>
-          <w:t>可8:34–35</w:t>
-        </w:r>
-      </w:hyperlink>
-      <w:r>
-        <w:rPr>
-          <w:lang w:val="zh_TW" w:bidi="zh_TW"/>
-        </w:rPr>
-        <w:t>；</w:t>
-      </w:r>
-      <w:hyperlink r:id="rId29">
-        <w:r>
-          <w:rPr>
-            <w:lang w:val="zh_TW" w:bidi="zh_TW"/>
-          </w:rPr>
-          <w:rPr>
-            <w:color w:val="0000EE"/>
-            <w:u w:val="single"/>
-          </w:rPr>
-          <w:t>約15:18–25</w:t>
-        </w:r>
-      </w:hyperlink>
-      <w:r>
-        <w:rPr>
-          <w:lang w:val="zh_TW" w:bidi="zh_TW"/>
-        </w:rPr>
-        <w:t>）。</w:t>
-      </w:r>
-    </w:p>
-    <w:p>
-      <w:pPr>
-        <w:pStyle w:val="Heading4"/>
-      </w:pPr>
-      <w:r>
-        <w:rPr>
-          <w:lang w:val="zh_TW" w:bidi="zh_TW"/>
-        </w:rPr>
-        <w:t>歷史事件</w:t>
+        <w:pStyle w:val="Heading3"/>
+      </w:pPr>
+      <w:r>
+        <w:rPr>
+          <w:lang w:val="zh_TW" w:bidi="zh_TW"/>
+        </w:rPr>
+        <w:t>描述神時的弔詭/反合性</w:t>
       </w:r>
     </w:p>
     <w:p>
@@ -873,1480 +551,7 @@
         <w:rPr>
           <w:lang w:val="zh_TW" w:bidi="zh_TW"/>
         </w:rPr>
-        <w:t>耶穌被釘十字架結合了羅馬和猶太的元素。雖然福音書的作者強調了猶太人犯罪是為了他們自己辯論的目的，但他們還是小心地區分了領袖和普通百姓。是領袖們發起了逮捕耶穌的行動（</w:t>
-      </w:r>
-      <w:hyperlink r:id="rId30">
-        <w:r>
-          <w:rPr>
-            <w:lang w:val="zh_TW" w:bidi="zh_TW"/>
-          </w:rPr>
-          <w:rPr>
-            <w:color w:val="0000EE"/>
-            <w:u w:val="single"/>
-          </w:rPr>
-          <w:t>可14:43</w:t>
-        </w:r>
-      </w:hyperlink>
-      <w:r>
-        <w:rPr>
-          <w:lang w:val="zh_TW" w:bidi="zh_TW"/>
-        </w:rPr>
-        <w:t>）並將耶穌交由公會審判（</w:t>
-      </w:r>
-      <w:hyperlink r:id="rId31">
-        <w:r>
-          <w:rPr>
-            <w:lang w:val="zh_TW" w:bidi="zh_TW"/>
-          </w:rPr>
-          <w:rPr>
-            <w:color w:val="0000EE"/>
-            <w:u w:val="single"/>
-          </w:rPr>
-          <w:t>53–64節</w:t>
-        </w:r>
-      </w:hyperlink>
-      <w:r>
-        <w:rPr>
-          <w:lang w:val="zh_TW" w:bidi="zh_TW"/>
-        </w:rPr>
-        <w:t>）。雖然彼拉多似乎猶豫不決，最後卻軟弱地屈服於群眾，通過「洗手」來表示自己無罪（</w:t>
-      </w:r>
-      <w:hyperlink r:id="rId32">
-        <w:r>
-          <w:rPr>
-            <w:lang w:val="zh_TW" w:bidi="zh_TW"/>
-          </w:rPr>
-          <w:rPr>
-            <w:color w:val="0000EE"/>
-            <w:u w:val="single"/>
-          </w:rPr>
-          <w:t>太27:24</w:t>
-        </w:r>
-      </w:hyperlink>
-      <w:r>
-        <w:rPr>
-          <w:lang w:val="zh_TW" w:bidi="zh_TW"/>
-        </w:rPr>
-        <w:t>）。羅馬人明顯參與了耶穌釘十字架的事件中。由於公會沒有權力執行死刑，必須經過彼拉多的決定，才能施行釘十字架刑罰。此外，處決是由羅馬人實際執行。</w:t>
-      </w:r>
-    </w:p>
-    <w:p>
-      <w:pPr/>
-      <w:r>
-        <w:rPr>
-          <w:lang w:val="zh_TW" w:bidi="zh_TW"/>
-        </w:rPr>
-      </w:r>
-      <w:r>
-        <w:rPr>
-          <w:lang w:val="zh_TW" w:bidi="zh_TW"/>
-        </w:rPr>
-        <w:t>在耶穌的釘十字架過程中，遵循了羅馬的習俗，如鞭打、嘲弄性的加冕並剝奪衣物、背負自己的橫梁、被釘在十字架上，以及打斷兩個強盜的腿。高架的刑場符合將某些罪犯公開示眾的習俗。耶穌十字架的高度也是如此，可能有七到九英尺（2到3米）。十字架上有一塊刻著「猶太人的王」的牌子，表明十字架的橫樑是固定在木桩頂以下的位置。猶太元素見於摻有沒藥的酒（</w:t>
-      </w:r>
-      <w:hyperlink r:id="rId33">
-        <w:r>
-          <w:rPr>
-            <w:lang w:val="zh_TW" w:bidi="zh_TW"/>
-          </w:rPr>
-          <w:rPr>
-            <w:color w:val="0000EE"/>
-            <w:u w:val="single"/>
-          </w:rPr>
-          <w:t>可15:23</w:t>
-        </w:r>
-      </w:hyperlink>
-      <w:r>
-        <w:rPr>
-          <w:lang w:val="zh_TW" w:bidi="zh_TW"/>
-        </w:rPr>
-        <w:t>）、牛膝草蘆葦杆上的的醋（</w:t>
-      </w:r>
-      <w:hyperlink r:id="rId34">
-        <w:r>
-          <w:rPr>
-            <w:lang w:val="zh_TW" w:bidi="zh_TW"/>
-          </w:rPr>
-          <w:rPr>
-            <w:color w:val="0000EE"/>
-            <w:u w:val="single"/>
-          </w:rPr>
-          <w:t>36</w:t>
-        </w:r>
-      </w:hyperlink>
-      <w:r>
-        <w:rPr>
-          <w:lang w:val="zh_TW" w:bidi="zh_TW"/>
-        </w:rPr>
-        <w:t>），以及日落前和安息日開始前移走屍體（</w:t>
-      </w:r>
-      <w:hyperlink r:id="rId35">
-        <w:r>
-          <w:rPr>
-            <w:lang w:val="zh_TW" w:bidi="zh_TW"/>
-          </w:rPr>
-          <w:rPr>
-            <w:color w:val="0000EE"/>
-            <w:u w:val="single"/>
-          </w:rPr>
-          <w:t>約19:31</w:t>
-        </w:r>
-      </w:hyperlink>
-      <w:r>
-        <w:rPr>
-          <w:lang w:val="zh_TW" w:bidi="zh_TW"/>
-        </w:rPr>
-        <w:t>）。</w:t>
-      </w:r>
-    </w:p>
-    <w:p>
-      <w:pPr/>
-      <w:r>
-        <w:rPr>
-          <w:lang w:val="zh_TW" w:bidi="zh_TW"/>
-        </w:rPr>
-      </w:r>
-      <w:r>
-        <w:rPr>
-          <w:lang w:val="zh_TW" w:bidi="zh_TW"/>
-        </w:rPr>
-        <w:t>雖然耶穌被釘十字架的事實在歷史上很少受到挑戰，但福音書中四個不同版本的細節有時被認為是後來為了讓預言「應驗」、基督徒與猶太人之間的辯論，或崇拜考量的影響而添加的內容。然而我們不能從福音書記載的差異中得出這些細節不是歷史事實的結論。福音書作者對耶穌受難細節的選擇性記錄，並不能證明他們的敘述是捏造的。</w:t>
-      </w:r>
-    </w:p>
-    <w:p>
-      <w:pPr>
-        <w:pStyle w:val="Heading4"/>
-      </w:pPr>
-      <w:r>
-        <w:rPr>
-          <w:lang w:val="zh_TW" w:bidi="zh_TW"/>
-        </w:rPr>
-        <w:t>每卷福音書的重點</w:t>
-      </w:r>
-    </w:p>
-    <w:p>
-      <w:pPr/>
-      <w:r>
-        <w:rPr>
-          <w:lang w:val="zh_TW" w:bidi="zh_TW"/>
-        </w:rPr>
-      </w:r>
-      <w:r>
-        <w:rPr>
-          <w:lang w:val="zh_TW" w:bidi="zh_TW"/>
-        </w:rPr>
-        <w:t>在受難敘述中出現的元素是由每位作者挑選的，目的是展現一個特定的受難場景的觀看點。福音書作者不僅是歷史學家，也是神學家，他們選擇場景並加以描繪，以顯示這些事件對基督教信仰的意義。</w:t>
-      </w:r>
-    </w:p>
-    <w:p>
-      <w:pPr/>
-      <w:r>
-        <w:rPr>
-          <w:lang w:val="zh_TW" w:bidi="zh_TW"/>
-        </w:rPr>
-      </w:r>
-      <w:r>
-        <w:rPr>
-          <w:lang w:val="zh_TW" w:bidi="zh_TW"/>
-        </w:rPr>
-        <w:t>馬可福音和馬太福音都展示了彌賽亞被人類處死的恐怖場景。馬可福音對耶穌受難的記述，前半部分對比了群眾的嘲弄與耶穌死亡的真正意義。兩種「救自己」的呼喊（</w:t>
-      </w:r>
-      <w:hyperlink r:id="rId36">
-        <w:r>
-          <w:rPr>
-            <w:lang w:val="zh_TW" w:bidi="zh_TW"/>
-          </w:rPr>
-          <w:rPr>
-            <w:color w:val="0000EE"/>
-            <w:u w:val="single"/>
-          </w:rPr>
-          <w:t>可15:29–31</w:t>
-        </w:r>
-      </w:hyperlink>
-      <w:r>
-        <w:rPr>
-          <w:lang w:val="zh_TW" w:bidi="zh_TW"/>
-        </w:rPr>
-        <w:t>）反覆提到了耶穌所說的三天內重建聖殿——預言性地指向復活。後半部分的描述強調了場景的恐怖，從黑暗到被神離棄的呼喊，再到被進一步的嘲弄（</w:t>
-      </w:r>
-      <w:hyperlink r:id="rId37">
-        <w:r>
-          <w:rPr>
-            <w:lang w:val="zh_TW" w:bidi="zh_TW"/>
-          </w:rPr>
-          <w:rPr>
-            <w:color w:val="0000EE"/>
-            <w:u w:val="single"/>
-          </w:rPr>
-          <w:t>33–36</w:t>
-        </w:r>
-      </w:hyperlink>
-      <w:r>
-        <w:rPr>
-          <w:lang w:val="zh_TW" w:bidi="zh_TW"/>
-        </w:rPr>
-        <w:t>）。</w:t>
-      </w:r>
-    </w:p>
-    <w:p>
-      <w:pPr/>
-      <w:r>
-        <w:rPr>
-          <w:lang w:val="zh_TW" w:bidi="zh_TW"/>
-        </w:rPr>
-      </w:r>
-      <w:r>
-        <w:rPr>
-          <w:lang w:val="zh_TW" w:bidi="zh_TW"/>
-        </w:rPr>
-        <w:t>馬太福音在某些重要方向上擴展了馬可福音的意象，增加了耶穌「嘗了」苦酒（意在減輕他的痛苦）後拒絕飲用的細節（</w:t>
-      </w:r>
-      <w:hyperlink r:id="rId38">
-        <w:r>
-          <w:rPr>
-            <w:lang w:val="zh_TW" w:bidi="zh_TW"/>
-          </w:rPr>
-          <w:rPr>
-            <w:color w:val="0000EE"/>
-            <w:u w:val="single"/>
-          </w:rPr>
-          <w:t>太27:34</w:t>
-        </w:r>
-      </w:hyperlink>
-      <w:r>
-        <w:rPr>
-          <w:lang w:val="zh_TW" w:bidi="zh_TW"/>
-        </w:rPr>
-        <w:t>），並在死亡場景中添加了「氣就斷了」（</w:t>
-      </w:r>
-      <w:hyperlink r:id="rId39">
-        <w:r>
-          <w:rPr>
-            <w:lang w:val="zh_TW" w:bidi="zh_TW"/>
-          </w:rPr>
-          <w:rPr>
-            <w:color w:val="0000EE"/>
-            <w:u w:val="single"/>
-          </w:rPr>
-          <w:t>50</w:t>
-        </w:r>
-      </w:hyperlink>
-      <w:r>
-        <w:rPr>
-          <w:lang w:val="zh_TW" w:bidi="zh_TW"/>
-        </w:rPr>
-        <w:t>）。因此，馬太福音強調耶穌是自願面對死亡，祂完全清醒並完全控制自己。馬太福音的諷刺和暗示也帶出耶穌受難與祂被平反之間的差異。平反的元素包括聖殿幔子的裂開（</w:t>
-      </w:r>
-      <w:hyperlink r:id="rId40">
-        <w:r>
-          <w:rPr>
-            <w:lang w:val="zh_TW" w:bidi="zh_TW"/>
-          </w:rPr>
-          <w:rPr>
-            <w:color w:val="0000EE"/>
-            <w:u w:val="single"/>
-          </w:rPr>
-          <w:t>51</w:t>
-        </w:r>
-      </w:hyperlink>
-      <w:r>
-        <w:rPr>
-          <w:lang w:val="zh_TW" w:bidi="zh_TW"/>
-        </w:rPr>
-        <w:t>節）和百夫長的見證（</w:t>
-      </w:r>
-      <w:hyperlink r:id="rId41">
-        <w:r>
-          <w:rPr>
-            <w:lang w:val="zh_TW" w:bidi="zh_TW"/>
-          </w:rPr>
-          <w:rPr>
-            <w:color w:val="0000EE"/>
-            <w:u w:val="single"/>
-          </w:rPr>
-          <w:t>54</w:t>
-        </w:r>
-      </w:hyperlink>
-      <w:r>
-        <w:rPr>
-          <w:lang w:val="zh_TW" w:bidi="zh_TW"/>
-        </w:rPr>
-        <w:t>節）。在</w:t>
-      </w:r>
-      <w:hyperlink r:id="rId42">
-        <w:r>
-          <w:rPr>
-            <w:lang w:val="zh_TW" w:bidi="zh_TW"/>
-          </w:rPr>
-          <w:rPr>
-            <w:color w:val="0000EE"/>
-            <w:u w:val="single"/>
-          </w:rPr>
-          <w:t>馬太福音二十七章52至53節</w:t>
-        </w:r>
-      </w:hyperlink>
-      <w:r>
-        <w:rPr>
-          <w:lang w:val="zh_TW" w:bidi="zh_TW"/>
-        </w:rPr>
-        <w:t>這個奇特的超自然場景中，耶穌的死亡隨即發生了一場地震，地震打開了墳墓，使「已睡聖徒的身體」復活。對馬太來說，那些事件和其他事件開啟了末後的日子，這是救恩的新時代，當死亡的權勢被打破，生命將賜給所有人。</w:t>
-      </w:r>
-    </w:p>
-    <w:p>
-      <w:pPr/>
-      <w:r>
-        <w:rPr>
-          <w:lang w:val="zh_TW" w:bidi="zh_TW"/>
-        </w:rPr>
-      </w:r>
-      <w:r>
-        <w:rPr>
-          <w:lang w:val="zh_TW" w:bidi="zh_TW"/>
-        </w:rPr>
-        <w:t>路加福音中的記載也相當引人注目。它有兩個主要的重點。首先，耶穌被描繪成義人殉道的完美典範，祂寬恕了敵人，並且通過祂的態度改變了一些對手。當群眾回家時「捶著胸」（</w:t>
-      </w:r>
-      <w:hyperlink r:id="rId43">
-        <w:r>
-          <w:rPr>
-            <w:lang w:val="zh_TW" w:bidi="zh_TW"/>
-          </w:rPr>
-          <w:rPr>
-            <w:color w:val="0000EE"/>
-            <w:u w:val="single"/>
-          </w:rPr>
-          <w:t>路23:48</w:t>
-        </w:r>
-      </w:hyperlink>
-      <w:r>
-        <w:rPr>
-          <w:lang w:val="zh_TW" w:bidi="zh_TW"/>
-        </w:rPr>
-        <w:t>）以及百夫長的呼喊「這真是個義人！」（</w:t>
-      </w:r>
-      <w:hyperlink r:id="rId44">
-        <w:r>
-          <w:rPr>
-            <w:lang w:val="zh_TW" w:bidi="zh_TW"/>
-          </w:rPr>
-          <w:rPr>
-            <w:color w:val="0000EE"/>
-            <w:u w:val="single"/>
-          </w:rPr>
-          <w:t>47</w:t>
-        </w:r>
-      </w:hyperlink>
-      <w:r>
-        <w:rPr>
-          <w:lang w:val="zh_TW" w:bidi="zh_TW"/>
-        </w:rPr>
-        <w:t>節）時，統治者和兵丁的嘲弄最終被逆轉。第二，在路加福音中，整個場景充滿了敬畏和崇拜的氛圍。苦酒和沒藥、被離棄的呼喊、以及以利亞的嘲弄都被省略了，取而代之的是其它情節——特別是耶穌的禱告。只有路加福音記載：（1）耶穌祈求神寬恕祂的行刑者，這與士兵對祂的嘲弄形成對比；（2）對「信徒」罪犯的禱告的應許；以及（3）耶穌將祂的靈魂交託給父神。路加的描述使耶穌受難成為一種充滿敬拜的紀念。</w:t>
-      </w:r>
-    </w:p>
-    <w:p>
-      <w:pPr/>
-      <w:r>
-        <w:rPr>
-          <w:lang w:val="zh_TW" w:bidi="zh_TW"/>
-        </w:rPr>
-      </w:r>
-      <w:r>
-        <w:rPr>
-          <w:lang w:val="zh_TW" w:bidi="zh_TW"/>
-        </w:rPr>
-        <w:t>在約翰福音中，神學重點也發生了變化。與路加福音相比，約翰福音更進一步刪除了黑暗和嘲弄等令人震驚的細節，整個敘述中瀰漫著平靜的氛圍。經文強調耶穌對自己處境的主權控制，因為釘十字架幾乎成為一場加冕遊行。只有約翰福音記載十字架上的銘文是用希伯來文、拉丁文和希臘文寫的——這樣的指控成為了基督登基的普世宣告。銘文「拿撒勒人耶穌，猶太人的王」延續了彼拉多在耶穌受審後關於王權的對話。約翰福音因此補充了馬太福音的觀點：耶穌不僅成為了王，而且一直以來都是主宰。這位王被描繪成執行祭司的職責，並且祂自己成為祭物。只有約翰福音提到牛膝草（曾用來在逾越節灑羊羔的血，</w:t>
-      </w:r>
-      <w:hyperlink r:id="rId45">
-        <w:r>
-          <w:rPr>
-            <w:lang w:val="zh_TW" w:bidi="zh_TW"/>
-          </w:rPr>
-          <w:rPr>
-            <w:color w:val="0000EE"/>
-            <w:u w:val="single"/>
-          </w:rPr>
-          <w:t>出12:22</w:t>
-        </w:r>
-      </w:hyperlink>
-      <w:r>
-        <w:rPr>
-          <w:lang w:val="zh_TW" w:bidi="zh_TW"/>
-        </w:rPr>
-        <w:t>）和耶穌的呼喊：「成了！」（</w:t>
-      </w:r>
-      <w:hyperlink r:id="rId46">
-        <w:r>
-          <w:rPr>
-            <w:lang w:val="zh_TW" w:bidi="zh_TW"/>
-          </w:rPr>
-          <w:rPr>
-            <w:color w:val="0000EE"/>
-            <w:u w:val="single"/>
-          </w:rPr>
-          <w:t>約19:29–30</w:t>
-        </w:r>
-      </w:hyperlink>
-      <w:r>
-        <w:rPr>
-          <w:lang w:val="zh_TW" w:bidi="zh_TW"/>
-        </w:rPr>
-        <w:t>）。此外，耶穌肋旁被扎（</w:t>
-      </w:r>
-      <w:hyperlink r:id="rId47">
-        <w:r>
-          <w:rPr>
-            <w:lang w:val="zh_TW" w:bidi="zh_TW"/>
-          </w:rPr>
-          <w:rPr>
-            <w:color w:val="0000EE"/>
-            <w:u w:val="single"/>
-          </w:rPr>
-          <w:t>31–37</w:t>
-        </w:r>
-      </w:hyperlink>
-      <w:r>
-        <w:rPr>
-          <w:lang w:val="zh_TW" w:bidi="zh_TW"/>
-        </w:rPr>
-        <w:t>節），顯示了祂真實的死亡，也可以象徵性地與「活水的江河」（</w:t>
-      </w:r>
-      <w:hyperlink r:id="rId48">
-        <w:r>
-          <w:rPr>
-            <w:lang w:val="zh_TW" w:bidi="zh_TW"/>
-          </w:rPr>
-          <w:rPr>
-            <w:color w:val="0000EE"/>
-            <w:u w:val="single"/>
-          </w:rPr>
-          <w:t>7:37–38</w:t>
-        </w:r>
-      </w:hyperlink>
-      <w:r>
-        <w:rPr>
-          <w:lang w:val="zh_TW" w:bidi="zh_TW"/>
-        </w:rPr>
-        <w:t>）聯繫起來，作為新時代生命澆灌的預表。</w:t>
-      </w:r>
-    </w:p>
-    <w:p>
-      <w:pPr/>
-      <w:r>
-        <w:rPr>
-          <w:lang w:val="zh_TW" w:bidi="zh_TW"/>
-        </w:rPr>
-      </w:r>
-      <w:r>
-        <w:rPr>
-          <w:lang w:val="zh_TW" w:bidi="zh_TW"/>
-        </w:rPr>
-        <w:t>因此，每卷福音書從不同的角度描繪了耶穌死亡的意義。將它們結合在一起，能讓我們對十字架的意義有新的理解。我們看到的不是矛盾，而是一個引人入勝的整體的不同部分。</w:t>
-      </w:r>
-    </w:p>
-    <w:p>
-      <w:pPr>
-        <w:pStyle w:val="Heading3"/>
-      </w:pPr>
-      <w:r>
-        <w:rPr>
-          <w:lang w:val="zh_TW" w:bidi="zh_TW"/>
-        </w:rPr>
-        <w:t>基督被釘十字架的神學意義</w:t>
-      </w:r>
-    </w:p>
-    <w:p>
-      <w:pPr/>
-      <w:r>
-        <w:rPr>
-          <w:lang w:val="zh_TW" w:bidi="zh_TW"/>
-        </w:rPr>
-      </w:r>
-      <w:r>
-        <w:rPr>
-          <w:lang w:val="zh_TW" w:bidi="zh_TW"/>
-        </w:rPr>
-        <w:t>十字架在基督教神學中扮演著雙重角色。一些神學家強調耶穌基督歷史性被釘十字架的重要性，及為信徒所成就的事。另一些神學家則專注於十字架在每個信徒生命中的象徵意義。</w:t>
-      </w:r>
-    </w:p>
-    <w:p>
-      <w:pPr/>
-      <w:r>
-        <w:rPr>
-          <w:lang w:val="zh_TW" w:bidi="zh_TW"/>
-        </w:rPr>
-      </w:r>
-      <w:r>
-        <w:rPr>
-          <w:lang w:val="zh_TW" w:bidi="zh_TW"/>
-        </w:rPr>
-        <w:t>拿撒勒人耶穌的死亡和復活是基督教神學的核心事件。十字架之所以有意義，是因為被釘死在十字架上的人的重要性，以及祂的死亡所成就的事。「十字架的道理」是早期教會宣講救恩的核心。最重要的是，十字架事件是神在歷史上主要的救贖行動；因此，雖然十字架是一個過去的事件，但它在當下仍具有深遠的意義。基督被釘十字架並復活是教會信息的核心（</w:t>
-      </w:r>
-      <w:hyperlink r:id="rId49">
-        <w:r>
-          <w:rPr>
-            <w:lang w:val="zh_TW" w:bidi="zh_TW"/>
-          </w:rPr>
-          <w:rPr>
-            <w:color w:val="0000EE"/>
-            <w:u w:val="single"/>
-          </w:rPr>
-          <w:t>加3:1</w:t>
-        </w:r>
-      </w:hyperlink>
-      <w:r>
-        <w:rPr>
-          <w:lang w:val="zh_TW" w:bidi="zh_TW"/>
-        </w:rPr>
-        <w:t>）。</w:t>
-      </w:r>
-    </w:p>
-    <w:p>
-      <w:pPr/>
-      <w:r>
-        <w:rPr>
-          <w:lang w:val="zh_TW" w:bidi="zh_TW"/>
-        </w:rPr>
-      </w:r>
-      <w:r>
-        <w:rPr>
-          <w:lang w:val="zh_TW" w:bidi="zh_TW"/>
-        </w:rPr>
-        <w:t>核心經文是</w:t>
-      </w:r>
-      <w:hyperlink r:id="rId50">
-        <w:r>
-          <w:rPr>
-            <w:lang w:val="zh_TW" w:bidi="zh_TW"/>
-          </w:rPr>
-          <w:rPr>
-            <w:color w:val="0000EE"/>
-            <w:u w:val="single"/>
-          </w:rPr>
-          <w:t>哥林多前書一章17節至二章5節</w:t>
-        </w:r>
-      </w:hyperlink>
-      <w:r>
-        <w:rPr>
-          <w:lang w:val="zh_TW" w:bidi="zh_TW"/>
-        </w:rPr>
-        <w:t>。那裡的「十字架的道理」（</w:t>
-      </w:r>
-      <w:hyperlink r:id="rId51">
-        <w:r>
-          <w:rPr>
-            <w:lang w:val="zh_TW" w:bidi="zh_TW"/>
-          </w:rPr>
-          <w:rPr>
-            <w:color w:val="0000EE"/>
-            <w:u w:val="single"/>
-          </w:rPr>
-          <w:t>1:18</w:t>
-        </w:r>
-      </w:hyperlink>
-      <w:r>
-        <w:rPr>
-          <w:lang w:val="zh_TW" w:bidi="zh_TW"/>
-        </w:rPr>
-        <w:t>）與「智慧的言語」（</w:t>
-      </w:r>
-      <w:hyperlink r:id="rId52">
-        <w:r>
-          <w:rPr>
-            <w:lang w:val="zh_TW" w:bidi="zh_TW"/>
-          </w:rPr>
-          <w:rPr>
-            <w:color w:val="0000EE"/>
-            <w:u w:val="single"/>
-          </w:rPr>
-          <w:t>17</w:t>
-        </w:r>
-      </w:hyperlink>
-      <w:r>
-        <w:rPr>
-          <w:lang w:val="zh_TW" w:bidi="zh_TW"/>
-        </w:rPr>
-        <w:t>節）形成對比。雖然聽起來像愚拙，這對希臘哲學和猶太律法主義來說都是冒犯（參</w:t>
-      </w:r>
-      <w:hyperlink r:id="rId53">
-        <w:r>
-          <w:rPr>
-            <w:lang w:val="zh_TW" w:bidi="zh_TW"/>
-          </w:rPr>
-          <w:rPr>
-            <w:color w:val="0000EE"/>
-            <w:u w:val="single"/>
-          </w:rPr>
-          <w:t>加6:12–15</w:t>
-        </w:r>
-      </w:hyperlink>
-      <w:r>
-        <w:rPr>
-          <w:lang w:val="zh_TW" w:bidi="zh_TW"/>
-        </w:rPr>
-        <w:t>），但正是這種在人看來的「軟弱」卻為「神的能力」打開了門（</w:t>
-      </w:r>
-      <w:hyperlink r:id="rId51">
-        <w:r>
-          <w:rPr>
-            <w:lang w:val="zh_TW" w:bidi="zh_TW"/>
-          </w:rPr>
-          <w:rPr>
-            <w:color w:val="0000EE"/>
-            <w:u w:val="single"/>
-          </w:rPr>
-          <w:t>林前1:18</w:t>
-        </w:r>
-      </w:hyperlink>
-      <w:r>
-        <w:rPr>
-          <w:lang w:val="zh_TW" w:bidi="zh_TW"/>
-        </w:rPr>
-        <w:t>）。教會宣告中的十字架展示了神行事的模式：祂從生命中的軟弱之處創造出能力和智慧（</w:t>
-      </w:r>
-      <w:hyperlink r:id="rId54">
-        <w:r>
-          <w:rPr>
-            <w:lang w:val="zh_TW" w:bidi="zh_TW"/>
-          </w:rPr>
-          <w:rPr>
-            <w:color w:val="0000EE"/>
-            <w:u w:val="single"/>
-          </w:rPr>
-          <w:t>26–30節</w:t>
-        </w:r>
-      </w:hyperlink>
-      <w:r>
-        <w:rPr>
-          <w:lang w:val="zh_TW" w:bidi="zh_TW"/>
-        </w:rPr>
-        <w:t>）。由於哲學思辯用人的智慧取代了神的信息，從而使十字架失去了意義，保羅拒絕「高言大智」，只傳講「被釘十字架的基督」。因此，「聖靈和大能」在保羅的「軟弱」中顯明出來（</w:t>
-      </w:r>
-      <w:hyperlink r:id="rId55">
-        <w:r>
-          <w:rPr>
-            <w:lang w:val="zh_TW" w:bidi="zh_TW"/>
-          </w:rPr>
-          <w:rPr>
-            <w:color w:val="0000EE"/>
-            <w:u w:val="single"/>
-          </w:rPr>
-          <w:t>2:1–5</w:t>
-        </w:r>
-      </w:hyperlink>
-      <w:r>
-        <w:rPr>
-          <w:lang w:val="zh_TW" w:bidi="zh_TW"/>
-        </w:rPr>
-        <w:t>）。福音的核心是神從看似失敗中顯出勝利，從軟弱中顯出能力。</w:t>
-      </w:r>
-    </w:p>
-    <w:p>
-      <w:pPr/>
-      <w:r>
-        <w:rPr>
-          <w:lang w:val="zh_TW" w:bidi="zh_TW"/>
-        </w:rPr>
-      </w:r>
-      <w:r>
-        <w:rPr>
-          <w:lang w:val="zh_TW" w:bidi="zh_TW"/>
-        </w:rPr>
-        <w:t>書信中主要強調十字架是贖罪（atonement）的基礎（見</w:t>
-      </w:r>
-      <w:hyperlink r:id="rId56">
-        <w:r>
-          <w:rPr>
-            <w:lang w:val="zh_TW" w:bidi="zh_TW"/>
-          </w:rPr>
-          <w:rPr>
-            <w:color w:val="0000EE"/>
-            <w:u w:val="single"/>
-          </w:rPr>
-          <w:t>弗2:16</w:t>
-        </w:r>
-      </w:hyperlink>
-      <w:r>
-        <w:rPr>
-          <w:lang w:val="zh_TW" w:bidi="zh_TW"/>
-        </w:rPr>
-        <w:t>；</w:t>
-      </w:r>
-      <w:hyperlink r:id="rId57">
-        <w:r>
-          <w:rPr>
-            <w:lang w:val="zh_TW" w:bidi="zh_TW"/>
-          </w:rPr>
-          <w:rPr>
-            <w:color w:val="0000EE"/>
-            <w:u w:val="single"/>
-          </w:rPr>
-          <w:t>西1:20</w:t>
-        </w:r>
-      </w:hyperlink>
-      <w:r>
-        <w:rPr>
-          <w:lang w:val="zh_TW" w:bidi="zh_TW"/>
-        </w:rPr>
-        <w:t>，</w:t>
-      </w:r>
-      <w:hyperlink r:id="rId58">
-        <w:r>
-          <w:rPr>
-            <w:lang w:val="zh_TW" w:bidi="zh_TW"/>
-          </w:rPr>
-          <w:rPr>
-            <w:color w:val="0000EE"/>
-            <w:u w:val="single"/>
-          </w:rPr>
-          <w:t>2:14</w:t>
-        </w:r>
-      </w:hyperlink>
-      <w:r>
-        <w:rPr>
-          <w:lang w:val="zh_TW" w:bidi="zh_TW"/>
-        </w:rPr>
-        <w:t>），而在使徒行傳中，復活似乎是更重要的主題（見</w:t>
-      </w:r>
-      <w:hyperlink r:id="rId59">
-        <w:r>
-          <w:rPr>
-            <w:lang w:val="zh_TW" w:bidi="zh_TW"/>
-          </w:rPr>
-          <w:rPr>
-            <w:color w:val="0000EE"/>
-            <w:u w:val="single"/>
-          </w:rPr>
-          <w:t>徒2:33–36</w:t>
-        </w:r>
-      </w:hyperlink>
-      <w:r>
-        <w:rPr>
-          <w:lang w:val="zh_TW" w:bidi="zh_TW"/>
-        </w:rPr>
-        <w:t>，</w:t>
-      </w:r>
-      <w:hyperlink r:id="rId60">
-        <w:r>
-          <w:rPr>
-            <w:lang w:val="zh_TW" w:bidi="zh_TW"/>
-          </w:rPr>
-          <w:rPr>
-            <w:color w:val="0000EE"/>
-            <w:u w:val="single"/>
-          </w:rPr>
-          <w:t>3:19–26，</w:t>
-        </w:r>
-      </w:hyperlink>
-      <w:hyperlink r:id="rId61">
-        <w:r>
-          <w:rPr>
-            <w:lang w:val="zh_TW" w:bidi="zh_TW"/>
-          </w:rPr>
-          <w:rPr>
-            <w:color w:val="0000EE"/>
-            <w:u w:val="single"/>
-          </w:rPr>
-          <w:t>13:37–39</w:t>
-        </w:r>
-      </w:hyperlink>
-      <w:r>
-        <w:rPr>
-          <w:lang w:val="zh_TW" w:bidi="zh_TW"/>
-        </w:rPr>
-        <w:t>）。這是因為這些著作的目的不同：十字架常被用於教導的部分，而復活則在說服（或護教）部分中成為核心，當談到救恩的基礎時，往往會強調復活。事實上，這兩者在救恩歷史中是一個單一事件。耶穌「被交給人，是為我們的過犯；復活，是為叫我們稱義」（</w:t>
-      </w:r>
-      <w:hyperlink r:id="rId62">
-        <w:r>
-          <w:rPr>
-            <w:lang w:val="zh_TW" w:bidi="zh_TW"/>
-          </w:rPr>
-          <w:rPr>
-            <w:color w:val="0000EE"/>
-            <w:u w:val="single"/>
-          </w:rPr>
-          <w:t>羅4:25</w:t>
-        </w:r>
-      </w:hyperlink>
-      <w:r>
-        <w:rPr>
-          <w:lang w:val="zh_TW" w:bidi="zh_TW"/>
-        </w:rPr>
-        <w:t>）。</w:t>
-      </w:r>
-    </w:p>
-    <w:p>
-      <w:pPr/>
-      <w:r>
-        <w:rPr>
-          <w:lang w:val="zh_TW" w:bidi="zh_TW"/>
-        </w:rPr>
-      </w:r>
-      <w:r>
-        <w:rPr>
-          <w:lang w:val="zh_TW" w:bidi="zh_TW"/>
-        </w:rPr>
-        <w:t>保羅用「救贖（redemption）」、「挽回祭（propitiation）」和「稱義（justification）」來表達十字架的重要性。前兩個概念具有「為我們」的主題，這與受苦的僕人（</w:t>
-      </w:r>
-      <w:hyperlink r:id="rId63">
-        <w:r>
-          <w:rPr>
-            <w:lang w:val="zh_TW" w:bidi="zh_TW"/>
-          </w:rPr>
-          <w:rPr>
-            <w:color w:val="0000EE"/>
-            <w:u w:val="single"/>
-          </w:rPr>
-          <w:t>賽53:10–12</w:t>
-        </w:r>
-      </w:hyperlink>
-      <w:r>
-        <w:rPr>
-          <w:lang w:val="zh_TW" w:bidi="zh_TW"/>
-        </w:rPr>
-        <w:t>）相關聯，其死亡是為了「多人的罪」。在新約和舊約中，救贖的概念是支付代價以「贖回（ransom）」那些被擄的人。新約解釋說，那個代價在十字架上付了，從而使人從罪中得以釋放（</w:t>
-      </w:r>
-      <w:hyperlink r:id="rId64">
-        <w:r>
-          <w:rPr>
-            <w:lang w:val="zh_TW" w:bidi="zh_TW"/>
-          </w:rPr>
-          <w:rPr>
-            <w:color w:val="0000EE"/>
-            <w:u w:val="single"/>
-          </w:rPr>
-          <w:t>可10:45</w:t>
-        </w:r>
-      </w:hyperlink>
-      <w:r>
-        <w:rPr>
-          <w:lang w:val="zh_TW" w:bidi="zh_TW"/>
-        </w:rPr>
-        <w:t>；</w:t>
-      </w:r>
-      <w:hyperlink r:id="rId65">
-        <w:r>
-          <w:rPr>
-            <w:lang w:val="zh_TW" w:bidi="zh_TW"/>
-          </w:rPr>
-          <w:rPr>
-            <w:color w:val="0000EE"/>
-            <w:u w:val="single"/>
-          </w:rPr>
-          <w:t>多2:14</w:t>
-        </w:r>
-      </w:hyperlink>
-      <w:r>
-        <w:rPr>
-          <w:lang w:val="zh_TW" w:bidi="zh_TW"/>
-        </w:rPr>
-        <w:t>；</w:t>
-      </w:r>
-      <w:hyperlink r:id="rId66">
-        <w:r>
-          <w:rPr>
-            <w:lang w:val="zh_TW" w:bidi="zh_TW"/>
-          </w:rPr>
-          <w:rPr>
-            <w:color w:val="0000EE"/>
-            <w:u w:val="single"/>
-          </w:rPr>
-          <w:t>彼前1:18</w:t>
-        </w:r>
-      </w:hyperlink>
-      <w:r>
-        <w:rPr>
-          <w:lang w:val="zh_TW" w:bidi="zh_TW"/>
-        </w:rPr>
-        <w:t>）。 耶穌之死與「代替（instead of）」的關係也可見於</w:t>
-      </w:r>
-      <w:hyperlink r:id="rId16">
-        <w:r>
-          <w:rPr>
-            <w:lang w:val="zh_TW" w:bidi="zh_TW"/>
-          </w:rPr>
-          <w:rPr>
-            <w:color w:val="0000EE"/>
-            <w:u w:val="single"/>
-          </w:rPr>
-          <w:t>加拉太書三章13節</w:t>
-        </w:r>
-      </w:hyperlink>
-      <w:r>
-        <w:rPr>
-          <w:lang w:val="zh_TW" w:bidi="zh_TW"/>
-        </w:rPr>
-        <w:t>，該經文將</w:t>
-      </w:r>
-      <w:hyperlink r:id="rId67">
-        <w:r>
-          <w:rPr>
-            <w:lang w:val="zh_TW" w:bidi="zh_TW"/>
-          </w:rPr>
-          <w:rPr>
-            <w:color w:val="0000EE"/>
-            <w:u w:val="single"/>
-          </w:rPr>
-          <w:t>申命記二十一章23節</w:t>
-        </w:r>
-      </w:hyperlink>
-      <w:r>
-        <w:rPr>
-          <w:lang w:val="zh_TW" w:bidi="zh_TW"/>
-        </w:rPr>
-        <w:t>中的咒詛解釋為「為我們」（參</w:t>
-      </w:r>
-      <w:hyperlink r:id="rId68">
-        <w:r>
-          <w:rPr>
-            <w:lang w:val="zh_TW" w:bidi="zh_TW"/>
-          </w:rPr>
-          <w:rPr>
-            <w:color w:val="0000EE"/>
-            <w:u w:val="single"/>
-          </w:rPr>
-          <w:t>羅5:10–11、18</w:t>
-        </w:r>
-      </w:hyperlink>
-      <w:r>
-        <w:rPr>
-          <w:lang w:val="zh_TW" w:bidi="zh_TW"/>
-        </w:rPr>
-        <w:t>；</w:t>
-      </w:r>
-      <w:hyperlink r:id="rId69">
-        <w:r>
-          <w:rPr>
-            <w:lang w:val="zh_TW" w:bidi="zh_TW"/>
-          </w:rPr>
-          <w:rPr>
-            <w:color w:val="0000EE"/>
-            <w:u w:val="single"/>
-          </w:rPr>
-          <w:t>林前11:24</w:t>
-        </w:r>
-      </w:hyperlink>
-      <w:r>
-        <w:rPr>
-          <w:lang w:val="zh_TW" w:bidi="zh_TW"/>
-        </w:rPr>
-        <w:t>；</w:t>
-      </w:r>
-      <w:hyperlink r:id="rId70">
-        <w:r>
-          <w:rPr>
-            <w:lang w:val="zh_TW" w:bidi="zh_TW"/>
-          </w:rPr>
-          <w:rPr>
-            <w:color w:val="0000EE"/>
-            <w:u w:val="single"/>
-          </w:rPr>
-          <w:t>弗1:7</w:t>
-        </w:r>
-      </w:hyperlink>
-      <w:r>
-        <w:rPr>
-          <w:lang w:val="zh_TW" w:bidi="zh_TW"/>
-        </w:rPr>
-        <w:t>，</w:t>
-      </w:r>
-      <w:hyperlink r:id="rId71">
-        <w:r>
-          <w:rPr>
-            <w:lang w:val="zh_TW" w:bidi="zh_TW"/>
-          </w:rPr>
-          <w:rPr>
-            <w:color w:val="0000EE"/>
-            <w:u w:val="single"/>
-          </w:rPr>
-          <w:t>2:13</w:t>
-        </w:r>
-      </w:hyperlink>
-      <w:r>
-        <w:rPr>
-          <w:lang w:val="zh_TW" w:bidi="zh_TW"/>
-        </w:rPr>
-        <w:t>）。同樣，保羅的稱義觀念也是以十字架為中心。正是「基督被釘十字架」使人得以稱義，並使人脫離罪的自由成為可能（</w:t>
-      </w:r>
-      <w:hyperlink r:id="rId72">
-        <w:r>
-          <w:rPr>
-            <w:lang w:val="zh_TW" w:bidi="zh_TW"/>
-          </w:rPr>
-          <w:rPr>
-            <w:color w:val="0000EE"/>
-            <w:u w:val="single"/>
-          </w:rPr>
-          <w:t>羅6:6</w:t>
-        </w:r>
-      </w:hyperlink>
-      <w:r>
-        <w:rPr>
-          <w:lang w:val="zh_TW" w:bidi="zh_TW"/>
-        </w:rPr>
-        <w:t>；</w:t>
-      </w:r>
-      <w:hyperlink r:id="rId73">
-        <w:r>
-          <w:rPr>
-            <w:lang w:val="zh_TW" w:bidi="zh_TW"/>
-          </w:rPr>
-          <w:rPr>
-            <w:color w:val="0000EE"/>
-            <w:u w:val="single"/>
-          </w:rPr>
-          <w:t>加2:19–21</w:t>
-        </w:r>
-      </w:hyperlink>
-      <w:r>
-        <w:rPr>
-          <w:lang w:val="zh_TW" w:bidi="zh_TW"/>
-        </w:rPr>
-        <w:t>）。人的罪被轉移到十字架上，並在那裡得以贖罪，為所有願意接受其能力的人開啟了神的律法赦免之門（</w:t>
-      </w:r>
-      <w:hyperlink r:id="rId74">
-        <w:r>
-          <w:rPr>
-            <w:lang w:val="zh_TW" w:bidi="zh_TW"/>
-          </w:rPr>
-          <w:rPr>
-            <w:color w:val="0000EE"/>
-            <w:u w:val="single"/>
-          </w:rPr>
-          <w:t>彼前1:18–21</w:t>
-        </w:r>
-      </w:hyperlink>
-      <w:r>
-        <w:rPr>
-          <w:lang w:val="zh_TW" w:bidi="zh_TW"/>
-        </w:rPr>
-        <w:t>，</w:t>
-      </w:r>
-      <w:hyperlink r:id="rId75">
-        <w:r>
-          <w:rPr>
-            <w:lang w:val="zh_TW" w:bidi="zh_TW"/>
-          </w:rPr>
-          <w:rPr>
-            <w:color w:val="0000EE"/>
-            <w:u w:val="single"/>
-          </w:rPr>
-          <w:t>2:24，</w:t>
-        </w:r>
-      </w:hyperlink>
-      <w:hyperlink r:id="rId76">
-        <w:r>
-          <w:rPr>
-            <w:lang w:val="zh_TW" w:bidi="zh_TW"/>
-          </w:rPr>
-          <w:rPr>
-            <w:color w:val="0000EE"/>
-            <w:u w:val="single"/>
-          </w:rPr>
-          <w:t>3:18</w:t>
-        </w:r>
-      </w:hyperlink>
-      <w:r>
-        <w:rPr>
-          <w:lang w:val="zh_TW" w:bidi="zh_TW"/>
-        </w:rPr>
-        <w:t>）。最終的結果是「和好（reconciliation）」——這既是縱向的，指人與神之間的和好（</w:t>
-      </w:r>
-      <w:hyperlink r:id="rId57">
-        <w:r>
-          <w:rPr>
-            <w:lang w:val="zh_TW" w:bidi="zh_TW"/>
-          </w:rPr>
-          <w:rPr>
-            <w:color w:val="0000EE"/>
-            <w:u w:val="single"/>
-          </w:rPr>
-          <w:t>西1:20</w:t>
-        </w:r>
-      </w:hyperlink>
-      <w:r>
-        <w:rPr>
-          <w:lang w:val="zh_TW" w:bidi="zh_TW"/>
-        </w:rPr>
-        <w:t>），也是橫向的，指先前彼此敵對的人類勢力之間的和好（例如，在</w:t>
-      </w:r>
-      <w:hyperlink r:id="rId77">
-        <w:r>
-          <w:rPr>
-            <w:lang w:val="zh_TW" w:bidi="zh_TW"/>
-          </w:rPr>
-          <w:rPr>
-            <w:color w:val="0000EE"/>
-            <w:u w:val="single"/>
-          </w:rPr>
-          <w:t>弗2:13–16</w:t>
-        </w:r>
-      </w:hyperlink>
-      <w:r>
-        <w:rPr>
-          <w:lang w:val="zh_TW" w:bidi="zh_TW"/>
-        </w:rPr>
-        <w:t>，猶太人和外邦人之間）。</w:t>
-      </w:r>
-    </w:p>
-    <w:p>
-      <w:pPr/>
-      <w:r>
-        <w:rPr>
-          <w:lang w:val="zh_TW" w:bidi="zh_TW"/>
-        </w:rPr>
-      </w:r>
-      <w:r>
-        <w:rPr>
-          <w:lang w:val="zh_TW" w:bidi="zh_TW"/>
-        </w:rPr>
-        <w:t>除了耶穌基督在近2,000年前在猶太地被釘死的十字架的神學意義之外，十字架對祂今天的跟隨者來說，也具有象徵意義。</w:t>
-      </w:r>
-    </w:p>
-    <w:p>
-      <w:pPr/>
-      <w:r>
-        <w:rPr>
-          <w:lang w:val="zh_TW" w:bidi="zh_TW"/>
-        </w:rPr>
-      </w:r>
-      <w:r>
-        <w:rPr>
-          <w:lang w:val="zh_TW" w:bidi="zh_TW"/>
-        </w:rPr>
-        <w:t>耶穌在五處經文中將「背十字架」作為門徒的條件。這些經文有兩個主要異文（variants）：一個是在馬太福音和路加福音中共同出現的（</w:t>
-      </w:r>
-      <w:hyperlink r:id="rId78">
-        <w:r>
-          <w:rPr>
-            <w:lang w:val="zh_TW" w:bidi="zh_TW"/>
-          </w:rPr>
-          <w:rPr>
-            <w:color w:val="0000EE"/>
-            <w:u w:val="single"/>
-          </w:rPr>
-          <w:t>太10:38</w:t>
-        </w:r>
-      </w:hyperlink>
-      <w:r>
-        <w:rPr>
-          <w:lang w:val="zh_TW" w:bidi="zh_TW"/>
-        </w:rPr>
-        <w:t>；</w:t>
-      </w:r>
-      <w:hyperlink r:id="rId79">
-        <w:r>
-          <w:rPr>
-            <w:lang w:val="zh_TW" w:bidi="zh_TW"/>
-          </w:rPr>
-          <w:rPr>
-            <w:color w:val="0000EE"/>
-            <w:u w:val="single"/>
-          </w:rPr>
-          <w:t>加14:27</w:t>
-        </w:r>
-      </w:hyperlink>
-      <w:r>
-        <w:rPr>
-          <w:lang w:val="zh_TW" w:bidi="zh_TW"/>
-        </w:rPr>
-        <w:t>），其表述是負面的（「不能作我的門徒」）；另一個出現在三卷對觀福音書中（</w:t>
-      </w:r>
-      <w:hyperlink r:id="rId80">
-        <w:r>
-          <w:rPr>
-            <w:lang w:val="zh_TW" w:bidi="zh_TW"/>
-          </w:rPr>
-          <w:rPr>
-            <w:color w:val="0000EE"/>
-            <w:u w:val="single"/>
-          </w:rPr>
-          <w:t>太16:24</w:t>
-        </w:r>
-      </w:hyperlink>
-      <w:r>
-        <w:rPr>
-          <w:lang w:val="zh_TW" w:bidi="zh_TW"/>
-        </w:rPr>
-        <w:t>；</w:t>
-      </w:r>
-      <w:hyperlink r:id="rId81">
-        <w:r>
-          <w:rPr>
-            <w:lang w:val="zh_TW" w:bidi="zh_TW"/>
-          </w:rPr>
-          <w:rPr>
-            <w:color w:val="0000EE"/>
-            <w:u w:val="single"/>
-          </w:rPr>
-          <w:t>可8:34</w:t>
-        </w:r>
-      </w:hyperlink>
-      <w:r>
-        <w:rPr>
-          <w:lang w:val="zh_TW" w:bidi="zh_TW"/>
-        </w:rPr>
-        <w:t>；</w:t>
-      </w:r>
-      <w:hyperlink r:id="rId82">
-        <w:r>
-          <w:rPr>
-            <w:lang w:val="zh_TW" w:bidi="zh_TW"/>
-          </w:rPr>
-          <w:rPr>
-            <w:color w:val="0000EE"/>
-            <w:u w:val="single"/>
-          </w:rPr>
-          <w:t>加9:23</w:t>
-        </w:r>
-      </w:hyperlink>
-      <w:r>
-        <w:rPr>
-          <w:lang w:val="zh_TW" w:bidi="zh_TW"/>
-        </w:rPr>
-        <w:t>），其表述是正面的（「若有人要跟從我」）。這些話語中呈現了兩個主要的模式。主要的模式來自於一個被判刑的人背著他的十字架去刑場的意象；門徒訓練的一個必要部分就是天天（</w:t>
-      </w:r>
-      <w:hyperlink r:id="rId82">
-        <w:r>
-          <w:rPr>
-            <w:lang w:val="zh_TW" w:bidi="zh_TW"/>
-          </w:rPr>
-          <w:rPr>
-            <w:color w:val="0000EE"/>
-            <w:u w:val="single"/>
-          </w:rPr>
-          <w:t>路9:23</w:t>
-        </w:r>
-      </w:hyperlink>
-      <w:r>
-        <w:rPr>
-          <w:lang w:val="zh_TW" w:bidi="zh_TW"/>
-        </w:rPr>
-        <w:t>）願意為基督的緣故犧牲一切並受苦。其核心不是死亡，而是恥辱；門徒必須準備好成為社會的棄民。</w:t>
-      </w:r>
-    </w:p>
-    <w:p>
-      <w:pPr/>
-      <w:r>
-        <w:rPr>
-          <w:lang w:val="zh_TW" w:bidi="zh_TW"/>
-        </w:rPr>
-      </w:r>
-      <w:r>
-        <w:rPr>
-          <w:lang w:val="zh_TW" w:bidi="zh_TW"/>
-        </w:rPr>
-        <w:t>保羅將基督的比喻延伸到自我的死亡（death of the self）。他可能從早期教會的教導中得到了這個概念，如在</w:t>
-      </w:r>
-      <w:hyperlink r:id="rId83">
-        <w:r>
-          <w:rPr>
-            <w:lang w:val="zh_TW" w:bidi="zh_TW"/>
-          </w:rPr>
-          <w:rPr>
-            <w:color w:val="0000EE"/>
-            <w:u w:val="single"/>
-          </w:rPr>
-          <w:t>羅馬書六章1至8節</w:t>
-        </w:r>
-      </w:hyperlink>
-      <w:r>
-        <w:rPr>
-          <w:lang w:val="zh_TW" w:bidi="zh_TW"/>
-        </w:rPr>
-        <w:t>的洗禮信條，其中指出洗禮就是「和他一同埋葬」。保羅將基督徒認同與基督同死亡解釋為「我們的舊人和他同釘十字架，使罪身滅絕，叫我們不再作罪的奴僕」（</w:t>
-      </w:r>
-      <w:hyperlink r:id="rId72">
-        <w:r>
-          <w:rPr>
-            <w:lang w:val="zh_TW" w:bidi="zh_TW"/>
-          </w:rPr>
-          <w:rPr>
-            <w:color w:val="0000EE"/>
-            <w:u w:val="single"/>
-          </w:rPr>
-          <w:t>羅6:6</w:t>
-        </w:r>
-      </w:hyperlink>
-      <w:r>
-        <w:rPr>
-          <w:lang w:val="zh_TW" w:bidi="zh_TW"/>
-        </w:rPr>
-        <w:t>）。在</w:t>
-      </w:r>
-      <w:hyperlink r:id="rId84">
-        <w:r>
-          <w:rPr>
-            <w:lang w:val="zh_TW" w:bidi="zh_TW"/>
-          </w:rPr>
-          <w:rPr>
-            <w:color w:val="0000EE"/>
-            <w:u w:val="single"/>
-          </w:rPr>
-          <w:t>哥林多後書五章14至17節</w:t>
-        </w:r>
-      </w:hyperlink>
-      <w:r>
-        <w:rPr>
-          <w:lang w:val="zh_TW" w:bidi="zh_TW"/>
-        </w:rPr>
-        <w:t>中，保羅進一步闡述了這一觀點，信徒參與基督的死亡與復活，使舊的生命過去，新的生命來到（</w:t>
-      </w:r>
-      <w:hyperlink r:id="rId85">
-        <w:r>
-          <w:rPr>
-            <w:lang w:val="zh_TW" w:bidi="zh_TW"/>
-          </w:rPr>
-          <w:rPr>
-            <w:color w:val="0000EE"/>
-            <w:u w:val="single"/>
-          </w:rPr>
-          <w:t>5:17</w:t>
-        </w:r>
-      </w:hyperlink>
-      <w:r>
-        <w:rPr>
-          <w:lang w:val="zh_TW" w:bidi="zh_TW"/>
-        </w:rPr>
-        <w:t>）。在加拉太書中也可以看到相同的觀點，那處經文將自我的神秘性死亡與那些認為基督徒需要遵守猶太律法的律法主義制度作了對比。信徒是「已經與基督同釘十字架」，結果是「現在活著的不再是我」（</w:t>
-      </w:r>
-      <w:hyperlink r:id="rId86">
-        <w:r>
-          <w:rPr>
-            <w:lang w:val="zh_TW" w:bidi="zh_TW"/>
-          </w:rPr>
-          <w:rPr>
-            <w:color w:val="0000EE"/>
-            <w:u w:val="single"/>
-          </w:rPr>
-          <w:t>加2:20</w:t>
-        </w:r>
-      </w:hyperlink>
-      <w:r>
-        <w:rPr>
-          <w:lang w:val="zh_TW" w:bidi="zh_TW"/>
-        </w:rPr>
-        <w:t>）；「邪情私慾」是「釘在十字架上」（</w:t>
-      </w:r>
-      <w:hyperlink r:id="rId87">
-        <w:r>
-          <w:rPr>
-            <w:lang w:val="zh_TW" w:bidi="zh_TW"/>
-          </w:rPr>
-          <w:rPr>
-            <w:color w:val="0000EE"/>
-            <w:u w:val="single"/>
-          </w:rPr>
-          <w:t>5:24</w:t>
-        </w:r>
-      </w:hyperlink>
-      <w:r>
-        <w:rPr>
-          <w:lang w:val="zh_TW" w:bidi="zh_TW"/>
-        </w:rPr>
-        <w:t>）；並且「但我斷不以別的誇口，只誇我們主耶穌基督的十字架；因這十字架，就我而論，世界已經釘在十字架上；就世界而論，我已經釘在十字架上。」（</w:t>
-      </w:r>
-      <w:hyperlink r:id="rId88">
-        <w:r>
-          <w:rPr>
-            <w:lang w:val="zh_TW" w:bidi="zh_TW"/>
-          </w:rPr>
-          <w:rPr>
-            <w:color w:val="0000EE"/>
-            <w:u w:val="single"/>
-          </w:rPr>
-          <w:t>6:14</w:t>
-        </w:r>
-      </w:hyperlink>
-      <w:r>
-        <w:rPr>
-          <w:lang w:val="zh_TW" w:bidi="zh_TW"/>
-        </w:rPr>
-        <w:t>）。信徒必須經歷十字架才能找到復活的生命。</w:t>
-      </w:r>
-    </w:p>
-    <w:p>
-      <w:pPr/>
-      <w:r>
-        <w:rPr>
-          <w:lang w:val="zh_TW" w:bidi="zh_TW"/>
-        </w:rPr>
-      </w:r>
-      <w:r>
-        <w:rPr>
-          <w:i/>
-          <w:lang w:val="zh_TW" w:bidi="zh_TW"/>
-        </w:rPr>
-        <w:t>另見</w:t>
-      </w:r>
-      <w:r>
-        <w:rPr>
-          <w:lang w:val="zh_TW" w:bidi="zh_TW"/>
-        </w:rPr>
-        <w:t xml:space="preserve"> </w:t>
-      </w:r>
-      <w:r>
-        <w:rPr>
-          <w:lang w:val="zh_TW" w:bidi="zh_TW"/>
-        </w:rPr>
-        <w:t>贖罪；</w:t>
-      </w:r>
-      <w:r>
-        <w:rPr>
-          <w:lang w:val="zh_TW" w:bidi="zh_TW"/>
-        </w:rPr>
-        <w:t>刑法與懲罰</w:t>
-      </w:r>
-      <w:r>
-        <w:rPr>
-          <w:lang w:val="zh_TW" w:bidi="zh_TW"/>
-        </w:rPr>
-        <w:t>；</w:t>
-      </w:r>
-      <w:r>
-        <w:rPr>
-          <w:lang w:val="zh_TW" w:bidi="zh_TW"/>
-        </w:rPr>
-        <w:t>以利！以利！拉馬撒巴各大尼</w:t>
-      </w:r>
-      <w:r>
-        <w:rPr>
-          <w:lang w:val="zh_TW" w:bidi="zh_TW"/>
-        </w:rPr>
-        <w:t>；</w:t>
-      </w:r>
-      <w:r>
-        <w:rPr>
-          <w:lang w:val="zh_TW" w:bidi="zh_TW"/>
-        </w:rPr>
-        <w:t>各各他</w:t>
-      </w:r>
-      <w:r>
-        <w:rPr>
-          <w:lang w:val="zh_TW" w:bidi="zh_TW"/>
-        </w:rPr>
-        <w:t>；</w:t>
-      </w:r>
-      <w:r>
-        <w:rPr>
-          <w:lang w:val="zh_TW" w:bidi="zh_TW"/>
-        </w:rPr>
-        <w:t>救贖主，救贖</w:t>
-      </w:r>
-      <w:r>
-        <w:rPr>
-          <w:lang w:val="zh_TW" w:bidi="zh_TW"/>
-        </w:rPr>
-        <w:t>；</w:t>
-      </w:r>
-      <w:r>
-        <w:rPr>
-          <w:lang w:val="zh_TW" w:bidi="zh_TW"/>
-        </w:rPr>
-        <w:t>耶穌的十架七言</w:t>
-      </w:r>
-      <w:r>
-        <w:rPr>
-          <w:lang w:val="zh_TW" w:bidi="zh_TW"/>
-        </w:rPr>
-        <w:t>。</w:t>
+        <w:t>弔詭/反合性也是人們試圖用人類語言談論神時，基督教表達中的一部分。 因此，神是「在所有時間之前」。 即使是「道成肉身的神」也是弔詭的，但卻極為真實。 人們總是用自己經驗中的詞語來談論神，但神遠比人類語言所能完全表達的更偉大。 因此，語言是有限的工具，用來談論那位無限的神。</w:t>
       </w:r>
       <w:r>
         <w:rPr>
@@ -4248,12 +2453,6 @@
   </w:num>
   <w:num w:numId="13" w16cid:durableId="592781308">
     <w:abstractNumId w:val="11"/>
-  </w:num>
-  <w:num w:numId="14">
-    <w:abstractNumId w:val="3"/>
-    <w:lvlOverride w:ilvl="0">
-      <w:startOverride w:val="1"/>
-    </w:lvlOverride>
   </w:num>
   <w:numIdMacAtCleanup w:val="10"/>
 </w:numbering>

--- a/zht/docx/032.content.docx
+++ b/zht/docx/032.content.docx
@@ -258,18 +258,12 @@
         </w:rPr>
         <w:t>耶穌在祂的教導事工中使用了弔詭/反合性的表達。比如，祂說成年人必須重生。在</w:t>
       </w:r>
-      <w:hyperlink r:id="rId13">
-        <w:r>
-          <w:rPr>
-            <w:lang w:val="zh_TW" w:bidi="zh_TW"/>
-          </w:rPr>
-          <w:rPr>
-            <w:color w:val="0000EE"/>
-            <w:u w:val="single"/>
-          </w:rPr>
-          <w:t>約翰福音三章4節</w:t>
-        </w:r>
-      </w:hyperlink>
+      <w:r>
+        <w:rPr>
+          <w:lang w:val="zh_TW" w:bidi="zh_TW"/>
+        </w:rPr>
+        <w:t>約翰福音三章4節</w:t>
+      </w:r>
       <w:r>
         <w:rPr>
           <w:lang w:val="zh_TW" w:bidi="zh_TW"/>
@@ -302,18 +296,12 @@
         </w:rPr>
         <w:t>另一個例子是當耶穌對富人談論進入神的國時。耶穌說，駱駝穿過針眼（不可能的事情）比富人進入神的國還容易（</w:t>
       </w:r>
-      <w:hyperlink r:id="rId14">
-        <w:r>
-          <w:rPr>
-            <w:lang w:val="zh_TW" w:bidi="zh_TW"/>
-          </w:rPr>
-          <w:rPr>
-            <w:color w:val="0000EE"/>
-            <w:u w:val="single"/>
-          </w:rPr>
-          <w:t>馬可福音10:25</w:t>
-        </w:r>
-      </w:hyperlink>
+      <w:r>
+        <w:rPr>
+          <w:lang w:val="zh_TW" w:bidi="zh_TW"/>
+        </w:rPr>
+        <w:t>馬可福音10:25</w:t>
+      </w:r>
       <w:r>
         <w:rPr>
           <w:lang w:val="zh_TW" w:bidi="zh_TW"/>
@@ -364,18 +352,12 @@
         </w:rPr>
         <w:t>（</w:t>
       </w:r>
-      <w:hyperlink r:id="rId15">
-        <w:r>
-          <w:rPr>
-            <w:lang w:val="zh_TW" w:bidi="zh_TW"/>
-          </w:rPr>
-          <w:rPr>
-            <w:color w:val="0000EE"/>
-            <w:u w:val="single"/>
-          </w:rPr>
-          <w:t>馬太福音10:39</w:t>
-        </w:r>
-      </w:hyperlink>
+      <w:r>
+        <w:rPr>
+          <w:lang w:val="zh_TW" w:bidi="zh_TW"/>
+        </w:rPr>
+        <w:t>馬太福音10:39</w:t>
+      </w:r>
       <w:r>
         <w:rPr>
           <w:lang w:val="zh_TW" w:bidi="zh_TW"/>
@@ -418,18 +400,12 @@
         </w:rPr>
         <w:t>（</w:t>
       </w:r>
-      <w:hyperlink r:id="rId16">
-        <w:r>
-          <w:rPr>
-            <w:lang w:val="zh_TW" w:bidi="zh_TW"/>
-          </w:rPr>
-          <w:rPr>
-            <w:color w:val="0000EE"/>
-            <w:u w:val="single"/>
-          </w:rPr>
-          <w:t>路加福音13:30</w:t>
-        </w:r>
-      </w:hyperlink>
+      <w:r>
+        <w:rPr>
+          <w:lang w:val="zh_TW" w:bidi="zh_TW"/>
+        </w:rPr>
+        <w:t>路加福音13:30</w:t>
+      </w:r>
       <w:r>
         <w:rPr>
           <w:lang w:val="zh_TW" w:bidi="zh_TW"/>
@@ -460,36 +436,24 @@
         </w:rPr>
         <w:t>（</w:t>
       </w:r>
-      <w:hyperlink r:id="rId17">
-        <w:r>
-          <w:rPr>
-            <w:lang w:val="zh_TW" w:bidi="zh_TW"/>
-          </w:rPr>
-          <w:rPr>
-            <w:color w:val="0000EE"/>
-            <w:u w:val="single"/>
-          </w:rPr>
-          <w:t>馬可福音10:43</w:t>
-        </w:r>
-      </w:hyperlink>
+      <w:r>
+        <w:rPr>
+          <w:lang w:val="zh_TW" w:bidi="zh_TW"/>
+        </w:rPr>
+        <w:t>馬可福音10:43</w:t>
+      </w:r>
       <w:r>
         <w:rPr>
           <w:lang w:val="zh_TW" w:bidi="zh_TW"/>
         </w:rPr>
         <w:t>；</w:t>
       </w:r>
-      <w:hyperlink r:id="rId18">
-        <w:r>
-          <w:rPr>
-            <w:lang w:val="zh_TW" w:bidi="zh_TW"/>
-          </w:rPr>
-          <w:rPr>
-            <w:color w:val="0000EE"/>
-            <w:u w:val="single"/>
-          </w:rPr>
-          <w:t>路加福音22:26</w:t>
-        </w:r>
-      </w:hyperlink>
+      <w:r>
+        <w:rPr>
+          <w:lang w:val="zh_TW" w:bidi="zh_TW"/>
+        </w:rPr>
+        <w:t>路加福音22:26</w:t>
+      </w:r>
       <w:r>
         <w:rPr>
           <w:lang w:val="zh_TW" w:bidi="zh_TW"/>
@@ -510,18 +474,12 @@
         </w:rPr>
         <w:t>事實上，耶穌自己的僕人事工強調了神的國的巨大逆轉。耶穌為門徒洗腳後，說：「你們稱呼我夫子，稱呼我主，你們說的不錯，我本來是。我是你們的主，你們的夫子，尚且洗你們的腳，你們也當彼此洗腳」(</w:t>
       </w:r>
-      <w:hyperlink r:id="rId19">
-        <w:r>
-          <w:rPr>
-            <w:lang w:val="zh_TW" w:bidi="zh_TW"/>
-          </w:rPr>
-          <w:rPr>
-            <w:color w:val="0000EE"/>
-            <w:u w:val="single"/>
-          </w:rPr>
-          <w:t>約翰福音13:13–14</w:t>
-        </w:r>
-      </w:hyperlink>
+      <w:r>
+        <w:rPr>
+          <w:lang w:val="zh_TW" w:bidi="zh_TW"/>
+        </w:rPr>
+        <w:t>約翰福音13:13–14</w:t>
+      </w:r>
       <w:r>
         <w:rPr>
           <w:lang w:val="zh_TW" w:bidi="zh_TW"/>
